--- a/03_Informe/Proyecto1_Grupo5.docx
+++ b/03_Informe/Proyecto1_Grupo5.docx
@@ -1,6 +1,6 @@
 
 <file path=word/document.xml><?xml version="1.0" encoding="utf-8"?>
-<w:document xmlns:wpc="http://schemas.microsoft.com/office/word/2010/wordprocessingCanvas" xmlns:cx="http://schemas.microsoft.com/office/drawing/2014/chartex" xmlns:cx1="http://schemas.microsoft.com/office/drawing/2015/9/8/chartex" xmlns:cx2="http://schemas.microsoft.com/office/drawing/2015/10/21/chartex" xmlns:cx3="http://schemas.microsoft.com/office/drawing/2016/5/9/chartex" xmlns:cx4="http://schemas.microsoft.com/office/drawing/2016/5/10/chartex" xmlns:cx5="http://schemas.microsoft.com/office/drawing/2016/5/11/chartex" xmlns:cx6="http://schemas.microsoft.com/office/drawing/2016/5/12/chartex" xmlns:cx7="http://schemas.microsoft.com/office/drawing/2016/5/13/chartex" xmlns:cx8="http://schemas.microsoft.com/office/drawing/2016/5/14/chartex" xmlns:mc="http://schemas.openxmlformats.org/markup-compatibility/2006" xmlns:aink="http://schemas.microsoft.com/office/drawing/2016/ink" xmlns:am3d="http://schemas.microsoft.com/office/drawing/2017/model3d" xmlns:o="urn:schemas-microsoft-com:office:office" xmlns:r="http://schemas.openxmlformats.org/officeDocument/2006/relationships" xmlns:m="http://schemas.openxmlformats.org/officeDocument/2006/math" xmlns:v="urn:schemas-microsoft-com:vml" xmlns:wp14="http://schemas.microsoft.com/office/word/2010/wordprocessingDrawing" xmlns:wp="http://schemas.openxmlformats.org/drawingml/2006/wordprocessingDrawing" xmlns:w10="urn:schemas-microsoft-com:office:word" xmlns:w="http://schemas.openxmlformats.org/wordprocessingml/2006/main" xmlns:w14="http://schemas.microsoft.com/office/word/2010/wordml" xmlns:w15="http://schemas.microsoft.com/office/word/2012/wordml" xmlns:w16cex="http://schemas.microsoft.com/office/word/2018/wordml/cex" xmlns:w16cid="http://schemas.microsoft.com/office/word/2016/wordml/cid" xmlns:w16="http://schemas.microsoft.com/office/word/2018/wordml" xmlns:w16sdtdh="http://schemas.microsoft.com/office/word/2020/wordml/sdtdatahash" xmlns:w16se="http://schemas.microsoft.com/office/word/2015/wordml/symex" xmlns:wpg="http://schemas.microsoft.com/office/word/2010/wordprocessingGroup" xmlns:wpi="http://schemas.microsoft.com/office/word/2010/wordprocessingInk" xmlns:wne="http://schemas.microsoft.com/office/word/2006/wordml" xmlns:wps="http://schemas.microsoft.com/office/word/2010/wordprocessingShape" mc:Ignorable="w14 w15 w16se w16cid w16 w16cex w16sdtdh wp14">
+<w:document xmlns:ns1="http://schemas.openxmlformats.org/markup-compatibility/2006" xmlns:ns10="urn:schemas-microsoft-com:vml" xmlns:ns11="urn:schemas-microsoft-com:office:office" xmlns:ns12="urn:schemas-microsoft-com:office:word" xmlns:ns3="http://schemas.openxmlformats.org/drawingml/2006/wordprocessingDrawing" xmlns:ns4="http://schemas.microsoft.com/office/word/2010/wordprocessingDrawing" xmlns:ns5="http://schemas.openxmlformats.org/drawingml/2006/main" xmlns:ns6="http://schemas.openxmlformats.org/drawingml/2006/picture" xmlns:ns7="http://schemas.openxmlformats.org/officeDocument/2006/relationships" xmlns:ns8="http://schemas.microsoft.com/office/drawing/2010/main" xmlns:ns9="http://schemas.microsoft.com/office/word/2010/wordprocessingShape" xmlns:w="http://schemas.openxmlformats.org/wordprocessingml/2006/main" xmlns:w14="http://schemas.microsoft.com/office/word/2010/wordml" ns1:Ignorable="w14 w15 w16se w16cid w16 w16cex w16sdtdh wp14">
   <w:body>
     <w:bookmarkStart w:id="0" w:name="_Hlk514593479" w:displacedByCustomXml="next"/>
     <w:sdt>
@@ -40,56 +40,56 @@
               <w:color w:val="4472C4" w:themeColor="accent1"/>
             </w:rPr>
             <w:drawing>
-              <wp:inline distT="0" distB="0" distL="0" distR="0" wp14:anchorId="2B929ABA" wp14:editId="324692D6">
-                <wp:extent cx="1417320" cy="750898"/>
-                <wp:effectExtent l="0" t="0" r="0" b="0"/>
-                <wp:docPr id="143" name="Imagen 144"/>
-                <wp:cNvGraphicFramePr>
-                  <a:graphicFrameLocks xmlns:a="http://schemas.openxmlformats.org/drawingml/2006/main" noChangeAspect="1"/>
-                </wp:cNvGraphicFramePr>
-                <a:graphic xmlns:a="http://schemas.openxmlformats.org/drawingml/2006/main">
-                  <a:graphicData uri="http://schemas.openxmlformats.org/drawingml/2006/picture">
-                    <pic:pic xmlns:pic="http://schemas.openxmlformats.org/drawingml/2006/picture">
-                      <pic:nvPicPr>
-                        <pic:cNvPr id="3" name="t55.png"/>
-                        <pic:cNvPicPr/>
-                      </pic:nvPicPr>
-                      <pic:blipFill>
-                        <a:blip r:embed="rId8" cstate="print">
-                          <a:duotone>
-                            <a:schemeClr val="accent1">
-                              <a:shade val="45000"/>
-                              <a:satMod val="135000"/>
-                            </a:schemeClr>
-                            <a:prstClr val="white"/>
-                          </a:duotone>
-                          <a:extLst>
-                            <a:ext uri="{28A0092B-C50C-407E-A947-70E740481C1C}">
-                              <a14:useLocalDpi xmlns:a14="http://schemas.microsoft.com/office/drawing/2010/main" val="0"/>
-                            </a:ext>
-                          </a:extLst>
-                        </a:blip>
-                        <a:stretch>
-                          <a:fillRect/>
-                        </a:stretch>
-                      </pic:blipFill>
-                      <pic:spPr>
-                        <a:xfrm>
-                          <a:off x="0" y="0"/>
-                          <a:ext cx="1417320" cy="750898"/>
-                        </a:xfrm>
-                        <a:prstGeom prst="rect">
-                          <a:avLst/>
-                        </a:prstGeom>
-                        <a:noFill/>
-                        <a:ln>
-                          <a:noFill/>
-                        </a:ln>
-                      </pic:spPr>
-                    </pic:pic>
-                  </a:graphicData>
-                </a:graphic>
-              </wp:inline>
+              <ns3:inline distT="0" distB="0" distL="0" distR="0" ns4:anchorId="2B929ABA" ns4:editId="324692D6">
+                <ns3:extent cx="1417320" cy="750898"/>
+                <ns3:effectExtent l="0" t="0" r="0" b="0"/>
+                <ns3:docPr id="143" name="Imagen 144"/>
+                <ns3:cNvGraphicFramePr>
+                  <ns5:graphicFrameLocks noChangeAspect="1"/>
+                </ns3:cNvGraphicFramePr>
+                <ns5:graphic>
+                  <ns5:graphicData uri="http://schemas.openxmlformats.org/drawingml/2006/picture">
+                    <ns6:pic>
+                      <ns6:nvPicPr>
+                        <ns6:cNvPr id="3" name="t55.png"/>
+                        <ns6:cNvPicPr/>
+                      </ns6:nvPicPr>
+                      <ns6:blipFill>
+                        <ns5:blip ns7:embed="rId8" cstate="print">
+                          <ns5:duotone>
+                            <ns5:schemeClr val="accent1">
+                              <ns5:shade val="45000"/>
+                              <ns5:satMod val="135000"/>
+                            </ns5:schemeClr>
+                            <ns5:prstClr val="white"/>
+                          </ns5:duotone>
+                          <ns5:extLst>
+                            <ns5:ext uri="{28A0092B-C50C-407E-A947-70E740481C1C}">
+                              <ns8:useLocalDpi val="0"/>
+                            </ns5:ext>
+                          </ns5:extLst>
+                        </ns5:blip>
+                        <ns5:stretch>
+                          <ns5:fillRect/>
+                        </ns5:stretch>
+                      </ns6:blipFill>
+                      <ns6:spPr>
+                        <ns5:xfrm>
+                          <ns5:off x="0" y="0"/>
+                          <ns5:ext cx="1417320" cy="750898"/>
+                        </ns5:xfrm>
+                        <ns5:prstGeom prst="rect">
+                          <ns5:avLst/>
+                        </ns5:prstGeom>
+                        <ns5:noFill/>
+                        <ns5:ln>
+                          <ns5:noFill/>
+                        </ns5:ln>
+                      </ns6:spPr>
+                    </ns6:pic>
+                  </ns5:graphicData>
+                </ns5:graphic>
+              </ns3:inline>
             </w:drawing>
           </w:r>
         </w:p>
@@ -201,64 +201,64 @@
               <w:noProof/>
               <w:color w:val="4472C4" w:themeColor="accent1"/>
             </w:rPr>
-            <mc:AlternateContent>
-              <mc:Choice Requires="wps">
+            <ns1:AlternateContent>
+              <ns1:Choice Requires="wps">
                 <w:drawing>
-                  <wp:anchor distT="0" distB="0" distL="114300" distR="114300" simplePos="0" relativeHeight="251659264" behindDoc="0" locked="0" layoutInCell="1" allowOverlap="1" wp14:anchorId="587BD73C" wp14:editId="2B988D04">
-                    <wp:simplePos x="0" y="0"/>
-                    <wp:positionH relativeFrom="margin">
-                      <wp:align>center</wp:align>
-                    </wp:positionH>
-                    <mc:AlternateContent>
-                      <mc:Choice Requires="wp14">
-                        <wp:positionV relativeFrom="page">
-                          <wp14:pctPosVOffset>85000</wp14:pctPosVOffset>
-                        </wp:positionV>
-                      </mc:Choice>
-                      <mc:Fallback>
-                        <wp:positionV relativeFrom="page">
-                          <wp:posOffset>9088120</wp:posOffset>
-                        </wp:positionV>
-                      </mc:Fallback>
-                    </mc:AlternateContent>
-                    <wp:extent cx="6553200" cy="557784"/>
-                    <wp:effectExtent l="0" t="0" r="0" b="12700"/>
-                    <wp:wrapNone/>
-                    <wp:docPr id="142" name="Cuadro de texto 146"/>
-                    <wp:cNvGraphicFramePr/>
-                    <a:graphic xmlns:a="http://schemas.openxmlformats.org/drawingml/2006/main">
-                      <a:graphicData uri="http://schemas.microsoft.com/office/word/2010/wordprocessingShape">
-                        <wps:wsp>
-                          <wps:cNvSpPr txBox="1"/>
-                          <wps:spPr>
-                            <a:xfrm>
-                              <a:off x="0" y="0"/>
-                              <a:ext cx="6553200" cy="557784"/>
-                            </a:xfrm>
-                            <a:prstGeom prst="rect">
-                              <a:avLst/>
-                            </a:prstGeom>
-                            <a:noFill/>
-                            <a:ln w="6350">
-                              <a:noFill/>
-                            </a:ln>
-                            <a:effectLst/>
-                          </wps:spPr>
-                          <wps:style>
-                            <a:lnRef idx="0">
-                              <a:schemeClr val="accent1"/>
-                            </a:lnRef>
-                            <a:fillRef idx="0">
-                              <a:schemeClr val="accent1"/>
-                            </a:fillRef>
-                            <a:effectRef idx="0">
-                              <a:schemeClr val="accent1"/>
-                            </a:effectRef>
-                            <a:fontRef idx="minor">
-                              <a:schemeClr val="dk1"/>
-                            </a:fontRef>
-                          </wps:style>
-                          <wps:txbx>
+                  <ns3:anchor distT="0" distB="0" distL="114300" distR="114300" simplePos="0" relativeHeight="251659264" behindDoc="0" locked="0" layoutInCell="1" allowOverlap="1" ns4:anchorId="587BD73C" ns4:editId="2B988D04">
+                    <ns3:simplePos x="0" y="0"/>
+                    <ns3:positionH relativeFrom="margin">
+                      <ns3:align>center</ns3:align>
+                    </ns3:positionH>
+                    <ns1:AlternateContent>
+                      <ns1:Choice Requires="wp14">
+                        <ns3:positionV relativeFrom="page">
+                          <ns4:pctPosVOffset>85000</ns4:pctPosVOffset>
+                        </ns3:positionV>
+                      </ns1:Choice>
+                      <ns1:Fallback>
+                        <ns3:positionV relativeFrom="page">
+                          <ns3:posOffset>9088120</ns3:posOffset>
+                        </ns3:positionV>
+                      </ns1:Fallback>
+                    </ns1:AlternateContent>
+                    <ns3:extent cx="6553200" cy="557784"/>
+                    <ns3:effectExtent l="0" t="0" r="0" b="12700"/>
+                    <ns3:wrapNone/>
+                    <ns3:docPr id="142" name="Cuadro de texto 146"/>
+                    <ns3:cNvGraphicFramePr/>
+                    <ns5:graphic>
+                      <ns5:graphicData uri="http://schemas.microsoft.com/office/word/2010/wordprocessingShape">
+                        <ns9:wsp>
+                          <ns9:cNvSpPr txBox="1"/>
+                          <ns9:spPr>
+                            <ns5:xfrm>
+                              <ns5:off x="0" y="0"/>
+                              <ns5:ext cx="6553200" cy="557784"/>
+                            </ns5:xfrm>
+                            <ns5:prstGeom prst="rect">
+                              <ns5:avLst/>
+                            </ns5:prstGeom>
+                            <ns5:noFill/>
+                            <ns5:ln w="6350">
+                              <ns5:noFill/>
+                            </ns5:ln>
+                            <ns5:effectLst/>
+                          </ns9:spPr>
+                          <ns9:style>
+                            <ns5:lnRef idx="0">
+                              <ns5:schemeClr val="accent1"/>
+                            </ns5:lnRef>
+                            <ns5:fillRef idx="0">
+                              <ns5:schemeClr val="accent1"/>
+                            </ns5:fillRef>
+                            <ns5:effectRef idx="0">
+                              <ns5:schemeClr val="accent1"/>
+                            </ns5:effectRef>
+                            <ns5:fontRef idx="minor">
+                              <ns5:schemeClr val="dk1"/>
+                            </ns5:fontRef>
+                          </ns9:style>
+                          <ns9:txbx>
                             <w:txbxContent>
                               <w:p>
                                 <w:pPr>
@@ -291,33 +291,33 @@
                                 </w:r>
                               </w:p>
                             </w:txbxContent>
-                          </wps:txbx>
-                          <wps:bodyPr rot="0" spcFirstLastPara="0" vertOverflow="overflow" horzOverflow="overflow" vert="horz" wrap="square" lIns="0" tIns="0" rIns="0" bIns="0" numCol="1" spcCol="0" rtlCol="0" fromWordArt="0" anchor="b" anchorCtr="0" forceAA="0" compatLnSpc="1">
-                            <a:prstTxWarp prst="textNoShape">
-                              <a:avLst/>
-                            </a:prstTxWarp>
-                            <a:spAutoFit/>
-                          </wps:bodyPr>
-                        </wps:wsp>
-                      </a:graphicData>
-                    </a:graphic>
-                    <wp14:sizeRelH relativeFrom="margin">
-                      <wp14:pctWidth>100000</wp14:pctWidth>
-                    </wp14:sizeRelH>
-                    <wp14:sizeRelV relativeFrom="margin">
-                      <wp14:pctHeight>0</wp14:pctHeight>
-                    </wp14:sizeRelV>
-                  </wp:anchor>
+                          </ns9:txbx>
+                          <ns9:bodyPr rot="0" spcFirstLastPara="0" vertOverflow="overflow" horzOverflow="overflow" vert="horz" wrap="square" lIns="0" tIns="0" rIns="0" bIns="0" numCol="1" spcCol="0" rtlCol="0" fromWordArt="0" anchor="b" anchorCtr="0" forceAA="0" compatLnSpc="1">
+                            <ns5:prstTxWarp prst="textNoShape">
+                              <ns5:avLst/>
+                            </ns5:prstTxWarp>
+                            <ns5:spAutoFit/>
+                          </ns9:bodyPr>
+                        </ns9:wsp>
+                      </ns5:graphicData>
+                    </ns5:graphic>
+                    <ns4:sizeRelH relativeFrom="margin">
+                      <ns4:pctWidth>100000</ns4:pctWidth>
+                    </ns4:sizeRelH>
+                    <ns4:sizeRelV relativeFrom="margin">
+                      <ns4:pctHeight>0</ns4:pctHeight>
+                    </ns4:sizeRelV>
+                  </ns3:anchor>
                 </w:drawing>
-              </mc:Choice>
-              <mc:Fallback>
+              </ns1:Choice>
+              <ns1:Fallback>
                 <w:pict>
-                  <v:shapetype w14:anchorId="587BD73C" id="_x0000_t202" coordsize="21600,21600" o:spt="202" path="m,l,21600r21600,l21600,xe">
-                    <v:stroke joinstyle="miter"/>
-                    <v:path gradientshapeok="t" o:connecttype="rect"/>
-                  </v:shapetype>
-                  <v:shape id="Cuadro de texto 146" o:spid="_x0000_s1026" type="#_x0000_t202" style="position:absolute;left:0;text-align:left;margin-left:0;margin-top:0;width:516pt;height:43.9pt;z-index:251659264;visibility:visible;mso-wrap-style:square;mso-width-percent:1000;mso-height-percent:0;mso-top-percent:850;mso-wrap-distance-left:9pt;mso-wrap-distance-top:0;mso-wrap-distance-right:9pt;mso-wrap-distance-bottom:0;mso-position-horizontal:center;mso-position-horizontal-relative:margin;mso-position-vertical-relative:page;mso-width-percent:1000;mso-height-percent:0;mso-top-percent:850;mso-width-relative:margin;mso-height-relative:margin;v-text-anchor:bottom" o:gfxdata="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" filled="f" stroked="f" strokeweight=".5pt">
-                    <v:textbox style="mso-fit-shape-to-text:t" inset="0,0,0,0">
+                  <ns10:shapetype w14:anchorId="587BD73C" id="_x0000_t202" coordsize="21600,21600" ns11:spt="202" path="m,l,21600r21600,l21600,xe">
+                    <ns10:stroke joinstyle="miter"/>
+                    <ns10:path gradientshapeok="t" ns11:connecttype="rect"/>
+                  </ns10:shapetype>
+                  <ns10:shape id="Cuadro de texto 146" ns11:spid="_x0000_s1026" type="#_x0000_t202" style="position:absolute;left:0;text-align:left;margin-left:0;margin-top:0;width:516pt;height:43.9pt;z-index:251659264;visibility:visible;mso-wrap-style:square;mso-width-percent:1000;mso-height-percent:0;mso-top-percent:850;mso-wrap-distance-left:9pt;mso-wrap-distance-top:0;mso-wrap-distance-right:9pt;mso-wrap-distance-bottom:0;mso-position-horizontal:center;mso-position-horizontal-relative:margin;mso-position-vertical-relative:page;mso-width-percent:1000;mso-height-percent:0;mso-top-percent:850;mso-width-relative:margin;mso-height-relative:margin;v-text-anchor:bottom" ns11:gfxdata="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" filled="f" stroked="f" strokeweight=".5pt">
+                    <ns10:textbox style="mso-fit-shape-to-text:t" inset="0,0,0,0">
                       <w:txbxContent>
                         <w:p>
                           <w:pPr>
@@ -350,12 +350,12 @@
                           </w:r>
                         </w:p>
                       </w:txbxContent>
-                    </v:textbox>
-                    <w10:wrap anchorx="margin" anchory="page"/>
-                  </v:shape>
+                    </ns10:textbox>
+                    <ns12:wrap anchorx="margin" anchory="page"/>
+                  </ns10:shape>
                 </w:pict>
-              </mc:Fallback>
-            </mc:AlternateContent>
+              </ns1:Fallback>
+            </ns1:AlternateContent>
           </w:r>
           <w:r>
             <w:rPr>
@@ -363,52 +363,52 @@
               <w:color w:val="4472C4" w:themeColor="accent1"/>
             </w:rPr>
             <w:drawing>
-              <wp:inline distT="0" distB="0" distL="0" distR="0" wp14:anchorId="013CDA26" wp14:editId="6341419F">
-                <wp:extent cx="758952" cy="478932"/>
-                <wp:effectExtent l="0" t="0" r="3175" b="0"/>
-                <wp:docPr id="144" name="Imagen 147"/>
-                <wp:cNvGraphicFramePr>
-                  <a:graphicFrameLocks xmlns:a="http://schemas.openxmlformats.org/drawingml/2006/main" noChangeAspect="1"/>
-                </wp:cNvGraphicFramePr>
-                <a:graphic xmlns:a="http://schemas.openxmlformats.org/drawingml/2006/main">
-                  <a:graphicData uri="http://schemas.openxmlformats.org/drawingml/2006/picture">
-                    <pic:pic xmlns:pic="http://schemas.openxmlformats.org/drawingml/2006/picture">
-                      <pic:nvPicPr>
-                        <pic:cNvPr id="9" name="roco bottom.png"/>
-                        <pic:cNvPicPr/>
-                      </pic:nvPicPr>
-                      <pic:blipFill>
-                        <a:blip r:embed="rId9" cstate="print">
-                          <a:duotone>
-                            <a:schemeClr val="accent1">
-                              <a:shade val="45000"/>
-                              <a:satMod val="135000"/>
-                            </a:schemeClr>
-                            <a:prstClr val="white"/>
-                          </a:duotone>
-                          <a:extLst>
-                            <a:ext uri="{28A0092B-C50C-407E-A947-70E740481C1C}">
-                              <a14:useLocalDpi xmlns:a14="http://schemas.microsoft.com/office/drawing/2010/main" val="0"/>
-                            </a:ext>
-                          </a:extLst>
-                        </a:blip>
-                        <a:stretch>
-                          <a:fillRect/>
-                        </a:stretch>
-                      </pic:blipFill>
-                      <pic:spPr>
-                        <a:xfrm>
-                          <a:off x="0" y="0"/>
-                          <a:ext cx="758952" cy="478932"/>
-                        </a:xfrm>
-                        <a:prstGeom prst="rect">
-                          <a:avLst/>
-                        </a:prstGeom>
-                      </pic:spPr>
-                    </pic:pic>
-                  </a:graphicData>
-                </a:graphic>
-              </wp:inline>
+              <ns3:inline distT="0" distB="0" distL="0" distR="0" ns4:anchorId="013CDA26" ns4:editId="6341419F">
+                <ns3:extent cx="758952" cy="478932"/>
+                <ns3:effectExtent l="0" t="0" r="3175" b="0"/>
+                <ns3:docPr id="144" name="Imagen 147"/>
+                <ns3:cNvGraphicFramePr>
+                  <ns5:graphicFrameLocks noChangeAspect="1"/>
+                </ns3:cNvGraphicFramePr>
+                <ns5:graphic>
+                  <ns5:graphicData uri="http://schemas.openxmlformats.org/drawingml/2006/picture">
+                    <ns6:pic>
+                      <ns6:nvPicPr>
+                        <ns6:cNvPr id="9" name="roco bottom.png"/>
+                        <ns6:cNvPicPr/>
+                      </ns6:nvPicPr>
+                      <ns6:blipFill>
+                        <ns5:blip ns7:embed="rId9" cstate="print">
+                          <ns5:duotone>
+                            <ns5:schemeClr val="accent1">
+                              <ns5:shade val="45000"/>
+                              <ns5:satMod val="135000"/>
+                            </ns5:schemeClr>
+                            <ns5:prstClr val="white"/>
+                          </ns5:duotone>
+                          <ns5:extLst>
+                            <ns5:ext uri="{28A0092B-C50C-407E-A947-70E740481C1C}">
+                              <ns8:useLocalDpi val="0"/>
+                            </ns5:ext>
+                          </ns5:extLst>
+                        </ns5:blip>
+                        <ns5:stretch>
+                          <ns5:fillRect/>
+                        </ns5:stretch>
+                      </ns6:blipFill>
+                      <ns6:spPr>
+                        <ns5:xfrm>
+                          <ns5:off x="0" y="0"/>
+                          <ns5:ext cx="758952" cy="478932"/>
+                        </ns5:xfrm>
+                        <ns5:prstGeom prst="rect">
+                          <ns5:avLst/>
+                        </ns5:prstGeom>
+                      </ns6:spPr>
+                    </ns6:pic>
+                  </ns5:graphicData>
+                </ns5:graphic>
+              </ns3:inline>
             </w:drawing>
           </w:r>
         </w:p>
@@ -429,55 +429,55 @@
               <w:noProof/>
               <w:color w:val="4472C4" w:themeColor="accent1"/>
             </w:rPr>
-            <mc:AlternateContent>
-              <mc:Choice Requires="wps">
+            <ns1:AlternateContent>
+              <ns1:Choice Requires="wps">
                 <w:drawing>
-                  <wp:anchor distT="0" distB="0" distL="114300" distR="114300" simplePos="0" relativeHeight="251661312" behindDoc="0" locked="0" layoutInCell="1" allowOverlap="1" wp14:anchorId="7FE8E364" wp14:editId="7CFDEA8D">
-                    <wp:simplePos x="0" y="0"/>
-                    <wp:positionH relativeFrom="margin">
-                      <wp:posOffset>0</wp:posOffset>
-                    </wp:positionH>
-                    <wp:positionV relativeFrom="page">
-                      <wp:posOffset>5992779</wp:posOffset>
-                    </wp:positionV>
-                    <wp:extent cx="6553200" cy="557784"/>
-                    <wp:effectExtent l="0" t="0" r="12700" b="9525"/>
-                    <wp:wrapNone/>
-                    <wp:docPr id="343173295" name="Cuadro de texto 146"/>
-                    <wp:cNvGraphicFramePr/>
-                    <a:graphic xmlns:a="http://schemas.openxmlformats.org/drawingml/2006/main">
-                      <a:graphicData uri="http://schemas.microsoft.com/office/word/2010/wordprocessingShape">
-                        <wps:wsp>
-                          <wps:cNvSpPr txBox="1"/>
-                          <wps:spPr>
-                            <a:xfrm>
-                              <a:off x="0" y="0"/>
-                              <a:ext cx="6553200" cy="557784"/>
-                            </a:xfrm>
-                            <a:prstGeom prst="rect">
-                              <a:avLst/>
-                            </a:prstGeom>
-                            <a:noFill/>
-                            <a:ln w="6350">
-                              <a:noFill/>
-                            </a:ln>
-                            <a:effectLst/>
-                          </wps:spPr>
-                          <wps:style>
-                            <a:lnRef idx="0">
-                              <a:schemeClr val="accent1"/>
-                            </a:lnRef>
-                            <a:fillRef idx="0">
-                              <a:schemeClr val="accent1"/>
-                            </a:fillRef>
-                            <a:effectRef idx="0">
-                              <a:schemeClr val="accent1"/>
-                            </a:effectRef>
-                            <a:fontRef idx="minor">
-                              <a:schemeClr val="dk1"/>
-                            </a:fontRef>
-                          </wps:style>
-                          <wps:txbx>
+                  <ns3:anchor distT="0" distB="0" distL="114300" distR="114300" simplePos="0" relativeHeight="251661312" behindDoc="0" locked="0" layoutInCell="1" allowOverlap="1" ns4:anchorId="7FE8E364" ns4:editId="7CFDEA8D">
+                    <ns3:simplePos x="0" y="0"/>
+                    <ns3:positionH relativeFrom="margin">
+                      <ns3:posOffset>0</ns3:posOffset>
+                    </ns3:positionH>
+                    <ns3:positionV relativeFrom="page">
+                      <ns3:posOffset>5992779</ns3:posOffset>
+                    </ns3:positionV>
+                    <ns3:extent cx="6553200" cy="557784"/>
+                    <ns3:effectExtent l="0" t="0" r="12700" b="9525"/>
+                    <ns3:wrapNone/>
+                    <ns3:docPr id="343173295" name="Cuadro de texto 146"/>
+                    <ns3:cNvGraphicFramePr/>
+                    <ns5:graphic>
+                      <ns5:graphicData uri="http://schemas.microsoft.com/office/word/2010/wordprocessingShape">
+                        <ns9:wsp>
+                          <ns9:cNvSpPr txBox="1"/>
+                          <ns9:spPr>
+                            <ns5:xfrm>
+                              <ns5:off x="0" y="0"/>
+                              <ns5:ext cx="6553200" cy="557784"/>
+                            </ns5:xfrm>
+                            <ns5:prstGeom prst="rect">
+                              <ns5:avLst/>
+                            </ns5:prstGeom>
+                            <ns5:noFill/>
+                            <ns5:ln w="6350">
+                              <ns5:noFill/>
+                            </ns5:ln>
+                            <ns5:effectLst/>
+                          </ns9:spPr>
+                          <ns9:style>
+                            <ns5:lnRef idx="0">
+                              <ns5:schemeClr val="accent1"/>
+                            </ns5:lnRef>
+                            <ns5:fillRef idx="0">
+                              <ns5:schemeClr val="accent1"/>
+                            </ns5:fillRef>
+                            <ns5:effectRef idx="0">
+                              <ns5:schemeClr val="accent1"/>
+                            </ns5:effectRef>
+                            <ns5:fontRef idx="minor">
+                              <ns5:schemeClr val="dk1"/>
+                            </ns5:fontRef>
+                          </ns9:style>
+                          <ns9:txbx>
                             <w:txbxContent>
                               <w:p>
                                 <w:pPr>
@@ -545,29 +545,29 @@
                                 </w:r>
                               </w:p>
                             </w:txbxContent>
-                          </wps:txbx>
-                          <wps:bodyPr rot="0" spcFirstLastPara="0" vertOverflow="overflow" horzOverflow="overflow" vert="horz" wrap="square" lIns="0" tIns="0" rIns="0" bIns="0" numCol="1" spcCol="0" rtlCol="0" fromWordArt="0" anchor="b" anchorCtr="0" forceAA="0" compatLnSpc="1">
-                            <a:prstTxWarp prst="textNoShape">
-                              <a:avLst/>
-                            </a:prstTxWarp>
-                            <a:spAutoFit/>
-                          </wps:bodyPr>
-                        </wps:wsp>
-                      </a:graphicData>
-                    </a:graphic>
-                    <wp14:sizeRelH relativeFrom="margin">
-                      <wp14:pctWidth>100000</wp14:pctWidth>
-                    </wp14:sizeRelH>
-                    <wp14:sizeRelV relativeFrom="margin">
-                      <wp14:pctHeight>0</wp14:pctHeight>
-                    </wp14:sizeRelV>
-                  </wp:anchor>
+                          </ns9:txbx>
+                          <ns9:bodyPr rot="0" spcFirstLastPara="0" vertOverflow="overflow" horzOverflow="overflow" vert="horz" wrap="square" lIns="0" tIns="0" rIns="0" bIns="0" numCol="1" spcCol="0" rtlCol="0" fromWordArt="0" anchor="b" anchorCtr="0" forceAA="0" compatLnSpc="1">
+                            <ns5:prstTxWarp prst="textNoShape">
+                              <ns5:avLst/>
+                            </ns5:prstTxWarp>
+                            <ns5:spAutoFit/>
+                          </ns9:bodyPr>
+                        </ns9:wsp>
+                      </ns5:graphicData>
+                    </ns5:graphic>
+                    <ns4:sizeRelH relativeFrom="margin">
+                      <ns4:pctWidth>100000</ns4:pctWidth>
+                    </ns4:sizeRelH>
+                    <ns4:sizeRelV relativeFrom="margin">
+                      <ns4:pctHeight>0</ns4:pctHeight>
+                    </ns4:sizeRelV>
+                  </ns3:anchor>
                 </w:drawing>
-              </mc:Choice>
-              <mc:Fallback>
+              </ns1:Choice>
+              <ns1:Fallback>
                 <w:pict>
-                  <v:shape w14:anchorId="7FE8E364" id="_x0000_s1027" type="#_x0000_t202" style="position:absolute;margin-left:0;margin-top:471.85pt;width:516pt;height:43.9pt;z-index:251661312;visibility:visible;mso-wrap-style:square;mso-width-percent:1000;mso-height-percent:0;mso-wrap-distance-left:9pt;mso-wrap-distance-top:0;mso-wrap-distance-right:9pt;mso-wrap-distance-bottom:0;mso-position-horizontal:absolute;mso-position-horizontal-relative:margin;mso-position-vertical:absolute;mso-position-vertical-relative:page;mso-width-percent:1000;mso-height-percent:0;mso-width-relative:margin;mso-height-relative:margin;v-text-anchor:bottom" o:gfxdata="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" filled="f" stroked="f" strokeweight=".5pt">
-                    <v:textbox style="mso-fit-shape-to-text:t" inset="0,0,0,0">
+                  <ns10:shape w14:anchorId="7FE8E364" id="_x0000_s1027" type="#_x0000_t202" style="position:absolute;margin-left:0;margin-top:471.85pt;width:516pt;height:43.9pt;z-index:251661312;visibility:visible;mso-wrap-style:square;mso-width-percent:1000;mso-height-percent:0;mso-wrap-distance-left:9pt;mso-wrap-distance-top:0;mso-wrap-distance-right:9pt;mso-wrap-distance-bottom:0;mso-position-horizontal:absolute;mso-position-horizontal-relative:margin;mso-position-vertical:absolute;mso-position-vertical-relative:page;mso-width-percent:1000;mso-height-percent:0;mso-width-relative:margin;mso-height-relative:margin;v-text-anchor:bottom" ns11:gfxdata="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" filled="f" stroked="f" strokeweight=".5pt">
+                    <ns10:textbox style="mso-fit-shape-to-text:t" inset="0,0,0,0">
                       <w:txbxContent>
                         <w:p>
                           <w:pPr>
@@ -635,12 +635,12 @@
                           </w:r>
                         </w:p>
                       </w:txbxContent>
-                    </v:textbox>
-                    <w10:wrap anchorx="margin" anchory="page"/>
-                  </v:shape>
+                    </ns10:textbox>
+                    <ns12:wrap anchorx="margin" anchory="page"/>
+                  </ns10:shape>
                 </w:pict>
-              </mc:Fallback>
-            </mc:AlternateContent>
+              </ns1:Fallback>
+            </ns1:AlternateContent>
           </w:r>
         </w:p>
       </w:sdtContent>
@@ -676,7 +676,7 @@
           <w:lang w:eastAsia="es-ES"/>
         </w:rPr>
         <w:sectPr>
-          <w:headerReference w:type="default" r:id="rId10"/>
+          <w:headerReference w:type="default" ns7:id="rId10"/>
           <w:pgSz w:w="11906" w:h="16838"/>
           <w:pgMar w:top="1418" w:right="1418" w:bottom="1418" w:left="1418" w:header="709" w:footer="709" w:gutter="0"/>
           <w:pgNumType w:start="0"/>
@@ -2839,28 +2839,24 @@
         <w:gridCol w:w="2945"/>
       </w:tblGrid>
       <w:tr>
+        <w:trPr/>
         <w:tc>
           <w:tcPr>
             <w:tcW w:w="0" w:type="auto"/>
-            <w:hideMark/>
           </w:tcPr>
           <w:p>
             <w:pPr>
               <w:spacing w:after="0" w:line="240" w:lineRule="auto"/>
-              <w:jc w:val="center"/>
               <w:rPr>
                 <w:rFonts w:eastAsia="Times New Roman" w:cstheme="minorHAnsi"/>
+                <w:lang w:val="es-EC" w:eastAsia="ja-JP"/>
+              </w:rPr>
+            </w:pPr>
+            <w:r>
+              <w:rPr>
+                <w:rFonts w:eastAsia="Times New Roman" w:cstheme="minorHAnsi"/>
+                <w:lang w:val="es-EC" w:eastAsia="ja-JP"/>
                 <w:b/>
-                <w:bCs/>
-                <w:lang w:val="es-EC" w:eastAsia="ja-JP"/>
-              </w:rPr>
-            </w:pPr>
-            <w:r>
-              <w:rPr>
-                <w:rFonts w:eastAsia="Times New Roman" w:cstheme="minorHAnsi"/>
-                <w:b/>
-                <w:bCs/>
-                <w:lang w:val="es-EC" w:eastAsia="ja-JP"/>
               </w:rPr>
               <w:t>Variable</w:t>
             </w:r>
@@ -2869,52 +2865,42 @@
         <w:tc>
           <w:tcPr>
             <w:tcW w:w="0" w:type="auto"/>
-            <w:hideMark/>
           </w:tcPr>
           <w:p>
             <w:pPr>
               <w:spacing w:after="0" w:line="240" w:lineRule="auto"/>
-              <w:jc w:val="center"/>
               <w:rPr>
                 <w:rFonts w:eastAsia="Times New Roman" w:cstheme="minorHAnsi"/>
+                <w:lang w:val="es-EC" w:eastAsia="ja-JP"/>
+              </w:rPr>
+            </w:pPr>
+            <w:r>
+              <w:rPr>
+                <w:rFonts w:eastAsia="Times New Roman" w:cstheme="minorHAnsi"/>
+                <w:lang w:val="es-EC" w:eastAsia="ja-JP"/>
                 <w:b/>
-                <w:bCs/>
-                <w:lang w:val="es-EC" w:eastAsia="ja-JP"/>
-              </w:rPr>
-            </w:pPr>
-            <w:r>
-              <w:rPr>
-                <w:rFonts w:eastAsia="Times New Roman" w:cstheme="minorHAnsi"/>
-                <w:b/>
-                <w:bCs/>
-                <w:lang w:val="es-EC" w:eastAsia="ja-JP"/>
-              </w:rPr>
-              <w:t>Descripción</w:t>
+              </w:rPr>
+              <w:t>Descripcion</w:t>
             </w:r>
           </w:p>
         </w:tc>
         <w:tc>
           <w:tcPr>
             <w:tcW w:w="0" w:type="auto"/>
-            <w:hideMark/>
           </w:tcPr>
           <w:p>
             <w:pPr>
               <w:spacing w:after="0" w:line="240" w:lineRule="auto"/>
-              <w:jc w:val="center"/>
               <w:rPr>
                 <w:rFonts w:eastAsia="Times New Roman" w:cstheme="minorHAnsi"/>
+                <w:lang w:val="es-EC" w:eastAsia="ja-JP"/>
+              </w:rPr>
+            </w:pPr>
+            <w:r>
+              <w:rPr>
+                <w:rFonts w:eastAsia="Times New Roman" w:cstheme="minorHAnsi"/>
+                <w:lang w:val="es-EC" w:eastAsia="ja-JP"/>
                 <w:b/>
-                <w:bCs/>
-                <w:lang w:val="es-EC" w:eastAsia="ja-JP"/>
-              </w:rPr>
-            </w:pPr>
-            <w:r>
-              <w:rPr>
-                <w:rFonts w:eastAsia="Times New Roman" w:cstheme="minorHAnsi"/>
-                <w:b/>
-                <w:bCs/>
-                <w:lang w:val="es-EC" w:eastAsia="ja-JP"/>
               </w:rPr>
               <w:t>Utilidad en el proyecto</w:t>
             </w:r>
@@ -2922,10 +2908,10 @@
         </w:tc>
       </w:tr>
       <w:tr>
+        <w:trPr/>
         <w:tc>
           <w:tcPr>
             <w:tcW w:w="0" w:type="auto"/>
-            <w:hideMark/>
           </w:tcPr>
           <w:p>
             <w:pPr>
@@ -2935,7 +2921,6 @@
                 <w:lang w:val="es-EC" w:eastAsia="ja-JP"/>
               </w:rPr>
             </w:pPr>
-            <w:proofErr w:type="spellStart"/>
             <w:r>
               <w:rPr>
                 <w:rFonts w:eastAsia="Times New Roman" w:cstheme="minorHAnsi"/>
@@ -2943,13 +2928,11 @@
               </w:rPr>
               <w:t>estimated_owners</w:t>
             </w:r>
-            <w:proofErr w:type="spellEnd"/>
           </w:p>
         </w:tc>
         <w:tc>
           <w:tcPr>
             <w:tcW w:w="0" w:type="auto"/>
-            <w:hideMark/>
           </w:tcPr>
           <w:p>
             <w:pPr>
@@ -2964,21 +2947,13 @@
                 <w:rFonts w:eastAsia="Times New Roman" w:cstheme="minorHAnsi"/>
                 <w:lang w:val="es-EC" w:eastAsia="ja-JP"/>
               </w:rPr>
-              <w:t xml:space="preserve">Número </w:t>
-            </w:r>
-            <w:r>
-              <w:rPr>
-                <w:rFonts w:eastAsia="Times New Roman" w:cstheme="minorHAnsi"/>
-                <w:lang w:val="es-EC" w:eastAsia="ja-JP"/>
-              </w:rPr>
-              <w:t>estimado de usuarios que poseen el juego (ventas)</w:t>
+              <w:t>Ventas estimadas continuas obtenidas del punto medio del rango de compradores</w:t>
             </w:r>
           </w:p>
         </w:tc>
         <w:tc>
           <w:tcPr>
             <w:tcW w:w="0" w:type="auto"/>
-            <w:hideMark/>
           </w:tcPr>
           <w:p>
             <w:pPr>
@@ -2993,23 +2968,16 @@
                 <w:rFonts w:eastAsia="Times New Roman" w:cstheme="minorHAnsi"/>
                 <w:lang w:val="es-EC" w:eastAsia="ja-JP"/>
               </w:rPr>
-              <w:t>Es la v</w:t>
-            </w:r>
-            <w:r>
-              <w:rPr>
-                <w:rFonts w:eastAsia="Times New Roman" w:cstheme="minorHAnsi"/>
-                <w:lang w:val="es-EC" w:eastAsia="ja-JP"/>
-              </w:rPr>
-              <w:t>ariable principal para medir popularidad</w:t>
+              <w:t>Variable objetivo eje Y a estimar en el modelo</w:t>
             </w:r>
           </w:p>
         </w:tc>
       </w:tr>
       <w:tr>
+        <w:trPr/>
         <w:tc>
           <w:tcPr>
             <w:tcW w:w="0" w:type="auto"/>
-            <w:hideMark/>
           </w:tcPr>
           <w:p>
             <w:pPr>
@@ -3024,14 +2992,13 @@
                 <w:rFonts w:eastAsia="Times New Roman" w:cstheme="minorHAnsi"/>
                 <w:lang w:val="es-EC" w:eastAsia="ja-JP"/>
               </w:rPr>
-              <w:t>positive</w:t>
+              <w:t>price_usd</w:t>
             </w:r>
           </w:p>
         </w:tc>
         <w:tc>
           <w:tcPr>
             <w:tcW w:w="0" w:type="auto"/>
-            <w:hideMark/>
           </w:tcPr>
           <w:p>
             <w:pPr>
@@ -3046,14 +3013,13 @@
                 <w:rFonts w:eastAsia="Times New Roman" w:cstheme="minorHAnsi"/>
                 <w:lang w:val="es-EC" w:eastAsia="ja-JP"/>
               </w:rPr>
-              <w:t>Cantidad de reseñas positivas</w:t>
+              <w:t>Precio de venta normalizado en dolares</w:t>
             </w:r>
           </w:p>
         </w:tc>
         <w:tc>
           <w:tcPr>
             <w:tcW w:w="0" w:type="auto"/>
-            <w:hideMark/>
           </w:tcPr>
           <w:p>
             <w:pPr>
@@ -3068,30 +3034,16 @@
                 <w:rFonts w:eastAsia="Times New Roman" w:cstheme="minorHAnsi"/>
                 <w:lang w:val="es-EC" w:eastAsia="ja-JP"/>
               </w:rPr>
-              <w:t>M</w:t>
-            </w:r>
-            <w:r>
-              <w:rPr>
-                <w:rFonts w:eastAsia="Times New Roman" w:cstheme="minorHAnsi"/>
-                <w:lang w:val="es-EC" w:eastAsia="ja-JP"/>
-              </w:rPr>
-              <w:t>ide la</w:t>
-            </w:r>
-            <w:r>
-              <w:rPr>
-                <w:rFonts w:eastAsia="Times New Roman" w:cstheme="minorHAnsi"/>
-                <w:lang w:val="es-EC" w:eastAsia="ja-JP"/>
-              </w:rPr>
-              <w:t xml:space="preserve"> aceptación de usuarios</w:t>
+              <w:t>Variable independiente eje X para modelar la curva de demanda</w:t>
             </w:r>
           </w:p>
         </w:tc>
       </w:tr>
       <w:tr>
+        <w:trPr/>
         <w:tc>
           <w:tcPr>
             <w:tcW w:w="0" w:type="auto"/>
-            <w:hideMark/>
           </w:tcPr>
           <w:p>
             <w:pPr>
@@ -3101,21 +3053,18 @@
                 <w:lang w:val="es-EC" w:eastAsia="ja-JP"/>
               </w:rPr>
             </w:pPr>
-            <w:proofErr w:type="spellStart"/>
             <w:r>
               <w:rPr>
                 <w:rFonts w:eastAsia="Times New Roman" w:cstheme="minorHAnsi"/>
                 <w:lang w:val="es-EC" w:eastAsia="ja-JP"/>
               </w:rPr>
-              <w:t>average_playtime_forever</w:t>
-            </w:r>
-            <w:proofErr w:type="spellEnd"/>
+              <w:t>steamspy_initial_price</w:t>
+            </w:r>
           </w:p>
         </w:tc>
         <w:tc>
           <w:tcPr>
             <w:tcW w:w="0" w:type="auto"/>
-            <w:hideMark/>
           </w:tcPr>
           <w:p>
             <w:pPr>
@@ -3130,14 +3079,13 @@
                 <w:rFonts w:eastAsia="Times New Roman" w:cstheme="minorHAnsi"/>
                 <w:lang w:val="es-EC" w:eastAsia="ja-JP"/>
               </w:rPr>
-              <w:t>Tiempo promedio total de juego</w:t>
+              <w:t>Precio de venta original del videojuego en dolares</w:t>
             </w:r>
           </w:p>
         </w:tc>
         <w:tc>
           <w:tcPr>
             <w:tcW w:w="0" w:type="auto"/>
-            <w:hideMark/>
           </w:tcPr>
           <w:p>
             <w:pPr>
@@ -3152,44 +3100,16 @@
                 <w:rFonts w:eastAsia="Times New Roman" w:cstheme="minorHAnsi"/>
                 <w:lang w:val="es-EC" w:eastAsia="ja-JP"/>
               </w:rPr>
-              <w:t>M</w:t>
-            </w:r>
-            <w:r>
-              <w:rPr>
-                <w:rFonts w:eastAsia="Times New Roman" w:cstheme="minorHAnsi"/>
-                <w:lang w:val="es-EC" w:eastAsia="ja-JP"/>
-              </w:rPr>
-              <w:t>ide el</w:t>
-            </w:r>
-            <w:r>
-              <w:rPr>
-                <w:rFonts w:eastAsia="Times New Roman" w:cstheme="minorHAnsi"/>
-                <w:lang w:val="es-EC" w:eastAsia="ja-JP"/>
-              </w:rPr>
-              <w:t xml:space="preserve"> nivel de interacción de </w:t>
-            </w:r>
-            <w:r>
-              <w:rPr>
-                <w:rFonts w:eastAsia="Times New Roman" w:cstheme="minorHAnsi"/>
-                <w:lang w:val="es-EC" w:eastAsia="ja-JP"/>
-              </w:rPr>
-              <w:t xml:space="preserve">los </w:t>
-            </w:r>
-            <w:r>
-              <w:rPr>
-                <w:rFonts w:eastAsia="Times New Roman" w:cstheme="minorHAnsi"/>
-                <w:lang w:val="es-EC" w:eastAsia="ja-JP"/>
-              </w:rPr>
-              <w:t>usuarios</w:t>
+              <w:t>Variable independiente eje X para evaluar el impacto de los descuentos</w:t>
             </w:r>
           </w:p>
         </w:tc>
       </w:tr>
       <w:tr>
+        <w:trPr/>
         <w:tc>
           <w:tcPr>
             <w:tcW w:w="0" w:type="auto"/>
-            <w:hideMark/>
           </w:tcPr>
           <w:p>
             <w:pPr>
@@ -3199,21 +3119,18 @@
                 <w:lang w:val="es-EC" w:eastAsia="ja-JP"/>
               </w:rPr>
             </w:pPr>
-            <w:proofErr w:type="spellStart"/>
             <w:r>
               <w:rPr>
                 <w:rFonts w:eastAsia="Times New Roman" w:cstheme="minorHAnsi"/>
                 <w:lang w:val="es-EC" w:eastAsia="ja-JP"/>
               </w:rPr>
-              <w:t>peak_ccu</w:t>
-            </w:r>
-            <w:proofErr w:type="spellEnd"/>
+              <w:t>steamspy_discount</w:t>
+            </w:r>
           </w:p>
         </w:tc>
         <w:tc>
           <w:tcPr>
             <w:tcW w:w="0" w:type="auto"/>
-            <w:hideMark/>
           </w:tcPr>
           <w:p>
             <w:pPr>
@@ -3228,14 +3145,13 @@
                 <w:rFonts w:eastAsia="Times New Roman" w:cstheme="minorHAnsi"/>
                 <w:lang w:val="es-EC" w:eastAsia="ja-JP"/>
               </w:rPr>
-              <w:t>Máximo histórico de usuarios concurrentes</w:t>
+              <w:t>Porcentaje de descuento o rebaja activa del videojuego</w:t>
             </w:r>
           </w:p>
         </w:tc>
         <w:tc>
           <w:tcPr>
             <w:tcW w:w="0" w:type="auto"/>
-            <w:hideMark/>
           </w:tcPr>
           <w:p>
             <w:pPr>
@@ -3250,30 +3166,16 @@
                 <w:rFonts w:eastAsia="Times New Roman" w:cstheme="minorHAnsi"/>
                 <w:lang w:val="es-EC" w:eastAsia="ja-JP"/>
               </w:rPr>
-              <w:t>Indica la</w:t>
-            </w:r>
-            <w:r>
-              <w:rPr>
-                <w:rFonts w:eastAsia="Times New Roman" w:cstheme="minorHAnsi"/>
-                <w:lang w:val="es-EC" w:eastAsia="ja-JP"/>
-              </w:rPr>
-              <w:t xml:space="preserve"> popularidad </w:t>
-            </w:r>
-            <w:r>
-              <w:rPr>
-                <w:rFonts w:eastAsia="Times New Roman" w:cstheme="minorHAnsi"/>
-                <w:lang w:val="es-EC" w:eastAsia="ja-JP"/>
-              </w:rPr>
-              <w:t>máxima del juego</w:t>
+              <w:t>Variable independiente eje X para evaluar ofertas</w:t>
             </w:r>
           </w:p>
         </w:tc>
       </w:tr>
       <w:tr>
+        <w:trPr/>
         <w:tc>
           <w:tcPr>
             <w:tcW w:w="0" w:type="auto"/>
-            <w:hideMark/>
           </w:tcPr>
           <w:p>
             <w:pPr>
@@ -3283,21 +3185,18 @@
                 <w:lang w:val="es-EC" w:eastAsia="ja-JP"/>
               </w:rPr>
             </w:pPr>
-            <w:proofErr w:type="spellStart"/>
             <w:r>
               <w:rPr>
                 <w:rFonts w:eastAsia="Times New Roman" w:cstheme="minorHAnsi"/>
                 <w:lang w:val="es-EC" w:eastAsia="ja-JP"/>
               </w:rPr>
-              <w:t>price</w:t>
-            </w:r>
-            <w:proofErr w:type="spellEnd"/>
+              <w:t>approval_ratio</w:t>
+            </w:r>
           </w:p>
         </w:tc>
         <w:tc>
           <w:tcPr>
             <w:tcW w:w="0" w:type="auto"/>
-            <w:hideMark/>
           </w:tcPr>
           <w:p>
             <w:pPr>
@@ -3312,14 +3211,13 @@
                 <w:rFonts w:eastAsia="Times New Roman" w:cstheme="minorHAnsi"/>
                 <w:lang w:val="es-EC" w:eastAsia="ja-JP"/>
               </w:rPr>
-              <w:t>Precio del videojuego</w:t>
+              <w:t>Proporcionalidad de aprobacion continua de los usuarios de cero a uno</w:t>
             </w:r>
           </w:p>
         </w:tc>
         <w:tc>
           <w:tcPr>
             <w:tcW w:w="0" w:type="auto"/>
-            <w:hideMark/>
           </w:tcPr>
           <w:p>
             <w:pPr>
@@ -3334,30 +3232,16 @@
                 <w:rFonts w:eastAsia="Times New Roman" w:cstheme="minorHAnsi"/>
                 <w:lang w:val="es-EC" w:eastAsia="ja-JP"/>
               </w:rPr>
-              <w:t>Evalúa</w:t>
-            </w:r>
-            <w:r>
-              <w:rPr>
-                <w:rFonts w:eastAsia="Times New Roman" w:cstheme="minorHAnsi"/>
-                <w:lang w:val="es-EC" w:eastAsia="ja-JP"/>
-              </w:rPr>
-              <w:t xml:space="preserve"> el</w:t>
-            </w:r>
-            <w:r>
-              <w:rPr>
-                <w:rFonts w:eastAsia="Times New Roman" w:cstheme="minorHAnsi"/>
-                <w:lang w:val="es-EC" w:eastAsia="ja-JP"/>
-              </w:rPr>
-              <w:t xml:space="preserve"> impacto económico</w:t>
+              <w:t>Variable independiente eje X para evaluar la satisfaccion de la comunidad</w:t>
             </w:r>
           </w:p>
         </w:tc>
       </w:tr>
       <w:tr>
+        <w:trPr/>
         <w:tc>
           <w:tcPr>
             <w:tcW w:w="0" w:type="auto"/>
-            <w:hideMark/>
           </w:tcPr>
           <w:p>
             <w:pPr>
@@ -3367,21 +3251,18 @@
                 <w:lang w:val="es-EC" w:eastAsia="ja-JP"/>
               </w:rPr>
             </w:pPr>
-            <w:proofErr w:type="spellStart"/>
             <w:r>
               <w:rPr>
                 <w:rFonts w:eastAsia="Times New Roman" w:cstheme="minorHAnsi"/>
                 <w:lang w:val="es-EC" w:eastAsia="ja-JP"/>
               </w:rPr>
-              <w:t>metacritic_score</w:t>
-            </w:r>
-            <w:proofErr w:type="spellEnd"/>
+              <w:t>reviews_total</w:t>
+            </w:r>
           </w:p>
         </w:tc>
         <w:tc>
           <w:tcPr>
             <w:tcW w:w="0" w:type="auto"/>
-            <w:hideMark/>
           </w:tcPr>
           <w:p>
             <w:pPr>
@@ -3396,14 +3277,13 @@
                 <w:rFonts w:eastAsia="Times New Roman" w:cstheme="minorHAnsi"/>
                 <w:lang w:val="es-EC" w:eastAsia="ja-JP"/>
               </w:rPr>
-              <w:t>Puntuación obtenida en Metacritic</w:t>
+              <w:t>Volumen total de valoraciones de los usuarios registradas en Steam</w:t>
             </w:r>
           </w:p>
         </w:tc>
         <w:tc>
           <w:tcPr>
             <w:tcW w:w="0" w:type="auto"/>
-            <w:hideMark/>
           </w:tcPr>
           <w:p>
             <w:pPr>
@@ -3418,23 +3298,16 @@
                 <w:rFonts w:eastAsia="Times New Roman" w:cstheme="minorHAnsi"/>
                 <w:lang w:val="es-EC" w:eastAsia="ja-JP"/>
               </w:rPr>
-              <w:t>Indica la r</w:t>
-            </w:r>
-            <w:r>
-              <w:rPr>
-                <w:rFonts w:eastAsia="Times New Roman" w:cstheme="minorHAnsi"/>
-                <w:lang w:val="es-EC" w:eastAsia="ja-JP"/>
-              </w:rPr>
-              <w:t>elación entre calidad y popularidad</w:t>
+              <w:t>Variable independiente eje X para medir la magnitud y alcance</w:t>
             </w:r>
           </w:p>
         </w:tc>
       </w:tr>
       <w:tr>
+        <w:trPr/>
         <w:tc>
           <w:tcPr>
             <w:tcW w:w="0" w:type="auto"/>
-            <w:hideMark/>
           </w:tcPr>
           <w:p>
             <w:pPr>
@@ -3444,21 +3317,18 @@
                 <w:lang w:val="es-EC" w:eastAsia="ja-JP"/>
               </w:rPr>
             </w:pPr>
-            <w:proofErr w:type="spellStart"/>
             <w:r>
               <w:rPr>
                 <w:rFonts w:eastAsia="Times New Roman" w:cstheme="minorHAnsi"/>
                 <w:lang w:val="es-EC" w:eastAsia="ja-JP"/>
               </w:rPr>
-              <w:t>genres</w:t>
-            </w:r>
-            <w:proofErr w:type="spellEnd"/>
+              <w:t>concurrent_users_yesterday</w:t>
+            </w:r>
           </w:p>
         </w:tc>
         <w:tc>
           <w:tcPr>
             <w:tcW w:w="0" w:type="auto"/>
-            <w:hideMark/>
           </w:tcPr>
           <w:p>
             <w:pPr>
@@ -3473,21 +3343,13 @@
                 <w:rFonts w:eastAsia="Times New Roman" w:cstheme="minorHAnsi"/>
                 <w:lang w:val="es-EC" w:eastAsia="ja-JP"/>
               </w:rPr>
-              <w:t>Son los g</w:t>
-            </w:r>
-            <w:r>
-              <w:rPr>
-                <w:rFonts w:eastAsia="Times New Roman" w:cstheme="minorHAnsi"/>
-                <w:lang w:val="es-EC" w:eastAsia="ja-JP"/>
-              </w:rPr>
-              <w:t>éneros asociados al videojuego</w:t>
+              <w:t>Usuarios concurrentes activos en las ultimas veinticuatro horas</w:t>
             </w:r>
           </w:p>
         </w:tc>
         <w:tc>
           <w:tcPr>
             <w:tcW w:w="0" w:type="auto"/>
-            <w:hideMark/>
           </w:tcPr>
           <w:p>
             <w:pPr>
@@ -3502,23 +3364,16 @@
                 <w:rFonts w:eastAsia="Times New Roman" w:cstheme="minorHAnsi"/>
                 <w:lang w:val="es-EC" w:eastAsia="ja-JP"/>
               </w:rPr>
-              <w:t>Indica la c</w:t>
-            </w:r>
-            <w:r>
-              <w:rPr>
-                <w:rFonts w:eastAsia="Times New Roman" w:cstheme="minorHAnsi"/>
-                <w:lang w:val="es-EC" w:eastAsia="ja-JP"/>
-              </w:rPr>
-              <w:t>lasificación y segmentación</w:t>
+              <w:t>Variable independiente eje X para medir la popularidad activa reciente</w:t>
             </w:r>
           </w:p>
         </w:tc>
       </w:tr>
       <w:tr>
+        <w:trPr/>
         <w:tc>
           <w:tcPr>
             <w:tcW w:w="0" w:type="auto"/>
-            <w:hideMark/>
           </w:tcPr>
           <w:p>
             <w:pPr>
@@ -3533,14 +3388,13 @@
                 <w:rFonts w:eastAsia="Times New Roman" w:cstheme="minorHAnsi"/>
                 <w:lang w:val="es-EC" w:eastAsia="ja-JP"/>
               </w:rPr>
-              <w:t>tags</w:t>
+              <w:t>is_free</w:t>
             </w:r>
           </w:p>
         </w:tc>
         <w:tc>
           <w:tcPr>
             <w:tcW w:w="0" w:type="auto"/>
-            <w:hideMark/>
           </w:tcPr>
           <w:p>
             <w:pPr>
@@ -3555,14 +3409,13 @@
                 <w:rFonts w:eastAsia="Times New Roman" w:cstheme="minorHAnsi"/>
                 <w:lang w:val="es-EC" w:eastAsia="ja-JP"/>
               </w:rPr>
-              <w:t>Etiquetas descriptivas del videojuego</w:t>
+              <w:t>Indicador binario discreto de gratuidad de uno si es gratis o cero si es de pago</w:t>
             </w:r>
           </w:p>
         </w:tc>
         <w:tc>
           <w:tcPr>
             <w:tcW w:w="0" w:type="auto"/>
-            <w:hideMark/>
           </w:tcPr>
           <w:p>
             <w:pPr>
@@ -3577,37 +3430,16 @@
                 <w:rFonts w:eastAsia="Times New Roman" w:cstheme="minorHAnsi"/>
                 <w:lang w:val="es-EC" w:eastAsia="ja-JP"/>
               </w:rPr>
-              <w:t xml:space="preserve">Identificación de </w:t>
-            </w:r>
-            <w:r>
-              <w:rPr>
-                <w:rFonts w:eastAsia="Times New Roman" w:cstheme="minorHAnsi"/>
-                <w:lang w:val="es-EC" w:eastAsia="ja-JP"/>
-              </w:rPr>
-              <w:t xml:space="preserve">las </w:t>
-            </w:r>
-            <w:r>
-              <w:rPr>
-                <w:rFonts w:eastAsia="Times New Roman" w:cstheme="minorHAnsi"/>
-                <w:lang w:val="es-EC" w:eastAsia="ja-JP"/>
-              </w:rPr>
-              <w:t>tendencias</w:t>
-            </w:r>
-            <w:r>
-              <w:rPr>
-                <w:rFonts w:eastAsia="Times New Roman" w:cstheme="minorHAnsi"/>
-                <w:lang w:val="es-EC" w:eastAsia="ja-JP"/>
-              </w:rPr>
-              <w:t xml:space="preserve"> y soporte</w:t>
+              <w:t>Variable independiente eje X para segmentacion del modelo</w:t>
             </w:r>
           </w:p>
         </w:tc>
       </w:tr>
       <w:tr>
+        <w:trPr/>
         <w:tc>
           <w:tcPr>
             <w:tcW w:w="0" w:type="auto"/>
-            <w:hideMark/>
           </w:tcPr>
           <w:p>
             <w:pPr>
@@ -3617,21 +3449,18 @@
                 <w:lang w:val="es-EC" w:eastAsia="ja-JP"/>
               </w:rPr>
             </w:pPr>
-            <w:proofErr w:type="spellStart"/>
             <w:r>
               <w:rPr>
                 <w:rFonts w:eastAsia="Times New Roman" w:cstheme="minorHAnsi"/>
                 <w:lang w:val="es-EC" w:eastAsia="ja-JP"/>
               </w:rPr>
-              <w:t>dlc_count</w:t>
-            </w:r>
-            <w:proofErr w:type="spellEnd"/>
+              <w:t>language_count</w:t>
+            </w:r>
           </w:p>
         </w:tc>
         <w:tc>
           <w:tcPr>
             <w:tcW w:w="0" w:type="auto"/>
-            <w:hideMark/>
           </w:tcPr>
           <w:p>
             <w:pPr>
@@ -3646,14 +3475,13 @@
                 <w:rFonts w:eastAsia="Times New Roman" w:cstheme="minorHAnsi"/>
                 <w:lang w:val="es-EC" w:eastAsia="ja-JP"/>
               </w:rPr>
-              <w:t>Cantidad de contenido descargable (DLC)</w:t>
+              <w:t>Cantidad total de idiomas de localizacion soportados por el juego</w:t>
             </w:r>
           </w:p>
         </w:tc>
         <w:tc>
           <w:tcPr>
             <w:tcW w:w="0" w:type="auto"/>
-            <w:hideMark/>
           </w:tcPr>
           <w:p>
             <w:pPr>
@@ -3668,14 +3496,139 @@
                 <w:rFonts w:eastAsia="Times New Roman" w:cstheme="minorHAnsi"/>
                 <w:lang w:val="es-EC" w:eastAsia="ja-JP"/>
               </w:rPr>
-              <w:t>Indica la r</w:t>
-            </w:r>
-            <w:r>
+              <w:t>Variable independiente eje X para evaluar la accesibilidad global</w:t>
+            </w:r>
+          </w:p>
+        </w:tc>
+      </w:tr>
+      <w:tr>
+        <w:trPr/>
+        <w:tc>
+          <w:tcPr>
+            <w:tcW w:w="0" w:type="auto"/>
+          </w:tcPr>
+          <w:p>
+            <w:pPr>
+              <w:spacing w:after="0" w:line="240" w:lineRule="auto"/>
               <w:rPr>
                 <w:rFonts w:eastAsia="Times New Roman" w:cstheme="minorHAnsi"/>
                 <w:lang w:val="es-EC" w:eastAsia="ja-JP"/>
               </w:rPr>
-              <w:t>elación entre contenido adicional y popularidad</w:t>
+            </w:pPr>
+            <w:r>
+              <w:rPr>
+                <w:rFonts w:eastAsia="Times New Roman" w:cstheme="minorHAnsi"/>
+                <w:lang w:val="es-EC" w:eastAsia="ja-JP"/>
+              </w:rPr>
+              <w:t>category_count</w:t>
+            </w:r>
+          </w:p>
+        </w:tc>
+        <w:tc>
+          <w:tcPr>
+            <w:tcW w:w="0" w:type="auto"/>
+          </w:tcPr>
+          <w:p>
+            <w:pPr>
+              <w:spacing w:after="0" w:line="240" w:lineRule="auto"/>
+              <w:rPr>
+                <w:rFonts w:eastAsia="Times New Roman" w:cstheme="minorHAnsi"/>
+                <w:lang w:val="es-EC" w:eastAsia="ja-JP"/>
+              </w:rPr>
+            </w:pPr>
+            <w:r>
+              <w:rPr>
+                <w:rFonts w:eastAsia="Times New Roman" w:cstheme="minorHAnsi"/>
+                <w:lang w:val="es-EC" w:eastAsia="ja-JP"/>
+              </w:rPr>
+              <w:t>Cantidad total de caracteristicas tecnicas y modos de juego del software</w:t>
+            </w:r>
+          </w:p>
+        </w:tc>
+        <w:tc>
+          <w:tcPr>
+            <w:tcW w:w="0" w:type="auto"/>
+          </w:tcPr>
+          <w:p>
+            <w:pPr>
+              <w:spacing w:after="0" w:line="240" w:lineRule="auto"/>
+              <w:rPr>
+                <w:rFonts w:eastAsia="Times New Roman" w:cstheme="minorHAnsi"/>
+                <w:lang w:val="es-EC" w:eastAsia="ja-JP"/>
+              </w:rPr>
+            </w:pPr>
+            <w:r>
+              <w:rPr>
+                <w:rFonts w:eastAsia="Times New Roman" w:cstheme="minorHAnsi"/>
+                <w:lang w:val="es-EC" w:eastAsia="ja-JP"/>
+              </w:rPr>
+              <w:t>Variable independiente eje X para evaluar la complejidad del producto</w:t>
+            </w:r>
+          </w:p>
+        </w:tc>
+      </w:tr>
+      <w:tr>
+        <w:trPr/>
+        <w:tc>
+          <w:tcPr>
+            <w:tcW w:w="0" w:type="auto"/>
+          </w:tcPr>
+          <w:p>
+            <w:pPr>
+              <w:spacing w:after="0" w:line="240" w:lineRule="auto"/>
+              <w:rPr>
+                <w:rFonts w:eastAsia="Times New Roman" w:cstheme="minorHAnsi"/>
+                <w:lang w:val="es-EC" w:eastAsia="ja-JP"/>
+              </w:rPr>
+            </w:pPr>
+            <w:r>
+              <w:rPr>
+                <w:rFonts w:eastAsia="Times New Roman" w:cstheme="minorHAnsi"/>
+                <w:lang w:val="es-EC" w:eastAsia="ja-JP"/>
+              </w:rPr>
+              <w:t>release_year</w:t>
+            </w:r>
+          </w:p>
+        </w:tc>
+        <w:tc>
+          <w:tcPr>
+            <w:tcW w:w="0" w:type="auto"/>
+          </w:tcPr>
+          <w:p>
+            <w:pPr>
+              <w:spacing w:after="0" w:line="240" w:lineRule="auto"/>
+              <w:rPr>
+                <w:rFonts w:eastAsia="Times New Roman" w:cstheme="minorHAnsi"/>
+                <w:lang w:val="es-EC" w:eastAsia="ja-JP"/>
+              </w:rPr>
+            </w:pPr>
+            <w:r>
+              <w:rPr>
+                <w:rFonts w:eastAsia="Times New Roman" w:cstheme="minorHAnsi"/>
+                <w:lang w:val="es-EC" w:eastAsia="ja-JP"/>
+              </w:rPr>
+              <w:t>Ano de lanzamiento extraido de la fecha oficial de publicacion</w:t>
+            </w:r>
+          </w:p>
+        </w:tc>
+        <w:tc>
+          <w:tcPr>
+            <w:tcW w:w="0" w:type="auto"/>
+          </w:tcPr>
+          <w:p>
+            <w:pPr>
+              <w:spacing w:after="0" w:line="240" w:lineRule="auto"/>
+              <w:rPr>
+                <w:rFonts w:eastAsia="Times New Roman" w:cstheme="minorHAnsi"/>
+                <w:lang w:val="es-EC" w:eastAsia="ja-JP"/>
+              </w:rPr>
+            </w:pPr>
+            <w:r>
+              <w:rPr>
+                <w:rFonts w:eastAsia="Times New Roman" w:cstheme="minorHAnsi"/>
+                <w:lang w:val="es-EC" w:eastAsia="ja-JP"/>
+              </w:rPr>
+              <w:t>Variable independiente eje X para evaluar la antiguedad y vigencia en el mercado</w:t>
             </w:r>
           </w:p>
         </w:tc>

--- a/03_Informe/Proyecto1_Grupo5.docx
+++ b/03_Informe/Proyecto1_Grupo5.docx
@@ -1,6 +1,6 @@
 
 <file path=word/document.xml><?xml version="1.0" encoding="utf-8"?>
-<w:document xmlns:ns1="http://schemas.openxmlformats.org/markup-compatibility/2006" xmlns:ns10="urn:schemas-microsoft-com:vml" xmlns:ns11="urn:schemas-microsoft-com:office:office" xmlns:ns12="urn:schemas-microsoft-com:office:word" xmlns:ns3="http://schemas.openxmlformats.org/drawingml/2006/wordprocessingDrawing" xmlns:ns4="http://schemas.microsoft.com/office/word/2010/wordprocessingDrawing" xmlns:ns5="http://schemas.openxmlformats.org/drawingml/2006/main" xmlns:ns6="http://schemas.openxmlformats.org/drawingml/2006/picture" xmlns:ns7="http://schemas.openxmlformats.org/officeDocument/2006/relationships" xmlns:ns8="http://schemas.microsoft.com/office/drawing/2010/main" xmlns:ns9="http://schemas.microsoft.com/office/word/2010/wordprocessingShape" xmlns:w="http://schemas.openxmlformats.org/wordprocessingml/2006/main" xmlns:w14="http://schemas.microsoft.com/office/word/2010/wordml" ns1:Ignorable="w14 w15 w16se w16cid w16 w16cex w16sdtdh wp14">
+<w:document xmlns:wpc="http://schemas.microsoft.com/office/word/2010/wordprocessingCanvas" xmlns:cx="http://schemas.microsoft.com/office/drawing/2014/chartex" xmlns:cx1="http://schemas.microsoft.com/office/drawing/2015/9/8/chartex" xmlns:cx2="http://schemas.microsoft.com/office/drawing/2015/10/21/chartex" xmlns:cx3="http://schemas.microsoft.com/office/drawing/2016/5/9/chartex" xmlns:cx4="http://schemas.microsoft.com/office/drawing/2016/5/10/chartex" xmlns:cx5="http://schemas.microsoft.com/office/drawing/2016/5/11/chartex" xmlns:cx6="http://schemas.microsoft.com/office/drawing/2016/5/12/chartex" xmlns:cx7="http://schemas.microsoft.com/office/drawing/2016/5/13/chartex" xmlns:cx8="http://schemas.microsoft.com/office/drawing/2016/5/14/chartex" xmlns:mc="http://schemas.openxmlformats.org/markup-compatibility/2006" xmlns:aink="http://schemas.microsoft.com/office/drawing/2016/ink" xmlns:am3d="http://schemas.microsoft.com/office/drawing/2017/model3d" xmlns:o="urn:schemas-microsoft-com:office:office" xmlns:oel="http://schemas.microsoft.com/office/2019/extlst" xmlns:r="http://schemas.openxmlformats.org/officeDocument/2006/relationships" xmlns:m="http://schemas.openxmlformats.org/officeDocument/2006/math" xmlns:v="urn:schemas-microsoft-com:vml" xmlns:wp14="http://schemas.microsoft.com/office/word/2010/wordprocessingDrawing" xmlns:wp="http://schemas.openxmlformats.org/drawingml/2006/wordprocessingDrawing" xmlns:w10="urn:schemas-microsoft-com:office:word" xmlns:w="http://schemas.openxmlformats.org/wordprocessingml/2006/main" xmlns:w14="http://schemas.microsoft.com/office/word/2010/wordml" xmlns:w15="http://schemas.microsoft.com/office/word/2012/wordml" xmlns:w16cex="http://schemas.microsoft.com/office/word/2018/wordml/cex" xmlns:w16cid="http://schemas.microsoft.com/office/word/2016/wordml/cid" xmlns:w16="http://schemas.microsoft.com/office/word/2018/wordml" xmlns:w16du="http://schemas.microsoft.com/office/word/2023/wordml/word16du" xmlns:w16sdtdh="http://schemas.microsoft.com/office/word/2020/wordml/sdtdatahash" xmlns:w16sdtfl="http://schemas.microsoft.com/office/word/2024/wordml/sdtformatlock" xmlns:w16se="http://schemas.microsoft.com/office/word/2015/wordml/symex" xmlns:wpg="http://schemas.microsoft.com/office/word/2010/wordprocessingGroup" xmlns:wpi="http://schemas.microsoft.com/office/word/2010/wordprocessingInk" xmlns:wne="http://schemas.microsoft.com/office/word/2006/wordml" xmlns:wps="http://schemas.microsoft.com/office/word/2010/wordprocessingShape" mc:Ignorable="w14 w15 w16se w16cid w16 w16cex w16sdtdh w16sdtfl w16du wp14">
   <w:body>
     <w:bookmarkStart w:id="0" w:name="_Hlk514593479" w:displacedByCustomXml="next"/>
     <w:sdt>
@@ -40,56 +40,56 @@
               <w:color w:val="4472C4" w:themeColor="accent1"/>
             </w:rPr>
             <w:drawing>
-              <ns3:inline distT="0" distB="0" distL="0" distR="0" ns4:anchorId="2B929ABA" ns4:editId="324692D6">
-                <ns3:extent cx="1417320" cy="750898"/>
-                <ns3:effectExtent l="0" t="0" r="0" b="0"/>
-                <ns3:docPr id="143" name="Imagen 144"/>
-                <ns3:cNvGraphicFramePr>
-                  <ns5:graphicFrameLocks noChangeAspect="1"/>
-                </ns3:cNvGraphicFramePr>
-                <ns5:graphic>
-                  <ns5:graphicData uri="http://schemas.openxmlformats.org/drawingml/2006/picture">
-                    <ns6:pic>
-                      <ns6:nvPicPr>
-                        <ns6:cNvPr id="3" name="t55.png"/>
-                        <ns6:cNvPicPr/>
-                      </ns6:nvPicPr>
-                      <ns6:blipFill>
-                        <ns5:blip ns7:embed="rId8" cstate="print">
-                          <ns5:duotone>
-                            <ns5:schemeClr val="accent1">
-                              <ns5:shade val="45000"/>
-                              <ns5:satMod val="135000"/>
-                            </ns5:schemeClr>
-                            <ns5:prstClr val="white"/>
-                          </ns5:duotone>
-                          <ns5:extLst>
-                            <ns5:ext uri="{28A0092B-C50C-407E-A947-70E740481C1C}">
-                              <ns8:useLocalDpi val="0"/>
-                            </ns5:ext>
-                          </ns5:extLst>
-                        </ns5:blip>
-                        <ns5:stretch>
-                          <ns5:fillRect/>
-                        </ns5:stretch>
-                      </ns6:blipFill>
-                      <ns6:spPr>
-                        <ns5:xfrm>
-                          <ns5:off x="0" y="0"/>
-                          <ns5:ext cx="1417320" cy="750898"/>
-                        </ns5:xfrm>
-                        <ns5:prstGeom prst="rect">
-                          <ns5:avLst/>
-                        </ns5:prstGeom>
-                        <ns5:noFill/>
-                        <ns5:ln>
-                          <ns5:noFill/>
-                        </ns5:ln>
-                      </ns6:spPr>
-                    </ns6:pic>
-                  </ns5:graphicData>
-                </ns5:graphic>
-              </ns3:inline>
+              <wp:inline distT="0" distB="0" distL="0" distR="0" wp14:anchorId="2B929ABA" wp14:editId="324692D6">
+                <wp:extent cx="1417320" cy="750898"/>
+                <wp:effectExtent l="0" t="0" r="0" b="0"/>
+                <wp:docPr id="143" name="Imagen 144"/>
+                <wp:cNvGraphicFramePr>
+                  <a:graphicFrameLocks xmlns:a="http://schemas.openxmlformats.org/drawingml/2006/main" noChangeAspect="1"/>
+                </wp:cNvGraphicFramePr>
+                <a:graphic xmlns:a="http://schemas.openxmlformats.org/drawingml/2006/main">
+                  <a:graphicData uri="http://schemas.openxmlformats.org/drawingml/2006/picture">
+                    <pic:pic xmlns:pic="http://schemas.openxmlformats.org/drawingml/2006/picture">
+                      <pic:nvPicPr>
+                        <pic:cNvPr id="3" name="t55.png"/>
+                        <pic:cNvPicPr/>
+                      </pic:nvPicPr>
+                      <pic:blipFill>
+                        <a:blip r:embed="rId8" cstate="print">
+                          <a:duotone>
+                            <a:schemeClr val="accent1">
+                              <a:shade val="45000"/>
+                              <a:satMod val="135000"/>
+                            </a:schemeClr>
+                            <a:prstClr val="white"/>
+                          </a:duotone>
+                          <a:extLst>
+                            <a:ext uri="{28A0092B-C50C-407E-A947-70E740481C1C}">
+                              <a14:useLocalDpi xmlns:a14="http://schemas.microsoft.com/office/drawing/2010/main" val="0"/>
+                            </a:ext>
+                          </a:extLst>
+                        </a:blip>
+                        <a:stretch>
+                          <a:fillRect/>
+                        </a:stretch>
+                      </pic:blipFill>
+                      <pic:spPr>
+                        <a:xfrm>
+                          <a:off x="0" y="0"/>
+                          <a:ext cx="1417320" cy="750898"/>
+                        </a:xfrm>
+                        <a:prstGeom prst="rect">
+                          <a:avLst/>
+                        </a:prstGeom>
+                        <a:noFill/>
+                        <a:ln>
+                          <a:noFill/>
+                        </a:ln>
+                      </pic:spPr>
+                    </pic:pic>
+                  </a:graphicData>
+                </a:graphic>
+              </wp:inline>
             </w:drawing>
           </w:r>
         </w:p>
@@ -143,7 +143,27 @@
                   <w:sz w:val="72"/>
                   <w:szCs w:val="72"/>
                 </w:rPr>
-                <w:t>modelo para el Analisis de factores que influyen en la popularidad de losvideojuegos</w:t>
+                <w:t>modelo para el Analisis de factores que influyen en la popularidad de los</w:t>
+              </w:r>
+              <w:r>
+                <w:rPr>
+                  <w:rFonts w:asciiTheme="majorHAnsi" w:eastAsiaTheme="majorEastAsia" w:hAnsiTheme="majorHAnsi" w:cstheme="majorBidi"/>
+                  <w:caps/>
+                  <w:color w:val="4472C4" w:themeColor="accent1"/>
+                  <w:sz w:val="72"/>
+                  <w:szCs w:val="72"/>
+                </w:rPr>
+                <w:t xml:space="preserve"> </w:t>
+              </w:r>
+              <w:r>
+                <w:rPr>
+                  <w:rFonts w:asciiTheme="majorHAnsi" w:eastAsiaTheme="majorEastAsia" w:hAnsiTheme="majorHAnsi" w:cstheme="majorBidi"/>
+                  <w:caps/>
+                  <w:color w:val="4472C4" w:themeColor="accent1"/>
+                  <w:sz w:val="72"/>
+                  <w:szCs w:val="72"/>
+                </w:rPr>
+                <w:t>videojuegos</w:t>
               </w:r>
             </w:p>
           </w:sdtContent>
@@ -201,64 +221,64 @@
               <w:noProof/>
               <w:color w:val="4472C4" w:themeColor="accent1"/>
             </w:rPr>
-            <ns1:AlternateContent>
-              <ns1:Choice Requires="wps">
+            <mc:AlternateContent>
+              <mc:Choice Requires="wps">
                 <w:drawing>
-                  <ns3:anchor distT="0" distB="0" distL="114300" distR="114300" simplePos="0" relativeHeight="251659264" behindDoc="0" locked="0" layoutInCell="1" allowOverlap="1" ns4:anchorId="587BD73C" ns4:editId="2B988D04">
-                    <ns3:simplePos x="0" y="0"/>
-                    <ns3:positionH relativeFrom="margin">
-                      <ns3:align>center</ns3:align>
-                    </ns3:positionH>
-                    <ns1:AlternateContent>
-                      <ns1:Choice Requires="wp14">
-                        <ns3:positionV relativeFrom="page">
-                          <ns4:pctPosVOffset>85000</ns4:pctPosVOffset>
-                        </ns3:positionV>
-                      </ns1:Choice>
-                      <ns1:Fallback>
-                        <ns3:positionV relativeFrom="page">
-                          <ns3:posOffset>9088120</ns3:posOffset>
-                        </ns3:positionV>
-                      </ns1:Fallback>
-                    </ns1:AlternateContent>
-                    <ns3:extent cx="6553200" cy="557784"/>
-                    <ns3:effectExtent l="0" t="0" r="0" b="12700"/>
-                    <ns3:wrapNone/>
-                    <ns3:docPr id="142" name="Cuadro de texto 146"/>
-                    <ns3:cNvGraphicFramePr/>
-                    <ns5:graphic>
-                      <ns5:graphicData uri="http://schemas.microsoft.com/office/word/2010/wordprocessingShape">
-                        <ns9:wsp>
-                          <ns9:cNvSpPr txBox="1"/>
-                          <ns9:spPr>
-                            <ns5:xfrm>
-                              <ns5:off x="0" y="0"/>
-                              <ns5:ext cx="6553200" cy="557784"/>
-                            </ns5:xfrm>
-                            <ns5:prstGeom prst="rect">
-                              <ns5:avLst/>
-                            </ns5:prstGeom>
-                            <ns5:noFill/>
-                            <ns5:ln w="6350">
-                              <ns5:noFill/>
-                            </ns5:ln>
-                            <ns5:effectLst/>
-                          </ns9:spPr>
-                          <ns9:style>
-                            <ns5:lnRef idx="0">
-                              <ns5:schemeClr val="accent1"/>
-                            </ns5:lnRef>
-                            <ns5:fillRef idx="0">
-                              <ns5:schemeClr val="accent1"/>
-                            </ns5:fillRef>
-                            <ns5:effectRef idx="0">
-                              <ns5:schemeClr val="accent1"/>
-                            </ns5:effectRef>
-                            <ns5:fontRef idx="minor">
-                              <ns5:schemeClr val="dk1"/>
-                            </ns5:fontRef>
-                          </ns9:style>
-                          <ns9:txbx>
+                  <wp:anchor distT="0" distB="0" distL="114300" distR="114300" simplePos="0" relativeHeight="251659264" behindDoc="0" locked="0" layoutInCell="1" allowOverlap="1" wp14:anchorId="587BD73C" wp14:editId="50CDB4CB">
+                    <wp:simplePos x="0" y="0"/>
+                    <wp:positionH relativeFrom="margin">
+                      <wp:align>center</wp:align>
+                    </wp:positionH>
+                    <mc:AlternateContent>
+                      <mc:Choice Requires="wp14">
+                        <wp:positionV relativeFrom="page">
+                          <wp14:pctPosVOffset>85000</wp14:pctPosVOffset>
+                        </wp:positionV>
+                      </mc:Choice>
+                      <mc:Fallback>
+                        <wp:positionV relativeFrom="page">
+                          <wp:posOffset>9088120</wp:posOffset>
+                        </wp:positionV>
+                      </mc:Fallback>
+                    </mc:AlternateContent>
+                    <wp:extent cx="6553200" cy="557784"/>
+                    <wp:effectExtent l="0" t="0" r="0" b="12700"/>
+                    <wp:wrapNone/>
+                    <wp:docPr id="142" name="Cuadro de texto 146"/>
+                    <wp:cNvGraphicFramePr/>
+                    <a:graphic xmlns:a="http://schemas.openxmlformats.org/drawingml/2006/main">
+                      <a:graphicData uri="http://schemas.microsoft.com/office/word/2010/wordprocessingShape">
+                        <wps:wsp>
+                          <wps:cNvSpPr txBox="1"/>
+                          <wps:spPr>
+                            <a:xfrm>
+                              <a:off x="0" y="0"/>
+                              <a:ext cx="6553200" cy="557784"/>
+                            </a:xfrm>
+                            <a:prstGeom prst="rect">
+                              <a:avLst/>
+                            </a:prstGeom>
+                            <a:noFill/>
+                            <a:ln w="6350">
+                              <a:noFill/>
+                            </a:ln>
+                            <a:effectLst/>
+                          </wps:spPr>
+                          <wps:style>
+                            <a:lnRef idx="0">
+                              <a:schemeClr val="accent1"/>
+                            </a:lnRef>
+                            <a:fillRef idx="0">
+                              <a:schemeClr val="accent1"/>
+                            </a:fillRef>
+                            <a:effectRef idx="0">
+                              <a:schemeClr val="accent1"/>
+                            </a:effectRef>
+                            <a:fontRef idx="minor">
+                              <a:schemeClr val="dk1"/>
+                            </a:fontRef>
+                          </wps:style>
+                          <wps:txbx>
                             <w:txbxContent>
                               <w:p>
                                 <w:pPr>
@@ -291,33 +311,33 @@
                                 </w:r>
                               </w:p>
                             </w:txbxContent>
-                          </ns9:txbx>
-                          <ns9:bodyPr rot="0" spcFirstLastPara="0" vertOverflow="overflow" horzOverflow="overflow" vert="horz" wrap="square" lIns="0" tIns="0" rIns="0" bIns="0" numCol="1" spcCol="0" rtlCol="0" fromWordArt="0" anchor="b" anchorCtr="0" forceAA="0" compatLnSpc="1">
-                            <ns5:prstTxWarp prst="textNoShape">
-                              <ns5:avLst/>
-                            </ns5:prstTxWarp>
-                            <ns5:spAutoFit/>
-                          </ns9:bodyPr>
-                        </ns9:wsp>
-                      </ns5:graphicData>
-                    </ns5:graphic>
-                    <ns4:sizeRelH relativeFrom="margin">
-                      <ns4:pctWidth>100000</ns4:pctWidth>
-                    </ns4:sizeRelH>
-                    <ns4:sizeRelV relativeFrom="margin">
-                      <ns4:pctHeight>0</ns4:pctHeight>
-                    </ns4:sizeRelV>
-                  </ns3:anchor>
+                          </wps:txbx>
+                          <wps:bodyPr rot="0" spcFirstLastPara="0" vertOverflow="overflow" horzOverflow="overflow" vert="horz" wrap="square" lIns="0" tIns="0" rIns="0" bIns="0" numCol="1" spcCol="0" rtlCol="0" fromWordArt="0" anchor="b" anchorCtr="0" forceAA="0" compatLnSpc="1">
+                            <a:prstTxWarp prst="textNoShape">
+                              <a:avLst/>
+                            </a:prstTxWarp>
+                            <a:spAutoFit/>
+                          </wps:bodyPr>
+                        </wps:wsp>
+                      </a:graphicData>
+                    </a:graphic>
+                    <wp14:sizeRelH relativeFrom="margin">
+                      <wp14:pctWidth>100000</wp14:pctWidth>
+                    </wp14:sizeRelH>
+                    <wp14:sizeRelV relativeFrom="margin">
+                      <wp14:pctHeight>0</wp14:pctHeight>
+                    </wp14:sizeRelV>
+                  </wp:anchor>
                 </w:drawing>
-              </ns1:Choice>
-              <ns1:Fallback>
+              </mc:Choice>
+              <mc:Fallback>
                 <w:pict>
-                  <ns10:shapetype w14:anchorId="587BD73C" id="_x0000_t202" coordsize="21600,21600" ns11:spt="202" path="m,l,21600r21600,l21600,xe">
-                    <ns10:stroke joinstyle="miter"/>
-                    <ns10:path gradientshapeok="t" ns11:connecttype="rect"/>
-                  </ns10:shapetype>
-                  <ns10:shape id="Cuadro de texto 146" ns11:spid="_x0000_s1026" type="#_x0000_t202" style="position:absolute;left:0;text-align:left;margin-left:0;margin-top:0;width:516pt;height:43.9pt;z-index:251659264;visibility:visible;mso-wrap-style:square;mso-width-percent:1000;mso-height-percent:0;mso-top-percent:850;mso-wrap-distance-left:9pt;mso-wrap-distance-top:0;mso-wrap-distance-right:9pt;mso-wrap-distance-bottom:0;mso-position-horizontal:center;mso-position-horizontal-relative:margin;mso-position-vertical-relative:page;mso-width-percent:1000;mso-height-percent:0;mso-top-percent:850;mso-width-relative:margin;mso-height-relative:margin;v-text-anchor:bottom" ns11:gfxdata="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" filled="f" stroked="f" strokeweight=".5pt">
-                    <ns10:textbox style="mso-fit-shape-to-text:t" inset="0,0,0,0">
+                  <v:shapetype w14:anchorId="587BD73C" id="_x0000_t202" coordsize="21600,21600" o:spt="202" path="m,l,21600r21600,l21600,xe">
+                    <v:stroke joinstyle="miter"/>
+                    <v:path gradientshapeok="t" o:connecttype="rect"/>
+                  </v:shapetype>
+                  <v:shape id="Cuadro de texto 146" o:spid="_x0000_s1026" type="#_x0000_t202" style="position:absolute;left:0;text-align:left;margin-left:0;margin-top:0;width:516pt;height:43.9pt;z-index:251659264;visibility:visible;mso-wrap-style:square;mso-width-percent:1000;mso-height-percent:0;mso-top-percent:850;mso-wrap-distance-left:9pt;mso-wrap-distance-top:0;mso-wrap-distance-right:9pt;mso-wrap-distance-bottom:0;mso-position-horizontal:center;mso-position-horizontal-relative:margin;mso-position-vertical-relative:page;mso-width-percent:1000;mso-height-percent:0;mso-top-percent:850;mso-width-relative:margin;mso-height-relative:margin;v-text-anchor:bottom" o:gfxdata="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" filled="f" stroked="f" strokeweight=".5pt">
+                    <v:textbox style="mso-fit-shape-to-text:t" inset="0,0,0,0">
                       <w:txbxContent>
                         <w:p>
                           <w:pPr>
@@ -350,12 +370,12 @@
                           </w:r>
                         </w:p>
                       </w:txbxContent>
-                    </ns10:textbox>
-                    <ns12:wrap anchorx="margin" anchory="page"/>
-                  </ns10:shape>
+                    </v:textbox>
+                    <w10:wrap anchorx="margin" anchory="page"/>
+                  </v:shape>
                 </w:pict>
-              </ns1:Fallback>
-            </ns1:AlternateContent>
+              </mc:Fallback>
+            </mc:AlternateContent>
           </w:r>
           <w:r>
             <w:rPr>
@@ -363,52 +383,52 @@
               <w:color w:val="4472C4" w:themeColor="accent1"/>
             </w:rPr>
             <w:drawing>
-              <ns3:inline distT="0" distB="0" distL="0" distR="0" ns4:anchorId="013CDA26" ns4:editId="6341419F">
-                <ns3:extent cx="758952" cy="478932"/>
-                <ns3:effectExtent l="0" t="0" r="3175" b="0"/>
-                <ns3:docPr id="144" name="Imagen 147"/>
-                <ns3:cNvGraphicFramePr>
-                  <ns5:graphicFrameLocks noChangeAspect="1"/>
-                </ns3:cNvGraphicFramePr>
-                <ns5:graphic>
-                  <ns5:graphicData uri="http://schemas.openxmlformats.org/drawingml/2006/picture">
-                    <ns6:pic>
-                      <ns6:nvPicPr>
-                        <ns6:cNvPr id="9" name="roco bottom.png"/>
-                        <ns6:cNvPicPr/>
-                      </ns6:nvPicPr>
-                      <ns6:blipFill>
-                        <ns5:blip ns7:embed="rId9" cstate="print">
-                          <ns5:duotone>
-                            <ns5:schemeClr val="accent1">
-                              <ns5:shade val="45000"/>
-                              <ns5:satMod val="135000"/>
-                            </ns5:schemeClr>
-                            <ns5:prstClr val="white"/>
-                          </ns5:duotone>
-                          <ns5:extLst>
-                            <ns5:ext uri="{28A0092B-C50C-407E-A947-70E740481C1C}">
-                              <ns8:useLocalDpi val="0"/>
-                            </ns5:ext>
-                          </ns5:extLst>
-                        </ns5:blip>
-                        <ns5:stretch>
-                          <ns5:fillRect/>
-                        </ns5:stretch>
-                      </ns6:blipFill>
-                      <ns6:spPr>
-                        <ns5:xfrm>
-                          <ns5:off x="0" y="0"/>
-                          <ns5:ext cx="758952" cy="478932"/>
-                        </ns5:xfrm>
-                        <ns5:prstGeom prst="rect">
-                          <ns5:avLst/>
-                        </ns5:prstGeom>
-                      </ns6:spPr>
-                    </ns6:pic>
-                  </ns5:graphicData>
-                </ns5:graphic>
-              </ns3:inline>
+              <wp:inline distT="0" distB="0" distL="0" distR="0" wp14:anchorId="013CDA26" wp14:editId="6341419F">
+                <wp:extent cx="758952" cy="478932"/>
+                <wp:effectExtent l="0" t="0" r="3175" b="0"/>
+                <wp:docPr id="144" name="Imagen 147"/>
+                <wp:cNvGraphicFramePr>
+                  <a:graphicFrameLocks xmlns:a="http://schemas.openxmlformats.org/drawingml/2006/main" noChangeAspect="1"/>
+                </wp:cNvGraphicFramePr>
+                <a:graphic xmlns:a="http://schemas.openxmlformats.org/drawingml/2006/main">
+                  <a:graphicData uri="http://schemas.openxmlformats.org/drawingml/2006/picture">
+                    <pic:pic xmlns:pic="http://schemas.openxmlformats.org/drawingml/2006/picture">
+                      <pic:nvPicPr>
+                        <pic:cNvPr id="9" name="roco bottom.png"/>
+                        <pic:cNvPicPr/>
+                      </pic:nvPicPr>
+                      <pic:blipFill>
+                        <a:blip r:embed="rId9" cstate="print">
+                          <a:duotone>
+                            <a:schemeClr val="accent1">
+                              <a:shade val="45000"/>
+                              <a:satMod val="135000"/>
+                            </a:schemeClr>
+                            <a:prstClr val="white"/>
+                          </a:duotone>
+                          <a:extLst>
+                            <a:ext uri="{28A0092B-C50C-407E-A947-70E740481C1C}">
+                              <a14:useLocalDpi xmlns:a14="http://schemas.microsoft.com/office/drawing/2010/main" val="0"/>
+                            </a:ext>
+                          </a:extLst>
+                        </a:blip>
+                        <a:stretch>
+                          <a:fillRect/>
+                        </a:stretch>
+                      </pic:blipFill>
+                      <pic:spPr>
+                        <a:xfrm>
+                          <a:off x="0" y="0"/>
+                          <a:ext cx="758952" cy="478932"/>
+                        </a:xfrm>
+                        <a:prstGeom prst="rect">
+                          <a:avLst/>
+                        </a:prstGeom>
+                      </pic:spPr>
+                    </pic:pic>
+                  </a:graphicData>
+                </a:graphic>
+              </wp:inline>
             </w:drawing>
           </w:r>
         </w:p>
@@ -424,224 +444,6 @@
               <w:lang w:eastAsia="es-ES"/>
             </w:rPr>
           </w:pPr>
-          <w:r>
-            <w:rPr>
-              <w:noProof/>
-              <w:color w:val="4472C4" w:themeColor="accent1"/>
-            </w:rPr>
-            <ns1:AlternateContent>
-              <ns1:Choice Requires="wps">
-                <w:drawing>
-                  <ns3:anchor distT="0" distB="0" distL="114300" distR="114300" simplePos="0" relativeHeight="251661312" behindDoc="0" locked="0" layoutInCell="1" allowOverlap="1" ns4:anchorId="7FE8E364" ns4:editId="7CFDEA8D">
-                    <ns3:simplePos x="0" y="0"/>
-                    <ns3:positionH relativeFrom="margin">
-                      <ns3:posOffset>0</ns3:posOffset>
-                    </ns3:positionH>
-                    <ns3:positionV relativeFrom="page">
-                      <ns3:posOffset>5992779</ns3:posOffset>
-                    </ns3:positionV>
-                    <ns3:extent cx="6553200" cy="557784"/>
-                    <ns3:effectExtent l="0" t="0" r="12700" b="9525"/>
-                    <ns3:wrapNone/>
-                    <ns3:docPr id="343173295" name="Cuadro de texto 146"/>
-                    <ns3:cNvGraphicFramePr/>
-                    <ns5:graphic>
-                      <ns5:graphicData uri="http://schemas.microsoft.com/office/word/2010/wordprocessingShape">
-                        <ns9:wsp>
-                          <ns9:cNvSpPr txBox="1"/>
-                          <ns9:spPr>
-                            <ns5:xfrm>
-                              <ns5:off x="0" y="0"/>
-                              <ns5:ext cx="6553200" cy="557784"/>
-                            </ns5:xfrm>
-                            <ns5:prstGeom prst="rect">
-                              <ns5:avLst/>
-                            </ns5:prstGeom>
-                            <ns5:noFill/>
-                            <ns5:ln w="6350">
-                              <ns5:noFill/>
-                            </ns5:ln>
-                            <ns5:effectLst/>
-                          </ns9:spPr>
-                          <ns9:style>
-                            <ns5:lnRef idx="0">
-                              <ns5:schemeClr val="accent1"/>
-                            </ns5:lnRef>
-                            <ns5:fillRef idx="0">
-                              <ns5:schemeClr val="accent1"/>
-                            </ns5:fillRef>
-                            <ns5:effectRef idx="0">
-                              <ns5:schemeClr val="accent1"/>
-                            </ns5:effectRef>
-                            <ns5:fontRef idx="minor">
-                              <ns5:schemeClr val="dk1"/>
-                            </ns5:fontRef>
-                          </ns9:style>
-                          <ns9:txbx>
-                            <w:txbxContent>
-                              <w:p>
-                                <w:pPr>
-                                  <w:pStyle w:val="Sinespaciado"/>
-                                  <w:jc w:val="center"/>
-                                  <w:rPr>
-                                    <w:caps/>
-                                    <w:color w:val="4472C4" w:themeColor="accent1"/>
-                                    <w:sz w:val="28"/>
-                                    <w:szCs w:val="28"/>
-                                    <w:lang w:val="es-EC"/>
-                                  </w:rPr>
-                                </w:pPr>
-                                <w:r>
-                                  <w:rPr>
-                                    <w:caps/>
-                                    <w:color w:val="4472C4" w:themeColor="accent1"/>
-                                    <w:sz w:val="28"/>
-                                    <w:szCs w:val="28"/>
-                                    <w:lang w:val="es-EC"/>
-                                  </w:rPr>
-                                  <w:t>Asignatura:</w:t>
-                                </w:r>
-                                <w:r>
-                                  <w:rPr>
-                                    <w:caps/>
-                                    <w:color w:val="4472C4" w:themeColor="accent1"/>
-                                    <w:sz w:val="28"/>
-                                    <w:szCs w:val="28"/>
-                                    <w:lang w:val="es-EC"/>
-                                  </w:rPr>
-                                  <w:t xml:space="preserve"> Métodos Númericos</w:t>
-                                </w:r>
-                              </w:p>
-                              <w:p>
-                                <w:pPr>
-                                  <w:pStyle w:val="Sinespaciado"/>
-                                  <w:jc w:val="center"/>
-                                  <w:rPr>
-                                    <w:color w:val="4472C4" w:themeColor="accent1"/>
-                                    <w:sz w:val="28"/>
-                                    <w:szCs w:val="28"/>
-                                    <w:lang w:val="es-EC"/>
-                                  </w:rPr>
-                                </w:pPr>
-                                <w:r>
-                                  <w:rPr>
-                                    <w:caps/>
-                                    <w:color w:val="4472C4" w:themeColor="accent1"/>
-                                    <w:sz w:val="28"/>
-                                    <w:szCs w:val="28"/>
-                                    <w:lang w:val="es-EC"/>
-                                  </w:rPr>
-                                  <w:t>Integrrantes:</w:t>
-                                </w:r>
-                                <w:r>
-                                  <w:rPr>
-                                    <w:caps/>
-                                    <w:color w:val="4472C4" w:themeColor="accent1"/>
-                                    <w:sz w:val="28"/>
-                                    <w:szCs w:val="28"/>
-                                    <w:lang w:val="es-EC"/>
-                                  </w:rPr>
-                                  <w:t xml:space="preserve"> ricardo cisneros – jair paez – hugo coyago</w:t>
-                                </w:r>
-                              </w:p>
-                            </w:txbxContent>
-                          </ns9:txbx>
-                          <ns9:bodyPr rot="0" spcFirstLastPara="0" vertOverflow="overflow" horzOverflow="overflow" vert="horz" wrap="square" lIns="0" tIns="0" rIns="0" bIns="0" numCol="1" spcCol="0" rtlCol="0" fromWordArt="0" anchor="b" anchorCtr="0" forceAA="0" compatLnSpc="1">
-                            <ns5:prstTxWarp prst="textNoShape">
-                              <ns5:avLst/>
-                            </ns5:prstTxWarp>
-                            <ns5:spAutoFit/>
-                          </ns9:bodyPr>
-                        </ns9:wsp>
-                      </ns5:graphicData>
-                    </ns5:graphic>
-                    <ns4:sizeRelH relativeFrom="margin">
-                      <ns4:pctWidth>100000</ns4:pctWidth>
-                    </ns4:sizeRelH>
-                    <ns4:sizeRelV relativeFrom="margin">
-                      <ns4:pctHeight>0</ns4:pctHeight>
-                    </ns4:sizeRelV>
-                  </ns3:anchor>
-                </w:drawing>
-              </ns1:Choice>
-              <ns1:Fallback>
-                <w:pict>
-                  <ns10:shape w14:anchorId="7FE8E364" id="_x0000_s1027" type="#_x0000_t202" style="position:absolute;margin-left:0;margin-top:471.85pt;width:516pt;height:43.9pt;z-index:251661312;visibility:visible;mso-wrap-style:square;mso-width-percent:1000;mso-height-percent:0;mso-wrap-distance-left:9pt;mso-wrap-distance-top:0;mso-wrap-distance-right:9pt;mso-wrap-distance-bottom:0;mso-position-horizontal:absolute;mso-position-horizontal-relative:margin;mso-position-vertical:absolute;mso-position-vertical-relative:page;mso-width-percent:1000;mso-height-percent:0;mso-width-relative:margin;mso-height-relative:margin;v-text-anchor:bottom" ns11:gfxdata="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" filled="f" stroked="f" strokeweight=".5pt">
-                    <ns10:textbox style="mso-fit-shape-to-text:t" inset="0,0,0,0">
-                      <w:txbxContent>
-                        <w:p>
-                          <w:pPr>
-                            <w:pStyle w:val="Sinespaciado"/>
-                            <w:jc w:val="center"/>
-                            <w:rPr>
-                              <w:caps/>
-                              <w:color w:val="4472C4" w:themeColor="accent1"/>
-                              <w:sz w:val="28"/>
-                              <w:szCs w:val="28"/>
-                              <w:lang w:val="es-EC"/>
-                            </w:rPr>
-                          </w:pPr>
-                          <w:r>
-                            <w:rPr>
-                              <w:caps/>
-                              <w:color w:val="4472C4" w:themeColor="accent1"/>
-                              <w:sz w:val="28"/>
-                              <w:szCs w:val="28"/>
-                              <w:lang w:val="es-EC"/>
-                            </w:rPr>
-                            <w:t>Asignatura:</w:t>
-                          </w:r>
-                          <w:r>
-                            <w:rPr>
-                              <w:caps/>
-                              <w:color w:val="4472C4" w:themeColor="accent1"/>
-                              <w:sz w:val="28"/>
-                              <w:szCs w:val="28"/>
-                              <w:lang w:val="es-EC"/>
-                            </w:rPr>
-                            <w:t xml:space="preserve"> Métodos Númericos</w:t>
-                          </w:r>
-                        </w:p>
-                        <w:p>
-                          <w:pPr>
-                            <w:pStyle w:val="Sinespaciado"/>
-                            <w:jc w:val="center"/>
-                            <w:rPr>
-                              <w:color w:val="4472C4" w:themeColor="accent1"/>
-                              <w:sz w:val="28"/>
-                              <w:szCs w:val="28"/>
-                              <w:lang w:val="es-EC"/>
-                            </w:rPr>
-                          </w:pPr>
-                          <w:r>
-                            <w:rPr>
-                              <w:caps/>
-                              <w:color w:val="4472C4" w:themeColor="accent1"/>
-                              <w:sz w:val="28"/>
-                              <w:szCs w:val="28"/>
-                              <w:lang w:val="es-EC"/>
-                            </w:rPr>
-                            <w:t>Integrrantes:</w:t>
-                          </w:r>
-                          <w:r>
-                            <w:rPr>
-                              <w:caps/>
-                              <w:color w:val="4472C4" w:themeColor="accent1"/>
-                              <w:sz w:val="28"/>
-                              <w:szCs w:val="28"/>
-                              <w:lang w:val="es-EC"/>
-                            </w:rPr>
-                            <w:t xml:space="preserve"> ricardo cisneros – jair paez – hugo coyago</w:t>
-                          </w:r>
-                        </w:p>
-                      </w:txbxContent>
-                    </ns10:textbox>
-                    <ns12:wrap anchorx="margin" anchory="page"/>
-                  </ns10:shape>
-                </w:pict>
-              </ns1:Fallback>
-            </ns1:AlternateContent>
-          </w:r>
         </w:p>
       </w:sdtContent>
     </w:sdt>
@@ -659,6 +461,224 @@
       </w:pPr>
       <w:r>
         <w:rPr>
+          <w:noProof/>
+          <w:color w:val="4472C4" w:themeColor="accent1"/>
+        </w:rPr>
+        <mc:AlternateContent>
+          <mc:Choice Requires="wps">
+            <w:drawing>
+              <wp:anchor distT="0" distB="0" distL="114300" distR="114300" simplePos="0" relativeHeight="251661312" behindDoc="0" locked="0" layoutInCell="1" allowOverlap="1" wp14:anchorId="7FE8E364" wp14:editId="36F1B3AA">
+                <wp:simplePos x="0" y="0"/>
+                <wp:positionH relativeFrom="margin">
+                  <wp:posOffset>12700</wp:posOffset>
+                </wp:positionH>
+                <wp:positionV relativeFrom="page">
+                  <wp:posOffset>6735445</wp:posOffset>
+                </wp:positionV>
+                <wp:extent cx="6553200" cy="557784"/>
+                <wp:effectExtent l="0" t="0" r="12700" b="9525"/>
+                <wp:wrapNone/>
+                <wp:docPr id="343173295" name="Cuadro de texto 146"/>
+                <wp:cNvGraphicFramePr/>
+                <a:graphic xmlns:a="http://schemas.openxmlformats.org/drawingml/2006/main">
+                  <a:graphicData uri="http://schemas.microsoft.com/office/word/2010/wordprocessingShape">
+                    <wps:wsp>
+                      <wps:cNvSpPr txBox="1"/>
+                      <wps:spPr>
+                        <a:xfrm>
+                          <a:off x="0" y="0"/>
+                          <a:ext cx="6553200" cy="557784"/>
+                        </a:xfrm>
+                        <a:prstGeom prst="rect">
+                          <a:avLst/>
+                        </a:prstGeom>
+                        <a:noFill/>
+                        <a:ln w="6350">
+                          <a:noFill/>
+                        </a:ln>
+                        <a:effectLst/>
+                      </wps:spPr>
+                      <wps:style>
+                        <a:lnRef idx="0">
+                          <a:schemeClr val="accent1"/>
+                        </a:lnRef>
+                        <a:fillRef idx="0">
+                          <a:schemeClr val="accent1"/>
+                        </a:fillRef>
+                        <a:effectRef idx="0">
+                          <a:schemeClr val="accent1"/>
+                        </a:effectRef>
+                        <a:fontRef idx="minor">
+                          <a:schemeClr val="dk1"/>
+                        </a:fontRef>
+                      </wps:style>
+                      <wps:txbx>
+                        <w:txbxContent>
+                          <w:p>
+                            <w:pPr>
+                              <w:pStyle w:val="Sinespaciado"/>
+                              <w:jc w:val="center"/>
+                              <w:rPr>
+                                <w:caps/>
+                                <w:color w:val="4472C4" w:themeColor="accent1"/>
+                                <w:sz w:val="28"/>
+                                <w:szCs w:val="28"/>
+                                <w:lang w:val="es-EC"/>
+                              </w:rPr>
+                            </w:pPr>
+                            <w:r>
+                              <w:rPr>
+                                <w:caps/>
+                                <w:color w:val="4472C4" w:themeColor="accent1"/>
+                                <w:sz w:val="28"/>
+                                <w:szCs w:val="28"/>
+                                <w:lang w:val="es-EC"/>
+                              </w:rPr>
+                              <w:t>Asignatura:</w:t>
+                            </w:r>
+                            <w:r>
+                              <w:rPr>
+                                <w:caps/>
+                                <w:color w:val="4472C4" w:themeColor="accent1"/>
+                                <w:sz w:val="28"/>
+                                <w:szCs w:val="28"/>
+                                <w:lang w:val="es-EC"/>
+                              </w:rPr>
+                              <w:t xml:space="preserve"> Métodos Númericos</w:t>
+                            </w:r>
+                          </w:p>
+                          <w:p>
+                            <w:pPr>
+                              <w:pStyle w:val="Sinespaciado"/>
+                              <w:jc w:val="center"/>
+                              <w:rPr>
+                                <w:color w:val="4472C4" w:themeColor="accent1"/>
+                                <w:sz w:val="28"/>
+                                <w:szCs w:val="28"/>
+                                <w:lang w:val="es-EC"/>
+                              </w:rPr>
+                            </w:pPr>
+                            <w:r>
+                              <w:rPr>
+                                <w:caps/>
+                                <w:color w:val="4472C4" w:themeColor="accent1"/>
+                                <w:sz w:val="28"/>
+                                <w:szCs w:val="28"/>
+                                <w:lang w:val="es-EC"/>
+                              </w:rPr>
+                              <w:t>Integrrantes:</w:t>
+                            </w:r>
+                            <w:r>
+                              <w:rPr>
+                                <w:caps/>
+                                <w:color w:val="4472C4" w:themeColor="accent1"/>
+                                <w:sz w:val="28"/>
+                                <w:szCs w:val="28"/>
+                                <w:lang w:val="es-EC"/>
+                              </w:rPr>
+                              <w:t xml:space="preserve"> ricardo cisneros – jair paez – hugo coyago</w:t>
+                            </w:r>
+                          </w:p>
+                        </w:txbxContent>
+                      </wps:txbx>
+                      <wps:bodyPr rot="0" spcFirstLastPara="0" vertOverflow="overflow" horzOverflow="overflow" vert="horz" wrap="square" lIns="0" tIns="0" rIns="0" bIns="0" numCol="1" spcCol="0" rtlCol="0" fromWordArt="0" anchor="b" anchorCtr="0" forceAA="0" compatLnSpc="1">
+                        <a:prstTxWarp prst="textNoShape">
+                          <a:avLst/>
+                        </a:prstTxWarp>
+                        <a:spAutoFit/>
+                      </wps:bodyPr>
+                    </wps:wsp>
+                  </a:graphicData>
+                </a:graphic>
+                <wp14:sizeRelH relativeFrom="margin">
+                  <wp14:pctWidth>100000</wp14:pctWidth>
+                </wp14:sizeRelH>
+                <wp14:sizeRelV relativeFrom="margin">
+                  <wp14:pctHeight>0</wp14:pctHeight>
+                </wp14:sizeRelV>
+              </wp:anchor>
+            </w:drawing>
+          </mc:Choice>
+          <mc:Fallback>
+            <w:pict>
+              <v:shape w14:anchorId="7FE8E364" id="_x0000_s1027" type="#_x0000_t202" style="position:absolute;margin-left:1pt;margin-top:530.35pt;width:516pt;height:43.9pt;z-index:251661312;visibility:visible;mso-wrap-style:square;mso-width-percent:1000;mso-height-percent:0;mso-wrap-distance-left:9pt;mso-wrap-distance-top:0;mso-wrap-distance-right:9pt;mso-wrap-distance-bottom:0;mso-position-horizontal:absolute;mso-position-horizontal-relative:margin;mso-position-vertical:absolute;mso-position-vertical-relative:page;mso-width-percent:1000;mso-height-percent:0;mso-width-relative:margin;mso-height-relative:margin;v-text-anchor:bottom" o:gfxdata="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" filled="f" stroked="f" strokeweight=".5pt">
+                <v:textbox style="mso-fit-shape-to-text:t" inset="0,0,0,0">
+                  <w:txbxContent>
+                    <w:p>
+                      <w:pPr>
+                        <w:pStyle w:val="Sinespaciado"/>
+                        <w:jc w:val="center"/>
+                        <w:rPr>
+                          <w:caps/>
+                          <w:color w:val="4472C4" w:themeColor="accent1"/>
+                          <w:sz w:val="28"/>
+                          <w:szCs w:val="28"/>
+                          <w:lang w:val="es-EC"/>
+                        </w:rPr>
+                      </w:pPr>
+                      <w:r>
+                        <w:rPr>
+                          <w:caps/>
+                          <w:color w:val="4472C4" w:themeColor="accent1"/>
+                          <w:sz w:val="28"/>
+                          <w:szCs w:val="28"/>
+                          <w:lang w:val="es-EC"/>
+                        </w:rPr>
+                        <w:t>Asignatura:</w:t>
+                      </w:r>
+                      <w:r>
+                        <w:rPr>
+                          <w:caps/>
+                          <w:color w:val="4472C4" w:themeColor="accent1"/>
+                          <w:sz w:val="28"/>
+                          <w:szCs w:val="28"/>
+                          <w:lang w:val="es-EC"/>
+                        </w:rPr>
+                        <w:t xml:space="preserve"> Métodos Númericos</w:t>
+                      </w:r>
+                    </w:p>
+                    <w:p>
+                      <w:pPr>
+                        <w:pStyle w:val="Sinespaciado"/>
+                        <w:jc w:val="center"/>
+                        <w:rPr>
+                          <w:color w:val="4472C4" w:themeColor="accent1"/>
+                          <w:sz w:val="28"/>
+                          <w:szCs w:val="28"/>
+                          <w:lang w:val="es-EC"/>
+                        </w:rPr>
+                      </w:pPr>
+                      <w:r>
+                        <w:rPr>
+                          <w:caps/>
+                          <w:color w:val="4472C4" w:themeColor="accent1"/>
+                          <w:sz w:val="28"/>
+                          <w:szCs w:val="28"/>
+                          <w:lang w:val="es-EC"/>
+                        </w:rPr>
+                        <w:t>Integrrantes:</w:t>
+                      </w:r>
+                      <w:r>
+                        <w:rPr>
+                          <w:caps/>
+                          <w:color w:val="4472C4" w:themeColor="accent1"/>
+                          <w:sz w:val="28"/>
+                          <w:szCs w:val="28"/>
+                          <w:lang w:val="es-EC"/>
+                        </w:rPr>
+                        <w:t xml:space="preserve"> ricardo cisneros – jair paez – hugo coyago</w:t>
+                      </w:r>
+                    </w:p>
+                  </w:txbxContent>
+                </v:textbox>
+                <w10:wrap anchorx="margin" anchory="page"/>
+              </v:shape>
+            </w:pict>
+          </mc:Fallback>
+        </mc:AlternateContent>
+      </w:r>
+      <w:r>
+        <w:rPr>
           <w:rFonts w:asciiTheme="majorHAnsi" w:eastAsia="Times New Roman" w:hAnsiTheme="majorHAnsi" w:cstheme="majorHAnsi"/>
           <w:sz w:val="28"/>
           <w:szCs w:val="28"/>
@@ -676,7 +696,7 @@
           <w:lang w:eastAsia="es-ES"/>
         </w:rPr>
         <w:sectPr>
-          <w:headerReference w:type="default" ns7:id="rId10"/>
+          <w:headerReference w:type="default" r:id="rId10"/>
           <w:pgSz w:w="11906" w:h="16838"/>
           <w:pgMar w:top="1418" w:right="1418" w:bottom="1418" w:left="1418" w:header="709" w:footer="709" w:gutter="0"/>
           <w:pgNumType w:start="0"/>
@@ -760,7 +780,7 @@
           <w:r>
             <w:fldChar w:fldCharType="separate"/>
           </w:r>
-          <w:hyperlink w:anchor="_Toc229939959" w:history="1">
+          <w:hyperlink w:anchor="_Toc229943106" w:history="1">
             <w:r>
               <w:rPr>
                 <w:rStyle w:val="Hipervnculo"/>
@@ -789,7 +809,7 @@
                 <w:noProof/>
                 <w:webHidden/>
               </w:rPr>
-              <w:instrText xml:space="preserve"> PAGEREF _Toc229939959 \h </w:instrText>
+              <w:instrText xml:space="preserve"> PAGEREF _Toc229943106 \h </w:instrText>
             </w:r>
             <w:r>
               <w:rPr>
@@ -832,7 +852,7 @@
               <w:lang w:val="es-EC" w:eastAsia="ja-JP"/>
             </w:rPr>
           </w:pPr>
-          <w:hyperlink w:anchor="_Toc229939960" w:history="1">
+          <w:hyperlink w:anchor="_Toc229943107" w:history="1">
             <w:r>
               <w:rPr>
                 <w:rStyle w:val="Hipervnculo"/>
@@ -861,7 +881,149 @@
                 <w:noProof/>
                 <w:webHidden/>
               </w:rPr>
-              <w:instrText xml:space="preserve"> PAGEREF _Toc229939960 \h </w:instrText>
+              <w:instrText xml:space="preserve"> PAGEREF _Toc229943107 \h </w:instrText>
+            </w:r>
+            <w:r>
+              <w:rPr>
+                <w:noProof/>
+                <w:webHidden/>
+              </w:rPr>
+            </w:r>
+            <w:r>
+              <w:rPr>
+                <w:noProof/>
+                <w:webHidden/>
+              </w:rPr>
+              <w:fldChar w:fldCharType="separate"/>
+            </w:r>
+            <w:r>
+              <w:rPr>
+                <w:noProof/>
+                <w:webHidden/>
+              </w:rPr>
+              <w:t>1</w:t>
+            </w:r>
+            <w:r>
+              <w:rPr>
+                <w:noProof/>
+                <w:webHidden/>
+              </w:rPr>
+              <w:fldChar w:fldCharType="end"/>
+            </w:r>
+          </w:hyperlink>
+        </w:p>
+        <w:p>
+          <w:pPr>
+            <w:pStyle w:val="TDC2"/>
+            <w:tabs>
+              <w:tab w:val="right" w:leader="dot" w:pos="8494"/>
+            </w:tabs>
+            <w:rPr>
+              <w:rFonts w:eastAsiaTheme="minorEastAsia"/>
+              <w:noProof/>
+              <w:lang w:val="es-EC" w:eastAsia="ja-JP"/>
+            </w:rPr>
+          </w:pPr>
+          <w:hyperlink w:anchor="_Toc229943108" w:history="1">
+            <w:r>
+              <w:rPr>
+                <w:rStyle w:val="Hipervnculo"/>
+                <w:rFonts w:cstheme="minorHAnsi"/>
+                <w:noProof/>
+              </w:rPr>
+              <w:t>Industria del videojuego</w:t>
+            </w:r>
+            <w:r>
+              <w:rPr>
+                <w:noProof/>
+                <w:webHidden/>
+              </w:rPr>
+              <w:tab/>
+            </w:r>
+            <w:r>
+              <w:rPr>
+                <w:noProof/>
+                <w:webHidden/>
+              </w:rPr>
+              <w:fldChar w:fldCharType="begin"/>
+            </w:r>
+            <w:r>
+              <w:rPr>
+                <w:noProof/>
+                <w:webHidden/>
+              </w:rPr>
+              <w:instrText xml:space="preserve"> PAGEREF _Toc229943108 \h </w:instrText>
+            </w:r>
+            <w:r>
+              <w:rPr>
+                <w:noProof/>
+                <w:webHidden/>
+              </w:rPr>
+            </w:r>
+            <w:r>
+              <w:rPr>
+                <w:noProof/>
+                <w:webHidden/>
+              </w:rPr>
+              <w:fldChar w:fldCharType="separate"/>
+            </w:r>
+            <w:r>
+              <w:rPr>
+                <w:noProof/>
+                <w:webHidden/>
+              </w:rPr>
+              <w:t>1</w:t>
+            </w:r>
+            <w:r>
+              <w:rPr>
+                <w:noProof/>
+                <w:webHidden/>
+              </w:rPr>
+              <w:fldChar w:fldCharType="end"/>
+            </w:r>
+          </w:hyperlink>
+        </w:p>
+        <w:p>
+          <w:pPr>
+            <w:pStyle w:val="TDC2"/>
+            <w:tabs>
+              <w:tab w:val="right" w:leader="dot" w:pos="8494"/>
+            </w:tabs>
+            <w:rPr>
+              <w:rFonts w:eastAsiaTheme="minorEastAsia"/>
+              <w:noProof/>
+              <w:lang w:val="es-EC" w:eastAsia="ja-JP"/>
+            </w:rPr>
+          </w:pPr>
+          <w:hyperlink w:anchor="_Toc229943109" w:history="1">
+            <w:r>
+              <w:rPr>
+                <w:rStyle w:val="Hipervnculo"/>
+                <w:rFonts w:cstheme="minorHAnsi"/>
+                <w:noProof/>
+              </w:rPr>
+              <w:t>Steam</w:t>
+            </w:r>
+            <w:r>
+              <w:rPr>
+                <w:noProof/>
+                <w:webHidden/>
+              </w:rPr>
+              <w:tab/>
+            </w:r>
+            <w:r>
+              <w:rPr>
+                <w:noProof/>
+                <w:webHidden/>
+              </w:rPr>
+              <w:fldChar w:fldCharType="begin"/>
+            </w:r>
+            <w:r>
+              <w:rPr>
+                <w:noProof/>
+                <w:webHidden/>
+              </w:rPr>
+              <w:instrText xml:space="preserve"> PAGEREF _Toc229943109 \h </w:instrText>
             </w:r>
             <w:r>
               <w:rPr>
@@ -904,7 +1066,7 @@
               <w:lang w:val="es-EC" w:eastAsia="ja-JP"/>
             </w:rPr>
           </w:pPr>
-          <w:hyperlink w:anchor="_Toc229939961" w:history="1">
+          <w:hyperlink w:anchor="_Toc229943110" w:history="1">
             <w:r>
               <w:rPr>
                 <w:rStyle w:val="Hipervnculo"/>
@@ -933,7 +1095,7 @@
                 <w:noProof/>
                 <w:webHidden/>
               </w:rPr>
-              <w:instrText xml:space="preserve"> PAGEREF _Toc229939961 \h </w:instrText>
+              <w:instrText xml:space="preserve"> PAGEREF _Toc229943110 \h </w:instrText>
             </w:r>
             <w:r>
               <w:rPr>
@@ -953,7 +1115,7 @@
                 <w:noProof/>
                 <w:webHidden/>
               </w:rPr>
-              <w:t>1</w:t>
+              <w:t>2</w:t>
             </w:r>
             <w:r>
               <w:rPr>
@@ -976,7 +1138,7 @@
               <w:lang w:val="es-EC" w:eastAsia="ja-JP"/>
             </w:rPr>
           </w:pPr>
-          <w:hyperlink w:anchor="_Toc229939962" w:history="1">
+          <w:hyperlink w:anchor="_Toc229943111" w:history="1">
             <w:r>
               <w:rPr>
                 <w:rStyle w:val="Hipervnculo"/>
@@ -1005,7 +1167,7 @@
                 <w:noProof/>
                 <w:webHidden/>
               </w:rPr>
-              <w:instrText xml:space="preserve"> PAGEREF _Toc229939962 \h </w:instrText>
+              <w:instrText xml:space="preserve"> PAGEREF _Toc229943111 \h </w:instrText>
             </w:r>
             <w:r>
               <w:rPr>
@@ -1048,7 +1210,7 @@
               <w:lang w:val="es-EC" w:eastAsia="ja-JP"/>
             </w:rPr>
           </w:pPr>
-          <w:hyperlink w:anchor="_Toc229939963" w:history="1">
+          <w:hyperlink w:anchor="_Toc229943112" w:history="1">
             <w:r>
               <w:rPr>
                 <w:rStyle w:val="Hipervnculo"/>
@@ -1076,7 +1238,7 @@
                 <w:noProof/>
                 <w:webHidden/>
               </w:rPr>
-              <w:instrText xml:space="preserve"> PAGEREF _Toc229939963 \h </w:instrText>
+              <w:instrText xml:space="preserve"> PAGEREF _Toc229943112 \h </w:instrText>
             </w:r>
             <w:r>
               <w:rPr>
@@ -1119,7 +1281,7 @@
               <w:lang w:val="es-EC" w:eastAsia="ja-JP"/>
             </w:rPr>
           </w:pPr>
-          <w:hyperlink w:anchor="_Toc229939964" w:history="1">
+          <w:hyperlink w:anchor="_Toc229943113" w:history="1">
             <w:r>
               <w:rPr>
                 <w:rStyle w:val="Hipervnculo"/>
@@ -1147,7 +1309,7 @@
                 <w:noProof/>
                 <w:webHidden/>
               </w:rPr>
-              <w:instrText xml:space="preserve"> PAGEREF _Toc229939964 \h </w:instrText>
+              <w:instrText xml:space="preserve"> PAGEREF _Toc229943113 \h </w:instrText>
             </w:r>
             <w:r>
               <w:rPr>
@@ -1167,7 +1329,7 @@
                 <w:noProof/>
                 <w:webHidden/>
               </w:rPr>
-              <w:t>2</w:t>
+              <w:t>3</w:t>
             </w:r>
             <w:r>
               <w:rPr>
@@ -1190,7 +1352,7 @@
               <w:lang w:val="es-EC" w:eastAsia="ja-JP"/>
             </w:rPr>
           </w:pPr>
-          <w:hyperlink w:anchor="_Toc229939965" w:history="1">
+          <w:hyperlink w:anchor="_Toc229943114" w:history="1">
             <w:r>
               <w:rPr>
                 <w:rStyle w:val="Hipervnculo"/>
@@ -1218,7 +1380,7 @@
                 <w:noProof/>
                 <w:webHidden/>
               </w:rPr>
-              <w:instrText xml:space="preserve"> PAGEREF _Toc229939965 \h </w:instrText>
+              <w:instrText xml:space="preserve"> PAGEREF _Toc229943114 \h </w:instrText>
             </w:r>
             <w:r>
               <w:rPr>
@@ -1238,7 +1400,7 @@
                 <w:noProof/>
                 <w:webHidden/>
               </w:rPr>
-              <w:t>2</w:t>
+              <w:t>3</w:t>
             </w:r>
             <w:r>
               <w:rPr>
@@ -1261,7 +1423,7 @@
               <w:lang w:val="es-EC" w:eastAsia="ja-JP"/>
             </w:rPr>
           </w:pPr>
-          <w:hyperlink w:anchor="_Toc229939966" w:history="1">
+          <w:hyperlink w:anchor="_Toc229943115" w:history="1">
             <w:r>
               <w:rPr>
                 <w:rStyle w:val="Hipervnculo"/>
@@ -1289,7 +1451,7 @@
                 <w:noProof/>
                 <w:webHidden/>
               </w:rPr>
-              <w:instrText xml:space="preserve"> PAGEREF _Toc229939966 \h </w:instrText>
+              <w:instrText xml:space="preserve"> PAGEREF _Toc229943115 \h </w:instrText>
             </w:r>
             <w:r>
               <w:rPr>
@@ -1332,7 +1494,7 @@
               <w:lang w:val="es-EC" w:eastAsia="ja-JP"/>
             </w:rPr>
           </w:pPr>
-          <w:hyperlink w:anchor="_Toc229939967" w:history="1">
+          <w:hyperlink w:anchor="_Toc229943116" w:history="1">
             <w:r>
               <w:rPr>
                 <w:rStyle w:val="Hipervnculo"/>
@@ -1361,7 +1523,7 @@
                 <w:noProof/>
                 <w:webHidden/>
               </w:rPr>
-              <w:instrText xml:space="preserve"> PAGEREF _Toc229939967 \h </w:instrText>
+              <w:instrText xml:space="preserve"> PAGEREF _Toc229943116 \h </w:instrText>
             </w:r>
             <w:r>
               <w:rPr>
@@ -1404,7 +1566,7 @@
               <w:lang w:val="es-EC" w:eastAsia="ja-JP"/>
             </w:rPr>
           </w:pPr>
-          <w:hyperlink w:anchor="_Toc229939968" w:history="1">
+          <w:hyperlink w:anchor="_Toc229943117" w:history="1">
             <w:r>
               <w:rPr>
                 <w:rStyle w:val="Hipervnculo"/>
@@ -1433,7 +1595,7 @@
                 <w:noProof/>
                 <w:webHidden/>
               </w:rPr>
-              <w:instrText xml:space="preserve"> PAGEREF _Toc229939968 \h </w:instrText>
+              <w:instrText xml:space="preserve"> PAGEREF _Toc229943117 \h </w:instrText>
             </w:r>
             <w:r>
               <w:rPr>
@@ -1476,7 +1638,7 @@
               <w:lang w:val="es-EC" w:eastAsia="ja-JP"/>
             </w:rPr>
           </w:pPr>
-          <w:hyperlink w:anchor="_Toc229939969" w:history="1">
+          <w:hyperlink w:anchor="_Toc229943118" w:history="1">
             <w:r>
               <w:rPr>
                 <w:rStyle w:val="Hipervnculo"/>
@@ -1505,7 +1667,7 @@
                 <w:noProof/>
                 <w:webHidden/>
               </w:rPr>
-              <w:instrText xml:space="preserve"> PAGEREF _Toc229939969 \h </w:instrText>
+              <w:instrText xml:space="preserve"> PAGEREF _Toc229943118 \h </w:instrText>
             </w:r>
             <w:r>
               <w:rPr>
@@ -1525,7 +1687,7 @@
                 <w:noProof/>
                 <w:webHidden/>
               </w:rPr>
-              <w:t>4</w:t>
+              <w:t>5</w:t>
             </w:r>
             <w:r>
               <w:rPr>
@@ -1548,7 +1710,7 @@
               <w:lang w:val="es-EC" w:eastAsia="ja-JP"/>
             </w:rPr>
           </w:pPr>
-          <w:hyperlink w:anchor="_Toc229939970" w:history="1">
+          <w:hyperlink w:anchor="_Toc229943119" w:history="1">
             <w:r>
               <w:rPr>
                 <w:rStyle w:val="Hipervnculo"/>
@@ -1577,7 +1739,7 @@
                 <w:noProof/>
                 <w:webHidden/>
               </w:rPr>
-              <w:instrText xml:space="preserve"> PAGEREF _Toc229939970 \h </w:instrText>
+              <w:instrText xml:space="preserve"> PAGEREF _Toc229943119 \h </w:instrText>
             </w:r>
             <w:r>
               <w:rPr>
@@ -1597,7 +1759,7 @@
                 <w:noProof/>
                 <w:webHidden/>
               </w:rPr>
-              <w:t>4</w:t>
+              <w:t>5</w:t>
             </w:r>
             <w:r>
               <w:rPr>
@@ -1731,73 +1893,6 @@
     </w:p>
     <w:p>
       <w:pPr>
-        <w:rPr>
-          <w:rFonts w:asciiTheme="majorHAnsi" w:eastAsia="Times New Roman" w:hAnsiTheme="majorHAnsi" w:cstheme="majorHAnsi"/>
-          <w:sz w:val="28"/>
-          <w:szCs w:val="28"/>
-          <w:lang w:eastAsia="es-ES"/>
-        </w:rPr>
-      </w:pPr>
-    </w:p>
-    <w:p>
-      <w:pPr>
-        <w:rPr>
-          <w:rFonts w:asciiTheme="majorHAnsi" w:eastAsia="Times New Roman" w:hAnsiTheme="majorHAnsi" w:cstheme="majorHAnsi"/>
-          <w:sz w:val="28"/>
-          <w:szCs w:val="28"/>
-          <w:lang w:eastAsia="es-ES"/>
-        </w:rPr>
-      </w:pPr>
-    </w:p>
-    <w:p>
-      <w:pPr>
-        <w:rPr>
-          <w:rFonts w:asciiTheme="majorHAnsi" w:eastAsia="Times New Roman" w:hAnsiTheme="majorHAnsi" w:cstheme="majorHAnsi"/>
-          <w:sz w:val="28"/>
-          <w:szCs w:val="28"/>
-          <w:lang w:eastAsia="es-ES"/>
-        </w:rPr>
-      </w:pPr>
-    </w:p>
-    <w:p>
-      <w:pPr>
-        <w:rPr>
-          <w:rFonts w:asciiTheme="majorHAnsi" w:eastAsia="Times New Roman" w:hAnsiTheme="majorHAnsi" w:cstheme="majorHAnsi"/>
-          <w:sz w:val="28"/>
-          <w:szCs w:val="28"/>
-          <w:lang w:eastAsia="es-ES"/>
-        </w:rPr>
-      </w:pPr>
-    </w:p>
-    <w:p>
-      <w:pPr>
-        <w:rPr>
-          <w:rFonts w:asciiTheme="majorHAnsi" w:eastAsia="Times New Roman" w:hAnsiTheme="majorHAnsi" w:cstheme="majorHAnsi"/>
-          <w:sz w:val="28"/>
-          <w:szCs w:val="28"/>
-          <w:lang w:eastAsia="es-ES"/>
-        </w:rPr>
-      </w:pPr>
-    </w:p>
-    <w:p>
-      <w:pPr>
-        <w:pStyle w:val="Predeterminado"/>
-        <w:tabs>
-          <w:tab w:val="center" w:pos="4253"/>
-        </w:tabs>
-        <w:spacing w:line="276" w:lineRule="auto"/>
-        <w:jc w:val="center"/>
-        <w:rPr>
-          <w:rFonts w:asciiTheme="minorHAnsi" w:hAnsiTheme="minorHAnsi" w:cstheme="minorHAnsi"/>
-          <w:b/>
-          <w:color w:val="000000"/>
-          <w:sz w:val="22"/>
-          <w:szCs w:val="22"/>
-        </w:rPr>
-      </w:pPr>
-    </w:p>
-    <w:p>
-      <w:pPr>
         <w:pStyle w:val="Predeterminado"/>
         <w:spacing w:line="276" w:lineRule="auto"/>
         <w:rPr>
@@ -1811,6 +1906,7 @@
     <w:p>
       <w:pPr>
         <w:pStyle w:val="Ttulo1"/>
+        <w:jc w:val="both"/>
         <w:rPr>
           <w:rFonts w:asciiTheme="minorHAnsi" w:hAnsiTheme="minorHAnsi" w:cstheme="minorHAnsi"/>
           <w:color w:val="000000" w:themeColor="text1"/>
@@ -1818,7 +1914,7 @@
           <w:szCs w:val="28"/>
         </w:rPr>
       </w:pPr>
-      <w:bookmarkStart w:id="1" w:name="_Toc229939959"/>
+      <w:bookmarkStart w:id="1" w:name="_Toc229943106"/>
       <w:r>
         <w:rPr>
           <w:rFonts w:asciiTheme="minorHAnsi" w:hAnsiTheme="minorHAnsi" w:cstheme="minorHAnsi"/>
@@ -1952,6 +2048,7 @@
     <w:p>
       <w:pPr>
         <w:pStyle w:val="Sinespaciado"/>
+        <w:jc w:val="both"/>
         <w:outlineLvl w:val="0"/>
         <w:rPr>
           <w:rFonts w:cstheme="minorHAnsi"/>
@@ -1960,7 +2057,7 @@
           <w:szCs w:val="28"/>
         </w:rPr>
       </w:pPr>
-      <w:bookmarkStart w:id="2" w:name="_Toc229939960"/>
+      <w:bookmarkStart w:id="2" w:name="_Toc229943107"/>
       <w:r>
         <w:rPr>
           <w:rFonts w:cstheme="minorHAnsi"/>
@@ -1990,6 +2087,7 @@
         </w:tabs>
         <w:spacing w:after="0" w:line="240" w:lineRule="auto"/>
         <w:ind w:right="-20"/>
+        <w:jc w:val="both"/>
         <w:rPr>
           <w:rFonts w:eastAsia="Arial" w:cstheme="minorHAnsi"/>
           <w:spacing w:val="-1"/>
@@ -1999,11 +2097,13 @@
     <w:p>
       <w:pPr>
         <w:pStyle w:val="Ttulo2"/>
+        <w:jc w:val="both"/>
         <w:rPr>
           <w:rFonts w:asciiTheme="minorHAnsi" w:hAnsiTheme="minorHAnsi" w:cstheme="minorHAnsi"/>
           <w:color w:val="auto"/>
         </w:rPr>
       </w:pPr>
+      <w:bookmarkStart w:id="3" w:name="_Toc229943108"/>
       <w:r>
         <w:rPr>
           <w:rFonts w:asciiTheme="minorHAnsi" w:hAnsiTheme="minorHAnsi" w:cstheme="minorHAnsi"/>
@@ -2011,6 +2111,7 @@
         </w:rPr>
         <w:t>Industria del videojuego</w:t>
       </w:r>
+      <w:bookmarkEnd w:id="3"/>
     </w:p>
     <w:p>
       <w:pPr>
@@ -2019,6 +2120,7 @@
         </w:tabs>
         <w:spacing w:after="0" w:line="240" w:lineRule="auto"/>
         <w:ind w:right="-20"/>
+        <w:jc w:val="both"/>
         <w:rPr>
           <w:rFonts w:eastAsia="Arial" w:cstheme="minorHAnsi"/>
           <w:spacing w:val="-1"/>
@@ -2032,6 +2134,7 @@
         </w:tabs>
         <w:spacing w:after="0" w:line="240" w:lineRule="auto"/>
         <w:ind w:right="-20"/>
+        <w:jc w:val="both"/>
         <w:rPr>
           <w:rFonts w:eastAsia="Arial" w:cstheme="minorHAnsi"/>
           <w:spacing w:val="-1"/>
@@ -2052,6 +2155,7 @@
         </w:tabs>
         <w:spacing w:after="0" w:line="240" w:lineRule="auto"/>
         <w:ind w:right="-20"/>
+        <w:jc w:val="both"/>
         <w:rPr>
           <w:rFonts w:eastAsia="Arial" w:cstheme="minorHAnsi"/>
           <w:spacing w:val="-1"/>
@@ -2065,6 +2169,7 @@
         </w:tabs>
         <w:spacing w:after="0" w:line="240" w:lineRule="auto"/>
         <w:ind w:right="-20"/>
+        <w:jc w:val="both"/>
         <w:rPr>
           <w:rFonts w:eastAsia="Arial" w:cstheme="minorHAnsi"/>
           <w:spacing w:val="-1"/>
@@ -2092,6 +2197,7 @@
         </w:tabs>
         <w:spacing w:after="0" w:line="240" w:lineRule="auto"/>
         <w:ind w:right="-20"/>
+        <w:jc w:val="both"/>
         <w:rPr>
           <w:rFonts w:eastAsia="Arial" w:cstheme="minorHAnsi"/>
           <w:spacing w:val="-1"/>
@@ -2101,11 +2207,13 @@
     <w:p>
       <w:pPr>
         <w:pStyle w:val="Ttulo2"/>
+        <w:jc w:val="both"/>
         <w:rPr>
           <w:rFonts w:asciiTheme="minorHAnsi" w:hAnsiTheme="minorHAnsi" w:cstheme="minorHAnsi"/>
           <w:color w:val="auto"/>
         </w:rPr>
       </w:pPr>
+      <w:bookmarkStart w:id="4" w:name="_Toc229943109"/>
       <w:proofErr w:type="spellStart"/>
       <w:r>
         <w:rPr>
@@ -2121,12 +2229,14 @@
         </w:rPr>
         <w:t>team</w:t>
       </w:r>
+      <w:bookmarkEnd w:id="4"/>
       <w:proofErr w:type="spellEnd"/>
     </w:p>
     <w:p>
       <w:pPr>
         <w:shd w:val="clear" w:color="auto" w:fill="FFFFFF"/>
         <w:spacing w:after="0" w:line="240" w:lineRule="auto"/>
+        <w:jc w:val="both"/>
         <w:textAlignment w:val="baseline"/>
         <w:rPr>
           <w:rFonts w:cstheme="minorHAnsi"/>
@@ -2137,6 +2247,7 @@
       <w:pPr>
         <w:shd w:val="clear" w:color="auto" w:fill="FFFFFF"/>
         <w:spacing w:after="0" w:line="240" w:lineRule="auto"/>
+        <w:jc w:val="both"/>
         <w:textAlignment w:val="baseline"/>
         <w:rPr>
           <w:rFonts w:cstheme="minorHAnsi"/>
@@ -2147,12 +2258,66 @@
           <w:rFonts w:cstheme="minorHAnsi"/>
         </w:rPr>
         <w:t>Es una de las plataformas digitales de distribución de videojuegos más populares y aceptadas por la comunidad, es usara mundialmente para la compra, descarga y gestión de videojuegos para computadora.</w:t>
+      </w:r>
+      <w:r>
+        <w:rPr>
+          <w:rFonts w:ascii="Georgia" w:hAnsi="Georgia"/>
+          <w:color w:val="27251E"/>
+        </w:rPr>
+        <w:t xml:space="preserve"> </w:t>
+      </w:r>
+      <w:r>
+        <w:rPr>
+          <w:rFonts w:cstheme="minorHAnsi"/>
+        </w:rPr>
+        <w:t>El mercado de videojuegos en plataformas digitales ha cambiado bastante con el tiempo. Según Chen (</w:t>
+      </w:r>
+      <w:proofErr w:type="gramStart"/>
+      <w:r>
+        <w:rPr>
+          <w:rFonts w:cstheme="minorHAnsi"/>
+        </w:rPr>
+        <w:t>2024)</w:t>
+      </w:r>
+      <w:r>
+        <w:rPr>
+          <w:rFonts w:cstheme="minorHAnsi"/>
+        </w:rPr>
+        <w:t>[</w:t>
+      </w:r>
+      <w:proofErr w:type="gramEnd"/>
+      <w:r>
+        <w:rPr>
+          <w:rFonts w:cstheme="minorHAnsi"/>
+        </w:rPr>
+        <w:t>5]</w:t>
+      </w:r>
+      <w:r>
+        <w:rPr>
+          <w:rFonts w:cstheme="minorHAnsi"/>
+        </w:rPr>
+        <w:t xml:space="preserve">, el éxito de un videojuego en </w:t>
+      </w:r>
+      <w:proofErr w:type="spellStart"/>
+      <w:r>
+        <w:rPr>
+          <w:rFonts w:cstheme="minorHAnsi"/>
+        </w:rPr>
+        <w:t>Steam</w:t>
+      </w:r>
+      <w:proofErr w:type="spellEnd"/>
+      <w:r>
+        <w:rPr>
+          <w:rFonts w:cstheme="minorHAnsi"/>
+        </w:rPr>
+        <w:t xml:space="preserve"> no depende de un solo factor como la calidad técnica o los gráficos, sino de la combinación de varios elementos como el género, la reputación del publicador y la opinión de los jugadores.</w:t>
       </w:r>
     </w:p>
     <w:p>
       <w:pPr>
         <w:shd w:val="clear" w:color="auto" w:fill="FFFFFF"/>
         <w:spacing w:after="0" w:line="240" w:lineRule="auto"/>
+        <w:jc w:val="both"/>
         <w:textAlignment w:val="baseline"/>
         <w:rPr>
           <w:rFonts w:cstheme="minorHAnsi"/>
@@ -2163,6 +2328,7 @@
       <w:pPr>
         <w:shd w:val="clear" w:color="auto" w:fill="FFFFFF"/>
         <w:spacing w:after="0" w:line="240" w:lineRule="auto"/>
+        <w:jc w:val="both"/>
         <w:textAlignment w:val="baseline"/>
         <w:rPr>
           <w:rFonts w:cstheme="minorHAnsi"/>
@@ -2179,16 +2345,35 @@
       <w:pPr>
         <w:shd w:val="clear" w:color="auto" w:fill="FFFFFF"/>
         <w:spacing w:after="0" w:line="240" w:lineRule="auto"/>
+        <w:jc w:val="both"/>
         <w:textAlignment w:val="baseline"/>
         <w:rPr>
           <w:rFonts w:cstheme="minorHAnsi"/>
         </w:rPr>
       </w:pPr>
+    </w:p>
+    <w:p>
+      <w:pPr>
+        <w:pStyle w:val="Ttulo2"/>
+        <w:jc w:val="both"/>
+        <w:rPr>
+          <w:rFonts w:asciiTheme="minorHAnsi" w:hAnsiTheme="minorHAnsi" w:cstheme="minorHAnsi"/>
+          <w:color w:val="auto"/>
+        </w:rPr>
+      </w:pPr>
+      <w:r>
+        <w:rPr>
+          <w:rFonts w:asciiTheme="minorHAnsi" w:hAnsiTheme="minorHAnsi" w:cstheme="minorHAnsi"/>
+          <w:color w:val="auto"/>
+        </w:rPr>
+        <w:t>Análisis de datos</w:t>
+      </w:r>
     </w:p>
     <w:p>
       <w:pPr>
         <w:shd w:val="clear" w:color="auto" w:fill="FFFFFF"/>
         <w:spacing w:after="0" w:line="240" w:lineRule="auto"/>
+        <w:jc w:val="both"/>
         <w:textAlignment w:val="baseline"/>
         <w:rPr>
           <w:rFonts w:cstheme="minorHAnsi"/>
@@ -2197,13 +2382,364 @@
     </w:p>
     <w:p>
       <w:pPr>
+        <w:shd w:val="clear" w:color="auto" w:fill="FFFFFF"/>
+        <w:spacing w:after="0" w:line="240" w:lineRule="auto"/>
+        <w:jc w:val="both"/>
+        <w:textAlignment w:val="baseline"/>
+        <w:rPr>
+          <w:rFonts w:cstheme="minorHAnsi"/>
+        </w:rPr>
+      </w:pPr>
+      <w:r>
+        <w:rPr>
+          <w:rFonts w:cstheme="minorHAnsi"/>
+        </w:rPr>
+        <w:t xml:space="preserve">El análisis de </w:t>
+      </w:r>
+      <w:r>
+        <w:rPr>
+          <w:rFonts w:cstheme="minorHAnsi"/>
+        </w:rPr>
+        <w:t>datos</w:t>
+      </w:r>
+      <w:r>
+        <w:rPr>
+          <w:rFonts w:cstheme="minorHAnsi"/>
+        </w:rPr>
+        <w:t xml:space="preserve"> es el proceso </w:t>
+      </w:r>
+      <w:r>
+        <w:rPr>
+          <w:rFonts w:cstheme="minorHAnsi"/>
+        </w:rPr>
+        <w:t>de inspeccionar, organizar y estudiar información con el objetivo de identificar patrones, relaciones y tendencias relevantes.</w:t>
+      </w:r>
+    </w:p>
+    <w:p>
+      <w:pPr>
+        <w:shd w:val="clear" w:color="auto" w:fill="FFFFFF"/>
+        <w:spacing w:after="0" w:line="240" w:lineRule="auto"/>
+        <w:jc w:val="both"/>
+        <w:textAlignment w:val="baseline"/>
+        <w:rPr>
+          <w:rFonts w:cstheme="minorHAnsi"/>
+        </w:rPr>
+      </w:pPr>
+    </w:p>
+    <w:p>
+      <w:pPr>
+        <w:shd w:val="clear" w:color="auto" w:fill="FFFFFF"/>
+        <w:spacing w:after="0" w:line="240" w:lineRule="auto"/>
+        <w:jc w:val="both"/>
+        <w:textAlignment w:val="baseline"/>
+        <w:rPr>
+          <w:rFonts w:cstheme="minorHAnsi"/>
+        </w:rPr>
+      </w:pPr>
+      <w:r>
+        <w:rPr>
+          <w:rFonts w:cstheme="minorHAnsi"/>
+        </w:rPr>
+        <w:t>Esto facilita la interpretación de grandes volúmenes de información, permitiendo transformar datos crudos en información útil para la construcción de modelos matemáticos</w:t>
+      </w:r>
+    </w:p>
+    <w:p>
+      <w:pPr>
+        <w:shd w:val="clear" w:color="auto" w:fill="FFFFFF"/>
+        <w:spacing w:after="0" w:line="240" w:lineRule="auto"/>
+        <w:jc w:val="both"/>
+        <w:textAlignment w:val="baseline"/>
+        <w:rPr>
+          <w:rFonts w:cstheme="minorHAnsi"/>
+        </w:rPr>
+      </w:pPr>
+    </w:p>
+    <w:p>
+      <w:pPr>
+        <w:pStyle w:val="Ttulo2"/>
+        <w:jc w:val="both"/>
+        <w:rPr>
+          <w:rFonts w:asciiTheme="minorHAnsi" w:hAnsiTheme="minorHAnsi" w:cstheme="minorHAnsi"/>
+          <w:color w:val="auto"/>
+        </w:rPr>
+      </w:pPr>
+      <w:r>
+        <w:rPr>
+          <w:rFonts w:asciiTheme="minorHAnsi" w:hAnsiTheme="minorHAnsi" w:cstheme="minorHAnsi"/>
+          <w:color w:val="auto"/>
+        </w:rPr>
+        <w:t xml:space="preserve">Métodos numéricos </w:t>
+      </w:r>
+    </w:p>
+    <w:p>
+      <w:pPr>
+        <w:shd w:val="clear" w:color="auto" w:fill="FFFFFF"/>
+        <w:spacing w:after="0" w:line="240" w:lineRule="auto"/>
+        <w:jc w:val="both"/>
+        <w:textAlignment w:val="baseline"/>
+        <w:rPr>
+          <w:rFonts w:cstheme="minorHAnsi"/>
+        </w:rPr>
+      </w:pPr>
+    </w:p>
+    <w:p>
+      <w:pPr>
+        <w:shd w:val="clear" w:color="auto" w:fill="FFFFFF"/>
+        <w:spacing w:after="0" w:line="240" w:lineRule="auto"/>
+        <w:jc w:val="both"/>
+        <w:textAlignment w:val="baseline"/>
+        <w:rPr>
+          <w:rFonts w:cstheme="minorHAnsi"/>
+        </w:rPr>
+      </w:pPr>
+      <w:r>
+        <w:rPr>
+          <w:rFonts w:cstheme="minorHAnsi"/>
+        </w:rPr>
+        <w:t xml:space="preserve">Son técnicas matemáticas utilizadas para aproximar soluciones a problemas que no pueden resolverse de forma exacta o directa. Estas técnicas se implementan mediante algoritmos </w:t>
+      </w:r>
+      <w:r>
+        <w:rPr>
+          <w:rFonts w:cstheme="minorHAnsi"/>
+        </w:rPr>
+        <w:lastRenderedPageBreak/>
+        <w:t>computacionales capaces de trabajar con grandes cantidades de datos y realizar cálculos iterativos.</w:t>
+      </w:r>
+    </w:p>
+    <w:p>
+      <w:pPr>
+        <w:shd w:val="clear" w:color="auto" w:fill="FFFFFF"/>
+        <w:spacing w:after="0" w:line="240" w:lineRule="auto"/>
+        <w:jc w:val="both"/>
+        <w:textAlignment w:val="baseline"/>
+        <w:rPr>
+          <w:rFonts w:cstheme="minorHAnsi"/>
+        </w:rPr>
+      </w:pPr>
+    </w:p>
+    <w:p>
+      <w:pPr>
+        <w:shd w:val="clear" w:color="auto" w:fill="FFFFFF"/>
+        <w:spacing w:after="0" w:line="240" w:lineRule="auto"/>
+        <w:jc w:val="both"/>
+        <w:textAlignment w:val="baseline"/>
+        <w:rPr>
+          <w:rFonts w:cstheme="minorHAnsi"/>
+        </w:rPr>
+      </w:pPr>
+      <w:r>
+        <w:rPr>
+          <w:rFonts w:cstheme="minorHAnsi"/>
+        </w:rPr>
+        <w:t>Entre ellos se encuentran las técnicas de aproximación son procedimientos matemáticos utilizados para obtener valores cercanos o estimados de una función, conjunto de datos o problemas matemáticos.</w:t>
+      </w:r>
+    </w:p>
+    <w:p>
+      <w:pPr>
+        <w:shd w:val="clear" w:color="auto" w:fill="FFFFFF"/>
+        <w:spacing w:after="0" w:line="240" w:lineRule="auto"/>
+        <w:jc w:val="both"/>
+        <w:textAlignment w:val="baseline"/>
+        <w:rPr>
+          <w:rFonts w:cstheme="minorHAnsi"/>
+        </w:rPr>
+      </w:pPr>
+    </w:p>
+    <w:p>
+      <w:pPr>
+        <w:shd w:val="clear" w:color="auto" w:fill="FFFFFF"/>
+        <w:spacing w:after="0" w:line="240" w:lineRule="auto"/>
+        <w:jc w:val="both"/>
+        <w:textAlignment w:val="baseline"/>
+        <w:rPr>
+          <w:rFonts w:cstheme="minorHAnsi"/>
+        </w:rPr>
+      </w:pPr>
+      <w:r>
+        <w:rPr>
+          <w:rFonts w:cstheme="minorHAnsi"/>
+        </w:rPr>
+        <w:t>Librerías</w:t>
+      </w:r>
+      <w:r>
+        <w:rPr>
+          <w:rFonts w:cstheme="minorHAnsi"/>
+        </w:rPr>
+        <w:t xml:space="preserve"> Python</w:t>
+      </w:r>
+    </w:p>
+    <w:p>
+      <w:pPr>
+        <w:shd w:val="clear" w:color="auto" w:fill="FFFFFF"/>
+        <w:spacing w:after="0" w:line="240" w:lineRule="auto"/>
+        <w:jc w:val="both"/>
+        <w:textAlignment w:val="baseline"/>
+        <w:rPr>
+          <w:rFonts w:cstheme="minorHAnsi"/>
+        </w:rPr>
+      </w:pPr>
+    </w:p>
+    <w:p>
+      <w:pPr>
+        <w:shd w:val="clear" w:color="auto" w:fill="FFFFFF"/>
+        <w:spacing w:after="0" w:line="240" w:lineRule="auto"/>
+        <w:jc w:val="both"/>
+        <w:textAlignment w:val="baseline"/>
+        <w:rPr>
+          <w:rFonts w:cstheme="minorHAnsi"/>
+        </w:rPr>
+      </w:pPr>
+      <w:r>
+        <w:rPr>
+          <w:rFonts w:cstheme="minorHAnsi"/>
+        </w:rPr>
+        <w:t>Estas son conjunto de funciones, herramientas y módulos desarrollados con anterioridad que permiten realizar tareas especificas de manera mas sencilla y eficiente, evitando que se tengan que realizar desde cero.</w:t>
+      </w:r>
+    </w:p>
+    <w:p>
+      <w:pPr>
+        <w:shd w:val="clear" w:color="auto" w:fill="FFFFFF"/>
+        <w:spacing w:after="0" w:line="240" w:lineRule="auto"/>
+        <w:jc w:val="both"/>
+        <w:textAlignment w:val="baseline"/>
+        <w:rPr>
+          <w:rFonts w:cstheme="minorHAnsi"/>
+        </w:rPr>
+      </w:pPr>
+    </w:p>
+    <w:p>
+      <w:pPr>
+        <w:shd w:val="clear" w:color="auto" w:fill="FFFFFF"/>
+        <w:spacing w:after="0" w:line="240" w:lineRule="auto"/>
+        <w:jc w:val="both"/>
+        <w:textAlignment w:val="baseline"/>
+        <w:rPr>
+          <w:rFonts w:cstheme="minorHAnsi"/>
+        </w:rPr>
+      </w:pPr>
+      <w:r>
+        <w:rPr>
+          <w:rFonts w:cstheme="minorHAnsi"/>
+        </w:rPr>
+        <w:t>En el desarrollo del proyecto se espera utilizar las siguientes:</w:t>
+      </w:r>
+    </w:p>
+    <w:p>
+      <w:pPr>
+        <w:shd w:val="clear" w:color="auto" w:fill="FFFFFF"/>
+        <w:spacing w:after="0" w:line="240" w:lineRule="auto"/>
+        <w:jc w:val="both"/>
+        <w:textAlignment w:val="baseline"/>
+        <w:rPr>
+          <w:rFonts w:cstheme="minorHAnsi"/>
+        </w:rPr>
+      </w:pPr>
+    </w:p>
+    <w:p>
+      <w:pPr>
+        <w:shd w:val="clear" w:color="auto" w:fill="FFFFFF"/>
+        <w:spacing w:after="0" w:line="240" w:lineRule="auto"/>
+        <w:jc w:val="both"/>
+        <w:textAlignment w:val="baseline"/>
+        <w:rPr>
+          <w:rFonts w:cstheme="minorHAnsi"/>
+        </w:rPr>
+      </w:pPr>
+      <w:r>
+        <w:rPr>
+          <w:rFonts w:cstheme="minorHAnsi"/>
+        </w:rPr>
+        <w:t>Pandas: Es una librería orientada al análisis y manipulación de datos estructurados. Esta permite manipular tablas de datos, filtrar registros, transformar variables y organizar grandes volúmenes de datos. [2]</w:t>
+      </w:r>
+    </w:p>
+    <w:p>
+      <w:pPr>
+        <w:shd w:val="clear" w:color="auto" w:fill="FFFFFF"/>
+        <w:spacing w:after="0" w:line="240" w:lineRule="auto"/>
+        <w:jc w:val="both"/>
+        <w:textAlignment w:val="baseline"/>
+        <w:rPr>
+          <w:rFonts w:cstheme="minorHAnsi"/>
+        </w:rPr>
+      </w:pPr>
+    </w:p>
+    <w:p>
+      <w:pPr>
+        <w:shd w:val="clear" w:color="auto" w:fill="FFFFFF"/>
+        <w:spacing w:after="0" w:line="240" w:lineRule="auto"/>
+        <w:jc w:val="both"/>
+        <w:textAlignment w:val="baseline"/>
+        <w:rPr>
+          <w:rFonts w:cstheme="minorHAnsi"/>
+        </w:rPr>
+      </w:pPr>
+      <w:proofErr w:type="spellStart"/>
+      <w:r>
+        <w:rPr>
+          <w:rFonts w:cstheme="minorHAnsi"/>
+        </w:rPr>
+        <w:t>Numpy</w:t>
+      </w:r>
+      <w:proofErr w:type="spellEnd"/>
+      <w:r>
+        <w:rPr>
+          <w:rFonts w:cstheme="minorHAnsi"/>
+        </w:rPr>
+        <w:t>: Es una librería especializada en el calculo numérico y en operaciones matemáticas de alto rendimiento. Esta permite trabajar con arreglos multidimensionales y ejecutar operaciones algebraicas y estadísticas. [3]</w:t>
+      </w:r>
+    </w:p>
+    <w:p>
+      <w:pPr>
+        <w:shd w:val="clear" w:color="auto" w:fill="FFFFFF"/>
+        <w:spacing w:after="0" w:line="240" w:lineRule="auto"/>
+        <w:jc w:val="both"/>
+        <w:textAlignment w:val="baseline"/>
+        <w:rPr>
+          <w:rFonts w:cstheme="minorHAnsi"/>
+        </w:rPr>
+      </w:pPr>
+    </w:p>
+    <w:p>
+      <w:pPr>
+        <w:shd w:val="clear" w:color="auto" w:fill="FFFFFF"/>
+        <w:spacing w:after="0" w:line="240" w:lineRule="auto"/>
+        <w:jc w:val="both"/>
+        <w:textAlignment w:val="baseline"/>
+        <w:rPr>
+          <w:rFonts w:cstheme="minorHAnsi"/>
+        </w:rPr>
+      </w:pPr>
+      <w:proofErr w:type="spellStart"/>
+      <w:r>
+        <w:rPr>
+          <w:rFonts w:cstheme="minorHAnsi"/>
+        </w:rPr>
+        <w:t>Mat</w:t>
+      </w:r>
+      <w:r>
+        <w:rPr>
+          <w:rFonts w:cstheme="minorHAnsi"/>
+        </w:rPr>
+        <w:t>plotlib</w:t>
+      </w:r>
+      <w:proofErr w:type="spellEnd"/>
+      <w:r>
+        <w:rPr>
+          <w:rFonts w:cstheme="minorHAnsi"/>
+        </w:rPr>
+        <w:t>: Es una Liberia de visualización grafica que permite generar gráficos y representaciones visuales de datos. [4]</w:t>
+      </w:r>
+    </w:p>
+    <w:p>
+      <w:pPr>
         <w:pStyle w:val="Ttulo1"/>
+        <w:jc w:val="both"/>
         <w:rPr>
           <w:rFonts w:asciiTheme="minorHAnsi" w:hAnsiTheme="minorHAnsi" w:cstheme="minorHAnsi"/>
           <w:color w:val="000000" w:themeColor="text1"/>
         </w:rPr>
       </w:pPr>
-      <w:bookmarkStart w:id="3" w:name="_Toc229939961"/>
+      <w:bookmarkStart w:id="5" w:name="_Toc229943110"/>
       <w:r>
         <w:rPr>
           <w:rFonts w:asciiTheme="minorHAnsi" w:hAnsiTheme="minorHAnsi" w:cstheme="minorHAnsi"/>
@@ -2214,12 +2750,13 @@
         </w:rPr>
         <w:t>PRERREQUISITOS</w:t>
       </w:r>
-      <w:bookmarkEnd w:id="3"/>
+      <w:bookmarkEnd w:id="5"/>
     </w:p>
     <w:p>
       <w:pPr>
         <w:shd w:val="clear" w:color="auto" w:fill="FFFFFF"/>
         <w:spacing w:after="0" w:line="240" w:lineRule="auto"/>
+        <w:jc w:val="both"/>
         <w:textAlignment w:val="baseline"/>
         <w:rPr>
           <w:rFonts w:cstheme="minorHAnsi"/>
@@ -2230,16 +2767,24 @@
       <w:pPr>
         <w:shd w:val="clear" w:color="auto" w:fill="FFFFFF"/>
         <w:spacing w:after="0" w:line="240" w:lineRule="auto"/>
+        <w:jc w:val="both"/>
         <w:textAlignment w:val="baseline"/>
         <w:rPr>
           <w:rFonts w:cstheme="minorHAnsi"/>
         </w:rPr>
       </w:pPr>
+      <w:r>
+        <w:rPr>
+          <w:rFonts w:cstheme="minorHAnsi"/>
+        </w:rPr>
+        <w:t>Para el desarrollo del presente proyecto es necesario contar con los conocimientos previos relacionados con la programación, matemática y análisis de datos.</w:t>
+      </w:r>
     </w:p>
     <w:p>
       <w:pPr>
         <w:shd w:val="clear" w:color="auto" w:fill="FFFFFF"/>
         <w:spacing w:after="0" w:line="240" w:lineRule="auto"/>
+        <w:jc w:val="both"/>
         <w:textAlignment w:val="baseline"/>
         <w:rPr>
           <w:rFonts w:cstheme="minorHAnsi"/>
@@ -2248,7 +2793,256 @@
     </w:p>
     <w:p>
       <w:pPr>
+        <w:shd w:val="clear" w:color="auto" w:fill="FFFFFF"/>
+        <w:spacing w:after="0" w:line="240" w:lineRule="auto"/>
+        <w:jc w:val="both"/>
+        <w:textAlignment w:val="baseline"/>
+        <w:rPr>
+          <w:rFonts w:cstheme="minorHAnsi"/>
+        </w:rPr>
+      </w:pPr>
+      <w:r>
+        <w:rPr>
+          <w:rFonts w:cstheme="minorHAnsi"/>
+        </w:rPr>
+        <w:t>Entre los principales prerrequisitos se encuentran:</w:t>
+      </w:r>
+    </w:p>
+    <w:p>
+      <w:pPr>
+        <w:shd w:val="clear" w:color="auto" w:fill="FFFFFF"/>
+        <w:spacing w:after="0" w:line="240" w:lineRule="auto"/>
+        <w:jc w:val="both"/>
+        <w:textAlignment w:val="baseline"/>
+        <w:rPr>
+          <w:rFonts w:cstheme="minorHAnsi"/>
+        </w:rPr>
+      </w:pPr>
+    </w:p>
+    <w:p>
+      <w:pPr>
+        <w:pStyle w:val="Prrafodelista"/>
+        <w:numPr>
+          <w:ilvl w:val="0"/>
+          <w:numId w:val="27"/>
+        </w:numPr>
+        <w:shd w:val="clear" w:color="auto" w:fill="FFFFFF"/>
+        <w:spacing w:line="240" w:lineRule="auto"/>
+        <w:jc w:val="both"/>
+        <w:textAlignment w:val="baseline"/>
+        <w:rPr>
+          <w:rFonts w:asciiTheme="minorHAnsi" w:hAnsiTheme="minorHAnsi" w:cstheme="minorHAnsi"/>
+          <w:sz w:val="22"/>
+          <w:szCs w:val="22"/>
+        </w:rPr>
+      </w:pPr>
+      <w:r>
+        <w:rPr>
+          <w:rFonts w:asciiTheme="minorHAnsi" w:hAnsiTheme="minorHAnsi" w:cstheme="minorHAnsi"/>
+          <w:sz w:val="22"/>
+          <w:szCs w:val="22"/>
+        </w:rPr>
+        <w:t>Cono</w:t>
+      </w:r>
+      <w:r>
+        <w:rPr>
+          <w:rFonts w:asciiTheme="minorHAnsi" w:hAnsiTheme="minorHAnsi" w:cstheme="minorHAnsi"/>
+          <w:sz w:val="22"/>
+          <w:szCs w:val="22"/>
+        </w:rPr>
+        <w:t>cimientos medios de programación/Python.</w:t>
+      </w:r>
+    </w:p>
+    <w:p>
+      <w:pPr>
+        <w:pStyle w:val="Prrafodelista"/>
+        <w:numPr>
+          <w:ilvl w:val="0"/>
+          <w:numId w:val="27"/>
+        </w:numPr>
+        <w:shd w:val="clear" w:color="auto" w:fill="FFFFFF"/>
+        <w:spacing w:line="240" w:lineRule="auto"/>
+        <w:jc w:val="both"/>
+        <w:textAlignment w:val="baseline"/>
+        <w:rPr>
+          <w:rFonts w:asciiTheme="minorHAnsi" w:hAnsiTheme="minorHAnsi" w:cstheme="minorHAnsi"/>
+          <w:sz w:val="22"/>
+          <w:szCs w:val="22"/>
+        </w:rPr>
+      </w:pPr>
+      <w:r>
+        <w:rPr>
+          <w:rFonts w:asciiTheme="minorHAnsi" w:hAnsiTheme="minorHAnsi" w:cstheme="minorHAnsi"/>
+          <w:sz w:val="22"/>
+          <w:szCs w:val="22"/>
+        </w:rPr>
+        <w:t>Manejo de estructuras de datos.</w:t>
+      </w:r>
+    </w:p>
+    <w:p>
+      <w:pPr>
+        <w:pStyle w:val="Prrafodelista"/>
+        <w:numPr>
+          <w:ilvl w:val="0"/>
+          <w:numId w:val="27"/>
+        </w:numPr>
+        <w:shd w:val="clear" w:color="auto" w:fill="FFFFFF"/>
+        <w:spacing w:line="240" w:lineRule="auto"/>
+        <w:jc w:val="both"/>
+        <w:textAlignment w:val="baseline"/>
+        <w:rPr>
+          <w:rFonts w:asciiTheme="minorHAnsi" w:hAnsiTheme="minorHAnsi" w:cstheme="minorHAnsi"/>
+          <w:sz w:val="22"/>
+          <w:szCs w:val="22"/>
+        </w:rPr>
+      </w:pPr>
+      <w:r>
+        <w:rPr>
+          <w:rFonts w:asciiTheme="minorHAnsi" w:hAnsiTheme="minorHAnsi" w:cstheme="minorHAnsi"/>
+          <w:sz w:val="22"/>
+          <w:szCs w:val="22"/>
+        </w:rPr>
+        <w:t>Manipulación y lectura de archivos .CSV.</w:t>
+      </w:r>
+    </w:p>
+    <w:p>
+      <w:pPr>
+        <w:pStyle w:val="Prrafodelista"/>
+        <w:numPr>
+          <w:ilvl w:val="0"/>
+          <w:numId w:val="27"/>
+        </w:numPr>
+        <w:shd w:val="clear" w:color="auto" w:fill="FFFFFF"/>
+        <w:spacing w:line="240" w:lineRule="auto"/>
+        <w:jc w:val="both"/>
+        <w:textAlignment w:val="baseline"/>
+        <w:rPr>
+          <w:rFonts w:asciiTheme="minorHAnsi" w:hAnsiTheme="minorHAnsi" w:cstheme="minorHAnsi"/>
+          <w:sz w:val="22"/>
+          <w:szCs w:val="22"/>
+        </w:rPr>
+      </w:pPr>
+      <w:r>
+        <w:rPr>
+          <w:rFonts w:asciiTheme="minorHAnsi" w:hAnsiTheme="minorHAnsi" w:cstheme="minorHAnsi"/>
+          <w:sz w:val="22"/>
+          <w:szCs w:val="22"/>
+        </w:rPr>
+        <w:t>Conocimientos de algebra y cálculo.</w:t>
+      </w:r>
+    </w:p>
+    <w:p>
+      <w:pPr>
+        <w:pStyle w:val="Prrafodelista"/>
+        <w:numPr>
+          <w:ilvl w:val="0"/>
+          <w:numId w:val="27"/>
+        </w:numPr>
+        <w:shd w:val="clear" w:color="auto" w:fill="FFFFFF"/>
+        <w:spacing w:line="240" w:lineRule="auto"/>
+        <w:jc w:val="both"/>
+        <w:textAlignment w:val="baseline"/>
+        <w:rPr>
+          <w:rFonts w:asciiTheme="minorHAnsi" w:hAnsiTheme="minorHAnsi" w:cstheme="minorHAnsi"/>
+          <w:sz w:val="22"/>
+          <w:szCs w:val="22"/>
+        </w:rPr>
+      </w:pPr>
+      <w:r>
+        <w:rPr>
+          <w:rFonts w:asciiTheme="minorHAnsi" w:hAnsiTheme="minorHAnsi" w:cstheme="minorHAnsi"/>
+          <w:sz w:val="22"/>
+          <w:szCs w:val="22"/>
+        </w:rPr>
+        <w:t>Conocimientos básicos de estadísticas y análisis de datos.</w:t>
+      </w:r>
+    </w:p>
+    <w:p>
+      <w:pPr>
+        <w:pStyle w:val="Prrafodelista"/>
+        <w:numPr>
+          <w:ilvl w:val="0"/>
+          <w:numId w:val="27"/>
+        </w:numPr>
+        <w:shd w:val="clear" w:color="auto" w:fill="FFFFFF"/>
+        <w:spacing w:line="240" w:lineRule="auto"/>
+        <w:jc w:val="both"/>
+        <w:textAlignment w:val="baseline"/>
+        <w:rPr>
+          <w:rFonts w:asciiTheme="minorHAnsi" w:hAnsiTheme="minorHAnsi" w:cstheme="minorHAnsi"/>
+          <w:sz w:val="22"/>
+          <w:szCs w:val="22"/>
+        </w:rPr>
+      </w:pPr>
+      <w:r>
+        <w:rPr>
+          <w:rFonts w:asciiTheme="minorHAnsi" w:hAnsiTheme="minorHAnsi" w:cstheme="minorHAnsi"/>
+          <w:sz w:val="22"/>
+          <w:szCs w:val="22"/>
+        </w:rPr>
+        <w:t>Clonamientos en la materia de métodos numéricos.</w:t>
+      </w:r>
+    </w:p>
+    <w:p>
+      <w:pPr>
+        <w:shd w:val="clear" w:color="auto" w:fill="FFFFFF"/>
+        <w:spacing w:line="240" w:lineRule="auto"/>
+        <w:jc w:val="both"/>
+        <w:textAlignment w:val="baseline"/>
+        <w:rPr>
+          <w:rFonts w:cstheme="minorHAnsi"/>
+        </w:rPr>
+      </w:pPr>
+    </w:p>
+    <w:p>
+      <w:pPr>
+        <w:shd w:val="clear" w:color="auto" w:fill="FFFFFF"/>
+        <w:spacing w:line="240" w:lineRule="auto"/>
+        <w:jc w:val="both"/>
+        <w:textAlignment w:val="baseline"/>
+        <w:rPr>
+          <w:rFonts w:cstheme="minorHAnsi"/>
+        </w:rPr>
+      </w:pPr>
+      <w:r>
+        <w:rPr>
+          <w:rFonts w:cstheme="minorHAnsi"/>
+        </w:rPr>
+        <w:t>Además, será necesario utilizar librerías y herramienta orientadas al análisis de datos y calculo numérico para facilitar la implementación de los métodos.</w:t>
+      </w:r>
+    </w:p>
+    <w:p>
+      <w:pPr>
+        <w:shd w:val="clear" w:color="auto" w:fill="FFFFFF"/>
+        <w:spacing w:line="240" w:lineRule="auto"/>
+        <w:jc w:val="both"/>
+        <w:textAlignment w:val="baseline"/>
+        <w:rPr>
+          <w:rFonts w:cstheme="minorHAnsi"/>
+        </w:rPr>
+      </w:pPr>
+    </w:p>
+    <w:p>
+      <w:pPr>
+        <w:shd w:val="clear" w:color="auto" w:fill="FFFFFF"/>
+        <w:spacing w:line="240" w:lineRule="auto"/>
+        <w:jc w:val="both"/>
+        <w:textAlignment w:val="baseline"/>
+        <w:rPr>
+          <w:rFonts w:cstheme="minorHAnsi"/>
+        </w:rPr>
+      </w:pPr>
+      <w:r>
+        <w:rPr>
+          <w:rFonts w:cstheme="minorHAnsi"/>
+        </w:rPr>
+        <w:t>Por ultimo se necesita acceso al dataset indicado y las capacidades computacionales y de procesamiento suficientes para trabajar con grandes cantidades de registros.</w:t>
+      </w:r>
+    </w:p>
+    <w:p>
+      <w:pPr>
         <w:pStyle w:val="Ttulo1"/>
+        <w:jc w:val="both"/>
         <w:rPr>
           <w:rFonts w:asciiTheme="minorHAnsi" w:hAnsiTheme="minorHAnsi" w:cstheme="minorHAnsi"/>
           <w:color w:val="000000" w:themeColor="text1"/>
@@ -2256,7 +3050,7 @@
           <w:szCs w:val="28"/>
         </w:rPr>
       </w:pPr>
-      <w:bookmarkStart w:id="4" w:name="_Toc229939962"/>
+      <w:bookmarkStart w:id="6" w:name="_Toc229943111"/>
       <w:r>
         <w:rPr>
           <w:rFonts w:asciiTheme="minorHAnsi" w:hAnsiTheme="minorHAnsi" w:cstheme="minorHAnsi"/>
@@ -2268,7 +3062,7 @@
         <w:lastRenderedPageBreak/>
         <w:t>DESARROLLO</w:t>
       </w:r>
-      <w:bookmarkEnd w:id="4"/>
+      <w:bookmarkEnd w:id="6"/>
     </w:p>
     <w:p>
       <w:pPr>
@@ -2282,12 +3076,13 @@
     <w:p>
       <w:pPr>
         <w:pStyle w:val="Ttulo2"/>
+        <w:jc w:val="both"/>
         <w:rPr>
           <w:rFonts w:asciiTheme="minorHAnsi" w:hAnsiTheme="minorHAnsi" w:cstheme="minorHAnsi"/>
           <w:color w:val="auto"/>
         </w:rPr>
       </w:pPr>
-      <w:bookmarkStart w:id="5" w:name="_Toc229939963"/>
+      <w:bookmarkStart w:id="7" w:name="_Toc229943112"/>
       <w:r>
         <w:rPr>
           <w:rFonts w:asciiTheme="minorHAnsi" w:hAnsiTheme="minorHAnsi" w:cstheme="minorHAnsi"/>
@@ -2295,9 +3090,13 @@
         </w:rPr>
         <w:t>Descripción del proyecto</w:t>
       </w:r>
-      <w:bookmarkEnd w:id="5"/>
-    </w:p>
-    <w:p/>
+      <w:bookmarkEnd w:id="7"/>
+    </w:p>
+    <w:p>
+      <w:pPr>
+        <w:jc w:val="both"/>
+      </w:pPr>
+    </w:p>
     <w:p>
       <w:pPr>
         <w:jc w:val="both"/>
@@ -2305,177 +3104,226 @@
       <w:r>
         <w:t xml:space="preserve">El proyecto tiene la finalidad de permitir el </w:t>
       </w:r>
+      <w:r>
+        <w:t>análisis</w:t>
+      </w:r>
+      <w:r>
+        <w:t xml:space="preserve"> de distintos factores que influyen en la popularidad de los videojuegos lanzados en la plataforma </w:t>
+      </w:r>
       <w:proofErr w:type="spellStart"/>
       <w:r>
-        <w:t>analizis</w:t>
+        <w:t>steam</w:t>
       </w:r>
       <w:proofErr w:type="spellEnd"/>
       <w:r>
-        <w:t xml:space="preserve"> de distintos factores que influyen en la popularidad de los videojuegos lanzados en la plataforma </w:t>
+        <w:t xml:space="preserve">. Para ello se </w:t>
+      </w:r>
+      <w:r>
+        <w:t>utilizarán</w:t>
+      </w:r>
+      <w:r>
+        <w:t xml:space="preserve"> métodos </w:t>
+      </w:r>
+      <w:r>
+        <w:t>numéricos</w:t>
+      </w:r>
+      <w:r>
+        <w:t xml:space="preserve"> y análisis de datos sobre una base de datos que contiene la información cruda relacionada con las características de los juegos, métricas de rating y datos del rendimiento comercial.</w:t>
+      </w:r>
+    </w:p>
+    <w:p>
+      <w:pPr>
+        <w:spacing w:after="0" w:line="240" w:lineRule="auto"/>
+        <w:jc w:val="both"/>
+        <w:rPr>
+          <w:rFonts w:cstheme="minorHAnsi"/>
+        </w:rPr>
+      </w:pPr>
+      <w:r>
+        <w:rPr>
+          <w:rFonts w:cstheme="minorHAnsi"/>
+        </w:rPr>
+        <w:t>La problemática a abordar es la de comprender que variables tienen un mayor impacto en la popularidad de un videojuego, medida tentativamen</w:t>
+      </w:r>
+      <w:r>
+        <w:rPr>
+          <w:rFonts w:cstheme="minorHAnsi"/>
+        </w:rPr>
+        <w:t>t</w:t>
+      </w:r>
+      <w:r>
+        <w:rPr>
+          <w:rFonts w:cstheme="minorHAnsi"/>
+        </w:rPr>
+        <w:t>e por el número de propietarios (ventas), descarg</w:t>
+      </w:r>
+      <w:r>
+        <w:rPr>
+          <w:rFonts w:cstheme="minorHAnsi"/>
+        </w:rPr>
+        <w:t>as</w:t>
+      </w:r>
+      <w:r>
+        <w:rPr>
+          <w:rFonts w:cstheme="minorHAnsi"/>
+        </w:rPr>
+        <w:t xml:space="preserve">, reseñas y actividad media del usuario. Con esto se </w:t>
+      </w:r>
+      <w:r>
+        <w:rPr>
+          <w:rFonts w:cstheme="minorHAnsi"/>
+        </w:rPr>
+        <w:t xml:space="preserve">busca indicar los patrones de comportamiento y tendencias de aceptación en el mercado </w:t>
+      </w:r>
+      <w:r>
+        <w:rPr>
+          <w:rFonts w:cstheme="minorHAnsi"/>
+        </w:rPr>
+        <w:t>para la rentabilización de próximos lanzamientos.</w:t>
+      </w:r>
+    </w:p>
+    <w:p>
+      <w:pPr>
+        <w:spacing w:after="0" w:line="240" w:lineRule="auto"/>
+        <w:jc w:val="both"/>
+        <w:rPr>
+          <w:rFonts w:cstheme="minorHAnsi"/>
+        </w:rPr>
+      </w:pPr>
+    </w:p>
+    <w:p>
+      <w:pPr>
+        <w:spacing w:after="0" w:line="240" w:lineRule="auto"/>
+        <w:jc w:val="both"/>
+        <w:rPr>
+          <w:rFonts w:cstheme="minorHAnsi"/>
+        </w:rPr>
+      </w:pPr>
+      <w:r>
+        <w:rPr>
+          <w:rFonts w:cstheme="minorHAnsi"/>
+        </w:rPr>
+        <w:t>Mediante las técnicas de aproximación, interpolación y ajustes de curvas aprendidas a lo largo de este semestre se busca construir un modelo que permita analizar el comportamiento de las variables antes mencionadas y determinar su relevancia en el crecimiento de popularidad de un videojuego.</w:t>
+      </w:r>
+    </w:p>
+    <w:p>
+      <w:pPr>
+        <w:spacing w:after="0" w:line="240" w:lineRule="auto"/>
+        <w:jc w:val="both"/>
+        <w:rPr>
+          <w:rFonts w:cstheme="minorHAnsi"/>
+        </w:rPr>
+      </w:pPr>
+    </w:p>
+    <w:p>
+      <w:pPr>
+        <w:pStyle w:val="Ttulo2"/>
+        <w:jc w:val="both"/>
+        <w:rPr>
+          <w:rFonts w:asciiTheme="minorHAnsi" w:hAnsiTheme="minorHAnsi" w:cstheme="minorHAnsi"/>
+          <w:color w:val="auto"/>
+        </w:rPr>
+      </w:pPr>
+      <w:bookmarkStart w:id="8" w:name="_Toc229943113"/>
+      <w:r>
+        <w:rPr>
+          <w:rFonts w:asciiTheme="minorHAnsi" w:hAnsiTheme="minorHAnsi" w:cstheme="minorHAnsi"/>
+          <w:color w:val="auto"/>
+        </w:rPr>
+        <w:t>Metas del proyecto</w:t>
+      </w:r>
+      <w:bookmarkEnd w:id="8"/>
+    </w:p>
+    <w:p>
+      <w:pPr>
+        <w:jc w:val="both"/>
+      </w:pPr>
+    </w:p>
+    <w:p>
+      <w:pPr>
+        <w:jc w:val="both"/>
+      </w:pPr>
+      <w:r>
+        <w:t xml:space="preserve">La principal meta del proyecto es lograr desarrollar un modelo </w:t>
+      </w:r>
+      <w:r>
+        <w:t>numérico</w:t>
+      </w:r>
+      <w:r>
+        <w:t xml:space="preserve"> que permita estimar la influencia de diferentes variables sobre la popularidad de los videojuegos con cierto grado de precisión, creando funciones que permitan la limpieza y </w:t>
+      </w:r>
+      <w:r>
+        <w:t>organización</w:t>
+      </w:r>
+      <w:r>
+        <w:t xml:space="preserve"> del dataset crudo para la posterior implementación de métodos </w:t>
+      </w:r>
+      <w:r>
+        <w:t>numéricos</w:t>
+      </w:r>
+      <w:r>
+        <w:t xml:space="preserve"> y técnicas de aproximación.</w:t>
+      </w:r>
+    </w:p>
+    <w:p>
+      <w:pPr>
+        <w:jc w:val="both"/>
+      </w:pPr>
+      <w:r>
+        <w:t>Como resultado final, se espera identificar relaciones entre las variables como reseñas, precios, tiempo de juego y recomendaciones, e indicar que factores contribuyen en mayor medida al incremento de propietarios (ventas) o usuarios medios de un videojuego.</w:t>
+      </w:r>
+    </w:p>
+    <w:p>
+      <w:pPr>
+        <w:pStyle w:val="Ttulo2"/>
+        <w:jc w:val="both"/>
+        <w:rPr>
+          <w:rFonts w:asciiTheme="minorHAnsi" w:hAnsiTheme="minorHAnsi" w:cstheme="minorHAnsi"/>
+          <w:color w:val="auto"/>
+        </w:rPr>
+      </w:pPr>
+      <w:bookmarkStart w:id="9" w:name="_Toc229943114"/>
+      <w:r>
+        <w:rPr>
+          <w:rFonts w:asciiTheme="minorHAnsi" w:hAnsiTheme="minorHAnsi" w:cstheme="minorHAnsi"/>
+          <w:color w:val="auto"/>
+        </w:rPr>
+        <w:t xml:space="preserve">Descripción del </w:t>
+      </w:r>
+      <w:r>
+        <w:rPr>
+          <w:rFonts w:asciiTheme="minorHAnsi" w:hAnsiTheme="minorHAnsi" w:cstheme="minorHAnsi"/>
+          <w:color w:val="auto"/>
+        </w:rPr>
+        <w:t>Dataset</w:t>
+      </w:r>
+      <w:bookmarkEnd w:id="9"/>
+    </w:p>
+    <w:p>
+      <w:pPr>
+        <w:jc w:val="both"/>
+      </w:pPr>
+    </w:p>
+    <w:p>
+      <w:pPr>
+        <w:jc w:val="both"/>
+      </w:pPr>
+      <w:r>
+        <w:t xml:space="preserve">Para el desarrollo del proyecto se </w:t>
+      </w:r>
+      <w:r>
+        <w:t>utilizará</w:t>
+      </w:r>
+      <w:r>
+        <w:t xml:space="preserve"> el </w:t>
       </w:r>
       <w:proofErr w:type="spellStart"/>
       <w:r>
-        <w:t>steam</w:t>
+        <w:t>dataset</w:t>
       </w:r>
       <w:proofErr w:type="spellEnd"/>
       <w:r>
-        <w:t xml:space="preserve">. Para ello se </w:t>
-      </w:r>
-      <w:r>
-        <w:t>utilizarán</w:t>
-      </w:r>
-      <w:r>
-        <w:t xml:space="preserve"> métodos </w:t>
-      </w:r>
-      <w:r>
-        <w:t>numéricos</w:t>
-      </w:r>
-      <w:r>
-        <w:t xml:space="preserve"> y análisis de datos sobre una base de datos que contiene la información cruda relacionada con las características de los juegos, métricas de rating y datos del rendimiento comercial.</w:t>
-      </w:r>
-    </w:p>
-    <w:p>
-      <w:pPr>
-        <w:spacing w:after="0" w:line="240" w:lineRule="auto"/>
-        <w:jc w:val="both"/>
-        <w:rPr>
-          <w:rFonts w:cstheme="minorHAnsi"/>
-        </w:rPr>
-      </w:pPr>
-      <w:r>
-        <w:rPr>
-          <w:rFonts w:cstheme="minorHAnsi"/>
-        </w:rPr>
-        <w:t xml:space="preserve">La problemática a abordar es la de comprender que variables tienen un mayor impacto en la popularidad de un videojuego, medida tentativamen6e por el número de propietarios (ventas), descargar, reseñas y actividad media del usuario. Con esto se </w:t>
-      </w:r>
-      <w:r>
-        <w:rPr>
-          <w:rFonts w:cstheme="minorHAnsi"/>
-        </w:rPr>
-        <w:t xml:space="preserve">busca indicar los patrones de comportamiento y tendencias de aceptación en el mercado </w:t>
-      </w:r>
-      <w:r>
-        <w:rPr>
-          <w:rFonts w:cstheme="minorHAnsi"/>
-        </w:rPr>
-        <w:t>para la rentabilización de próximos lanzamientos.</w:t>
-      </w:r>
-    </w:p>
-    <w:p>
-      <w:pPr>
-        <w:spacing w:after="0" w:line="240" w:lineRule="auto"/>
-        <w:jc w:val="both"/>
-        <w:rPr>
-          <w:rFonts w:cstheme="minorHAnsi"/>
-        </w:rPr>
-      </w:pPr>
-    </w:p>
-    <w:p>
-      <w:pPr>
-        <w:spacing w:after="0" w:line="240" w:lineRule="auto"/>
-        <w:jc w:val="both"/>
-        <w:rPr>
-          <w:rFonts w:cstheme="minorHAnsi"/>
-        </w:rPr>
-      </w:pPr>
-      <w:r>
-        <w:rPr>
-          <w:rFonts w:cstheme="minorHAnsi"/>
-        </w:rPr>
-        <w:t>Mediante las técnicas de aproximación, interpolación y ajustes de curvas aprendidas a lo largo de este semestre se busca construir un modelo que permita analizar el comportamiento de las variables antes mencionadas y determinar su relevancia en el crecimiento de popularidad de un videojuego.</w:t>
-      </w:r>
-    </w:p>
-    <w:p>
-      <w:pPr>
-        <w:spacing w:after="0" w:line="240" w:lineRule="auto"/>
-        <w:jc w:val="both"/>
-        <w:rPr>
-          <w:rFonts w:cstheme="minorHAnsi"/>
-        </w:rPr>
-      </w:pPr>
-    </w:p>
-    <w:p>
-      <w:pPr>
-        <w:pStyle w:val="Ttulo2"/>
-        <w:rPr>
-          <w:rFonts w:asciiTheme="minorHAnsi" w:hAnsiTheme="minorHAnsi" w:cstheme="minorHAnsi"/>
-          <w:color w:val="auto"/>
-        </w:rPr>
-      </w:pPr>
-      <w:bookmarkStart w:id="6" w:name="_Toc229939964"/>
-      <w:r>
-        <w:rPr>
-          <w:rFonts w:asciiTheme="minorHAnsi" w:hAnsiTheme="minorHAnsi" w:cstheme="minorHAnsi"/>
-          <w:color w:val="auto"/>
-        </w:rPr>
-        <w:t>Metas del proyecto</w:t>
-      </w:r>
-      <w:bookmarkEnd w:id="6"/>
-    </w:p>
-    <w:p/>
-    <w:p>
-      <w:r>
-        <w:t xml:space="preserve">La principal meta del proyecto es lograr desarrollar un modelo </w:t>
-      </w:r>
-      <w:r>
-        <w:t>numérico</w:t>
-      </w:r>
-      <w:r>
-        <w:t xml:space="preserve"> que permita estimar la influencia de diferentes variables sobre la popularidad de los videojuegos con cierto grado de precisión, creando funciones que permitan la limpieza y </w:t>
-      </w:r>
-      <w:r>
-        <w:t>organización</w:t>
-      </w:r>
-      <w:r>
-        <w:t xml:space="preserve"> del dataset crudo para la posterior implementación de métodos </w:t>
-      </w:r>
-      <w:r>
-        <w:t>numéricos</w:t>
-      </w:r>
-      <w:r>
-        <w:t xml:space="preserve"> y técnicas de aproximación.</w:t>
-      </w:r>
-    </w:p>
-    <w:p>
-      <w:r>
-        <w:t>Como resultado final, se espera identificar relaciones entre las variables como reseñas, precios, tiempo de juego y recomendaciones, e indicar que factores contribuyen en mayor medida al incremento de propietarios (ventas) o usuarios medios de un videojuego.</w:t>
-      </w:r>
-    </w:p>
-    <w:p>
-      <w:pPr>
-        <w:pStyle w:val="Ttulo2"/>
-        <w:rPr>
-          <w:rFonts w:asciiTheme="minorHAnsi" w:hAnsiTheme="minorHAnsi" w:cstheme="minorHAnsi"/>
-          <w:color w:val="auto"/>
-        </w:rPr>
-      </w:pPr>
-      <w:bookmarkStart w:id="7" w:name="_Toc229939965"/>
-      <w:r>
-        <w:rPr>
-          <w:rFonts w:asciiTheme="minorHAnsi" w:hAnsiTheme="minorHAnsi" w:cstheme="minorHAnsi"/>
-          <w:color w:val="auto"/>
-        </w:rPr>
-        <w:t xml:space="preserve">Descripción del </w:t>
-      </w:r>
-      <w:r>
-        <w:rPr>
-          <w:rFonts w:asciiTheme="minorHAnsi" w:hAnsiTheme="minorHAnsi" w:cstheme="minorHAnsi"/>
-          <w:color w:val="auto"/>
-        </w:rPr>
-        <w:t>Dataset</w:t>
-      </w:r>
-      <w:bookmarkEnd w:id="7"/>
-    </w:p>
-    <w:p/>
-    <w:p>
-      <w:r>
-        <w:t xml:space="preserve">Para el desarrollo del proyecto se </w:t>
-      </w:r>
-      <w:r>
-        <w:t>utilizará</w:t>
-      </w:r>
-      <w:r>
-        <w:t xml:space="preserve"> el dataset “</w:t>
+        <w:t xml:space="preserve"> “</w:t>
       </w:r>
       <w:proofErr w:type="spellStart"/>
       <w:r>
@@ -2499,34 +3347,30 @@
       </w:r>
       <w:proofErr w:type="spellEnd"/>
       <w:r>
-        <w:t xml:space="preserve"> (</w:t>
+        <w:t xml:space="preserve"> (October 2024)"[1]. Este dataset contiene información masiva relacionada con los videojuegos publicados en la plataforma </w:t>
       </w:r>
       <w:proofErr w:type="spellStart"/>
       <w:r>
-        <w:t>October</w:t>
+        <w:t>S</w:t>
+      </w:r>
+      <w:r>
+        <w:t>team</w:t>
       </w:r>
       <w:proofErr w:type="spellEnd"/>
       <w:r>
-        <w:t xml:space="preserve"> 2024)"[1]. Este dataset contiene información masiva relacionada con los videojuegos publicados en la plataforma </w:t>
-      </w:r>
-      <w:proofErr w:type="spellStart"/>
-      <w:r>
-        <w:t>steam</w:t>
-      </w:r>
-      <w:proofErr w:type="spellEnd"/>
-      <w:r>
         <w:t>.</w:t>
       </w:r>
     </w:p>
     <w:p>
+      <w:pPr>
+        <w:jc w:val="both"/>
+      </w:pPr>
       <w:r>
         <w:t xml:space="preserve">Esta se encuentra organizada en </w:t>
       </w:r>
-      <w:proofErr w:type="spellStart"/>
-      <w:r>
-        <w:t>multiples</w:t>
-      </w:r>
-      <w:proofErr w:type="spellEnd"/>
+      <w:r>
+        <w:t>múltiples</w:t>
+      </w:r>
       <w:r>
         <w:t xml:space="preserve"> tablas .CSV, las cuales son:</w:t>
       </w:r>
@@ -2538,6 +3382,7 @@
           <w:ilvl w:val="0"/>
           <w:numId w:val="25"/>
         </w:numPr>
+        <w:jc w:val="both"/>
         <w:rPr>
           <w:rFonts w:asciiTheme="minorHAnsi" w:hAnsiTheme="minorHAnsi" w:cstheme="minorHAnsi"/>
           <w:sz w:val="22"/>
@@ -2568,6 +3413,7 @@
           <w:ilvl w:val="0"/>
           <w:numId w:val="25"/>
         </w:numPr>
+        <w:jc w:val="both"/>
         <w:rPr>
           <w:rFonts w:asciiTheme="minorHAnsi" w:hAnsiTheme="minorHAnsi" w:cstheme="minorHAnsi"/>
           <w:sz w:val="22"/>
@@ -2598,6 +3444,7 @@
           <w:ilvl w:val="0"/>
           <w:numId w:val="25"/>
         </w:numPr>
+        <w:jc w:val="both"/>
         <w:rPr>
           <w:rFonts w:asciiTheme="minorHAnsi" w:hAnsiTheme="minorHAnsi" w:cstheme="minorHAnsi"/>
           <w:sz w:val="22"/>
@@ -2631,6 +3478,7 @@
           <w:ilvl w:val="0"/>
           <w:numId w:val="25"/>
         </w:numPr>
+        <w:jc w:val="both"/>
         <w:rPr>
           <w:rFonts w:asciiTheme="minorHAnsi" w:hAnsiTheme="minorHAnsi" w:cstheme="minorHAnsi"/>
           <w:sz w:val="22"/>
@@ -2653,6 +3501,7 @@
           <w:ilvl w:val="0"/>
           <w:numId w:val="25"/>
         </w:numPr>
+        <w:jc w:val="both"/>
         <w:rPr>
           <w:rFonts w:asciiTheme="minorHAnsi" w:hAnsiTheme="minorHAnsi" w:cstheme="minorHAnsi"/>
           <w:sz w:val="22"/>
@@ -2665,7 +3514,6 @@
           <w:sz w:val="22"/>
           <w:szCs w:val="22"/>
         </w:rPr>
-        <w:lastRenderedPageBreak/>
         <w:t>Tags.csv: contiene las etiquetas descriptivas de los juegos.</w:t>
       </w:r>
     </w:p>
@@ -2676,6 +3524,7 @@
           <w:ilvl w:val="0"/>
           <w:numId w:val="25"/>
         </w:numPr>
+        <w:jc w:val="both"/>
         <w:rPr>
           <w:rFonts w:asciiTheme="minorHAnsi" w:hAnsiTheme="minorHAnsi" w:cstheme="minorHAnsi"/>
           <w:sz w:val="22"/>
@@ -2688,6 +3537,7 @@
           <w:sz w:val="22"/>
           <w:szCs w:val="22"/>
         </w:rPr>
+        <w:lastRenderedPageBreak/>
         <w:t xml:space="preserve">Categories.csv: contiene las categorías y características disponibles en </w:t>
       </w:r>
       <w:proofErr w:type="spellStart"/>
@@ -2708,16 +3558,14 @@
         </w:rPr>
         <w:t xml:space="preserve"> (modo de juego, soportes, </w:t>
       </w:r>
-      <w:proofErr w:type="spellStart"/>
       <w:r>
         <w:rPr>
           <w:rFonts w:asciiTheme="minorHAnsi" w:hAnsiTheme="minorHAnsi" w:cstheme="minorHAnsi"/>
           <w:sz w:val="22"/>
           <w:szCs w:val="22"/>
         </w:rPr>
-        <w:t>etcs</w:t>
-      </w:r>
-      <w:proofErr w:type="spellEnd"/>
+        <w:t>etc.</w:t>
+      </w:r>
       <w:r>
         <w:rPr>
           <w:rFonts w:asciiTheme="minorHAnsi" w:hAnsiTheme="minorHAnsi" w:cstheme="minorHAnsi"/>
@@ -2742,6 +3590,7 @@
           <w:ilvl w:val="0"/>
           <w:numId w:val="25"/>
         </w:numPr>
+        <w:jc w:val="both"/>
         <w:rPr>
           <w:rFonts w:asciiTheme="minorHAnsi" w:hAnsiTheme="minorHAnsi" w:cstheme="minorHAnsi"/>
           <w:sz w:val="22"/>
@@ -2759,13 +3608,15 @@
     </w:p>
     <w:p>
       <w:pPr>
-        <w:rPr>
-          <w:rFonts w:cstheme="minorHAnsi"/>
-        </w:rPr>
-      </w:pPr>
-    </w:p>
-    <w:p>
-      <w:pPr>
+        <w:jc w:val="both"/>
+        <w:rPr>
+          <w:rFonts w:cstheme="minorHAnsi"/>
+        </w:rPr>
+      </w:pPr>
+    </w:p>
+    <w:p>
+      <w:pPr>
+        <w:jc w:val="both"/>
         <w:rPr>
           <w:rFonts w:cstheme="minorHAnsi"/>
         </w:rPr>
@@ -2780,12 +3631,13 @@
     <w:p>
       <w:pPr>
         <w:pStyle w:val="Ttulo2"/>
+        <w:jc w:val="both"/>
         <w:rPr>
           <w:rFonts w:asciiTheme="minorHAnsi" w:hAnsiTheme="minorHAnsi" w:cstheme="minorHAnsi"/>
           <w:color w:val="auto"/>
         </w:rPr>
       </w:pPr>
-      <w:bookmarkStart w:id="8" w:name="_Toc229939966"/>
+      <w:bookmarkStart w:id="10" w:name="_Toc229943115"/>
       <w:r>
         <w:rPr>
           <w:rFonts w:asciiTheme="minorHAnsi" w:hAnsiTheme="minorHAnsi" w:cstheme="minorHAnsi"/>
@@ -2793,10 +3645,17 @@
         </w:rPr>
         <w:t>Variables a usar</w:t>
       </w:r>
-      <w:bookmarkEnd w:id="8"/>
-    </w:p>
-    <w:p/>
-    <w:p>
+      <w:bookmarkEnd w:id="10"/>
+    </w:p>
+    <w:p>
+      <w:pPr>
+        <w:jc w:val="both"/>
+      </w:pPr>
+    </w:p>
+    <w:p>
+      <w:pPr>
+        <w:jc w:val="both"/>
+      </w:pPr>
       <w:r>
         <w:t xml:space="preserve">Para el desarrollo del proyecto se seleccionarán variables individuales relacionadas con la </w:t>
       </w:r>
@@ -2806,22 +3665,57 @@
       <w:r>
         <w:t xml:space="preserve">, aceptación e interacción de los usuarios dentro de la plataforma. Esto para analizar de forma matemática la relación entre las características de un videojuego y su nivel de popularidad. </w:t>
       </w:r>
-    </w:p>
-    <w:p>
-      <w:pPr>
-        <w:rPr>
-          <w:rFonts w:cstheme="minorHAnsi"/>
-        </w:rPr>
-      </w:pPr>
-      <w:r>
-        <w:rPr>
-          <w:rFonts w:cstheme="minorHAnsi"/>
-        </w:rPr>
-        <w:t>Las variables tentativas a usar son las siguientes:</w:t>
-      </w:r>
-    </w:p>
-    <w:p>
-      <w:pPr>
+      <w:r>
+        <w:t xml:space="preserve">La elección de variables como el precio, la cantidad de idiomas disponibles y el año de lanzamiento no es arbitraria. Grm y </w:t>
+      </w:r>
+      <w:proofErr w:type="spellStart"/>
+      <w:r>
+        <w:t>Šubelj</w:t>
+      </w:r>
+      <w:proofErr w:type="spellEnd"/>
+      <w:r>
+        <w:t xml:space="preserve"> (</w:t>
+      </w:r>
+      <w:proofErr w:type="gramStart"/>
+      <w:r>
+        <w:t>2021)</w:t>
+      </w:r>
+      <w:r>
+        <w:t>[</w:t>
+      </w:r>
+      <w:proofErr w:type="gramEnd"/>
+      <w:r>
+        <w:t>6]</w:t>
+      </w:r>
+      <w:r>
+        <w:t xml:space="preserve"> demostraron que estas características del juego son factores relevantes para estimar tanto el número de jugadores activos como el volumen de ventas durante el ciclo de vida del videojuego.</w:t>
+      </w:r>
+    </w:p>
+    <w:p>
+      <w:pPr>
+        <w:jc w:val="both"/>
+        <w:rPr>
+          <w:rFonts w:cstheme="minorHAnsi"/>
+        </w:rPr>
+      </w:pPr>
+      <w:proofErr w:type="gramStart"/>
+      <w:r>
+        <w:rPr>
+          <w:rFonts w:cstheme="minorHAnsi"/>
+        </w:rPr>
+        <w:t>Las variables tentativas a usar</w:t>
+      </w:r>
+      <w:proofErr w:type="gramEnd"/>
+      <w:r>
+        <w:rPr>
+          <w:rFonts w:cstheme="minorHAnsi"/>
+        </w:rPr>
+        <w:t xml:space="preserve"> son las siguientes:</w:t>
+      </w:r>
+    </w:p>
+    <w:p>
+      <w:pPr>
+        <w:jc w:val="both"/>
         <w:rPr>
           <w:rFonts w:cstheme="minorHAnsi"/>
         </w:rPr>
@@ -2834,12 +3728,550 @@
         <w:tblLook w:val="04A0" w:firstRow="1" w:lastRow="0" w:firstColumn="1" w:lastColumn="0" w:noHBand="0" w:noVBand="1"/>
       </w:tblPr>
       <w:tblGrid>
-        <w:gridCol w:w="2580"/>
-        <w:gridCol w:w="2969"/>
-        <w:gridCol w:w="2945"/>
+        <w:gridCol w:w="1887"/>
+        <w:gridCol w:w="4697"/>
+        <w:gridCol w:w="1910"/>
       </w:tblGrid>
       <w:tr>
-        <w:trPr/>
+        <w:tc>
+          <w:tcPr>
+            <w:tcW w:w="0" w:type="auto"/>
+            <w:hideMark/>
+          </w:tcPr>
+          <w:p>
+            <w:pPr>
+              <w:spacing w:after="0" w:line="240" w:lineRule="auto"/>
+              <w:jc w:val="both"/>
+              <w:rPr>
+                <w:rFonts w:eastAsia="Times New Roman" w:cstheme="minorHAnsi"/>
+                <w:b/>
+                <w:bCs/>
+                <w:lang w:val="es-EC" w:eastAsia="ja-JP"/>
+              </w:rPr>
+            </w:pPr>
+            <w:r>
+              <w:rPr>
+                <w:rFonts w:eastAsia="Times New Roman" w:cstheme="minorHAnsi"/>
+                <w:b/>
+                <w:bCs/>
+                <w:lang w:val="es-EC" w:eastAsia="ja-JP"/>
+              </w:rPr>
+              <w:t>Variable</w:t>
+            </w:r>
+          </w:p>
+        </w:tc>
+        <w:tc>
+          <w:tcPr>
+            <w:tcW w:w="0" w:type="auto"/>
+            <w:hideMark/>
+          </w:tcPr>
+          <w:p>
+            <w:pPr>
+              <w:spacing w:after="0" w:line="240" w:lineRule="auto"/>
+              <w:jc w:val="both"/>
+              <w:rPr>
+                <w:rFonts w:eastAsia="Times New Roman" w:cstheme="minorHAnsi"/>
+                <w:b/>
+                <w:bCs/>
+                <w:lang w:val="es-EC" w:eastAsia="ja-JP"/>
+              </w:rPr>
+            </w:pPr>
+            <w:r>
+              <w:rPr>
+                <w:rFonts w:eastAsia="Times New Roman" w:cstheme="minorHAnsi"/>
+                <w:b/>
+                <w:bCs/>
+                <w:lang w:val="es-EC" w:eastAsia="ja-JP"/>
+              </w:rPr>
+              <w:t>Descripción</w:t>
+            </w:r>
+          </w:p>
+        </w:tc>
+        <w:tc>
+          <w:tcPr>
+            <w:tcW w:w="0" w:type="auto"/>
+            <w:hideMark/>
+          </w:tcPr>
+          <w:p>
+            <w:pPr>
+              <w:spacing w:after="0" w:line="240" w:lineRule="auto"/>
+              <w:jc w:val="both"/>
+              <w:rPr>
+                <w:rFonts w:eastAsia="Times New Roman" w:cstheme="minorHAnsi"/>
+                <w:b/>
+                <w:bCs/>
+                <w:lang w:val="es-EC" w:eastAsia="ja-JP"/>
+              </w:rPr>
+            </w:pPr>
+            <w:r>
+              <w:rPr>
+                <w:rFonts w:eastAsia="Times New Roman" w:cstheme="minorHAnsi"/>
+                <w:b/>
+                <w:bCs/>
+                <w:lang w:val="es-EC" w:eastAsia="ja-JP"/>
+              </w:rPr>
+              <w:t>Presentación</w:t>
+            </w:r>
+          </w:p>
+        </w:tc>
+      </w:tr>
+      <w:tr>
+        <w:tc>
+          <w:tcPr>
+            <w:tcW w:w="0" w:type="auto"/>
+            <w:hideMark/>
+          </w:tcPr>
+          <w:p>
+            <w:pPr>
+              <w:spacing w:after="0" w:line="240" w:lineRule="auto"/>
+              <w:jc w:val="both"/>
+              <w:rPr>
+                <w:rFonts w:eastAsia="Times New Roman" w:cstheme="minorHAnsi"/>
+                <w:lang w:val="es-EC" w:eastAsia="ja-JP"/>
+              </w:rPr>
+            </w:pPr>
+            <w:proofErr w:type="spellStart"/>
+            <w:r>
+              <w:rPr>
+                <w:rFonts w:eastAsia="Times New Roman" w:cstheme="minorHAnsi"/>
+                <w:lang w:val="es-EC" w:eastAsia="ja-JP"/>
+              </w:rPr>
+              <w:t>estimated_owners</w:t>
+            </w:r>
+            <w:proofErr w:type="spellEnd"/>
+          </w:p>
+        </w:tc>
+        <w:tc>
+          <w:tcPr>
+            <w:tcW w:w="0" w:type="auto"/>
+            <w:hideMark/>
+          </w:tcPr>
+          <w:p>
+            <w:pPr>
+              <w:spacing w:after="0" w:line="240" w:lineRule="auto"/>
+              <w:jc w:val="both"/>
+              <w:rPr>
+                <w:rFonts w:eastAsia="Times New Roman" w:cstheme="minorHAnsi"/>
+                <w:lang w:val="es-EC" w:eastAsia="ja-JP"/>
+              </w:rPr>
+            </w:pPr>
+            <w:r>
+              <w:rPr>
+                <w:rFonts w:eastAsia="Times New Roman" w:cstheme="minorHAnsi"/>
+                <w:lang w:val="es-EC" w:eastAsia="ja-JP"/>
+              </w:rPr>
+              <w:t>Número estimado de propietarios del videojuego</w:t>
+            </w:r>
+          </w:p>
+        </w:tc>
+        <w:tc>
+          <w:tcPr>
+            <w:tcW w:w="0" w:type="auto"/>
+            <w:hideMark/>
+          </w:tcPr>
+          <w:p>
+            <w:pPr>
+              <w:spacing w:after="0" w:line="240" w:lineRule="auto"/>
+              <w:jc w:val="both"/>
+              <w:rPr>
+                <w:rFonts w:eastAsia="Times New Roman" w:cstheme="minorHAnsi"/>
+                <w:lang w:val="es-EC" w:eastAsia="ja-JP"/>
+              </w:rPr>
+            </w:pPr>
+            <w:proofErr w:type="spellStart"/>
+            <w:r>
+              <w:rPr>
+                <w:rFonts w:eastAsia="Times New Roman" w:cstheme="minorHAnsi"/>
+                <w:lang w:val="es-EC" w:eastAsia="ja-JP"/>
+              </w:rPr>
+              <w:t>float</w:t>
+            </w:r>
+            <w:proofErr w:type="spellEnd"/>
+          </w:p>
+        </w:tc>
+      </w:tr>
+      <w:tr>
+        <w:tc>
+          <w:tcPr>
+            <w:tcW w:w="0" w:type="auto"/>
+            <w:hideMark/>
+          </w:tcPr>
+          <w:p>
+            <w:pPr>
+              <w:spacing w:after="0" w:line="240" w:lineRule="auto"/>
+              <w:jc w:val="both"/>
+              <w:rPr>
+                <w:rFonts w:eastAsia="Times New Roman" w:cstheme="minorHAnsi"/>
+                <w:lang w:val="es-EC" w:eastAsia="ja-JP"/>
+              </w:rPr>
+            </w:pPr>
+            <w:proofErr w:type="spellStart"/>
+            <w:r>
+              <w:rPr>
+                <w:rFonts w:eastAsia="Times New Roman" w:cstheme="minorHAnsi"/>
+                <w:lang w:val="es-EC" w:eastAsia="ja-JP"/>
+              </w:rPr>
+              <w:t>approval_ratio</w:t>
+            </w:r>
+            <w:proofErr w:type="spellEnd"/>
+          </w:p>
+        </w:tc>
+        <w:tc>
+          <w:tcPr>
+            <w:tcW w:w="0" w:type="auto"/>
+            <w:hideMark/>
+          </w:tcPr>
+          <w:p>
+            <w:pPr>
+              <w:spacing w:after="0" w:line="240" w:lineRule="auto"/>
+              <w:jc w:val="both"/>
+              <w:rPr>
+                <w:rFonts w:eastAsia="Times New Roman" w:cstheme="minorHAnsi"/>
+                <w:lang w:val="es-EC" w:eastAsia="ja-JP"/>
+              </w:rPr>
+            </w:pPr>
+            <w:r>
+              <w:rPr>
+                <w:rFonts w:eastAsia="Times New Roman" w:cstheme="minorHAnsi"/>
+                <w:lang w:val="es-EC" w:eastAsia="ja-JP"/>
+              </w:rPr>
+              <w:t>Proporción de aprobación calculada a partir de reseñas positivas y negativas</w:t>
+            </w:r>
+          </w:p>
+        </w:tc>
+        <w:tc>
+          <w:tcPr>
+            <w:tcW w:w="0" w:type="auto"/>
+            <w:hideMark/>
+          </w:tcPr>
+          <w:p>
+            <w:pPr>
+              <w:spacing w:after="0" w:line="240" w:lineRule="auto"/>
+              <w:jc w:val="both"/>
+              <w:rPr>
+                <w:rFonts w:eastAsia="Times New Roman" w:cstheme="minorHAnsi"/>
+                <w:lang w:val="es-EC" w:eastAsia="ja-JP"/>
+              </w:rPr>
+            </w:pPr>
+            <w:r>
+              <w:rPr>
+                <w:rFonts w:eastAsia="Times New Roman" w:cstheme="minorHAnsi"/>
+                <w:lang w:val="es-EC" w:eastAsia="ja-JP"/>
+              </w:rPr>
+              <w:t>0.0 a 1.0</w:t>
+            </w:r>
+          </w:p>
+        </w:tc>
+      </w:tr>
+      <w:tr>
+        <w:tc>
+          <w:tcPr>
+            <w:tcW w:w="0" w:type="auto"/>
+            <w:hideMark/>
+          </w:tcPr>
+          <w:p>
+            <w:pPr>
+              <w:spacing w:after="0" w:line="240" w:lineRule="auto"/>
+              <w:jc w:val="both"/>
+              <w:rPr>
+                <w:rFonts w:eastAsia="Times New Roman" w:cstheme="minorHAnsi"/>
+                <w:lang w:val="es-EC" w:eastAsia="ja-JP"/>
+              </w:rPr>
+            </w:pPr>
+            <w:proofErr w:type="spellStart"/>
+            <w:r>
+              <w:rPr>
+                <w:rFonts w:eastAsia="Times New Roman" w:cstheme="minorHAnsi"/>
+                <w:lang w:val="es-EC" w:eastAsia="ja-JP"/>
+              </w:rPr>
+              <w:t>Its_free</w:t>
+            </w:r>
+            <w:proofErr w:type="spellEnd"/>
+          </w:p>
+        </w:tc>
+        <w:tc>
+          <w:tcPr>
+            <w:tcW w:w="0" w:type="auto"/>
+            <w:hideMark/>
+          </w:tcPr>
+          <w:p>
+            <w:pPr>
+              <w:spacing w:after="0" w:line="240" w:lineRule="auto"/>
+              <w:jc w:val="both"/>
+              <w:rPr>
+                <w:rFonts w:eastAsia="Times New Roman" w:cstheme="minorHAnsi"/>
+                <w:lang w:val="es-EC" w:eastAsia="ja-JP"/>
+              </w:rPr>
+            </w:pPr>
+            <w:r>
+              <w:rPr>
+                <w:rFonts w:eastAsia="Times New Roman" w:cstheme="minorHAnsi"/>
+                <w:lang w:val="es-EC" w:eastAsia="ja-JP"/>
+              </w:rPr>
+              <w:t>Cantidad de reseñas positivas</w:t>
+            </w:r>
+          </w:p>
+        </w:tc>
+        <w:tc>
+          <w:tcPr>
+            <w:tcW w:w="0" w:type="auto"/>
+            <w:hideMark/>
+          </w:tcPr>
+          <w:p>
+            <w:pPr>
+              <w:spacing w:after="0" w:line="240" w:lineRule="auto"/>
+              <w:jc w:val="both"/>
+              <w:rPr>
+                <w:rFonts w:eastAsia="Times New Roman" w:cstheme="minorHAnsi"/>
+                <w:lang w:val="es-EC" w:eastAsia="ja-JP"/>
+              </w:rPr>
+            </w:pPr>
+            <w:r>
+              <w:rPr>
+                <w:rFonts w:eastAsia="Times New Roman" w:cstheme="minorHAnsi"/>
+                <w:lang w:val="es-EC" w:eastAsia="ja-JP"/>
+              </w:rPr>
+              <w:t>Binario (1 gratis y 0 pago)</w:t>
+            </w:r>
+          </w:p>
+        </w:tc>
+      </w:tr>
+      <w:tr>
+        <w:tc>
+          <w:tcPr>
+            <w:tcW w:w="0" w:type="auto"/>
+            <w:hideMark/>
+          </w:tcPr>
+          <w:p>
+            <w:pPr>
+              <w:spacing w:after="0" w:line="240" w:lineRule="auto"/>
+              <w:jc w:val="both"/>
+              <w:rPr>
+                <w:rFonts w:eastAsia="Times New Roman" w:cstheme="minorHAnsi"/>
+                <w:lang w:val="es-EC" w:eastAsia="ja-JP"/>
+              </w:rPr>
+            </w:pPr>
+            <w:proofErr w:type="spellStart"/>
+            <w:r>
+              <w:rPr>
+                <w:rFonts w:eastAsia="Times New Roman" w:cstheme="minorHAnsi"/>
+                <w:lang w:val="es-EC" w:eastAsia="ja-JP"/>
+              </w:rPr>
+              <w:t>reviews_total</w:t>
+            </w:r>
+            <w:proofErr w:type="spellEnd"/>
+          </w:p>
+        </w:tc>
+        <w:tc>
+          <w:tcPr>
+            <w:tcW w:w="0" w:type="auto"/>
+            <w:hideMark/>
+          </w:tcPr>
+          <w:p>
+            <w:pPr>
+              <w:spacing w:after="0" w:line="240" w:lineRule="auto"/>
+              <w:jc w:val="both"/>
+              <w:rPr>
+                <w:rFonts w:eastAsia="Times New Roman" w:cstheme="minorHAnsi"/>
+                <w:lang w:val="es-EC" w:eastAsia="ja-JP"/>
+              </w:rPr>
+            </w:pPr>
+            <w:r>
+              <w:rPr>
+                <w:rFonts w:eastAsia="Times New Roman" w:cstheme="minorHAnsi"/>
+                <w:lang w:val="es-EC" w:eastAsia="ja-JP"/>
+              </w:rPr>
+              <w:t>Volumen acumulado de críticas de la comunidad en escala logarítmica</w:t>
+            </w:r>
+          </w:p>
+        </w:tc>
+        <w:tc>
+          <w:tcPr>
+            <w:tcW w:w="0" w:type="auto"/>
+            <w:hideMark/>
+          </w:tcPr>
+          <w:p>
+            <w:pPr>
+              <w:spacing w:after="0" w:line="240" w:lineRule="auto"/>
+              <w:jc w:val="both"/>
+              <w:rPr>
+                <w:rFonts w:eastAsia="Times New Roman" w:cstheme="minorHAnsi"/>
+                <w:lang w:val="es-EC" w:eastAsia="ja-JP"/>
+              </w:rPr>
+            </w:pPr>
+            <w:r>
+              <w:rPr>
+                <w:rFonts w:eastAsia="Times New Roman" w:cstheme="minorHAnsi"/>
+                <w:lang w:val="es-EC" w:eastAsia="ja-JP"/>
+              </w:rPr>
+              <w:t>Log 10</w:t>
+            </w:r>
+          </w:p>
+        </w:tc>
+      </w:tr>
+      <w:tr>
+        <w:tc>
+          <w:tcPr>
+            <w:tcW w:w="0" w:type="auto"/>
+            <w:hideMark/>
+          </w:tcPr>
+          <w:p>
+            <w:pPr>
+              <w:spacing w:after="0" w:line="240" w:lineRule="auto"/>
+              <w:jc w:val="both"/>
+              <w:rPr>
+                <w:rFonts w:eastAsia="Times New Roman" w:cstheme="minorHAnsi"/>
+                <w:lang w:val="es-EC" w:eastAsia="ja-JP"/>
+              </w:rPr>
+            </w:pPr>
+            <w:proofErr w:type="spellStart"/>
+            <w:r>
+              <w:rPr>
+                <w:rFonts w:eastAsia="Times New Roman" w:cstheme="minorHAnsi"/>
+                <w:lang w:val="es-EC" w:eastAsia="ja-JP"/>
+              </w:rPr>
+              <w:t>price_usd</w:t>
+            </w:r>
+            <w:proofErr w:type="spellEnd"/>
+          </w:p>
+        </w:tc>
+        <w:tc>
+          <w:tcPr>
+            <w:tcW w:w="0" w:type="auto"/>
+            <w:hideMark/>
+          </w:tcPr>
+          <w:p>
+            <w:pPr>
+              <w:spacing w:after="0" w:line="240" w:lineRule="auto"/>
+              <w:jc w:val="both"/>
+              <w:rPr>
+                <w:rFonts w:eastAsia="Times New Roman" w:cstheme="minorHAnsi"/>
+                <w:lang w:val="es-EC" w:eastAsia="ja-JP"/>
+              </w:rPr>
+            </w:pPr>
+            <w:r>
+              <w:rPr>
+                <w:rFonts w:eastAsia="Times New Roman" w:cstheme="minorHAnsi"/>
+                <w:lang w:val="es-EC" w:eastAsia="ja-JP"/>
+              </w:rPr>
+              <w:t>Precio del videojuego en dólares</w:t>
+            </w:r>
+            <w:r>
+              <w:rPr>
+                <w:rFonts w:eastAsia="Times New Roman" w:cstheme="minorHAnsi"/>
+                <w:lang w:val="es-EC" w:eastAsia="ja-JP"/>
+              </w:rPr>
+              <w:t xml:space="preserve"> normalizado en dólares continuos.</w:t>
+            </w:r>
+          </w:p>
+        </w:tc>
+        <w:tc>
+          <w:tcPr>
+            <w:tcW w:w="0" w:type="auto"/>
+            <w:hideMark/>
+          </w:tcPr>
+          <w:p>
+            <w:pPr>
+              <w:spacing w:after="0" w:line="240" w:lineRule="auto"/>
+              <w:jc w:val="both"/>
+              <w:rPr>
+                <w:rFonts w:eastAsia="Times New Roman" w:cstheme="minorHAnsi"/>
+                <w:lang w:val="es-EC" w:eastAsia="ja-JP"/>
+              </w:rPr>
+            </w:pPr>
+            <w:r>
+              <w:rPr>
+                <w:rFonts w:eastAsia="Times New Roman" w:cstheme="minorHAnsi"/>
+                <w:lang w:val="es-EC" w:eastAsia="ja-JP"/>
+              </w:rPr>
+              <w:t>Centavos/100</w:t>
+            </w:r>
+          </w:p>
+        </w:tc>
+      </w:tr>
+      <w:tr>
+        <w:tc>
+          <w:tcPr>
+            <w:tcW w:w="0" w:type="auto"/>
+            <w:hideMark/>
+          </w:tcPr>
+          <w:p>
+            <w:pPr>
+              <w:spacing w:after="0" w:line="240" w:lineRule="auto"/>
+              <w:jc w:val="both"/>
+              <w:rPr>
+                <w:rFonts w:eastAsia="Times New Roman" w:cstheme="minorHAnsi"/>
+                <w:lang w:val="es-EC" w:eastAsia="ja-JP"/>
+              </w:rPr>
+            </w:pPr>
+            <w:proofErr w:type="spellStart"/>
+            <w:r>
+              <w:rPr>
+                <w:rFonts w:eastAsia="Times New Roman" w:cstheme="minorHAnsi"/>
+                <w:lang w:val="es-EC" w:eastAsia="ja-JP"/>
+              </w:rPr>
+              <w:t>category_count</w:t>
+            </w:r>
+            <w:proofErr w:type="spellEnd"/>
+          </w:p>
+        </w:tc>
+        <w:tc>
+          <w:tcPr>
+            <w:tcW w:w="0" w:type="auto"/>
+            <w:hideMark/>
+          </w:tcPr>
+          <w:p>
+            <w:pPr>
+              <w:spacing w:after="0" w:line="240" w:lineRule="auto"/>
+              <w:jc w:val="both"/>
+              <w:rPr>
+                <w:rFonts w:eastAsia="Times New Roman" w:cstheme="minorHAnsi"/>
+                <w:lang w:val="es-EC" w:eastAsia="ja-JP"/>
+              </w:rPr>
+            </w:pPr>
+            <w:r>
+              <w:rPr>
+                <w:rFonts w:eastAsia="Times New Roman" w:cstheme="minorHAnsi"/>
+                <w:lang w:val="es-EC" w:eastAsia="ja-JP"/>
+              </w:rPr>
+              <w:t xml:space="preserve">Muestra la </w:t>
+            </w:r>
+            <w:r>
+              <w:rPr>
+                <w:rFonts w:eastAsia="Times New Roman" w:cstheme="minorHAnsi"/>
+                <w:lang w:val="es-EC" w:eastAsia="ja-JP"/>
+              </w:rPr>
+              <w:t>Cantidad total de modos de juego y características técnicas que ofrece el videojuego.</w:t>
+            </w:r>
+          </w:p>
+        </w:tc>
+        <w:tc>
+          <w:tcPr>
+            <w:tcW w:w="0" w:type="auto"/>
+            <w:hideMark/>
+          </w:tcPr>
+          <w:p>
+            <w:pPr>
+              <w:spacing w:after="0" w:line="240" w:lineRule="auto"/>
+              <w:jc w:val="both"/>
+              <w:rPr>
+                <w:rFonts w:eastAsia="Times New Roman" w:cstheme="minorHAnsi"/>
+                <w:lang w:val="es-EC" w:eastAsia="ja-JP"/>
+              </w:rPr>
+            </w:pPr>
+            <w:proofErr w:type="spellStart"/>
+            <w:r>
+              <w:rPr>
+                <w:rFonts w:eastAsia="Times New Roman" w:cstheme="minorHAnsi"/>
+                <w:lang w:val="es-EC" w:eastAsia="ja-JP"/>
+              </w:rPr>
+              <w:t>float</w:t>
+            </w:r>
+            <w:proofErr w:type="spellEnd"/>
+          </w:p>
+        </w:tc>
+      </w:tr>
+      <w:tr>
         <w:tc>
           <w:tcPr>
             <w:tcW w:w="0" w:type="auto"/>
@@ -2847,19 +4279,35 @@
           <w:p>
             <w:pPr>
               <w:spacing w:after="0" w:line="240" w:lineRule="auto"/>
+              <w:jc w:val="both"/>
               <w:rPr>
                 <w:rFonts w:eastAsia="Times New Roman" w:cstheme="minorHAnsi"/>
                 <w:lang w:val="es-EC" w:eastAsia="ja-JP"/>
               </w:rPr>
             </w:pPr>
+            <w:proofErr w:type="spellStart"/>
             <w:r>
               <w:rPr>
                 <w:rFonts w:eastAsia="Times New Roman" w:cstheme="minorHAnsi"/>
                 <w:lang w:val="es-EC" w:eastAsia="ja-JP"/>
-                <w:b/>
-              </w:rPr>
-              <w:t>Variable</w:t>
-            </w:r>
+              </w:rPr>
+              <w:t>L</w:t>
+            </w:r>
+            <w:r>
+              <w:rPr>
+                <w:rFonts w:eastAsia="Times New Roman" w:cstheme="minorHAnsi"/>
+                <w:lang w:val="es-EC" w:eastAsia="ja-JP"/>
+              </w:rPr>
+              <w:t>anguaje</w:t>
+            </w:r>
+            <w:r>
+              <w:rPr>
+                <w:rFonts w:eastAsia="Times New Roman" w:cstheme="minorHAnsi"/>
+                <w:lang w:val="es-EC" w:eastAsia="ja-JP"/>
+              </w:rPr>
+              <w:t>_count</w:t>
+            </w:r>
+            <w:proofErr w:type="spellEnd"/>
           </w:p>
         </w:tc>
         <w:tc>
@@ -2869,6 +4317,7 @@
           <w:p>
             <w:pPr>
               <w:spacing w:after="0" w:line="240" w:lineRule="auto"/>
+              <w:jc w:val="both"/>
               <w:rPr>
                 <w:rFonts w:eastAsia="Times New Roman" w:cstheme="minorHAnsi"/>
                 <w:lang w:val="es-EC" w:eastAsia="ja-JP"/>
@@ -2878,9 +4327,8 @@
               <w:rPr>
                 <w:rFonts w:eastAsia="Times New Roman" w:cstheme="minorHAnsi"/>
                 <w:lang w:val="es-EC" w:eastAsia="ja-JP"/>
-                <w:b/>
-              </w:rPr>
-              <w:t>Descripcion</w:t>
+              </w:rPr>
+              <w:t>Cantidad total de idiomas de locación y traducción disponibles en el videojuego.</w:t>
             </w:r>
           </w:p>
         </w:tc>
@@ -2891,24 +4339,25 @@
           <w:p>
             <w:pPr>
               <w:spacing w:after="0" w:line="240" w:lineRule="auto"/>
+              <w:jc w:val="both"/>
               <w:rPr>
                 <w:rFonts w:eastAsia="Times New Roman" w:cstheme="minorHAnsi"/>
                 <w:lang w:val="es-EC" w:eastAsia="ja-JP"/>
               </w:rPr>
             </w:pPr>
+            <w:proofErr w:type="spellStart"/>
             <w:r>
               <w:rPr>
                 <w:rFonts w:eastAsia="Times New Roman" w:cstheme="minorHAnsi"/>
                 <w:lang w:val="es-EC" w:eastAsia="ja-JP"/>
-                <w:b/>
-              </w:rPr>
-              <w:t>Utilidad en el proyecto</w:t>
-            </w:r>
+              </w:rPr>
+              <w:t>float</w:t>
+            </w:r>
+            <w:proofErr w:type="spellEnd"/>
           </w:p>
         </w:tc>
       </w:tr>
       <w:tr>
-        <w:trPr/>
         <w:tc>
           <w:tcPr>
             <w:tcW w:w="0" w:type="auto"/>
@@ -2916,18 +4365,21 @@
           <w:p>
             <w:pPr>
               <w:spacing w:after="0" w:line="240" w:lineRule="auto"/>
+              <w:jc w:val="both"/>
               <w:rPr>
                 <w:rFonts w:eastAsia="Times New Roman" w:cstheme="minorHAnsi"/>
                 <w:lang w:val="es-EC" w:eastAsia="ja-JP"/>
               </w:rPr>
             </w:pPr>
+            <w:proofErr w:type="spellStart"/>
             <w:r>
               <w:rPr>
                 <w:rFonts w:eastAsia="Times New Roman" w:cstheme="minorHAnsi"/>
                 <w:lang w:val="es-EC" w:eastAsia="ja-JP"/>
               </w:rPr>
-              <w:t>estimated_owners</w:t>
-            </w:r>
+              <w:t>Reléase_year</w:t>
+            </w:r>
+            <w:proofErr w:type="spellEnd"/>
           </w:p>
         </w:tc>
         <w:tc>
@@ -2937,6 +4389,7 @@
           <w:p>
             <w:pPr>
               <w:spacing w:after="0" w:line="240" w:lineRule="auto"/>
+              <w:jc w:val="both"/>
               <w:rPr>
                 <w:rFonts w:eastAsia="Times New Roman" w:cstheme="minorHAnsi"/>
                 <w:lang w:val="es-EC" w:eastAsia="ja-JP"/>
@@ -2947,7 +4400,7 @@
                 <w:rFonts w:eastAsia="Times New Roman" w:cstheme="minorHAnsi"/>
                 <w:lang w:val="es-EC" w:eastAsia="ja-JP"/>
               </w:rPr>
-              <w:t>Ventas estimadas continuas obtenidas del punto medio del rango de compradores</w:t>
+              <w:t>Año cronológico del lanzamiento extraído de la fecha de publicación oficial.</w:t>
             </w:r>
           </w:p>
         </w:tc>
@@ -2958,6 +4411,7 @@
           <w:p>
             <w:pPr>
               <w:spacing w:after="0" w:line="240" w:lineRule="auto"/>
+              <w:jc w:val="both"/>
               <w:rPr>
                 <w:rFonts w:eastAsia="Times New Roman" w:cstheme="minorHAnsi"/>
                 <w:lang w:val="es-EC" w:eastAsia="ja-JP"/>
@@ -2968,667 +4422,7 @@
                 <w:rFonts w:eastAsia="Times New Roman" w:cstheme="minorHAnsi"/>
                 <w:lang w:val="es-EC" w:eastAsia="ja-JP"/>
               </w:rPr>
-              <w:t>Variable objetivo eje Y a estimar en el modelo</w:t>
-            </w:r>
-          </w:p>
-        </w:tc>
-      </w:tr>
-      <w:tr>
-        <w:trPr/>
-        <w:tc>
-          <w:tcPr>
-            <w:tcW w:w="0" w:type="auto"/>
-          </w:tcPr>
-          <w:p>
-            <w:pPr>
-              <w:spacing w:after="0" w:line="240" w:lineRule="auto"/>
-              <w:rPr>
-                <w:rFonts w:eastAsia="Times New Roman" w:cstheme="minorHAnsi"/>
-                <w:lang w:val="es-EC" w:eastAsia="ja-JP"/>
-              </w:rPr>
-            </w:pPr>
-            <w:r>
-              <w:rPr>
-                <w:rFonts w:eastAsia="Times New Roman" w:cstheme="minorHAnsi"/>
-                <w:lang w:val="es-EC" w:eastAsia="ja-JP"/>
-              </w:rPr>
-              <w:t>price_usd</w:t>
-            </w:r>
-          </w:p>
-        </w:tc>
-        <w:tc>
-          <w:tcPr>
-            <w:tcW w:w="0" w:type="auto"/>
-          </w:tcPr>
-          <w:p>
-            <w:pPr>
-              <w:spacing w:after="0" w:line="240" w:lineRule="auto"/>
-              <w:rPr>
-                <w:rFonts w:eastAsia="Times New Roman" w:cstheme="minorHAnsi"/>
-                <w:lang w:val="es-EC" w:eastAsia="ja-JP"/>
-              </w:rPr>
-            </w:pPr>
-            <w:r>
-              <w:rPr>
-                <w:rFonts w:eastAsia="Times New Roman" w:cstheme="minorHAnsi"/>
-                <w:lang w:val="es-EC" w:eastAsia="ja-JP"/>
-              </w:rPr>
-              <w:t>Precio de venta normalizado en dolares</w:t>
-            </w:r>
-          </w:p>
-        </w:tc>
-        <w:tc>
-          <w:tcPr>
-            <w:tcW w:w="0" w:type="auto"/>
-          </w:tcPr>
-          <w:p>
-            <w:pPr>
-              <w:spacing w:after="0" w:line="240" w:lineRule="auto"/>
-              <w:rPr>
-                <w:rFonts w:eastAsia="Times New Roman" w:cstheme="minorHAnsi"/>
-                <w:lang w:val="es-EC" w:eastAsia="ja-JP"/>
-              </w:rPr>
-            </w:pPr>
-            <w:r>
-              <w:rPr>
-                <w:rFonts w:eastAsia="Times New Roman" w:cstheme="minorHAnsi"/>
-                <w:lang w:val="es-EC" w:eastAsia="ja-JP"/>
-              </w:rPr>
-              <w:t>Variable independiente eje X para modelar la curva de demanda</w:t>
-            </w:r>
-          </w:p>
-        </w:tc>
-      </w:tr>
-      <w:tr>
-        <w:trPr/>
-        <w:tc>
-          <w:tcPr>
-            <w:tcW w:w="0" w:type="auto"/>
-          </w:tcPr>
-          <w:p>
-            <w:pPr>
-              <w:spacing w:after="0" w:line="240" w:lineRule="auto"/>
-              <w:rPr>
-                <w:rFonts w:eastAsia="Times New Roman" w:cstheme="minorHAnsi"/>
-                <w:lang w:val="es-EC" w:eastAsia="ja-JP"/>
-              </w:rPr>
-            </w:pPr>
-            <w:r>
-              <w:rPr>
-                <w:rFonts w:eastAsia="Times New Roman" w:cstheme="minorHAnsi"/>
-                <w:lang w:val="es-EC" w:eastAsia="ja-JP"/>
-              </w:rPr>
-              <w:t>steamspy_initial_price</w:t>
-            </w:r>
-          </w:p>
-        </w:tc>
-        <w:tc>
-          <w:tcPr>
-            <w:tcW w:w="0" w:type="auto"/>
-          </w:tcPr>
-          <w:p>
-            <w:pPr>
-              <w:spacing w:after="0" w:line="240" w:lineRule="auto"/>
-              <w:rPr>
-                <w:rFonts w:eastAsia="Times New Roman" w:cstheme="minorHAnsi"/>
-                <w:lang w:val="es-EC" w:eastAsia="ja-JP"/>
-              </w:rPr>
-            </w:pPr>
-            <w:r>
-              <w:rPr>
-                <w:rFonts w:eastAsia="Times New Roman" w:cstheme="minorHAnsi"/>
-                <w:lang w:val="es-EC" w:eastAsia="ja-JP"/>
-              </w:rPr>
-              <w:t>Precio de venta original del videojuego en dolares</w:t>
-            </w:r>
-          </w:p>
-        </w:tc>
-        <w:tc>
-          <w:tcPr>
-            <w:tcW w:w="0" w:type="auto"/>
-          </w:tcPr>
-          <w:p>
-            <w:pPr>
-              <w:spacing w:after="0" w:line="240" w:lineRule="auto"/>
-              <w:rPr>
-                <w:rFonts w:eastAsia="Times New Roman" w:cstheme="minorHAnsi"/>
-                <w:lang w:val="es-EC" w:eastAsia="ja-JP"/>
-              </w:rPr>
-            </w:pPr>
-            <w:r>
-              <w:rPr>
-                <w:rFonts w:eastAsia="Times New Roman" w:cstheme="minorHAnsi"/>
-                <w:lang w:val="es-EC" w:eastAsia="ja-JP"/>
-              </w:rPr>
-              <w:t>Variable independiente eje X para evaluar el impacto de los descuentos</w:t>
-            </w:r>
-          </w:p>
-        </w:tc>
-      </w:tr>
-      <w:tr>
-        <w:trPr/>
-        <w:tc>
-          <w:tcPr>
-            <w:tcW w:w="0" w:type="auto"/>
-          </w:tcPr>
-          <w:p>
-            <w:pPr>
-              <w:spacing w:after="0" w:line="240" w:lineRule="auto"/>
-              <w:rPr>
-                <w:rFonts w:eastAsia="Times New Roman" w:cstheme="minorHAnsi"/>
-                <w:lang w:val="es-EC" w:eastAsia="ja-JP"/>
-              </w:rPr>
-            </w:pPr>
-            <w:r>
-              <w:rPr>
-                <w:rFonts w:eastAsia="Times New Roman" w:cstheme="minorHAnsi"/>
-                <w:lang w:val="es-EC" w:eastAsia="ja-JP"/>
-              </w:rPr>
-              <w:t>steamspy_discount</w:t>
-            </w:r>
-          </w:p>
-        </w:tc>
-        <w:tc>
-          <w:tcPr>
-            <w:tcW w:w="0" w:type="auto"/>
-          </w:tcPr>
-          <w:p>
-            <w:pPr>
-              <w:spacing w:after="0" w:line="240" w:lineRule="auto"/>
-              <w:rPr>
-                <w:rFonts w:eastAsia="Times New Roman" w:cstheme="minorHAnsi"/>
-                <w:lang w:val="es-EC" w:eastAsia="ja-JP"/>
-              </w:rPr>
-            </w:pPr>
-            <w:r>
-              <w:rPr>
-                <w:rFonts w:eastAsia="Times New Roman" w:cstheme="minorHAnsi"/>
-                <w:lang w:val="es-EC" w:eastAsia="ja-JP"/>
-              </w:rPr>
-              <w:t>Porcentaje de descuento o rebaja activa del videojuego</w:t>
-            </w:r>
-          </w:p>
-        </w:tc>
-        <w:tc>
-          <w:tcPr>
-            <w:tcW w:w="0" w:type="auto"/>
-          </w:tcPr>
-          <w:p>
-            <w:pPr>
-              <w:spacing w:after="0" w:line="240" w:lineRule="auto"/>
-              <w:rPr>
-                <w:rFonts w:eastAsia="Times New Roman" w:cstheme="minorHAnsi"/>
-                <w:lang w:val="es-EC" w:eastAsia="ja-JP"/>
-              </w:rPr>
-            </w:pPr>
-            <w:r>
-              <w:rPr>
-                <w:rFonts w:eastAsia="Times New Roman" w:cstheme="minorHAnsi"/>
-                <w:lang w:val="es-EC" w:eastAsia="ja-JP"/>
-              </w:rPr>
-              <w:t>Variable independiente eje X para evaluar ofertas</w:t>
-            </w:r>
-          </w:p>
-        </w:tc>
-      </w:tr>
-      <w:tr>
-        <w:trPr/>
-        <w:tc>
-          <w:tcPr>
-            <w:tcW w:w="0" w:type="auto"/>
-          </w:tcPr>
-          <w:p>
-            <w:pPr>
-              <w:spacing w:after="0" w:line="240" w:lineRule="auto"/>
-              <w:rPr>
-                <w:rFonts w:eastAsia="Times New Roman" w:cstheme="minorHAnsi"/>
-                <w:lang w:val="es-EC" w:eastAsia="ja-JP"/>
-              </w:rPr>
-            </w:pPr>
-            <w:r>
-              <w:rPr>
-                <w:rFonts w:eastAsia="Times New Roman" w:cstheme="minorHAnsi"/>
-                <w:lang w:val="es-EC" w:eastAsia="ja-JP"/>
-              </w:rPr>
-              <w:t>approval_ratio</w:t>
-            </w:r>
-          </w:p>
-        </w:tc>
-        <w:tc>
-          <w:tcPr>
-            <w:tcW w:w="0" w:type="auto"/>
-          </w:tcPr>
-          <w:p>
-            <w:pPr>
-              <w:spacing w:after="0" w:line="240" w:lineRule="auto"/>
-              <w:rPr>
-                <w:rFonts w:eastAsia="Times New Roman" w:cstheme="minorHAnsi"/>
-                <w:lang w:val="es-EC" w:eastAsia="ja-JP"/>
-              </w:rPr>
-            </w:pPr>
-            <w:r>
-              <w:rPr>
-                <w:rFonts w:eastAsia="Times New Roman" w:cstheme="minorHAnsi"/>
-                <w:lang w:val="es-EC" w:eastAsia="ja-JP"/>
-              </w:rPr>
-              <w:t>Proporcionalidad de aprobacion continua de los usuarios de cero a uno</w:t>
-            </w:r>
-          </w:p>
-        </w:tc>
-        <w:tc>
-          <w:tcPr>
-            <w:tcW w:w="0" w:type="auto"/>
-          </w:tcPr>
-          <w:p>
-            <w:pPr>
-              <w:spacing w:after="0" w:line="240" w:lineRule="auto"/>
-              <w:rPr>
-                <w:rFonts w:eastAsia="Times New Roman" w:cstheme="minorHAnsi"/>
-                <w:lang w:val="es-EC" w:eastAsia="ja-JP"/>
-              </w:rPr>
-            </w:pPr>
-            <w:r>
-              <w:rPr>
-                <w:rFonts w:eastAsia="Times New Roman" w:cstheme="minorHAnsi"/>
-                <w:lang w:val="es-EC" w:eastAsia="ja-JP"/>
-              </w:rPr>
-              <w:t>Variable independiente eje X para evaluar la satisfaccion de la comunidad</w:t>
-            </w:r>
-          </w:p>
-        </w:tc>
-      </w:tr>
-      <w:tr>
-        <w:trPr/>
-        <w:tc>
-          <w:tcPr>
-            <w:tcW w:w="0" w:type="auto"/>
-          </w:tcPr>
-          <w:p>
-            <w:pPr>
-              <w:spacing w:after="0" w:line="240" w:lineRule="auto"/>
-              <w:rPr>
-                <w:rFonts w:eastAsia="Times New Roman" w:cstheme="minorHAnsi"/>
-                <w:lang w:val="es-EC" w:eastAsia="ja-JP"/>
-              </w:rPr>
-            </w:pPr>
-            <w:r>
-              <w:rPr>
-                <w:rFonts w:eastAsia="Times New Roman" w:cstheme="minorHAnsi"/>
-                <w:lang w:val="es-EC" w:eastAsia="ja-JP"/>
-              </w:rPr>
-              <w:t>reviews_total</w:t>
-            </w:r>
-          </w:p>
-        </w:tc>
-        <w:tc>
-          <w:tcPr>
-            <w:tcW w:w="0" w:type="auto"/>
-          </w:tcPr>
-          <w:p>
-            <w:pPr>
-              <w:spacing w:after="0" w:line="240" w:lineRule="auto"/>
-              <w:rPr>
-                <w:rFonts w:eastAsia="Times New Roman" w:cstheme="minorHAnsi"/>
-                <w:lang w:val="es-EC" w:eastAsia="ja-JP"/>
-              </w:rPr>
-            </w:pPr>
-            <w:r>
-              <w:rPr>
-                <w:rFonts w:eastAsia="Times New Roman" w:cstheme="minorHAnsi"/>
-                <w:lang w:val="es-EC" w:eastAsia="ja-JP"/>
-              </w:rPr>
-              <w:t>Volumen total de valoraciones de los usuarios registradas en Steam</w:t>
-            </w:r>
-          </w:p>
-        </w:tc>
-        <w:tc>
-          <w:tcPr>
-            <w:tcW w:w="0" w:type="auto"/>
-          </w:tcPr>
-          <w:p>
-            <w:pPr>
-              <w:spacing w:after="0" w:line="240" w:lineRule="auto"/>
-              <w:rPr>
-                <w:rFonts w:eastAsia="Times New Roman" w:cstheme="minorHAnsi"/>
-                <w:lang w:val="es-EC" w:eastAsia="ja-JP"/>
-              </w:rPr>
-            </w:pPr>
-            <w:r>
-              <w:rPr>
-                <w:rFonts w:eastAsia="Times New Roman" w:cstheme="minorHAnsi"/>
-                <w:lang w:val="es-EC" w:eastAsia="ja-JP"/>
-              </w:rPr>
-              <w:t>Variable independiente eje X para medir la magnitud y alcance</w:t>
-            </w:r>
-          </w:p>
-        </w:tc>
-      </w:tr>
-      <w:tr>
-        <w:trPr/>
-        <w:tc>
-          <w:tcPr>
-            <w:tcW w:w="0" w:type="auto"/>
-          </w:tcPr>
-          <w:p>
-            <w:pPr>
-              <w:spacing w:after="0" w:line="240" w:lineRule="auto"/>
-              <w:rPr>
-                <w:rFonts w:eastAsia="Times New Roman" w:cstheme="minorHAnsi"/>
-                <w:lang w:val="es-EC" w:eastAsia="ja-JP"/>
-              </w:rPr>
-            </w:pPr>
-            <w:r>
-              <w:rPr>
-                <w:rFonts w:eastAsia="Times New Roman" w:cstheme="minorHAnsi"/>
-                <w:lang w:val="es-EC" w:eastAsia="ja-JP"/>
-              </w:rPr>
-              <w:t>concurrent_users_yesterday</w:t>
-            </w:r>
-          </w:p>
-        </w:tc>
-        <w:tc>
-          <w:tcPr>
-            <w:tcW w:w="0" w:type="auto"/>
-          </w:tcPr>
-          <w:p>
-            <w:pPr>
-              <w:spacing w:after="0" w:line="240" w:lineRule="auto"/>
-              <w:rPr>
-                <w:rFonts w:eastAsia="Times New Roman" w:cstheme="minorHAnsi"/>
-                <w:lang w:val="es-EC" w:eastAsia="ja-JP"/>
-              </w:rPr>
-            </w:pPr>
-            <w:r>
-              <w:rPr>
-                <w:rFonts w:eastAsia="Times New Roman" w:cstheme="minorHAnsi"/>
-                <w:lang w:val="es-EC" w:eastAsia="ja-JP"/>
-              </w:rPr>
-              <w:t>Usuarios concurrentes activos en las ultimas veinticuatro horas</w:t>
-            </w:r>
-          </w:p>
-        </w:tc>
-        <w:tc>
-          <w:tcPr>
-            <w:tcW w:w="0" w:type="auto"/>
-          </w:tcPr>
-          <w:p>
-            <w:pPr>
-              <w:spacing w:after="0" w:line="240" w:lineRule="auto"/>
-              <w:rPr>
-                <w:rFonts w:eastAsia="Times New Roman" w:cstheme="minorHAnsi"/>
-                <w:lang w:val="es-EC" w:eastAsia="ja-JP"/>
-              </w:rPr>
-            </w:pPr>
-            <w:r>
-              <w:rPr>
-                <w:rFonts w:eastAsia="Times New Roman" w:cstheme="minorHAnsi"/>
-                <w:lang w:val="es-EC" w:eastAsia="ja-JP"/>
-              </w:rPr>
-              <w:t>Variable independiente eje X para medir la popularidad activa reciente</w:t>
-            </w:r>
-          </w:p>
-        </w:tc>
-      </w:tr>
-      <w:tr>
-        <w:trPr/>
-        <w:tc>
-          <w:tcPr>
-            <w:tcW w:w="0" w:type="auto"/>
-          </w:tcPr>
-          <w:p>
-            <w:pPr>
-              <w:spacing w:after="0" w:line="240" w:lineRule="auto"/>
-              <w:rPr>
-                <w:rFonts w:eastAsia="Times New Roman" w:cstheme="minorHAnsi"/>
-                <w:lang w:val="es-EC" w:eastAsia="ja-JP"/>
-              </w:rPr>
-            </w:pPr>
-            <w:r>
-              <w:rPr>
-                <w:rFonts w:eastAsia="Times New Roman" w:cstheme="minorHAnsi"/>
-                <w:lang w:val="es-EC" w:eastAsia="ja-JP"/>
-              </w:rPr>
-              <w:t>is_free</w:t>
-            </w:r>
-          </w:p>
-        </w:tc>
-        <w:tc>
-          <w:tcPr>
-            <w:tcW w:w="0" w:type="auto"/>
-          </w:tcPr>
-          <w:p>
-            <w:pPr>
-              <w:spacing w:after="0" w:line="240" w:lineRule="auto"/>
-              <w:rPr>
-                <w:rFonts w:eastAsia="Times New Roman" w:cstheme="minorHAnsi"/>
-                <w:lang w:val="es-EC" w:eastAsia="ja-JP"/>
-              </w:rPr>
-            </w:pPr>
-            <w:r>
-              <w:rPr>
-                <w:rFonts w:eastAsia="Times New Roman" w:cstheme="minorHAnsi"/>
-                <w:lang w:val="es-EC" w:eastAsia="ja-JP"/>
-              </w:rPr>
-              <w:t>Indicador binario discreto de gratuidad de uno si es gratis o cero si es de pago</w:t>
-            </w:r>
-          </w:p>
-        </w:tc>
-        <w:tc>
-          <w:tcPr>
-            <w:tcW w:w="0" w:type="auto"/>
-          </w:tcPr>
-          <w:p>
-            <w:pPr>
-              <w:spacing w:after="0" w:line="240" w:lineRule="auto"/>
-              <w:rPr>
-                <w:rFonts w:eastAsia="Times New Roman" w:cstheme="minorHAnsi"/>
-                <w:lang w:val="es-EC" w:eastAsia="ja-JP"/>
-              </w:rPr>
-            </w:pPr>
-            <w:r>
-              <w:rPr>
-                <w:rFonts w:eastAsia="Times New Roman" w:cstheme="minorHAnsi"/>
-                <w:lang w:val="es-EC" w:eastAsia="ja-JP"/>
-              </w:rPr>
-              <w:t>Variable independiente eje X para segmentacion del modelo</w:t>
-            </w:r>
-          </w:p>
-        </w:tc>
-      </w:tr>
-      <w:tr>
-        <w:trPr/>
-        <w:tc>
-          <w:tcPr>
-            <w:tcW w:w="0" w:type="auto"/>
-          </w:tcPr>
-          <w:p>
-            <w:pPr>
-              <w:spacing w:after="0" w:line="240" w:lineRule="auto"/>
-              <w:rPr>
-                <w:rFonts w:eastAsia="Times New Roman" w:cstheme="minorHAnsi"/>
-                <w:lang w:val="es-EC" w:eastAsia="ja-JP"/>
-              </w:rPr>
-            </w:pPr>
-            <w:r>
-              <w:rPr>
-                <w:rFonts w:eastAsia="Times New Roman" w:cstheme="minorHAnsi"/>
-                <w:lang w:val="es-EC" w:eastAsia="ja-JP"/>
-              </w:rPr>
-              <w:t>language_count</w:t>
-            </w:r>
-          </w:p>
-        </w:tc>
-        <w:tc>
-          <w:tcPr>
-            <w:tcW w:w="0" w:type="auto"/>
-          </w:tcPr>
-          <w:p>
-            <w:pPr>
-              <w:spacing w:after="0" w:line="240" w:lineRule="auto"/>
-              <w:rPr>
-                <w:rFonts w:eastAsia="Times New Roman" w:cstheme="minorHAnsi"/>
-                <w:lang w:val="es-EC" w:eastAsia="ja-JP"/>
-              </w:rPr>
-            </w:pPr>
-            <w:r>
-              <w:rPr>
-                <w:rFonts w:eastAsia="Times New Roman" w:cstheme="minorHAnsi"/>
-                <w:lang w:val="es-EC" w:eastAsia="ja-JP"/>
-              </w:rPr>
-              <w:t>Cantidad total de idiomas de localizacion soportados por el juego</w:t>
-            </w:r>
-          </w:p>
-        </w:tc>
-        <w:tc>
-          <w:tcPr>
-            <w:tcW w:w="0" w:type="auto"/>
-          </w:tcPr>
-          <w:p>
-            <w:pPr>
-              <w:spacing w:after="0" w:line="240" w:lineRule="auto"/>
-              <w:rPr>
-                <w:rFonts w:eastAsia="Times New Roman" w:cstheme="minorHAnsi"/>
-                <w:lang w:val="es-EC" w:eastAsia="ja-JP"/>
-              </w:rPr>
-            </w:pPr>
-            <w:r>
-              <w:rPr>
-                <w:rFonts w:eastAsia="Times New Roman" w:cstheme="minorHAnsi"/>
-                <w:lang w:val="es-EC" w:eastAsia="ja-JP"/>
-              </w:rPr>
-              <w:t>Variable independiente eje X para evaluar la accesibilidad global</w:t>
-            </w:r>
-          </w:p>
-        </w:tc>
-      </w:tr>
-      <w:tr>
-        <w:trPr/>
-        <w:tc>
-          <w:tcPr>
-            <w:tcW w:w="0" w:type="auto"/>
-          </w:tcPr>
-          <w:p>
-            <w:pPr>
-              <w:spacing w:after="0" w:line="240" w:lineRule="auto"/>
-              <w:rPr>
-                <w:rFonts w:eastAsia="Times New Roman" w:cstheme="minorHAnsi"/>
-                <w:lang w:val="es-EC" w:eastAsia="ja-JP"/>
-              </w:rPr>
-            </w:pPr>
-            <w:r>
-              <w:rPr>
-                <w:rFonts w:eastAsia="Times New Roman" w:cstheme="minorHAnsi"/>
-                <w:lang w:val="es-EC" w:eastAsia="ja-JP"/>
-              </w:rPr>
-              <w:t>category_count</w:t>
-            </w:r>
-          </w:p>
-        </w:tc>
-        <w:tc>
-          <w:tcPr>
-            <w:tcW w:w="0" w:type="auto"/>
-          </w:tcPr>
-          <w:p>
-            <w:pPr>
-              <w:spacing w:after="0" w:line="240" w:lineRule="auto"/>
-              <w:rPr>
-                <w:rFonts w:eastAsia="Times New Roman" w:cstheme="minorHAnsi"/>
-                <w:lang w:val="es-EC" w:eastAsia="ja-JP"/>
-              </w:rPr>
-            </w:pPr>
-            <w:r>
-              <w:rPr>
-                <w:rFonts w:eastAsia="Times New Roman" w:cstheme="minorHAnsi"/>
-                <w:lang w:val="es-EC" w:eastAsia="ja-JP"/>
-              </w:rPr>
-              <w:t>Cantidad total de caracteristicas tecnicas y modos de juego del software</w:t>
-            </w:r>
-          </w:p>
-        </w:tc>
-        <w:tc>
-          <w:tcPr>
-            <w:tcW w:w="0" w:type="auto"/>
-          </w:tcPr>
-          <w:p>
-            <w:pPr>
-              <w:spacing w:after="0" w:line="240" w:lineRule="auto"/>
-              <w:rPr>
-                <w:rFonts w:eastAsia="Times New Roman" w:cstheme="minorHAnsi"/>
-                <w:lang w:val="es-EC" w:eastAsia="ja-JP"/>
-              </w:rPr>
-            </w:pPr>
-            <w:r>
-              <w:rPr>
-                <w:rFonts w:eastAsia="Times New Roman" w:cstheme="minorHAnsi"/>
-                <w:lang w:val="es-EC" w:eastAsia="ja-JP"/>
-              </w:rPr>
-              <w:t>Variable independiente eje X para evaluar la complejidad del producto</w:t>
-            </w:r>
-          </w:p>
-        </w:tc>
-      </w:tr>
-      <w:tr>
-        <w:trPr/>
-        <w:tc>
-          <w:tcPr>
-            <w:tcW w:w="0" w:type="auto"/>
-          </w:tcPr>
-          <w:p>
-            <w:pPr>
-              <w:spacing w:after="0" w:line="240" w:lineRule="auto"/>
-              <w:rPr>
-                <w:rFonts w:eastAsia="Times New Roman" w:cstheme="minorHAnsi"/>
-                <w:lang w:val="es-EC" w:eastAsia="ja-JP"/>
-              </w:rPr>
-            </w:pPr>
-            <w:r>
-              <w:rPr>
-                <w:rFonts w:eastAsia="Times New Roman" w:cstheme="minorHAnsi"/>
-                <w:lang w:val="es-EC" w:eastAsia="ja-JP"/>
-              </w:rPr>
-              <w:t>release_year</w:t>
-            </w:r>
-          </w:p>
-        </w:tc>
-        <w:tc>
-          <w:tcPr>
-            <w:tcW w:w="0" w:type="auto"/>
-          </w:tcPr>
-          <w:p>
-            <w:pPr>
-              <w:spacing w:after="0" w:line="240" w:lineRule="auto"/>
-              <w:rPr>
-                <w:rFonts w:eastAsia="Times New Roman" w:cstheme="minorHAnsi"/>
-                <w:lang w:val="es-EC" w:eastAsia="ja-JP"/>
-              </w:rPr>
-            </w:pPr>
-            <w:r>
-              <w:rPr>
-                <w:rFonts w:eastAsia="Times New Roman" w:cstheme="minorHAnsi"/>
-                <w:lang w:val="es-EC" w:eastAsia="ja-JP"/>
-              </w:rPr>
-              <w:t>Ano de lanzamiento extraido de la fecha oficial de publicacion</w:t>
-            </w:r>
-          </w:p>
-        </w:tc>
-        <w:tc>
-          <w:tcPr>
-            <w:tcW w:w="0" w:type="auto"/>
-          </w:tcPr>
-          <w:p>
-            <w:pPr>
-              <w:spacing w:after="0" w:line="240" w:lineRule="auto"/>
-              <w:rPr>
-                <w:rFonts w:eastAsia="Times New Roman" w:cstheme="minorHAnsi"/>
-                <w:lang w:val="es-EC" w:eastAsia="ja-JP"/>
-              </w:rPr>
-            </w:pPr>
-            <w:r>
-              <w:rPr>
-                <w:rFonts w:eastAsia="Times New Roman" w:cstheme="minorHAnsi"/>
-                <w:lang w:val="es-EC" w:eastAsia="ja-JP"/>
-              </w:rPr>
-              <w:t>Variable independiente eje X para evaluar la antiguedad y vigencia en el mercado</w:t>
+              <w:t>1997 a 2024</w:t>
             </w:r>
           </w:p>
         </w:tc>
@@ -3636,14 +4430,16 @@
     </w:tbl>
     <w:p>
       <w:pPr>
-        <w:rPr>
-          <w:rFonts w:cstheme="minorHAnsi"/>
-          <w:lang w:val="es-EC"/>
-        </w:rPr>
-      </w:pPr>
-    </w:p>
-    <w:p>
-      <w:pPr>
+        <w:jc w:val="both"/>
+        <w:rPr>
+          <w:rFonts w:cstheme="minorHAnsi"/>
+          <w:lang w:val="es-EC"/>
+        </w:rPr>
+      </w:pPr>
+    </w:p>
+    <w:p>
+      <w:pPr>
+        <w:jc w:val="both"/>
         <w:rPr>
           <w:rFonts w:cstheme="minorHAnsi"/>
           <w:lang w:val="es-EC"/>
@@ -3666,52 +4462,1694 @@
     </w:p>
     <w:p>
       <w:pPr>
-        <w:rPr>
-          <w:rFonts w:cstheme="minorHAnsi"/>
-          <w:lang w:val="es-EC"/>
-        </w:rPr>
-      </w:pPr>
-      <w:r>
-        <w:rPr>
-          <w:rFonts w:cstheme="minorHAnsi"/>
-          <w:lang w:val="es-EC"/>
-        </w:rPr>
-        <w:t>Con estas variables se busca aplicar los métodos numéricos para identificar los factores de mayor influencia en la popularidad de un videojuego.</w:t>
+        <w:jc w:val="both"/>
+        <w:rPr>
+          <w:rFonts w:cstheme="minorHAnsi"/>
+          <w:lang w:val="es-EC"/>
+        </w:rPr>
+      </w:pPr>
+      <w:r>
+        <w:rPr>
+          <w:rFonts w:cstheme="minorHAnsi"/>
+          <w:lang w:val="es-EC"/>
+        </w:rPr>
+        <w:t>Además de no generar ningún tipo de contratiempo. (colinealidad, muestras pequeñas y sesgos)</w:t>
+      </w:r>
+    </w:p>
+    <w:p>
+      <w:pPr>
+        <w:jc w:val="both"/>
+        <w:rPr>
+          <w:rFonts w:cstheme="minorHAnsi"/>
+          <w:lang w:val="es-EC"/>
+        </w:rPr>
+      </w:pPr>
+      <w:r>
+        <w:rPr>
+          <w:rFonts w:cstheme="minorHAnsi"/>
+          <w:lang w:val="es-EC"/>
+        </w:rPr>
+        <w:t xml:space="preserve">Con estas variables se busca aplicar los métodos numéricos para identificar los factores de mayor influencia en la popularidad de un </w:t>
+      </w:r>
+      <w:proofErr w:type="gramStart"/>
+      <w:r>
+        <w:rPr>
+          <w:rFonts w:cstheme="minorHAnsi"/>
+          <w:lang w:val="es-EC"/>
+        </w:rPr>
+        <w:t>videojuego</w:t>
+      </w:r>
+      <w:proofErr w:type="gramEnd"/>
+      <w:r>
+        <w:rPr>
+          <w:rFonts w:cstheme="minorHAnsi"/>
+          <w:lang w:val="es-EC"/>
+        </w:rPr>
+        <w:t xml:space="preserve"> además, </w:t>
+      </w:r>
+      <w:r>
+        <w:rPr>
+          <w:rFonts w:cstheme="minorHAnsi"/>
+        </w:rPr>
+        <w:t>al usar</w:t>
+      </w:r>
+      <w:r>
+        <w:rPr>
+          <w:rFonts w:cstheme="minorHAnsi"/>
+        </w:rPr>
+        <w:t xml:space="preserve"> el total de reseñas y el </w:t>
+      </w:r>
+      <w:r>
+        <w:rPr>
+          <w:rFonts w:cstheme="minorHAnsi"/>
+        </w:rPr>
+        <w:lastRenderedPageBreak/>
+        <w:t>porcentaje de aprobación de los usuarios como variables principales, en lugar de puntuaciones de críticos especializados, tiene respaldo en la literatura. Robinson (</w:t>
+      </w:r>
+      <w:proofErr w:type="gramStart"/>
+      <w:r>
+        <w:rPr>
+          <w:rFonts w:cstheme="minorHAnsi"/>
+        </w:rPr>
+        <w:t>2020)</w:t>
+      </w:r>
+      <w:r>
+        <w:rPr>
+          <w:rFonts w:cstheme="minorHAnsi"/>
+        </w:rPr>
+        <w:t>[</w:t>
+      </w:r>
+      <w:proofErr w:type="gramEnd"/>
+      <w:r>
+        <w:rPr>
+          <w:rFonts w:cstheme="minorHAnsi"/>
+        </w:rPr>
+        <w:t>7]</w:t>
+      </w:r>
+      <w:r>
+        <w:rPr>
+          <w:rFonts w:cstheme="minorHAnsi"/>
+        </w:rPr>
+        <w:t xml:space="preserve"> </w:t>
+      </w:r>
+      <w:r>
+        <w:rPr>
+          <w:rFonts w:cstheme="minorHAnsi"/>
+        </w:rPr>
+        <w:t xml:space="preserve">el cual </w:t>
+      </w:r>
+      <w:r>
+        <w:rPr>
+          <w:rFonts w:cstheme="minorHAnsi"/>
+        </w:rPr>
+        <w:t>mostró que las opiniones directas de los jugadores y la visibilidad dentro de la comunidad son métricas más representativas y estables para predecir ventas acumuladas que las evaluaciones tradicionales de prensa.</w:t>
       </w:r>
     </w:p>
     <w:p>
       <w:pPr>
         <w:pStyle w:val="Ttulo2"/>
+        <w:jc w:val="both"/>
         <w:rPr>
           <w:rFonts w:asciiTheme="minorHAnsi" w:hAnsiTheme="minorHAnsi" w:cstheme="minorHAnsi"/>
           <w:color w:val="auto"/>
           <w:lang w:val="es-EC"/>
         </w:rPr>
       </w:pPr>
-      <w:bookmarkStart w:id="9" w:name="_Toc229939967"/>
+      <w:bookmarkStart w:id="11" w:name="_Toc229943116"/>
       <w:r>
         <w:rPr>
           <w:rFonts w:asciiTheme="minorHAnsi" w:hAnsiTheme="minorHAnsi" w:cstheme="minorHAnsi"/>
           <w:color w:val="auto"/>
           <w:lang w:val="es-EC"/>
         </w:rPr>
+        <w:t>Forma tentativa de resolución</w:t>
+      </w:r>
+      <w:bookmarkEnd w:id="11"/>
+    </w:p>
+    <w:p>
+      <w:pPr>
+        <w:jc w:val="both"/>
+        <w:rPr>
+          <w:rFonts w:cstheme="minorHAnsi"/>
+          <w:lang w:val="es-EC"/>
+        </w:rPr>
+      </w:pPr>
+    </w:p>
+    <w:p>
+      <w:pPr>
+        <w:pStyle w:val="Prrafodelista"/>
+        <w:numPr>
+          <w:ilvl w:val="0"/>
+          <w:numId w:val="28"/>
+        </w:numPr>
+        <w:jc w:val="both"/>
+        <w:rPr>
+          <w:rFonts w:asciiTheme="minorHAnsi" w:hAnsiTheme="minorHAnsi" w:cstheme="minorHAnsi"/>
+          <w:lang w:val="es-EC"/>
+        </w:rPr>
+      </w:pPr>
+      <w:r>
+        <w:rPr>
+          <w:rFonts w:asciiTheme="minorHAnsi" w:hAnsiTheme="minorHAnsi" w:cstheme="minorHAnsi"/>
+          <w:lang w:val="es-EC"/>
+        </w:rPr>
+        <w:t>Creaci</w:t>
+      </w:r>
+      <w:r>
+        <w:rPr>
+          <w:rFonts w:asciiTheme="minorHAnsi" w:hAnsiTheme="minorHAnsi" w:cstheme="minorHAnsi"/>
+          <w:lang w:val="es-EC"/>
+        </w:rPr>
+        <w:t>ón, unificación y estructuración del dataset</w:t>
+      </w:r>
+    </w:p>
+    <w:p>
+      <w:pPr>
+        <w:pStyle w:val="Prrafodelista"/>
+        <w:jc w:val="both"/>
+        <w:rPr>
+          <w:rFonts w:asciiTheme="minorHAnsi" w:hAnsiTheme="minorHAnsi" w:cstheme="minorHAnsi"/>
+          <w:lang w:val="es-EC"/>
+        </w:rPr>
+      </w:pPr>
+    </w:p>
+    <w:p>
+      <w:pPr>
+        <w:pStyle w:val="Prrafodelista"/>
+        <w:jc w:val="both"/>
+        <w:rPr>
+          <w:rFonts w:asciiTheme="minorHAnsi" w:hAnsiTheme="minorHAnsi" w:cstheme="minorHAnsi"/>
+          <w:lang w:val="es-EC"/>
+        </w:rPr>
+      </w:pPr>
+      <w:r>
+        <w:rPr>
+          <w:rFonts w:asciiTheme="minorHAnsi" w:hAnsiTheme="minorHAnsi" w:cstheme="minorHAnsi"/>
+          <w:lang w:val="es-EC"/>
+        </w:rPr>
+        <w:t xml:space="preserve">Primero se </w:t>
+      </w:r>
+      <w:r>
+        <w:rPr>
+          <w:rFonts w:asciiTheme="minorHAnsi" w:hAnsiTheme="minorHAnsi" w:cstheme="minorHAnsi"/>
+          <w:lang w:val="es-EC"/>
+        </w:rPr>
+        <w:t>construirá el dataset unificando, a partir de datos crudos de las tablas, el dataset base. Para ello se utilizarán los archivos games.csv, reviews.csv y steamspy_insight.csv.</w:t>
+      </w:r>
+    </w:p>
+    <w:p>
+      <w:pPr>
+        <w:pStyle w:val="Prrafodelista"/>
+        <w:jc w:val="both"/>
+        <w:rPr>
+          <w:rFonts w:asciiTheme="minorHAnsi" w:hAnsiTheme="minorHAnsi" w:cstheme="minorHAnsi"/>
+          <w:lang w:val="es-EC"/>
+        </w:rPr>
+      </w:pPr>
+    </w:p>
+    <w:p>
+      <w:pPr>
+        <w:pStyle w:val="Prrafodelista"/>
+        <w:jc w:val="both"/>
+        <w:rPr>
+          <w:rFonts w:asciiTheme="minorHAnsi" w:hAnsiTheme="minorHAnsi" w:cstheme="minorHAnsi"/>
+          <w:lang w:val="es-EC"/>
+        </w:rPr>
+      </w:pPr>
+      <w:r>
+        <w:rPr>
+          <w:rFonts w:asciiTheme="minorHAnsi" w:hAnsiTheme="minorHAnsi" w:cstheme="minorHAnsi"/>
+          <w:lang w:val="es-EC"/>
+        </w:rPr>
+        <w:t>En esta se realizará la integración y organización de los datos utilizando el identificador único de cada videojuego</w:t>
+      </w:r>
+      <w:r>
+        <w:rPr>
+          <w:rFonts w:asciiTheme="minorHAnsi" w:hAnsiTheme="minorHAnsi" w:cstheme="minorHAnsi"/>
+          <w:lang w:val="es-EC"/>
+        </w:rPr>
+        <w:t xml:space="preserve"> (</w:t>
+      </w:r>
+      <w:proofErr w:type="spellStart"/>
+      <w:r>
+        <w:rPr>
+          <w:rFonts w:asciiTheme="minorHAnsi" w:hAnsiTheme="minorHAnsi" w:cstheme="minorHAnsi"/>
+          <w:lang w:val="es-EC"/>
+        </w:rPr>
+        <w:t>app_id</w:t>
+      </w:r>
+      <w:proofErr w:type="spellEnd"/>
+      <w:r>
+        <w:rPr>
+          <w:rFonts w:asciiTheme="minorHAnsi" w:hAnsiTheme="minorHAnsi" w:cstheme="minorHAnsi"/>
+          <w:lang w:val="es-EC"/>
+        </w:rPr>
+        <w:t>)</w:t>
+      </w:r>
+      <w:r>
+        <w:rPr>
+          <w:rFonts w:asciiTheme="minorHAnsi" w:hAnsiTheme="minorHAnsi" w:cstheme="minorHAnsi"/>
+          <w:lang w:val="es-EC"/>
+        </w:rPr>
+        <w:t>, unificando toda la informacion.</w:t>
+      </w:r>
+    </w:p>
+    <w:p>
+      <w:pPr>
+        <w:pStyle w:val="Prrafodelista"/>
+        <w:jc w:val="both"/>
+        <w:rPr>
+          <w:rFonts w:asciiTheme="minorHAnsi" w:hAnsiTheme="minorHAnsi" w:cstheme="minorHAnsi"/>
+          <w:lang w:val="es-EC"/>
+        </w:rPr>
+      </w:pPr>
+    </w:p>
+    <w:p>
+      <w:pPr>
+        <w:pStyle w:val="Prrafodelista"/>
+        <w:jc w:val="both"/>
+        <w:rPr>
+          <w:rFonts w:asciiTheme="minorHAnsi" w:hAnsiTheme="minorHAnsi" w:cstheme="minorHAnsi"/>
+          <w:sz w:val="22"/>
+          <w:szCs w:val="22"/>
+          <w:lang w:val="es-EC"/>
+        </w:rPr>
+      </w:pPr>
+      <w:r>
+        <w:rPr>
+          <w:rFonts w:asciiTheme="minorHAnsi" w:hAnsiTheme="minorHAnsi" w:cstheme="minorHAnsi"/>
+          <w:sz w:val="22"/>
+          <w:szCs w:val="22"/>
+          <w:lang w:val="es-EC"/>
+        </w:rPr>
+        <w:t>Además, algunas variables categóricas serán transformadas en variables numéricas continuas para facilitar la aplicación de métodos numéricos.</w:t>
+      </w:r>
+    </w:p>
+    <w:p>
+      <w:pPr>
+        <w:pStyle w:val="Prrafodelista"/>
+        <w:jc w:val="both"/>
+        <w:rPr>
+          <w:rFonts w:asciiTheme="minorHAnsi" w:hAnsiTheme="minorHAnsi" w:cstheme="minorHAnsi"/>
+          <w:sz w:val="22"/>
+          <w:szCs w:val="22"/>
+          <w:lang w:val="es-EC"/>
+        </w:rPr>
+      </w:pPr>
+    </w:p>
+    <w:p>
+      <w:pPr>
+        <w:pStyle w:val="Prrafodelista"/>
+        <w:jc w:val="both"/>
+        <w:rPr>
+          <w:rFonts w:asciiTheme="minorHAnsi" w:hAnsiTheme="minorHAnsi" w:cstheme="minorHAnsi"/>
+          <w:sz w:val="22"/>
+          <w:szCs w:val="22"/>
+          <w:lang w:val="es-EC"/>
+        </w:rPr>
+      </w:pPr>
+      <w:r>
+        <w:rPr>
+          <w:rFonts w:asciiTheme="minorHAnsi" w:hAnsiTheme="minorHAnsi" w:cstheme="minorHAnsi"/>
+          <w:sz w:val="22"/>
+          <w:szCs w:val="22"/>
+          <w:lang w:val="es-EC"/>
+        </w:rPr>
+        <w:t>Un ejemplo de esto es el porcentaje de aprobación de los usuarios que es calculado de la siguiente forma:</w:t>
+      </w:r>
+    </w:p>
+    <w:p>
+      <w:pPr>
+        <w:pStyle w:val="Prrafodelista"/>
+        <w:jc w:val="both"/>
+        <w:rPr>
+          <w:rFonts w:asciiTheme="minorHAnsi" w:hAnsiTheme="minorHAnsi" w:cstheme="minorHAnsi"/>
+          <w:sz w:val="22"/>
+          <w:szCs w:val="22"/>
+          <w:lang w:val="es-EC"/>
+        </w:rPr>
+      </w:pPr>
+    </w:p>
+    <w:p>
+      <w:pPr>
+        <w:pStyle w:val="Prrafodelista"/>
+        <w:jc w:val="both"/>
+        <w:rPr>
+          <w:rFonts w:asciiTheme="minorHAnsi" w:hAnsiTheme="minorHAnsi" w:cstheme="minorHAnsi"/>
+          <w:sz w:val="22"/>
+          <w:szCs w:val="22"/>
+          <w:lang w:val="es-EC"/>
+        </w:rPr>
+      </w:pPr>
+    </w:p>
+    <w:p>
+      <w:pPr>
+        <w:pStyle w:val="Prrafodelista"/>
+        <w:jc w:val="both"/>
+        <w:rPr>
+          <w:rFonts w:asciiTheme="minorHAnsi" w:hAnsiTheme="minorHAnsi" w:cstheme="minorHAnsi"/>
+          <w:sz w:val="22"/>
+          <w:szCs w:val="22"/>
+          <w:lang w:val="es-EC"/>
+        </w:rPr>
+      </w:pPr>
+      <m:oMathPara>
+        <m:oMath>
+          <m:r>
+            <w:rPr>
+              <w:rFonts w:ascii="Cambria Math" w:hAnsi="Cambria Math" w:cstheme="minorHAnsi"/>
+              <w:sz w:val="22"/>
+              <w:szCs w:val="22"/>
+              <w:lang w:val="es-EC"/>
+            </w:rPr>
+            <m:t xml:space="preserve">Ar= </m:t>
+          </m:r>
+          <m:f>
+            <m:fPr>
+              <m:ctrlPr>
+                <w:rPr>
+                  <w:rFonts w:ascii="Cambria Math" w:hAnsi="Cambria Math" w:cstheme="minorHAnsi"/>
+                  <w:i/>
+                  <w:sz w:val="22"/>
+                  <w:szCs w:val="22"/>
+                  <w:lang w:val="es-EC"/>
+                </w:rPr>
+              </m:ctrlPr>
+            </m:fPr>
+            <m:num>
+              <m:r>
+                <w:rPr>
+                  <w:rFonts w:ascii="Cambria Math" w:hAnsi="Cambria Math" w:cstheme="minorHAnsi"/>
+                  <w:sz w:val="22"/>
+                  <w:szCs w:val="22"/>
+                  <w:lang w:val="es-EC"/>
+                </w:rPr>
+                <m:t>P</m:t>
+              </m:r>
+            </m:num>
+            <m:den>
+              <m:r>
+                <w:rPr>
+                  <w:rFonts w:ascii="Cambria Math" w:hAnsi="Cambria Math" w:cstheme="minorHAnsi"/>
+                  <w:sz w:val="22"/>
+                  <w:szCs w:val="22"/>
+                  <w:lang w:val="es-EC"/>
+                </w:rPr>
+                <m:t>P+N</m:t>
+              </m:r>
+            </m:den>
+          </m:f>
+        </m:oMath>
+      </m:oMathPara>
+    </w:p>
+    <w:p>
+      <w:pPr>
+        <w:pStyle w:val="Prrafodelista"/>
+        <w:jc w:val="both"/>
+        <w:rPr>
+          <w:rFonts w:asciiTheme="minorHAnsi" w:hAnsiTheme="minorHAnsi" w:cstheme="minorHAnsi"/>
+          <w:sz w:val="22"/>
+          <w:szCs w:val="22"/>
+          <w:lang w:val="es-EC"/>
+        </w:rPr>
+      </w:pPr>
+    </w:p>
+    <w:p>
+      <w:pPr>
+        <w:pStyle w:val="Prrafodelista"/>
+        <w:jc w:val="both"/>
+        <w:rPr>
+          <w:rFonts w:asciiTheme="minorHAnsi" w:hAnsiTheme="minorHAnsi" w:cstheme="minorHAnsi"/>
+          <w:sz w:val="22"/>
+          <w:szCs w:val="22"/>
+          <w:lang w:val="es-EC"/>
+        </w:rPr>
+      </w:pPr>
+      <w:r>
+        <w:rPr>
+          <w:rFonts w:asciiTheme="minorHAnsi" w:hAnsiTheme="minorHAnsi" w:cstheme="minorHAnsi"/>
+          <w:sz w:val="22"/>
+          <w:szCs w:val="22"/>
+          <w:lang w:val="es-EC"/>
+        </w:rPr>
+        <w:t>Donde:</w:t>
+      </w:r>
+    </w:p>
+    <w:p>
+      <w:pPr>
+        <w:pStyle w:val="Prrafodelista"/>
+        <w:jc w:val="both"/>
+        <w:rPr>
+          <w:rFonts w:asciiTheme="minorHAnsi" w:hAnsiTheme="minorHAnsi" w:cstheme="minorHAnsi"/>
+          <w:sz w:val="22"/>
+          <w:szCs w:val="22"/>
+          <w:lang w:val="es-EC"/>
+        </w:rPr>
+      </w:pPr>
+    </w:p>
+    <w:p>
+      <w:pPr>
+        <w:pStyle w:val="Prrafodelista"/>
+        <w:ind w:left="1416"/>
+        <w:jc w:val="both"/>
+        <w:rPr>
+          <w:rFonts w:asciiTheme="minorHAnsi" w:hAnsiTheme="minorHAnsi" w:cstheme="minorHAnsi"/>
+          <w:sz w:val="22"/>
+          <w:szCs w:val="22"/>
+          <w:lang w:val="es-EC"/>
+        </w:rPr>
+      </w:pPr>
+      <w:r>
+        <w:rPr>
+          <w:rFonts w:asciiTheme="minorHAnsi" w:hAnsiTheme="minorHAnsi" w:cstheme="minorHAnsi"/>
+          <w:sz w:val="22"/>
+          <w:szCs w:val="22"/>
+          <w:lang w:val="es-EC"/>
+        </w:rPr>
+        <w:t>P son las reseñas positivas</w:t>
+      </w:r>
+    </w:p>
+    <w:p>
+      <w:pPr>
+        <w:pStyle w:val="Prrafodelista"/>
+        <w:ind w:left="1416"/>
+        <w:jc w:val="both"/>
+        <w:rPr>
+          <w:rFonts w:asciiTheme="minorHAnsi" w:hAnsiTheme="minorHAnsi" w:cstheme="minorHAnsi"/>
+          <w:sz w:val="22"/>
+          <w:szCs w:val="22"/>
+          <w:lang w:val="es-EC"/>
+        </w:rPr>
+      </w:pPr>
+      <w:r>
+        <w:rPr>
+          <w:rFonts w:asciiTheme="minorHAnsi" w:hAnsiTheme="minorHAnsi" w:cstheme="minorHAnsi"/>
+          <w:sz w:val="22"/>
+          <w:szCs w:val="22"/>
+          <w:lang w:val="es-EC"/>
+        </w:rPr>
+        <w:t>N son las reseñas negativas</w:t>
+      </w:r>
+    </w:p>
+    <w:p>
+      <w:pPr>
+        <w:pStyle w:val="Prrafodelista"/>
+        <w:jc w:val="both"/>
+        <w:rPr>
+          <w:rFonts w:asciiTheme="minorHAnsi" w:hAnsiTheme="minorHAnsi" w:cstheme="minorHAnsi"/>
+          <w:sz w:val="22"/>
+          <w:szCs w:val="22"/>
+          <w:lang w:val="es-EC"/>
+        </w:rPr>
+      </w:pPr>
+    </w:p>
+    <w:p>
+      <w:pPr>
+        <w:pStyle w:val="Prrafodelista"/>
+        <w:numPr>
+          <w:ilvl w:val="0"/>
+          <w:numId w:val="28"/>
+        </w:numPr>
+        <w:jc w:val="both"/>
+        <w:rPr>
+          <w:rFonts w:asciiTheme="minorHAnsi" w:hAnsiTheme="minorHAnsi" w:cstheme="minorHAnsi"/>
+          <w:sz w:val="22"/>
+          <w:szCs w:val="22"/>
+          <w:lang w:val="es-EC"/>
+        </w:rPr>
+      </w:pPr>
+      <w:r>
+        <w:rPr>
+          <w:rFonts w:asciiTheme="minorHAnsi" w:hAnsiTheme="minorHAnsi" w:cstheme="minorHAnsi"/>
+          <w:sz w:val="22"/>
+          <w:szCs w:val="22"/>
+          <w:lang w:val="es-EC"/>
+        </w:rPr>
+        <w:t>Limpieza de datos y ajustes de curvas</w:t>
+      </w:r>
+    </w:p>
+    <w:p>
+      <w:pPr>
+        <w:pStyle w:val="Prrafodelista"/>
+        <w:jc w:val="both"/>
+        <w:rPr>
+          <w:rFonts w:asciiTheme="minorHAnsi" w:hAnsiTheme="minorHAnsi" w:cstheme="minorHAnsi"/>
+          <w:sz w:val="22"/>
+          <w:szCs w:val="22"/>
+          <w:lang w:val="es-EC"/>
+        </w:rPr>
+      </w:pPr>
+    </w:p>
+    <w:p>
+      <w:pPr>
+        <w:pStyle w:val="Prrafodelista"/>
+        <w:jc w:val="both"/>
+        <w:rPr>
+          <w:rFonts w:asciiTheme="minorHAnsi" w:hAnsiTheme="minorHAnsi" w:cstheme="minorHAnsi"/>
+          <w:sz w:val="22"/>
+          <w:szCs w:val="22"/>
+          <w:lang w:val="es-EC"/>
+        </w:rPr>
+      </w:pPr>
+      <w:r>
+        <w:rPr>
+          <w:rFonts w:asciiTheme="minorHAnsi" w:hAnsiTheme="minorHAnsi" w:cstheme="minorHAnsi"/>
+          <w:sz w:val="22"/>
+          <w:szCs w:val="22"/>
+          <w:lang w:val="es-EC"/>
+        </w:rPr>
+        <w:t xml:space="preserve">En esta etapa se realizará la limpieza y adecuación del dataset, eliminando registros duplicados, valores nulos y </w:t>
+      </w:r>
+      <w:r>
+        <w:rPr>
+          <w:rFonts w:asciiTheme="minorHAnsi" w:hAnsiTheme="minorHAnsi" w:cstheme="minorHAnsi"/>
+          <w:sz w:val="22"/>
+          <w:szCs w:val="22"/>
+          <w:lang w:val="es-EC"/>
+        </w:rPr>
+        <w:t>datos que</w:t>
+      </w:r>
+      <w:r>
+        <w:rPr>
+          <w:rFonts w:asciiTheme="minorHAnsi" w:hAnsiTheme="minorHAnsi" w:cstheme="minorHAnsi"/>
+          <w:sz w:val="22"/>
+          <w:szCs w:val="22"/>
+          <w:lang w:val="es-EC"/>
+        </w:rPr>
+        <w:t xml:space="preserve"> puedan afectar el análisis y el funcionamiento del modelo.</w:t>
+      </w:r>
+    </w:p>
+    <w:p>
+      <w:pPr>
+        <w:pStyle w:val="Prrafodelista"/>
+        <w:jc w:val="both"/>
+        <w:rPr>
+          <w:rFonts w:asciiTheme="minorHAnsi" w:hAnsiTheme="minorHAnsi" w:cstheme="minorHAnsi"/>
+          <w:sz w:val="22"/>
+          <w:szCs w:val="22"/>
+          <w:lang w:val="es-EC"/>
+        </w:rPr>
+      </w:pPr>
+    </w:p>
+    <w:p>
+      <w:pPr>
+        <w:pStyle w:val="Prrafodelista"/>
+        <w:jc w:val="both"/>
+        <w:rPr>
+          <w:rFonts w:asciiTheme="minorHAnsi" w:hAnsiTheme="minorHAnsi" w:cstheme="minorHAnsi"/>
+          <w:sz w:val="22"/>
+          <w:szCs w:val="22"/>
+          <w:lang w:val="es-EC"/>
+        </w:rPr>
+      </w:pPr>
+      <w:r>
+        <w:rPr>
+          <w:rFonts w:asciiTheme="minorHAnsi" w:hAnsiTheme="minorHAnsi" w:cstheme="minorHAnsi"/>
+          <w:sz w:val="22"/>
+          <w:szCs w:val="22"/>
+          <w:lang w:val="es-EC"/>
+        </w:rPr>
+        <w:t xml:space="preserve">Además, se aplicarán procesos de normalización y organización de las variables </w:t>
+      </w:r>
+    </w:p>
+    <w:p>
+      <w:pPr>
+        <w:pStyle w:val="Prrafodelista"/>
+        <w:jc w:val="both"/>
+        <w:rPr>
+          <w:rFonts w:asciiTheme="minorHAnsi" w:hAnsiTheme="minorHAnsi" w:cstheme="minorHAnsi"/>
+          <w:sz w:val="22"/>
+          <w:szCs w:val="22"/>
+          <w:lang w:val="es-EC"/>
+        </w:rPr>
+      </w:pPr>
+      <w:r>
+        <w:rPr>
+          <w:rFonts w:asciiTheme="minorHAnsi" w:hAnsiTheme="minorHAnsi" w:cstheme="minorHAnsi"/>
+          <w:sz w:val="22"/>
+          <w:szCs w:val="22"/>
+          <w:lang w:val="es-EC"/>
+        </w:rPr>
+        <w:t xml:space="preserve">numéricas para facilitar el tratamiento matemático de los </w:t>
+      </w:r>
+      <w:r>
+        <w:rPr>
+          <w:rFonts w:asciiTheme="minorHAnsi" w:hAnsiTheme="minorHAnsi" w:cstheme="minorHAnsi"/>
+          <w:sz w:val="22"/>
+          <w:szCs w:val="22"/>
+          <w:lang w:val="es-EC"/>
+        </w:rPr>
+        <w:t>datos.</w:t>
+      </w:r>
+    </w:p>
+    <w:p>
+      <w:pPr>
+        <w:pStyle w:val="Prrafodelista"/>
+        <w:jc w:val="both"/>
+        <w:rPr>
+          <w:rFonts w:asciiTheme="minorHAnsi" w:hAnsiTheme="minorHAnsi" w:cstheme="minorHAnsi"/>
+          <w:sz w:val="22"/>
+          <w:szCs w:val="22"/>
+          <w:lang w:val="es-EC"/>
+        </w:rPr>
+      </w:pPr>
+    </w:p>
+    <w:p>
+      <w:pPr>
+        <w:pStyle w:val="Prrafodelista"/>
+        <w:numPr>
+          <w:ilvl w:val="0"/>
+          <w:numId w:val="28"/>
+        </w:numPr>
+        <w:jc w:val="both"/>
+        <w:rPr>
+          <w:rFonts w:asciiTheme="minorHAnsi" w:hAnsiTheme="minorHAnsi" w:cstheme="minorHAnsi"/>
+          <w:sz w:val="22"/>
+          <w:szCs w:val="22"/>
+          <w:lang w:val="es-EC"/>
+        </w:rPr>
+      </w:pPr>
+      <w:r>
+        <w:rPr>
+          <w:rFonts w:asciiTheme="minorHAnsi" w:hAnsiTheme="minorHAnsi" w:cstheme="minorHAnsi"/>
+          <w:sz w:val="22"/>
+          <w:szCs w:val="22"/>
+          <w:lang w:val="es-EC"/>
+        </w:rPr>
+        <w:t>Análisis de datos</w:t>
+      </w:r>
+      <w:r>
+        <w:rPr>
+          <w:rFonts w:asciiTheme="minorHAnsi" w:hAnsiTheme="minorHAnsi" w:cstheme="minorHAnsi"/>
+          <w:sz w:val="22"/>
+          <w:szCs w:val="22"/>
+          <w:lang w:val="es-EC"/>
+        </w:rPr>
+        <w:br/>
+      </w:r>
+    </w:p>
+    <w:p>
+      <w:pPr>
+        <w:pStyle w:val="Prrafodelista"/>
+        <w:jc w:val="both"/>
+        <w:rPr>
+          <w:rFonts w:asciiTheme="minorHAnsi" w:hAnsiTheme="minorHAnsi" w:cstheme="minorHAnsi"/>
+          <w:sz w:val="22"/>
+          <w:szCs w:val="22"/>
+          <w:lang w:val="es-EC"/>
+        </w:rPr>
+      </w:pPr>
+      <w:r>
+        <w:rPr>
+          <w:rFonts w:asciiTheme="minorHAnsi" w:hAnsiTheme="minorHAnsi" w:cstheme="minorHAnsi"/>
+          <w:sz w:val="22"/>
+          <w:szCs w:val="22"/>
+          <w:lang w:val="es-EC"/>
+        </w:rPr>
+        <w:t>Una vez preparado el dataset, se realizará un análisis estadístico para identificar patrones, tendencias y las posibles relaciones entre las variables seleccionadas.</w:t>
+      </w:r>
+    </w:p>
+    <w:p>
+      <w:pPr>
+        <w:pStyle w:val="Prrafodelista"/>
+        <w:jc w:val="both"/>
+        <w:rPr>
+          <w:rFonts w:asciiTheme="minorHAnsi" w:hAnsiTheme="minorHAnsi" w:cstheme="minorHAnsi"/>
+          <w:sz w:val="22"/>
+          <w:szCs w:val="22"/>
+          <w:lang w:val="es-EC"/>
+        </w:rPr>
+      </w:pPr>
+    </w:p>
+    <w:p>
+      <w:pPr>
+        <w:pStyle w:val="Prrafodelista"/>
+        <w:jc w:val="both"/>
+        <w:rPr>
+          <w:rFonts w:asciiTheme="minorHAnsi" w:hAnsiTheme="minorHAnsi" w:cstheme="minorHAnsi"/>
+          <w:sz w:val="22"/>
+          <w:szCs w:val="22"/>
+          <w:lang w:val="es-EC"/>
+        </w:rPr>
+      </w:pPr>
+      <w:r>
+        <w:rPr>
+          <w:rFonts w:asciiTheme="minorHAnsi" w:hAnsiTheme="minorHAnsi" w:cstheme="minorHAnsi"/>
+          <w:sz w:val="22"/>
+          <w:szCs w:val="22"/>
+          <w:lang w:val="es-EC"/>
+        </w:rPr>
+        <w:t>Para ello se realizarán:</w:t>
+      </w:r>
+    </w:p>
+    <w:p>
+      <w:pPr>
+        <w:pStyle w:val="Prrafodelista"/>
+        <w:jc w:val="both"/>
+        <w:rPr>
+          <w:rFonts w:asciiTheme="minorHAnsi" w:hAnsiTheme="minorHAnsi" w:cstheme="minorHAnsi"/>
+          <w:sz w:val="22"/>
+          <w:szCs w:val="22"/>
+          <w:lang w:val="es-EC"/>
+        </w:rPr>
+      </w:pPr>
+    </w:p>
+    <w:p>
+      <w:pPr>
+        <w:pStyle w:val="Prrafodelista"/>
+        <w:ind w:left="1416"/>
+        <w:jc w:val="both"/>
+        <w:rPr>
+          <w:rFonts w:asciiTheme="minorHAnsi" w:hAnsiTheme="minorHAnsi" w:cstheme="minorHAnsi"/>
+          <w:sz w:val="22"/>
+          <w:szCs w:val="22"/>
+          <w:lang w:val="es-EC"/>
+        </w:rPr>
+      </w:pPr>
+      <w:r>
+        <w:rPr>
+          <w:rFonts w:asciiTheme="minorHAnsi" w:hAnsiTheme="minorHAnsi" w:cstheme="minorHAnsi"/>
+          <w:sz w:val="22"/>
+          <w:szCs w:val="22"/>
+          <w:lang w:val="es-EC"/>
+        </w:rPr>
         <w:lastRenderedPageBreak/>
-        <w:t>Forma tentativa de resolución</w:t>
-      </w:r>
-      <w:bookmarkEnd w:id="9"/>
-    </w:p>
-    <w:p>
-      <w:pPr>
-        <w:pStyle w:val="Ttulo2"/>
-        <w:rPr>
-          <w:lang w:val="es-EC"/>
-        </w:rPr>
-      </w:pPr>
-    </w:p>
-    <w:p>
-      <w:pPr>
-        <w:rPr>
-          <w:rFonts w:cstheme="minorHAnsi"/>
+        <w:t>Tablas estadísticas</w:t>
+      </w:r>
+    </w:p>
+    <w:p>
+      <w:pPr>
+        <w:pStyle w:val="Prrafodelista"/>
+        <w:ind w:left="1416"/>
+        <w:jc w:val="both"/>
+        <w:rPr>
+          <w:rFonts w:asciiTheme="minorHAnsi" w:hAnsiTheme="minorHAnsi" w:cstheme="minorHAnsi"/>
+          <w:sz w:val="22"/>
+          <w:szCs w:val="22"/>
+          <w:lang w:val="es-EC"/>
+        </w:rPr>
+      </w:pPr>
+      <w:r>
+        <w:rPr>
+          <w:rFonts w:asciiTheme="minorHAnsi" w:hAnsiTheme="minorHAnsi" w:cstheme="minorHAnsi"/>
+          <w:sz w:val="22"/>
+          <w:szCs w:val="22"/>
+          <w:lang w:val="es-EC"/>
+        </w:rPr>
+        <w:t>Histogramas</w:t>
+      </w:r>
+    </w:p>
+    <w:p>
+      <w:pPr>
+        <w:pStyle w:val="Prrafodelista"/>
+        <w:ind w:left="1416"/>
+        <w:jc w:val="both"/>
+        <w:rPr>
+          <w:rFonts w:asciiTheme="minorHAnsi" w:hAnsiTheme="minorHAnsi" w:cstheme="minorHAnsi"/>
+          <w:sz w:val="22"/>
+          <w:szCs w:val="22"/>
+          <w:lang w:val="es-EC"/>
+        </w:rPr>
+      </w:pPr>
+      <w:r>
+        <w:rPr>
+          <w:rFonts w:asciiTheme="minorHAnsi" w:hAnsiTheme="minorHAnsi" w:cstheme="minorHAnsi"/>
+          <w:sz w:val="22"/>
+          <w:szCs w:val="22"/>
+          <w:lang w:val="es-EC"/>
+        </w:rPr>
+        <w:t>Gráficos de dispersión</w:t>
+      </w:r>
+    </w:p>
+    <w:p>
+      <w:pPr>
+        <w:pStyle w:val="Prrafodelista"/>
+        <w:ind w:left="1416"/>
+        <w:jc w:val="both"/>
+        <w:rPr>
+          <w:rFonts w:asciiTheme="minorHAnsi" w:hAnsiTheme="minorHAnsi" w:cstheme="minorHAnsi"/>
+          <w:sz w:val="22"/>
+          <w:szCs w:val="22"/>
+          <w:lang w:val="es-EC"/>
+        </w:rPr>
+      </w:pPr>
+      <w:r>
+        <w:rPr>
+          <w:rFonts w:asciiTheme="minorHAnsi" w:hAnsiTheme="minorHAnsi" w:cstheme="minorHAnsi"/>
+          <w:sz w:val="22"/>
+          <w:szCs w:val="22"/>
+          <w:lang w:val="es-EC"/>
+        </w:rPr>
+        <w:t>Análisis de correlación</w:t>
+      </w:r>
+    </w:p>
+    <w:p>
+      <w:pPr>
+        <w:jc w:val="both"/>
+        <w:rPr>
+          <w:rFonts w:cstheme="minorHAnsi"/>
+          <w:lang w:val="es-EC"/>
+        </w:rPr>
+      </w:pPr>
+      <w:r>
+        <w:rPr>
+          <w:rFonts w:cstheme="minorHAnsi"/>
+          <w:lang w:val="es-EC"/>
+        </w:rPr>
+        <w:tab/>
+      </w:r>
+    </w:p>
+    <w:p>
+      <w:pPr>
+        <w:ind w:left="708"/>
+        <w:jc w:val="both"/>
+        <w:rPr>
+          <w:rFonts w:cstheme="minorHAnsi"/>
+          <w:lang w:val="es-EC"/>
+        </w:rPr>
+      </w:pPr>
+      <w:r>
+        <w:rPr>
+          <w:rFonts w:cstheme="minorHAnsi"/>
+          <w:lang w:val="es-EC"/>
+        </w:rPr>
+        <w:t xml:space="preserve">Con el fin de encontrar </w:t>
+      </w:r>
+      <w:r>
+        <w:rPr>
+          <w:rFonts w:cstheme="minorHAnsi"/>
+          <w:lang w:val="es-EC"/>
+        </w:rPr>
+        <w:t>la posible relación entre las variables y la popularidad de un juego.</w:t>
+      </w:r>
+    </w:p>
+    <w:p>
+      <w:pPr>
+        <w:pStyle w:val="Prrafodelista"/>
+        <w:numPr>
+          <w:ilvl w:val="0"/>
+          <w:numId w:val="28"/>
+        </w:numPr>
+        <w:jc w:val="both"/>
+        <w:rPr>
+          <w:rFonts w:asciiTheme="minorHAnsi" w:hAnsiTheme="minorHAnsi" w:cstheme="minorHAnsi"/>
+          <w:sz w:val="22"/>
+          <w:szCs w:val="22"/>
+          <w:lang w:val="es-EC"/>
+        </w:rPr>
+      </w:pPr>
+      <w:r>
+        <w:rPr>
+          <w:rFonts w:asciiTheme="minorHAnsi" w:hAnsiTheme="minorHAnsi" w:cstheme="minorHAnsi"/>
+          <w:sz w:val="22"/>
+          <w:szCs w:val="22"/>
+          <w:lang w:val="es-EC"/>
+        </w:rPr>
+        <w:t>Aplicación de ajustes de curvas y aproximaciones</w:t>
+      </w:r>
+    </w:p>
+    <w:p>
+      <w:pPr>
+        <w:pStyle w:val="Prrafodelista"/>
+        <w:jc w:val="both"/>
+        <w:rPr>
+          <w:rFonts w:asciiTheme="minorHAnsi" w:hAnsiTheme="minorHAnsi" w:cstheme="minorHAnsi"/>
+          <w:sz w:val="22"/>
+          <w:szCs w:val="22"/>
+          <w:lang w:val="es-EC"/>
+        </w:rPr>
+      </w:pPr>
+    </w:p>
+    <w:p>
+      <w:pPr>
+        <w:pStyle w:val="Prrafodelista"/>
+        <w:jc w:val="both"/>
+        <w:rPr>
+          <w:rFonts w:asciiTheme="minorHAnsi" w:hAnsiTheme="minorHAnsi" w:cstheme="minorHAnsi"/>
+          <w:sz w:val="22"/>
+          <w:szCs w:val="22"/>
+          <w:lang w:val="es-EC"/>
+        </w:rPr>
+      </w:pPr>
+      <w:r>
+        <w:rPr>
+          <w:rFonts w:asciiTheme="minorHAnsi" w:hAnsiTheme="minorHAnsi" w:cstheme="minorHAnsi"/>
+          <w:sz w:val="22"/>
+          <w:szCs w:val="22"/>
+          <w:lang w:val="es-EC"/>
+        </w:rPr>
+        <w:t>Posteriormente se aplicarán técnicas de ajustes de curvas y aproximación para modelar el comportamiento de las variables del dataset.</w:t>
+      </w:r>
+    </w:p>
+    <w:p>
+      <w:pPr>
+        <w:pStyle w:val="Prrafodelista"/>
+        <w:jc w:val="both"/>
+        <w:rPr>
+          <w:rFonts w:asciiTheme="minorHAnsi" w:hAnsiTheme="minorHAnsi" w:cstheme="minorHAnsi"/>
+          <w:sz w:val="22"/>
+          <w:szCs w:val="22"/>
+          <w:lang w:val="es-EC"/>
+        </w:rPr>
+      </w:pPr>
+    </w:p>
+    <w:p>
+      <w:pPr>
+        <w:pStyle w:val="Prrafodelista"/>
+        <w:jc w:val="both"/>
+        <w:rPr>
+          <w:rFonts w:asciiTheme="minorHAnsi" w:hAnsiTheme="minorHAnsi" w:cstheme="minorHAnsi"/>
+          <w:sz w:val="22"/>
+          <w:szCs w:val="22"/>
+          <w:lang w:val="es-EC"/>
+        </w:rPr>
+      </w:pPr>
+      <w:r>
+        <w:rPr>
+          <w:rFonts w:asciiTheme="minorHAnsi" w:hAnsiTheme="minorHAnsi" w:cstheme="minorHAnsi"/>
+          <w:sz w:val="22"/>
+          <w:szCs w:val="22"/>
+          <w:lang w:val="es-EC"/>
+        </w:rPr>
+        <w:t>Tentativamente se piensa usar el método de mínimos cuadrados para construir funciones aproximadas capaces de representar tendencias dentro de los datos.</w:t>
+      </w:r>
+    </w:p>
+    <w:p>
+      <w:pPr>
+        <w:pStyle w:val="Prrafodelista"/>
+        <w:jc w:val="both"/>
+        <w:rPr>
+          <w:rFonts w:asciiTheme="minorHAnsi" w:hAnsiTheme="minorHAnsi" w:cstheme="minorHAnsi"/>
+          <w:sz w:val="22"/>
+          <w:szCs w:val="22"/>
+          <w:lang w:val="es-EC"/>
+        </w:rPr>
+      </w:pPr>
+    </w:p>
+    <w:p>
+      <w:pPr>
+        <w:pStyle w:val="Prrafodelista"/>
+        <w:jc w:val="both"/>
+        <w:rPr>
+          <w:rFonts w:asciiTheme="minorHAnsi" w:hAnsiTheme="minorHAnsi" w:cstheme="minorHAnsi"/>
+          <w:sz w:val="22"/>
+          <w:szCs w:val="22"/>
+          <w:lang w:val="es-EC"/>
+        </w:rPr>
+      </w:pPr>
+      <w:r>
+        <w:rPr>
+          <w:rFonts w:asciiTheme="minorHAnsi" w:hAnsiTheme="minorHAnsi" w:cstheme="minorHAnsi"/>
+          <w:sz w:val="22"/>
+          <w:szCs w:val="22"/>
+          <w:lang w:val="es-EC"/>
+        </w:rPr>
+        <w:t>Este modelo se podrá representar de la siguiente forma:</w:t>
+      </w:r>
+    </w:p>
+    <w:p>
+      <w:pPr>
+        <w:pStyle w:val="Prrafodelista"/>
+        <w:jc w:val="both"/>
+        <w:rPr>
+          <w:rFonts w:asciiTheme="minorHAnsi" w:hAnsiTheme="minorHAnsi" w:cstheme="minorHAnsi"/>
+          <w:sz w:val="22"/>
+          <w:szCs w:val="22"/>
+          <w:lang w:val="es-EC"/>
+        </w:rPr>
+      </w:pPr>
+    </w:p>
+    <w:p>
+      <w:pPr>
+        <w:pStyle w:val="Prrafodelista"/>
+        <w:jc w:val="both"/>
+        <w:rPr>
+          <w:rFonts w:asciiTheme="minorHAnsi" w:hAnsiTheme="minorHAnsi" w:cstheme="minorHAnsi"/>
+          <w:sz w:val="22"/>
+          <w:szCs w:val="22"/>
+          <w:lang w:val="es-EC"/>
+        </w:rPr>
+      </w:pPr>
+      <m:oMathPara>
+        <m:oMath>
+          <m:r>
+            <w:rPr>
+              <w:rFonts w:ascii="Cambria Math" w:hAnsi="Cambria Math" w:cstheme="minorHAnsi"/>
+              <w:sz w:val="22"/>
+              <w:szCs w:val="22"/>
+              <w:lang w:val="es-EC"/>
+            </w:rPr>
+            <m:t>y=</m:t>
+          </m:r>
+          <m:sSub>
+            <m:sSubPr>
+              <m:ctrlPr>
+                <w:rPr>
+                  <w:rFonts w:ascii="Cambria Math" w:hAnsi="Cambria Math" w:cstheme="minorHAnsi"/>
+                  <w:i/>
+                  <w:sz w:val="22"/>
+                  <w:szCs w:val="22"/>
+                  <w:lang w:val="es-EC"/>
+                </w:rPr>
+              </m:ctrlPr>
+            </m:sSubPr>
+            <m:e>
+              <m:r>
+                <w:rPr>
+                  <w:rFonts w:ascii="Cambria Math" w:hAnsi="Cambria Math" w:cstheme="minorHAnsi"/>
+                  <w:sz w:val="22"/>
+                  <w:szCs w:val="22"/>
+                  <w:lang w:val="es-EC"/>
+                </w:rPr>
+                <m:t>a</m:t>
+              </m:r>
+            </m:e>
+            <m:sub>
+              <m:r>
+                <w:rPr>
+                  <w:rFonts w:ascii="Cambria Math" w:hAnsi="Cambria Math" w:cstheme="minorHAnsi"/>
+                  <w:sz w:val="22"/>
+                  <w:szCs w:val="22"/>
+                  <w:lang w:val="es-EC"/>
+                </w:rPr>
+                <m:t>0</m:t>
+              </m:r>
+            </m:sub>
+          </m:sSub>
+          <m:r>
+            <w:rPr>
+              <w:rFonts w:ascii="Cambria Math" w:hAnsi="Cambria Math" w:cstheme="minorHAnsi"/>
+              <w:sz w:val="22"/>
+              <w:szCs w:val="22"/>
+              <w:lang w:val="es-EC"/>
+            </w:rPr>
+            <m:t>+</m:t>
+          </m:r>
+          <m:sSub>
+            <m:sSubPr>
+              <m:ctrlPr>
+                <w:rPr>
+                  <w:rFonts w:ascii="Cambria Math" w:hAnsi="Cambria Math" w:cstheme="minorHAnsi"/>
+                  <w:i/>
+                  <w:sz w:val="22"/>
+                  <w:szCs w:val="22"/>
+                  <w:lang w:val="es-EC"/>
+                </w:rPr>
+              </m:ctrlPr>
+            </m:sSubPr>
+            <m:e>
+              <m:r>
+                <w:rPr>
+                  <w:rFonts w:ascii="Cambria Math" w:hAnsi="Cambria Math" w:cstheme="minorHAnsi"/>
+                  <w:sz w:val="22"/>
+                  <w:szCs w:val="22"/>
+                  <w:lang w:val="es-EC"/>
+                </w:rPr>
+                <m:t>a</m:t>
+              </m:r>
+            </m:e>
+            <m:sub>
+              <m:r>
+                <w:rPr>
+                  <w:rFonts w:ascii="Cambria Math" w:hAnsi="Cambria Math" w:cstheme="minorHAnsi"/>
+                  <w:sz w:val="22"/>
+                  <w:szCs w:val="22"/>
+                  <w:lang w:val="es-EC"/>
+                </w:rPr>
+                <m:t>1</m:t>
+              </m:r>
+            </m:sub>
+          </m:sSub>
+          <m:r>
+            <w:rPr>
+              <w:rFonts w:ascii="Cambria Math" w:hAnsi="Cambria Math" w:cstheme="minorHAnsi"/>
+              <w:sz w:val="22"/>
+              <w:szCs w:val="22"/>
+              <w:lang w:val="es-EC"/>
+            </w:rPr>
+            <m:t>x+</m:t>
+          </m:r>
+          <m:sSub>
+            <m:sSubPr>
+              <m:ctrlPr>
+                <w:rPr>
+                  <w:rFonts w:ascii="Cambria Math" w:hAnsi="Cambria Math" w:cstheme="minorHAnsi"/>
+                  <w:i/>
+                  <w:sz w:val="22"/>
+                  <w:szCs w:val="22"/>
+                  <w:lang w:val="es-EC"/>
+                </w:rPr>
+              </m:ctrlPr>
+            </m:sSubPr>
+            <m:e>
+              <m:r>
+                <w:rPr>
+                  <w:rFonts w:ascii="Cambria Math" w:hAnsi="Cambria Math" w:cstheme="minorHAnsi"/>
+                  <w:sz w:val="22"/>
+                  <w:szCs w:val="22"/>
+                  <w:lang w:val="es-EC"/>
+                </w:rPr>
+                <m:t>a</m:t>
+              </m:r>
+            </m:e>
+            <m:sub>
+              <m:r>
+                <w:rPr>
+                  <w:rFonts w:ascii="Cambria Math" w:hAnsi="Cambria Math" w:cstheme="minorHAnsi"/>
+                  <w:sz w:val="22"/>
+                  <w:szCs w:val="22"/>
+                  <w:lang w:val="es-EC"/>
+                </w:rPr>
+                <m:t>2</m:t>
+              </m:r>
+            </m:sub>
+          </m:sSub>
+          <m:sSup>
+            <m:sSupPr>
+              <m:ctrlPr>
+                <w:rPr>
+                  <w:rFonts w:ascii="Cambria Math" w:hAnsi="Cambria Math" w:cstheme="minorHAnsi"/>
+                  <w:i/>
+                  <w:sz w:val="22"/>
+                  <w:szCs w:val="22"/>
+                  <w:lang w:val="es-EC"/>
+                </w:rPr>
+              </m:ctrlPr>
+            </m:sSupPr>
+            <m:e>
+              <m:r>
+                <w:rPr>
+                  <w:rFonts w:ascii="Cambria Math" w:hAnsi="Cambria Math" w:cstheme="minorHAnsi"/>
+                  <w:sz w:val="22"/>
+                  <w:szCs w:val="22"/>
+                  <w:lang w:val="es-EC"/>
+                </w:rPr>
+                <m:t>x</m:t>
+              </m:r>
+            </m:e>
+            <m:sup>
+              <m:r>
+                <w:rPr>
+                  <w:rFonts w:ascii="Cambria Math" w:hAnsi="Cambria Math" w:cstheme="minorHAnsi"/>
+                  <w:sz w:val="22"/>
+                  <w:szCs w:val="22"/>
+                  <w:lang w:val="es-EC"/>
+                </w:rPr>
+                <m:t>2</m:t>
+              </m:r>
+            </m:sup>
+          </m:sSup>
+          <m:r>
+            <w:rPr>
+              <w:rFonts w:ascii="Cambria Math" w:hAnsi="Cambria Math" w:cstheme="minorHAnsi"/>
+              <w:sz w:val="22"/>
+              <w:szCs w:val="22"/>
+              <w:lang w:val="es-EC"/>
+            </w:rPr>
+            <m:t xml:space="preserve">+…+ </m:t>
+          </m:r>
+          <m:sSub>
+            <m:sSubPr>
+              <m:ctrlPr>
+                <w:rPr>
+                  <w:rFonts w:ascii="Cambria Math" w:hAnsi="Cambria Math" w:cstheme="minorHAnsi"/>
+                  <w:i/>
+                  <w:sz w:val="22"/>
+                  <w:szCs w:val="22"/>
+                  <w:lang w:val="es-EC"/>
+                </w:rPr>
+              </m:ctrlPr>
+            </m:sSubPr>
+            <m:e>
+              <m:r>
+                <w:rPr>
+                  <w:rFonts w:ascii="Cambria Math" w:hAnsi="Cambria Math" w:cstheme="minorHAnsi"/>
+                  <w:sz w:val="22"/>
+                  <w:szCs w:val="22"/>
+                  <w:lang w:val="es-EC"/>
+                </w:rPr>
+                <m:t>a</m:t>
+              </m:r>
+            </m:e>
+            <m:sub>
+              <m:r>
+                <w:rPr>
+                  <w:rFonts w:ascii="Cambria Math" w:hAnsi="Cambria Math" w:cstheme="minorHAnsi"/>
+                  <w:sz w:val="22"/>
+                  <w:szCs w:val="22"/>
+                  <w:lang w:val="es-EC"/>
+                </w:rPr>
+                <m:t>n</m:t>
+              </m:r>
+            </m:sub>
+          </m:sSub>
+          <m:sSup>
+            <m:sSupPr>
+              <m:ctrlPr>
+                <w:rPr>
+                  <w:rFonts w:ascii="Cambria Math" w:hAnsi="Cambria Math" w:cstheme="minorHAnsi"/>
+                  <w:i/>
+                  <w:sz w:val="22"/>
+                  <w:szCs w:val="22"/>
+                  <w:lang w:val="es-EC"/>
+                </w:rPr>
+              </m:ctrlPr>
+            </m:sSupPr>
+            <m:e>
+              <m:r>
+                <w:rPr>
+                  <w:rFonts w:ascii="Cambria Math" w:hAnsi="Cambria Math" w:cstheme="minorHAnsi"/>
+                  <w:sz w:val="22"/>
+                  <w:szCs w:val="22"/>
+                  <w:lang w:val="es-EC"/>
+                </w:rPr>
+                <m:t>x</m:t>
+              </m:r>
+            </m:e>
+            <m:sup>
+              <m:r>
+                <w:rPr>
+                  <w:rFonts w:ascii="Cambria Math" w:hAnsi="Cambria Math" w:cstheme="minorHAnsi"/>
+                  <w:sz w:val="22"/>
+                  <w:szCs w:val="22"/>
+                  <w:lang w:val="es-EC"/>
+                </w:rPr>
+                <m:t>n</m:t>
+              </m:r>
+            </m:sup>
+          </m:sSup>
+        </m:oMath>
+      </m:oMathPara>
+    </w:p>
+    <w:p>
+      <w:pPr>
+        <w:pStyle w:val="Prrafodelista"/>
+        <w:jc w:val="both"/>
+        <w:rPr>
+          <w:rFonts w:asciiTheme="minorHAnsi" w:hAnsiTheme="minorHAnsi" w:cstheme="minorHAnsi"/>
+          <w:sz w:val="22"/>
+          <w:szCs w:val="22"/>
+          <w:lang w:val="es-EC"/>
+        </w:rPr>
+      </w:pPr>
+      <w:r>
+        <w:rPr>
+          <w:rFonts w:asciiTheme="minorHAnsi" w:hAnsiTheme="minorHAnsi" w:cstheme="minorHAnsi"/>
+          <w:sz w:val="22"/>
+          <w:szCs w:val="22"/>
+          <w:lang w:val="es-EC"/>
+        </w:rPr>
+        <w:t>Donde:</w:t>
+      </w:r>
+    </w:p>
+    <w:p>
+      <w:pPr>
+        <w:pStyle w:val="Prrafodelista"/>
+        <w:jc w:val="both"/>
+        <w:rPr>
+          <w:rFonts w:cstheme="minorHAnsi"/>
+          <w:lang w:val="es-EC"/>
+        </w:rPr>
+      </w:pPr>
+    </w:p>
+    <w:p>
+      <w:pPr>
+        <w:pStyle w:val="Prrafodelista"/>
+        <w:ind w:left="1416"/>
+        <w:jc w:val="both"/>
+        <w:rPr>
+          <w:rFonts w:cstheme="minorHAnsi"/>
+          <w:lang w:val="es-EC"/>
+        </w:rPr>
+      </w:pPr>
+      <w:r>
+        <w:rPr>
+          <w:rFonts w:cstheme="minorHAnsi"/>
+          <w:lang w:val="es-EC"/>
+        </w:rPr>
+        <w:t>y indica la popularidad del videojuego.</w:t>
+      </w:r>
+    </w:p>
+    <w:p>
+      <w:pPr>
+        <w:pStyle w:val="Prrafodelista"/>
+        <w:ind w:left="1416"/>
+        <w:jc w:val="both"/>
+        <w:rPr>
+          <w:rFonts w:cstheme="minorHAnsi"/>
+          <w:lang w:val="es-EC"/>
+        </w:rPr>
+      </w:pPr>
+      <w:r>
+        <w:rPr>
+          <w:rFonts w:cstheme="minorHAnsi"/>
+          <w:lang w:val="es-EC"/>
+        </w:rPr>
+        <w:t>x representa las variables independientes.</w:t>
+      </w:r>
+    </w:p>
+    <w:p>
+      <w:pPr>
+        <w:pStyle w:val="Prrafodelista"/>
+        <w:ind w:left="1416"/>
+        <w:jc w:val="both"/>
+        <w:rPr>
+          <w:rFonts w:cstheme="minorHAnsi"/>
+          <w:lang w:val="es-EC"/>
+        </w:rPr>
+      </w:pPr>
+      <w:proofErr w:type="spellStart"/>
+      <w:r>
+        <w:rPr>
+          <w:rFonts w:cstheme="minorHAnsi"/>
+          <w:lang w:val="es-EC"/>
+        </w:rPr>
+        <w:t>an</w:t>
+      </w:r>
+      <w:proofErr w:type="spellEnd"/>
+      <w:r>
+        <w:rPr>
+          <w:rFonts w:cstheme="minorHAnsi"/>
+          <w:lang w:val="es-EC"/>
+        </w:rPr>
+        <w:t xml:space="preserve"> son los coeficientes calculadores con las aproximaciones.</w:t>
+      </w:r>
+    </w:p>
+    <w:p>
+      <w:pPr>
+        <w:jc w:val="both"/>
+        <w:rPr>
+          <w:rFonts w:cstheme="minorHAnsi"/>
+          <w:lang w:val="es-EC"/>
+        </w:rPr>
+      </w:pPr>
+      <w:r>
+        <w:rPr>
+          <w:rFonts w:cstheme="minorHAnsi"/>
+          <w:lang w:val="es-EC"/>
+        </w:rPr>
+        <w:tab/>
+      </w:r>
+    </w:p>
+    <w:p>
+      <w:pPr>
+        <w:ind w:left="708"/>
+        <w:jc w:val="both"/>
+        <w:rPr>
+          <w:rFonts w:cstheme="minorHAnsi"/>
+          <w:lang w:val="es-EC"/>
+        </w:rPr>
+      </w:pPr>
+      <w:r>
+        <w:rPr>
+          <w:rFonts w:cstheme="minorHAnsi"/>
+          <w:lang w:val="es-EC"/>
+        </w:rPr>
+        <w:t xml:space="preserve">Siendo </w:t>
+      </w:r>
+      <w:proofErr w:type="spellStart"/>
+      <w:r>
+        <w:rPr>
+          <w:rFonts w:cstheme="minorHAnsi"/>
+          <w:lang w:val="es-EC"/>
+        </w:rPr>
+        <w:t>an</w:t>
+      </w:r>
+      <w:proofErr w:type="spellEnd"/>
+      <w:r>
+        <w:rPr>
+          <w:rFonts w:cstheme="minorHAnsi"/>
+          <w:lang w:val="es-EC"/>
+        </w:rPr>
+        <w:t xml:space="preserve"> el indicador de que tanto cada variable independiente impacta en la popularidad del juego</w:t>
+      </w:r>
+    </w:p>
+    <w:p>
+      <w:pPr>
+        <w:ind w:left="708"/>
+        <w:jc w:val="both"/>
+        <w:rPr>
+          <w:rFonts w:cstheme="minorHAnsi"/>
+          <w:lang w:val="es-EC"/>
+        </w:rPr>
+      </w:pPr>
+    </w:p>
+    <w:p>
+      <w:pPr>
+        <w:pStyle w:val="Prrafodelista"/>
+        <w:numPr>
+          <w:ilvl w:val="0"/>
+          <w:numId w:val="28"/>
+        </w:numPr>
+        <w:jc w:val="both"/>
+        <w:rPr>
+          <w:rFonts w:cstheme="minorHAnsi"/>
+          <w:lang w:val="es-EC"/>
+        </w:rPr>
+      </w:pPr>
+      <w:r>
+        <w:rPr>
+          <w:rFonts w:cstheme="minorHAnsi"/>
+          <w:lang w:val="es-EC"/>
+        </w:rPr>
+        <w:t>Implementación de métodos iterativos</w:t>
+      </w:r>
+    </w:p>
+    <w:p>
+      <w:pPr>
+        <w:pStyle w:val="Prrafodelista"/>
+        <w:jc w:val="both"/>
+        <w:rPr>
+          <w:rFonts w:cstheme="minorHAnsi"/>
+          <w:lang w:val="es-EC"/>
+        </w:rPr>
+      </w:pPr>
+    </w:p>
+    <w:p>
+      <w:pPr>
+        <w:pStyle w:val="Prrafodelista"/>
+        <w:jc w:val="both"/>
+        <w:rPr>
+          <w:rFonts w:cstheme="minorHAnsi"/>
+          <w:lang w:val="es-EC"/>
+        </w:rPr>
+      </w:pPr>
+      <w:r>
+        <w:rPr>
+          <w:rFonts w:cstheme="minorHAnsi"/>
+          <w:lang w:val="es-EC"/>
+        </w:rPr>
+        <w:t xml:space="preserve">Se espera que durante la construcción del modelo se generen sistemas de ecuaciones asociados al calculo de los coeficientes o aproximaciones antes mencionados. </w:t>
+      </w:r>
+    </w:p>
+    <w:p>
+      <w:pPr>
+        <w:pStyle w:val="Prrafodelista"/>
+        <w:jc w:val="both"/>
+        <w:rPr>
+          <w:rFonts w:cstheme="minorHAnsi"/>
+          <w:lang w:val="es-EC"/>
+        </w:rPr>
+      </w:pPr>
+    </w:p>
+    <w:p>
+      <w:pPr>
+        <w:pStyle w:val="Prrafodelista"/>
+        <w:jc w:val="both"/>
+        <w:rPr>
+          <w:rFonts w:cstheme="minorHAnsi"/>
+          <w:lang w:val="es-EC"/>
+        </w:rPr>
+      </w:pPr>
+      <w:r>
+        <w:rPr>
+          <w:rFonts w:cstheme="minorHAnsi"/>
+          <w:lang w:val="es-EC"/>
+        </w:rPr>
+        <w:t xml:space="preserve">Para la resolución de estos </w:t>
+      </w:r>
+      <w:r>
+        <w:rPr>
+          <w:rFonts w:cstheme="minorHAnsi"/>
+          <w:lang w:val="es-EC"/>
+        </w:rPr>
+        <w:t>sistemas</w:t>
+      </w:r>
+      <w:r>
+        <w:rPr>
+          <w:rFonts w:cstheme="minorHAnsi"/>
+          <w:lang w:val="es-EC"/>
+        </w:rPr>
+        <w:t xml:space="preserve"> se planea utilizar métodos numéricos matriciales como Gauss-</w:t>
+      </w:r>
+      <w:proofErr w:type="spellStart"/>
+      <w:r>
+        <w:rPr>
+          <w:rFonts w:cstheme="minorHAnsi"/>
+          <w:lang w:val="es-EC"/>
+        </w:rPr>
+        <w:t>Jordar</w:t>
+      </w:r>
+      <w:proofErr w:type="spellEnd"/>
+      <w:r>
+        <w:rPr>
+          <w:rFonts w:cstheme="minorHAnsi"/>
+          <w:lang w:val="es-EC"/>
+        </w:rPr>
+        <w:t xml:space="preserve"> o Gauss-Jacobi.</w:t>
+      </w:r>
+    </w:p>
+    <w:p>
+      <w:pPr>
+        <w:pStyle w:val="Prrafodelista"/>
+        <w:jc w:val="both"/>
+        <w:rPr>
+          <w:rFonts w:cstheme="minorHAnsi"/>
+          <w:lang w:val="es-EC"/>
+        </w:rPr>
+      </w:pPr>
+    </w:p>
+    <w:p>
+      <w:pPr>
+        <w:pStyle w:val="Prrafodelista"/>
+        <w:numPr>
+          <w:ilvl w:val="0"/>
+          <w:numId w:val="28"/>
+        </w:numPr>
+        <w:jc w:val="both"/>
+        <w:rPr>
+          <w:rFonts w:cstheme="minorHAnsi"/>
+          <w:lang w:val="es-EC"/>
+        </w:rPr>
+      </w:pPr>
+      <w:r>
+        <w:rPr>
+          <w:rFonts w:cstheme="minorHAnsi"/>
+          <w:lang w:val="es-EC"/>
+        </w:rPr>
+        <w:t xml:space="preserve">Interpretación y evaluación de resultados </w:t>
+      </w:r>
+    </w:p>
+    <w:p>
+      <w:pPr>
+        <w:ind w:left="708"/>
+        <w:jc w:val="both"/>
+        <w:rPr>
+          <w:rFonts w:cstheme="minorHAnsi"/>
+          <w:lang w:val="es-EC"/>
+        </w:rPr>
+      </w:pPr>
+    </w:p>
+    <w:p>
+      <w:pPr>
+        <w:ind w:left="708"/>
+        <w:jc w:val="both"/>
+        <w:rPr>
+          <w:rFonts w:cstheme="minorHAnsi"/>
+          <w:lang w:val="es-EC"/>
+        </w:rPr>
+      </w:pPr>
+      <w:r>
+        <w:rPr>
+          <w:rFonts w:cstheme="minorHAnsi"/>
+          <w:lang w:val="es-EC"/>
+        </w:rPr>
+        <w:t>Finalmente se evaluarán los resultados obtenidos mediante el modelo, en esta etapa se presentarán:</w:t>
+      </w:r>
+    </w:p>
+    <w:p>
+      <w:pPr>
+        <w:ind w:left="1416"/>
+        <w:jc w:val="both"/>
+        <w:rPr>
+          <w:rFonts w:cstheme="minorHAnsi"/>
+          <w:lang w:val="es-EC"/>
+        </w:rPr>
+      </w:pPr>
+      <w:r>
+        <w:rPr>
+          <w:rFonts w:cstheme="minorHAnsi"/>
+          <w:lang w:val="es-EC"/>
+        </w:rPr>
+        <w:t>Que variables presentaron una mayor influencia sobre la popularidad</w:t>
+      </w:r>
+    </w:p>
+    <w:p>
+      <w:pPr>
+        <w:ind w:left="1416"/>
+        <w:jc w:val="both"/>
+        <w:rPr>
+          <w:rFonts w:cstheme="minorHAnsi"/>
+          <w:lang w:val="es-EC"/>
+        </w:rPr>
+      </w:pPr>
+      <w:r>
+        <w:rPr>
+          <w:rFonts w:cstheme="minorHAnsi"/>
+          <w:lang w:val="es-EC"/>
+        </w:rPr>
+        <w:t>La relación matemática que mejor describe el comportamiento de los datos.</w:t>
+      </w:r>
+    </w:p>
+    <w:p>
+      <w:pPr>
+        <w:ind w:left="1416"/>
+        <w:jc w:val="both"/>
+        <w:rPr>
+          <w:rFonts w:cstheme="minorHAnsi"/>
+          <w:lang w:val="es-EC"/>
+        </w:rPr>
+      </w:pPr>
+      <w:r>
+        <w:rPr>
+          <w:rFonts w:cstheme="minorHAnsi"/>
+          <w:lang w:val="es-EC"/>
+        </w:rPr>
+        <w:lastRenderedPageBreak/>
+        <w:t>La precisión y exactitud de las aproximaciones obtenidas.</w:t>
+      </w:r>
+    </w:p>
+    <w:p>
+      <w:pPr>
+        <w:ind w:left="708"/>
+        <w:jc w:val="both"/>
+        <w:rPr>
+          <w:rFonts w:cstheme="minorHAnsi"/>
+          <w:lang w:val="es-EC"/>
+        </w:rPr>
+      </w:pPr>
+      <w:r>
+        <w:rPr>
+          <w:rFonts w:cstheme="minorHAnsi"/>
+          <w:lang w:val="es-EC"/>
+        </w:rPr>
+        <w:t xml:space="preserve">Estos resultados serán presentados en tablas que permitirá interpretar el comportamiento de los videojuegos dentro de la plataforma de </w:t>
+      </w:r>
+      <w:proofErr w:type="spellStart"/>
+      <w:r>
+        <w:rPr>
+          <w:rFonts w:cstheme="minorHAnsi"/>
+          <w:lang w:val="es-EC"/>
+        </w:rPr>
+        <w:t>steam</w:t>
+      </w:r>
+      <w:proofErr w:type="spellEnd"/>
+      <w:r>
+        <w:rPr>
+          <w:rFonts w:cstheme="minorHAnsi"/>
+          <w:lang w:val="es-EC"/>
+        </w:rPr>
+        <w:t>.</w:t>
+      </w:r>
+    </w:p>
+    <w:p>
+      <w:pPr>
+        <w:pStyle w:val="Prrafodelista"/>
+        <w:jc w:val="both"/>
+        <w:rPr>
+          <w:rFonts w:asciiTheme="minorHAnsi" w:hAnsiTheme="minorHAnsi" w:cstheme="minorHAnsi"/>
+          <w:sz w:val="22"/>
+          <w:szCs w:val="22"/>
           <w:lang w:val="es-EC"/>
         </w:rPr>
       </w:pPr>
@@ -3730,7 +6168,7 @@
           <w:szCs w:val="28"/>
         </w:rPr>
       </w:pPr>
-      <w:bookmarkStart w:id="10" w:name="_Toc229939968"/>
+      <w:bookmarkStart w:id="12" w:name="_Toc229943117"/>
       <w:r>
         <w:rPr>
           <w:rFonts w:asciiTheme="minorHAnsi" w:hAnsiTheme="minorHAnsi" w:cstheme="minorHAnsi"/>
@@ -3741,11 +6179,12 @@
         </w:rPr>
         <w:t>CONCLUSIONES</w:t>
       </w:r>
-      <w:bookmarkEnd w:id="10"/>
+      <w:bookmarkEnd w:id="12"/>
     </w:p>
     <w:p>
       <w:pPr>
         <w:spacing w:after="0"/>
+        <w:jc w:val="both"/>
         <w:rPr>
           <w:rFonts w:eastAsia="Times New Roman" w:cstheme="minorHAnsi"/>
           <w:color w:val="000000"/>
@@ -3756,21 +6195,330 @@
     <w:p>
       <w:pPr>
         <w:spacing w:after="0"/>
+        <w:jc w:val="both"/>
         <w:rPr>
           <w:rFonts w:eastAsia="Times New Roman" w:cstheme="minorHAnsi"/>
           <w:color w:val="000000"/>
           <w:lang w:val="es-EC" w:eastAsia="es-EC"/>
         </w:rPr>
       </w:pPr>
-    </w:p>
-    <w:p>
-      <w:pPr>
-        <w:spacing w:after="0"/>
+      <w:r>
         <w:rPr>
           <w:rFonts w:eastAsia="Times New Roman" w:cstheme="minorHAnsi"/>
           <w:color w:val="000000"/>
           <w:lang w:val="es-EC" w:eastAsia="es-EC"/>
         </w:rPr>
+        <w:t xml:space="preserve">• El análisis de </w:t>
+      </w:r>
+      <w:r>
+        <w:rPr>
+          <w:rFonts w:eastAsia="Times New Roman" w:cstheme="minorHAnsi"/>
+          <w:color w:val="000000"/>
+          <w:lang w:val="es-EC" w:eastAsia="es-EC"/>
+        </w:rPr>
+        <w:t xml:space="preserve">una cantidad grande </w:t>
+      </w:r>
+      <w:r>
+        <w:rPr>
+          <w:rFonts w:eastAsia="Times New Roman" w:cstheme="minorHAnsi"/>
+          <w:color w:val="000000"/>
+          <w:lang w:val="es-EC" w:eastAsia="es-EC"/>
+        </w:rPr>
+        <w:t xml:space="preserve"> datos permitirá identificar que la popularidad de un videojuego </w:t>
+      </w:r>
+      <w:r>
+        <w:rPr>
+          <w:rFonts w:eastAsia="Times New Roman" w:cstheme="minorHAnsi"/>
+          <w:color w:val="000000"/>
+          <w:lang w:val="es-EC" w:eastAsia="es-EC"/>
+        </w:rPr>
+        <w:t xml:space="preserve">no está ligada a solo un </w:t>
+      </w:r>
+      <w:r>
+        <w:rPr>
+          <w:rFonts w:eastAsia="Times New Roman" w:cstheme="minorHAnsi"/>
+          <w:color w:val="000000"/>
+          <w:lang w:val="es-EC" w:eastAsia="es-EC"/>
+        </w:rPr>
+        <w:t>factor,</w:t>
+      </w:r>
+      <w:r>
+        <w:rPr>
+          <w:rFonts w:eastAsia="Times New Roman" w:cstheme="minorHAnsi"/>
+          <w:color w:val="000000"/>
+          <w:lang w:val="es-EC" w:eastAsia="es-EC"/>
+        </w:rPr>
+        <w:t xml:space="preserve"> sino de la combinación de múltiples variables relacionadas con la aceptación de los usuarios, el tiempo de juego, las reseñas y el desempeño </w:t>
+      </w:r>
+      <w:r>
+        <w:rPr>
+          <w:rFonts w:eastAsia="Times New Roman" w:cstheme="minorHAnsi"/>
+          <w:color w:val="000000"/>
+          <w:lang w:val="es-EC" w:eastAsia="es-EC"/>
+        </w:rPr>
+        <w:t>en el mercado</w:t>
+      </w:r>
+      <w:r>
+        <w:rPr>
+          <w:rFonts w:eastAsia="Times New Roman" w:cstheme="minorHAnsi"/>
+          <w:color w:val="000000"/>
+          <w:lang w:val="es-EC" w:eastAsia="es-EC"/>
+        </w:rPr>
+        <w:t>.</w:t>
+      </w:r>
+    </w:p>
+    <w:p>
+      <w:pPr>
+        <w:spacing w:after="0"/>
+        <w:jc w:val="both"/>
+        <w:rPr>
+          <w:rFonts w:eastAsia="Times New Roman" w:cstheme="minorHAnsi"/>
+          <w:color w:val="000000"/>
+          <w:lang w:val="es-EC" w:eastAsia="es-EC"/>
+        </w:rPr>
+      </w:pPr>
+      <w:r>
+        <w:rPr>
+          <w:rFonts w:eastAsia="Times New Roman" w:cstheme="minorHAnsi"/>
+          <w:color w:val="000000"/>
+          <w:lang w:val="es-EC" w:eastAsia="es-EC"/>
+        </w:rPr>
+        <w:t xml:space="preserve">• El uso de técnicas de limpieza, integración y transformación de datos </w:t>
+      </w:r>
+      <w:r>
+        <w:rPr>
+          <w:rFonts w:eastAsia="Times New Roman" w:cstheme="minorHAnsi"/>
+          <w:color w:val="000000"/>
+          <w:lang w:val="es-EC" w:eastAsia="es-EC"/>
+        </w:rPr>
+        <w:t xml:space="preserve">ayuda a </w:t>
+      </w:r>
+      <w:r>
+        <w:rPr>
+          <w:rFonts w:eastAsia="Times New Roman" w:cstheme="minorHAnsi"/>
+          <w:color w:val="000000"/>
+          <w:lang w:val="es-EC" w:eastAsia="es-EC"/>
+        </w:rPr>
+        <w:t xml:space="preserve"> trabajar de manera </w:t>
+      </w:r>
+      <w:r>
+        <w:rPr>
+          <w:rFonts w:eastAsia="Times New Roman" w:cstheme="minorHAnsi"/>
+          <w:color w:val="000000"/>
+          <w:lang w:val="es-EC" w:eastAsia="es-EC"/>
+        </w:rPr>
+        <w:t>eficaz</w:t>
+      </w:r>
+      <w:r>
+        <w:rPr>
+          <w:rFonts w:eastAsia="Times New Roman" w:cstheme="minorHAnsi"/>
+          <w:color w:val="000000"/>
+          <w:lang w:val="es-EC" w:eastAsia="es-EC"/>
+        </w:rPr>
+        <w:t xml:space="preserve"> </w:t>
+      </w:r>
+      <w:r>
+        <w:rPr>
+          <w:rFonts w:eastAsia="Times New Roman" w:cstheme="minorHAnsi"/>
+          <w:color w:val="000000"/>
+          <w:lang w:val="es-EC" w:eastAsia="es-EC"/>
+        </w:rPr>
+        <w:t>los</w:t>
+      </w:r>
+      <w:r>
+        <w:rPr>
+          <w:rFonts w:eastAsia="Times New Roman" w:cstheme="minorHAnsi"/>
+          <w:color w:val="000000"/>
+          <w:lang w:val="es-EC" w:eastAsia="es-EC"/>
+        </w:rPr>
+        <w:t xml:space="preserve"> grandes volúmenes de </w:t>
+      </w:r>
+      <w:r>
+        <w:rPr>
+          <w:rFonts w:eastAsia="Times New Roman" w:cstheme="minorHAnsi"/>
+          <w:color w:val="000000"/>
+          <w:lang w:val="es-EC" w:eastAsia="es-EC"/>
+        </w:rPr>
+        <w:t>datos</w:t>
+      </w:r>
+      <w:r>
+        <w:rPr>
+          <w:rFonts w:eastAsia="Times New Roman" w:cstheme="minorHAnsi"/>
+          <w:color w:val="000000"/>
+          <w:lang w:val="es-EC" w:eastAsia="es-EC"/>
+        </w:rPr>
+        <w:t xml:space="preserve"> provenientes de distintos archivos .</w:t>
+      </w:r>
+      <w:proofErr w:type="spellStart"/>
+      <w:r>
+        <w:rPr>
+          <w:rFonts w:eastAsia="Times New Roman" w:cstheme="minorHAnsi"/>
+          <w:color w:val="000000"/>
+          <w:lang w:val="es-EC" w:eastAsia="es-EC"/>
+        </w:rPr>
+        <w:t>csv</w:t>
+      </w:r>
+      <w:proofErr w:type="spellEnd"/>
+      <w:r>
+        <w:rPr>
+          <w:rFonts w:eastAsia="Times New Roman" w:cstheme="minorHAnsi"/>
+          <w:color w:val="000000"/>
+          <w:lang w:val="es-EC" w:eastAsia="es-EC"/>
+        </w:rPr>
+        <w:t xml:space="preserve">, facilitando la </w:t>
+      </w:r>
+      <w:r>
+        <w:rPr>
+          <w:rFonts w:eastAsia="Times New Roman" w:cstheme="minorHAnsi"/>
+          <w:color w:val="000000"/>
+          <w:lang w:val="es-EC" w:eastAsia="es-EC"/>
+        </w:rPr>
+        <w:t xml:space="preserve">creación </w:t>
+      </w:r>
+      <w:r>
+        <w:rPr>
+          <w:rFonts w:eastAsia="Times New Roman" w:cstheme="minorHAnsi"/>
+          <w:color w:val="000000"/>
+          <w:lang w:val="es-EC" w:eastAsia="es-EC"/>
+        </w:rPr>
+        <w:t xml:space="preserve"> de un dataset  adecuado</w:t>
+      </w:r>
+      <w:r>
+        <w:rPr>
+          <w:rFonts w:eastAsia="Times New Roman" w:cstheme="minorHAnsi"/>
+          <w:color w:val="000000"/>
+          <w:lang w:val="es-EC" w:eastAsia="es-EC"/>
+        </w:rPr>
+        <w:t xml:space="preserve"> a las necesidades de nuestro modelo</w:t>
+      </w:r>
+      <w:r>
+        <w:rPr>
+          <w:rFonts w:eastAsia="Times New Roman" w:cstheme="minorHAnsi"/>
+          <w:color w:val="000000"/>
+          <w:lang w:val="es-EC" w:eastAsia="es-EC"/>
+        </w:rPr>
+        <w:t>.</w:t>
+      </w:r>
+    </w:p>
+    <w:p>
+      <w:pPr>
+        <w:spacing w:after="0"/>
+        <w:jc w:val="both"/>
+        <w:rPr>
+          <w:rFonts w:eastAsia="Times New Roman" w:cstheme="minorHAnsi"/>
+          <w:color w:val="000000"/>
+          <w:lang w:val="es-EC" w:eastAsia="es-EC"/>
+        </w:rPr>
+      </w:pPr>
+      <w:r>
+        <w:rPr>
+          <w:rFonts w:eastAsia="Times New Roman" w:cstheme="minorHAnsi"/>
+          <w:color w:val="000000"/>
+          <w:lang w:val="es-EC" w:eastAsia="es-EC"/>
+        </w:rPr>
+        <w:t xml:space="preserve">• La </w:t>
+      </w:r>
+      <w:r>
+        <w:rPr>
+          <w:rFonts w:eastAsia="Times New Roman" w:cstheme="minorHAnsi"/>
+          <w:color w:val="000000"/>
+          <w:lang w:val="es-EC" w:eastAsia="es-EC"/>
+        </w:rPr>
+        <w:t>ejecución</w:t>
+      </w:r>
+      <w:r>
+        <w:rPr>
+          <w:rFonts w:eastAsia="Times New Roman" w:cstheme="minorHAnsi"/>
+          <w:color w:val="000000"/>
+          <w:lang w:val="es-EC" w:eastAsia="es-EC"/>
+        </w:rPr>
+        <w:t xml:space="preserve"> de ajustes de curvas, interpolación y análisis estadístico </w:t>
+      </w:r>
+      <w:r>
+        <w:rPr>
+          <w:rFonts w:eastAsia="Times New Roman" w:cstheme="minorHAnsi"/>
+          <w:color w:val="000000"/>
+          <w:lang w:val="es-EC" w:eastAsia="es-EC"/>
+        </w:rPr>
+        <w:t>ayudará</w:t>
+      </w:r>
+      <w:r>
+        <w:rPr>
+          <w:rFonts w:eastAsia="Times New Roman" w:cstheme="minorHAnsi"/>
+          <w:color w:val="000000"/>
+          <w:lang w:val="es-EC" w:eastAsia="es-EC"/>
+        </w:rPr>
+        <w:t xml:space="preserve"> a encontrar patrones de comportamiento </w:t>
+      </w:r>
+      <w:r>
+        <w:rPr>
+          <w:rFonts w:eastAsia="Times New Roman" w:cstheme="minorHAnsi"/>
+          <w:color w:val="000000"/>
+          <w:lang w:val="es-EC" w:eastAsia="es-EC"/>
+        </w:rPr>
+        <w:t>en</w:t>
+      </w:r>
+      <w:r>
+        <w:rPr>
+          <w:rFonts w:eastAsia="Times New Roman" w:cstheme="minorHAnsi"/>
+          <w:color w:val="000000"/>
+          <w:lang w:val="es-EC" w:eastAsia="es-EC"/>
+        </w:rPr>
+        <w:t xml:space="preserve"> del mercado de videojuegos, permitiendo interpretar </w:t>
+      </w:r>
+      <w:r>
+        <w:rPr>
+          <w:rFonts w:eastAsia="Times New Roman" w:cstheme="minorHAnsi"/>
+          <w:color w:val="000000"/>
+          <w:lang w:val="es-EC" w:eastAsia="es-EC"/>
+        </w:rPr>
+        <w:t xml:space="preserve">la </w:t>
+      </w:r>
+      <w:r>
+        <w:rPr>
+          <w:rFonts w:eastAsia="Times New Roman" w:cstheme="minorHAnsi"/>
+          <w:color w:val="000000"/>
+          <w:lang w:val="es-EC" w:eastAsia="es-EC"/>
+        </w:rPr>
+        <w:t xml:space="preserve"> de aceptación y </w:t>
+      </w:r>
+      <w:r>
+        <w:rPr>
+          <w:rFonts w:eastAsia="Times New Roman" w:cstheme="minorHAnsi"/>
+          <w:color w:val="000000"/>
+          <w:lang w:val="es-EC" w:eastAsia="es-EC"/>
+        </w:rPr>
+        <w:t>popularidad del videojuego</w:t>
+      </w:r>
+      <w:r>
+        <w:rPr>
+          <w:rFonts w:eastAsia="Times New Roman" w:cstheme="minorHAnsi"/>
+          <w:color w:val="000000"/>
+          <w:lang w:val="es-EC" w:eastAsia="es-EC"/>
+        </w:rPr>
+        <w:t>.</w:t>
+      </w:r>
+    </w:p>
+    <w:p>
+      <w:pPr>
+        <w:spacing w:after="0"/>
+        <w:jc w:val="both"/>
+        <w:rPr>
+          <w:rFonts w:eastAsia="Times New Roman" w:cstheme="minorHAnsi"/>
+          <w:color w:val="000000"/>
+          <w:lang w:val="es-EC" w:eastAsia="es-EC"/>
+        </w:rPr>
+      </w:pPr>
+    </w:p>
+    <w:p>
+      <w:pPr>
+        <w:spacing w:after="0"/>
+        <w:jc w:val="both"/>
+        <w:rPr>
+          <w:rFonts w:eastAsia="Times New Roman" w:cstheme="minorHAnsi"/>
+          <w:color w:val="000000"/>
+          <w:lang w:val="es-EC" w:eastAsia="es-EC"/>
+        </w:rPr>
       </w:pPr>
     </w:p>
     <w:p>
@@ -3786,7 +6534,7 @@
           <w:szCs w:val="28"/>
         </w:rPr>
       </w:pPr>
-      <w:bookmarkStart w:id="11" w:name="_Toc229939969"/>
+      <w:bookmarkStart w:id="13" w:name="_Toc229943118"/>
       <w:r>
         <w:rPr>
           <w:rFonts w:asciiTheme="minorHAnsi" w:hAnsiTheme="minorHAnsi" w:cstheme="minorHAnsi"/>
@@ -3797,7 +6545,7 @@
         </w:rPr>
         <w:t>RECOMENDACIONES</w:t>
       </w:r>
-      <w:bookmarkEnd w:id="11"/>
+      <w:bookmarkEnd w:id="13"/>
     </w:p>
     <w:p>
       <w:pPr>
@@ -3814,12 +6562,192 @@
         <w:jc w:val="both"/>
         <w:rPr>
           <w:rFonts w:cstheme="minorHAnsi"/>
+          <w:lang w:val="es-EC"/>
+        </w:rPr>
+      </w:pPr>
+      <w:r>
+        <w:rPr>
+          <w:rFonts w:cstheme="minorHAnsi"/>
+          <w:lang w:val="es-EC"/>
+        </w:rPr>
+        <w:t xml:space="preserve">• </w:t>
+      </w:r>
+      <w:r>
+        <w:rPr>
+          <w:rFonts w:cstheme="minorHAnsi"/>
+          <w:lang w:val="es-EC"/>
+        </w:rPr>
+        <w:t xml:space="preserve">Usar </w:t>
+      </w:r>
+      <w:proofErr w:type="spellStart"/>
+      <w:r>
+        <w:rPr>
+          <w:rFonts w:cstheme="minorHAnsi"/>
+          <w:lang w:val="es-EC"/>
+        </w:rPr>
+        <w:t>datasets</w:t>
+      </w:r>
+      <w:proofErr w:type="spellEnd"/>
+      <w:r>
+        <w:rPr>
+          <w:rFonts w:cstheme="minorHAnsi"/>
+          <w:lang w:val="es-EC"/>
+        </w:rPr>
+        <w:t xml:space="preserve"> provenientes de fuentes </w:t>
+      </w:r>
+      <w:r>
+        <w:rPr>
+          <w:rFonts w:cstheme="minorHAnsi"/>
+          <w:lang w:val="es-EC"/>
+        </w:rPr>
+        <w:t>confiables,</w:t>
+      </w:r>
+      <w:r>
+        <w:rPr>
+          <w:rFonts w:cstheme="minorHAnsi"/>
+          <w:lang w:val="es-EC"/>
+        </w:rPr>
+        <w:t xml:space="preserve"> de preferencia proporcionados por empresas de prestigio ya que se </w:t>
+      </w:r>
+      <w:r>
+        <w:rPr>
+          <w:rFonts w:cstheme="minorHAnsi"/>
+          <w:lang w:val="es-EC"/>
+        </w:rPr>
+        <w:t>necesitan</w:t>
+      </w:r>
+      <w:r>
+        <w:rPr>
+          <w:rFonts w:cstheme="minorHAnsi"/>
+          <w:lang w:val="es-EC"/>
+        </w:rPr>
+        <w:t xml:space="preserve"> </w:t>
+      </w:r>
+      <w:r>
+        <w:rPr>
+          <w:rFonts w:cstheme="minorHAnsi"/>
+          <w:lang w:val="es-EC"/>
+        </w:rPr>
+        <w:t>información</w:t>
+      </w:r>
+      <w:r>
+        <w:rPr>
+          <w:rFonts w:cstheme="minorHAnsi"/>
+          <w:lang w:val="es-EC"/>
+        </w:rPr>
+        <w:t xml:space="preserve"> </w:t>
+      </w:r>
+      <w:r>
+        <w:rPr>
+          <w:rFonts w:cstheme="minorHAnsi"/>
+          <w:lang w:val="es-EC"/>
+        </w:rPr>
+        <w:t>útil para analizar el comportamiento ligado a la vida real.</w:t>
+      </w:r>
+    </w:p>
+    <w:p>
+      <w:pPr>
+        <w:pStyle w:val="Sinespaciado"/>
+        <w:jc w:val="both"/>
+        <w:rPr>
+          <w:rFonts w:cstheme="minorHAnsi"/>
+          <w:lang w:val="es-EC"/>
+        </w:rPr>
+      </w:pPr>
+      <w:r>
+        <w:rPr>
+          <w:rFonts w:cstheme="minorHAnsi"/>
+          <w:lang w:val="es-EC"/>
+        </w:rPr>
+        <w:t xml:space="preserve">• Realizar </w:t>
+      </w:r>
+      <w:r>
+        <w:rPr>
+          <w:rFonts w:cstheme="minorHAnsi"/>
+          <w:lang w:val="es-EC"/>
+        </w:rPr>
+        <w:t>una interpretación minuciosa antes de seleccionar las variables tentativas a usarse en el modelo, ya que es necesario debido al gran volumen de datos.</w:t>
+      </w:r>
+    </w:p>
+    <w:p>
+      <w:pPr>
+        <w:pStyle w:val="Sinespaciado"/>
+        <w:jc w:val="both"/>
+        <w:rPr>
+          <w:rFonts w:cstheme="minorHAnsi"/>
+          <w:lang w:val="es-EC"/>
+        </w:rPr>
+      </w:pPr>
+      <w:r>
+        <w:rPr>
+          <w:rFonts w:cstheme="minorHAnsi"/>
+          <w:lang w:val="es-EC"/>
+        </w:rPr>
+        <w:t xml:space="preserve">• Utilizar herramientas y librerías especializadas de Python como Pandas, </w:t>
+      </w:r>
+      <w:proofErr w:type="spellStart"/>
+      <w:r>
+        <w:rPr>
+          <w:rFonts w:cstheme="minorHAnsi"/>
+          <w:lang w:val="es-EC"/>
+        </w:rPr>
+        <w:t>NumPy</w:t>
+      </w:r>
+      <w:proofErr w:type="spellEnd"/>
+      <w:r>
+        <w:rPr>
+          <w:rFonts w:cstheme="minorHAnsi"/>
+          <w:lang w:val="es-EC"/>
+        </w:rPr>
+        <w:t xml:space="preserve">, </w:t>
+      </w:r>
+      <w:proofErr w:type="spellStart"/>
+      <w:r>
+        <w:rPr>
+          <w:rFonts w:cstheme="minorHAnsi"/>
+          <w:lang w:val="es-EC"/>
+        </w:rPr>
+        <w:t>Matplotlib</w:t>
+      </w:r>
+      <w:proofErr w:type="spellEnd"/>
+      <w:r>
+        <w:rPr>
+          <w:rFonts w:cstheme="minorHAnsi"/>
+          <w:lang w:val="es-EC"/>
+        </w:rPr>
+        <w:t xml:space="preserve"> para optimizar el procesamiento de datos, visualización y construcción del modelo.</w:t>
+      </w:r>
+    </w:p>
+    <w:p>
+      <w:pPr>
+        <w:pStyle w:val="Sinespaciado"/>
+        <w:jc w:val="both"/>
+        <w:rPr>
+          <w:rFonts w:cstheme="minorHAnsi"/>
+          <w:lang w:val="es-EC"/>
+        </w:rPr>
+      </w:pPr>
+      <w:r>
+        <w:rPr>
+          <w:rFonts w:cstheme="minorHAnsi"/>
+          <w:lang w:val="es-EC"/>
+        </w:rPr>
+        <w:t>• Incluir en futuros trabajos variables adicionales como cantidad de jugadores activos, contenido descargable (DLC), presencia en redes sociales o soporte multijugador, ya que estos factores también pueden influir en la popularidad de un videojuego.</w:t>
+      </w:r>
+    </w:p>
+    <w:p>
+      <w:pPr>
+        <w:pStyle w:val="Sinespaciado"/>
+        <w:jc w:val="both"/>
+        <w:rPr>
+          <w:rFonts w:cstheme="minorHAnsi"/>
         </w:rPr>
       </w:pPr>
     </w:p>
     <w:p>
       <w:pPr>
         <w:pStyle w:val="Ttulo1"/>
+        <w:jc w:val="both"/>
         <w:rPr>
           <w:rFonts w:asciiTheme="minorHAnsi" w:hAnsiTheme="minorHAnsi" w:cstheme="minorHAnsi"/>
           <w:color w:val="000000" w:themeColor="text1"/>
@@ -3827,7 +6755,7 @@
           <w:szCs w:val="28"/>
         </w:rPr>
       </w:pPr>
-      <w:bookmarkStart w:id="12" w:name="_Toc229939970"/>
+      <w:bookmarkStart w:id="14" w:name="_Toc229943119"/>
       <w:r>
         <w:rPr>
           <w:rFonts w:asciiTheme="minorHAnsi" w:hAnsiTheme="minorHAnsi" w:cstheme="minorHAnsi"/>
@@ -3838,51 +6766,830 @@
         </w:rPr>
         <w:t>REFERENCIAS</w:t>
       </w:r>
-      <w:bookmarkEnd w:id="12"/>
+      <w:bookmarkEnd w:id="14"/>
     </w:p>
     <w:p>
       <w:pPr>
         <w:spacing w:after="0"/>
+        <w:jc w:val="both"/>
         <w:rPr>
           <w:rFonts w:eastAsia="Times New Roman" w:cstheme="minorHAnsi"/>
-          <w:i/>
-          <w:iCs/>
           <w:color w:val="000000"/>
           <w:lang w:val="es-EC" w:eastAsia="es-EC"/>
         </w:rPr>
       </w:pPr>
-      <w:r>
+    </w:p>
+    <w:p>
+      <w:pPr>
+        <w:spacing w:after="0"/>
+        <w:jc w:val="both"/>
         <w:rPr>
           <w:rFonts w:eastAsia="Times New Roman" w:cstheme="minorHAnsi"/>
-          <w:i/>
-          <w:iCs/>
           <w:color w:val="000000"/>
-          <w:highlight w:val="yellow"/>
           <w:lang w:val="es-EC" w:eastAsia="es-EC"/>
         </w:rPr>
-        <w:t>[</w:t>
-      </w:r>
+      </w:pPr>
       <w:r>
         <w:rPr>
           <w:rFonts w:eastAsia="Times New Roman" w:cstheme="minorHAnsi"/>
-          <w:i/>
-          <w:iCs/>
           <w:color w:val="000000"/>
-          <w:highlight w:val="yellow"/>
           <w:lang w:val="es-EC" w:eastAsia="es-EC"/>
         </w:rPr>
-        <w:t>en formato IEEE</w:t>
-      </w:r>
+        <w:t xml:space="preserve">[1] </w:t>
+      </w:r>
+      <w:proofErr w:type="spellStart"/>
       <w:r>
         <w:rPr>
           <w:rFonts w:eastAsia="Times New Roman" w:cstheme="minorHAnsi"/>
-          <w:i/>
-          <w:iCs/>
           <w:color w:val="000000"/>
-          <w:highlight w:val="yellow"/>
           <w:lang w:val="es-EC" w:eastAsia="es-EC"/>
         </w:rPr>
-        <w:t>]</w:t>
+        <w:t>NewbieIndieGameDev</w:t>
+      </w:r>
+      <w:proofErr w:type="spellEnd"/>
+      <w:r>
+        <w:rPr>
+          <w:rFonts w:eastAsia="Times New Roman" w:cstheme="minorHAnsi"/>
+          <w:color w:val="000000"/>
+          <w:lang w:val="es-EC" w:eastAsia="es-EC"/>
+        </w:rPr>
+        <w:t>, “</w:t>
+      </w:r>
+      <w:proofErr w:type="spellStart"/>
+      <w:r>
+        <w:rPr>
+          <w:rFonts w:eastAsia="Times New Roman" w:cstheme="minorHAnsi"/>
+          <w:color w:val="000000"/>
+          <w:lang w:val="es-EC" w:eastAsia="es-EC"/>
+        </w:rPr>
+        <w:t>Steam</w:t>
+      </w:r>
+      <w:proofErr w:type="spellEnd"/>
+      <w:r>
+        <w:rPr>
+          <w:rFonts w:eastAsia="Times New Roman" w:cstheme="minorHAnsi"/>
+          <w:color w:val="000000"/>
+          <w:lang w:val="es-EC" w:eastAsia="es-EC"/>
+        </w:rPr>
+        <w:t xml:space="preserve"> </w:t>
+      </w:r>
+      <w:proofErr w:type="spellStart"/>
+      <w:r>
+        <w:rPr>
+          <w:rFonts w:eastAsia="Times New Roman" w:cstheme="minorHAnsi"/>
+          <w:color w:val="000000"/>
+          <w:lang w:val="es-EC" w:eastAsia="es-EC"/>
+        </w:rPr>
+        <w:t>Insights</w:t>
+      </w:r>
+      <w:proofErr w:type="spellEnd"/>
+      <w:r>
+        <w:rPr>
+          <w:rFonts w:eastAsia="Times New Roman" w:cstheme="minorHAnsi"/>
+          <w:color w:val="000000"/>
+          <w:lang w:val="es-EC" w:eastAsia="es-EC"/>
+        </w:rPr>
+        <w:t>,” repositorio en GitHub. [En línea]. Disponible en: https://github.com/NewbieIndieGameDev/steam-insights. [Accedido: 17-may-2026].</w:t>
+      </w:r>
+    </w:p>
+    <w:p>
+      <w:pPr>
+        <w:pStyle w:val="NormalWeb"/>
+        <w:jc w:val="both"/>
+      </w:pPr>
+      <w:r>
+        <w:t xml:space="preserve">[2] The Pandas </w:t>
+      </w:r>
+      <w:proofErr w:type="spellStart"/>
+      <w:r>
+        <w:t>Development</w:t>
+      </w:r>
+      <w:proofErr w:type="spellEnd"/>
+      <w:r>
+        <w:t xml:space="preserve"> Team, “Pandas,” documentación oficial. [En línea]. Disponible en: </w:t>
+      </w:r>
+      <w:hyperlink r:id="rId11" w:tgtFrame="_new" w:history="1">
+        <w:r>
+          <w:rPr>
+            <w:rStyle w:val="Hipervnculo"/>
+          </w:rPr>
+          <w:t>https://pandas.pydata.org/</w:t>
+        </w:r>
+      </w:hyperlink>
+      <w:r>
+        <w:t>. [Accedido: 27-may-2026].</w:t>
+      </w:r>
+    </w:p>
+    <w:p>
+      <w:pPr>
+        <w:pStyle w:val="NormalWeb"/>
+        <w:jc w:val="both"/>
+      </w:pPr>
+      <w:r>
+        <w:t xml:space="preserve">[3] </w:t>
+      </w:r>
+      <w:proofErr w:type="spellStart"/>
+      <w:r>
+        <w:t>NumPy</w:t>
+      </w:r>
+      <w:proofErr w:type="spellEnd"/>
+      <w:r>
+        <w:t xml:space="preserve"> </w:t>
+      </w:r>
+      <w:proofErr w:type="spellStart"/>
+      <w:r>
+        <w:t>Developers</w:t>
+      </w:r>
+      <w:proofErr w:type="spellEnd"/>
+      <w:r>
+        <w:t>, “</w:t>
+      </w:r>
+      <w:proofErr w:type="spellStart"/>
+      <w:r>
+        <w:t>NumPy</w:t>
+      </w:r>
+      <w:proofErr w:type="spellEnd"/>
+      <w:r>
+        <w:t xml:space="preserve">,” documentación oficial. [En línea]. Disponible en: </w:t>
+      </w:r>
+      <w:hyperlink r:id="rId12" w:tgtFrame="_new" w:history="1">
+        <w:r>
+          <w:rPr>
+            <w:rStyle w:val="Hipervnculo"/>
+          </w:rPr>
+          <w:t>https://numpy.org/</w:t>
+        </w:r>
+      </w:hyperlink>
+      <w:r>
+        <w:t>. [Accedido: 27-may-2026].</w:t>
+      </w:r>
+    </w:p>
+    <w:p>
+      <w:pPr>
+        <w:pStyle w:val="NormalWeb"/>
+        <w:jc w:val="both"/>
+      </w:pPr>
+      <w:r>
+        <w:t xml:space="preserve">[4] </w:t>
+      </w:r>
+      <w:proofErr w:type="spellStart"/>
+      <w:r>
+        <w:t>Matplotlib</w:t>
+      </w:r>
+      <w:proofErr w:type="spellEnd"/>
+      <w:r>
+        <w:t xml:space="preserve"> </w:t>
+      </w:r>
+      <w:proofErr w:type="spellStart"/>
+      <w:r>
+        <w:t>Development</w:t>
+      </w:r>
+      <w:proofErr w:type="spellEnd"/>
+      <w:r>
+        <w:t xml:space="preserve"> Team, “</w:t>
+      </w:r>
+      <w:proofErr w:type="spellStart"/>
+      <w:r>
+        <w:t>Matplotlib</w:t>
+      </w:r>
+      <w:proofErr w:type="spellEnd"/>
+      <w:r>
+        <w:t xml:space="preserve">,” documentación oficial. [En línea]. Disponible en: </w:t>
+      </w:r>
+      <w:hyperlink r:id="rId13" w:tgtFrame="_new" w:history="1">
+        <w:r>
+          <w:rPr>
+            <w:rStyle w:val="Hipervnculo"/>
+          </w:rPr>
+          <w:t>https://matplotlib.org/</w:t>
+        </w:r>
+      </w:hyperlink>
+      <w:r>
+        <w:t>. [Accedido: 27-may-2026].</w:t>
+      </w:r>
+    </w:p>
+    <w:p>
+      <w:pPr>
+        <w:pStyle w:val="NormalWeb"/>
+      </w:pPr>
+    </w:p>
+    <w:p>
+      <w:pPr>
+        <w:spacing w:after="0"/>
+        <w:jc w:val="both"/>
+        <w:rPr>
+          <w:rFonts w:eastAsia="Times New Roman" w:cstheme="minorHAnsi"/>
+          <w:color w:val="000000"/>
+          <w:lang w:val="es-EC" w:eastAsia="es-EC"/>
+        </w:rPr>
+      </w:pPr>
+      <w:r>
+        <w:rPr>
+          <w:rFonts w:eastAsia="Times New Roman" w:cstheme="minorHAnsi"/>
+          <w:color w:val="000000"/>
+          <w:lang w:val="es-EC" w:eastAsia="es-EC"/>
+        </w:rPr>
+        <w:t xml:space="preserve">[5] Chen, L. (2024). A Comprehensive </w:t>
+      </w:r>
+      <w:proofErr w:type="spellStart"/>
+      <w:r>
+        <w:rPr>
+          <w:rFonts w:eastAsia="Times New Roman" w:cstheme="minorHAnsi"/>
+          <w:color w:val="000000"/>
+          <w:lang w:val="es-EC" w:eastAsia="es-EC"/>
+        </w:rPr>
+        <w:t>Analysis</w:t>
+      </w:r>
+      <w:proofErr w:type="spellEnd"/>
+      <w:r>
+        <w:rPr>
+          <w:rFonts w:eastAsia="Times New Roman" w:cstheme="minorHAnsi"/>
+          <w:color w:val="000000"/>
+          <w:lang w:val="es-EC" w:eastAsia="es-EC"/>
+        </w:rPr>
+        <w:t xml:space="preserve"> </w:t>
+      </w:r>
+      <w:proofErr w:type="spellStart"/>
+      <w:r>
+        <w:rPr>
+          <w:rFonts w:eastAsia="Times New Roman" w:cstheme="minorHAnsi"/>
+          <w:color w:val="000000"/>
+          <w:lang w:val="es-EC" w:eastAsia="es-EC"/>
+        </w:rPr>
+        <w:t>of</w:t>
+      </w:r>
+      <w:proofErr w:type="spellEnd"/>
+      <w:r>
+        <w:rPr>
+          <w:rFonts w:eastAsia="Times New Roman" w:cstheme="minorHAnsi"/>
+          <w:color w:val="000000"/>
+          <w:lang w:val="es-EC" w:eastAsia="es-EC"/>
+        </w:rPr>
+        <w:t xml:space="preserve"> </w:t>
+      </w:r>
+      <w:proofErr w:type="spellStart"/>
+      <w:r>
+        <w:rPr>
+          <w:rFonts w:eastAsia="Times New Roman" w:cstheme="minorHAnsi"/>
+          <w:color w:val="000000"/>
+          <w:lang w:val="es-EC" w:eastAsia="es-EC"/>
+        </w:rPr>
+        <w:t>Game</w:t>
+      </w:r>
+      <w:proofErr w:type="spellEnd"/>
+      <w:r>
+        <w:rPr>
+          <w:rFonts w:eastAsia="Times New Roman" w:cstheme="minorHAnsi"/>
+          <w:color w:val="000000"/>
+          <w:lang w:val="es-EC" w:eastAsia="es-EC"/>
+        </w:rPr>
+        <w:t xml:space="preserve"> Success: </w:t>
+      </w:r>
+      <w:proofErr w:type="spellStart"/>
+      <w:r>
+        <w:rPr>
+          <w:rFonts w:eastAsia="Times New Roman" w:cstheme="minorHAnsi"/>
+          <w:color w:val="000000"/>
+          <w:lang w:val="es-EC" w:eastAsia="es-EC"/>
+        </w:rPr>
+        <w:t>Synergy</w:t>
+      </w:r>
+      <w:proofErr w:type="spellEnd"/>
+      <w:r>
+        <w:rPr>
+          <w:rFonts w:eastAsia="Times New Roman" w:cstheme="minorHAnsi"/>
+          <w:color w:val="000000"/>
+          <w:lang w:val="es-EC" w:eastAsia="es-EC"/>
+        </w:rPr>
+        <w:t xml:space="preserve"> Between </w:t>
+      </w:r>
+      <w:proofErr w:type="spellStart"/>
+      <w:r>
+        <w:rPr>
+          <w:rFonts w:eastAsia="Times New Roman" w:cstheme="minorHAnsi"/>
+          <w:color w:val="000000"/>
+          <w:lang w:val="es-EC" w:eastAsia="es-EC"/>
+        </w:rPr>
+        <w:t>Quality</w:t>
+      </w:r>
+      <w:proofErr w:type="spellEnd"/>
+      <w:r>
+        <w:rPr>
+          <w:rFonts w:eastAsia="Times New Roman" w:cstheme="minorHAnsi"/>
+          <w:color w:val="000000"/>
+          <w:lang w:val="es-EC" w:eastAsia="es-EC"/>
+        </w:rPr>
+        <w:t xml:space="preserve">, Brand, and Market. </w:t>
+      </w:r>
+      <w:proofErr w:type="spellStart"/>
+      <w:r>
+        <w:rPr>
+          <w:rFonts w:eastAsia="Times New Roman" w:cstheme="minorHAnsi"/>
+          <w:color w:val="000000"/>
+          <w:lang w:val="es-EC" w:eastAsia="es-EC"/>
+        </w:rPr>
+        <w:t>Applied</w:t>
+      </w:r>
+      <w:proofErr w:type="spellEnd"/>
+      <w:r>
+        <w:rPr>
+          <w:rFonts w:eastAsia="Times New Roman" w:cstheme="minorHAnsi"/>
+          <w:color w:val="000000"/>
+          <w:lang w:val="es-EC" w:eastAsia="es-EC"/>
+        </w:rPr>
+        <w:t xml:space="preserve"> and </w:t>
+      </w:r>
+      <w:proofErr w:type="spellStart"/>
+      <w:r>
+        <w:rPr>
+          <w:rFonts w:eastAsia="Times New Roman" w:cstheme="minorHAnsi"/>
+          <w:color w:val="000000"/>
+          <w:lang w:val="es-EC" w:eastAsia="es-EC"/>
+        </w:rPr>
+        <w:t>Computational</w:t>
+      </w:r>
+      <w:proofErr w:type="spellEnd"/>
+      <w:r>
+        <w:rPr>
+          <w:rFonts w:eastAsia="Times New Roman" w:cstheme="minorHAnsi"/>
+          <w:color w:val="000000"/>
+          <w:lang w:val="es-EC" w:eastAsia="es-EC"/>
+        </w:rPr>
+        <w:t xml:space="preserve"> </w:t>
+      </w:r>
+      <w:proofErr w:type="spellStart"/>
+      <w:r>
+        <w:rPr>
+          <w:rFonts w:eastAsia="Times New Roman" w:cstheme="minorHAnsi"/>
+          <w:color w:val="000000"/>
+          <w:lang w:val="es-EC" w:eastAsia="es-EC"/>
+        </w:rPr>
+        <w:t>Engineering</w:t>
+      </w:r>
+      <w:proofErr w:type="spellEnd"/>
+      <w:r>
+        <w:rPr>
+          <w:rFonts w:eastAsia="Times New Roman" w:cstheme="minorHAnsi"/>
+          <w:color w:val="000000"/>
+          <w:lang w:val="es-EC" w:eastAsia="es-EC"/>
+        </w:rPr>
+        <w:t>, 110(1), 12-18. https://doi.org/10.54254/2755-2721/110/2024MELB0101</w:t>
+      </w:r>
+    </w:p>
+    <w:p>
+      <w:pPr>
+        <w:spacing w:after="0"/>
+        <w:jc w:val="both"/>
+        <w:rPr>
+          <w:rFonts w:eastAsia="Times New Roman" w:cstheme="minorHAnsi"/>
+          <w:color w:val="000000"/>
+          <w:lang w:val="es-EC" w:eastAsia="es-EC"/>
+        </w:rPr>
+      </w:pPr>
+    </w:p>
+    <w:p>
+      <w:pPr>
+        <w:spacing w:after="0"/>
+        <w:jc w:val="both"/>
+        <w:rPr>
+          <w:rFonts w:eastAsia="Times New Roman" w:cstheme="minorHAnsi"/>
+          <w:color w:val="000000"/>
+          <w:lang w:val="es-EC" w:eastAsia="es-EC"/>
+        </w:rPr>
+      </w:pPr>
+      <w:r>
+        <w:rPr>
+          <w:rFonts w:eastAsia="Times New Roman" w:cstheme="minorHAnsi"/>
+          <w:color w:val="000000"/>
+          <w:lang w:val="es-EC" w:eastAsia="es-EC"/>
+        </w:rPr>
+        <w:t xml:space="preserve">[6] Grm, J., &amp; </w:t>
+      </w:r>
+      <w:proofErr w:type="spellStart"/>
+      <w:r>
+        <w:rPr>
+          <w:rFonts w:eastAsia="Times New Roman" w:cstheme="minorHAnsi"/>
+          <w:color w:val="000000"/>
+          <w:lang w:val="es-EC" w:eastAsia="es-EC"/>
+        </w:rPr>
+        <w:t>Šubelj</w:t>
+      </w:r>
+      <w:proofErr w:type="spellEnd"/>
+      <w:r>
+        <w:rPr>
+          <w:rFonts w:eastAsia="Times New Roman" w:cstheme="minorHAnsi"/>
+          <w:color w:val="000000"/>
+          <w:lang w:val="es-EC" w:eastAsia="es-EC"/>
+        </w:rPr>
+        <w:t xml:space="preserve">, L. (2021). </w:t>
+      </w:r>
+      <w:proofErr w:type="spellStart"/>
+      <w:r>
+        <w:rPr>
+          <w:rFonts w:eastAsia="Times New Roman" w:cstheme="minorHAnsi"/>
+          <w:color w:val="000000"/>
+          <w:lang w:val="es-EC" w:eastAsia="es-EC"/>
+        </w:rPr>
+        <w:t>Predicting</w:t>
+      </w:r>
+      <w:proofErr w:type="spellEnd"/>
+      <w:r>
+        <w:rPr>
+          <w:rFonts w:eastAsia="Times New Roman" w:cstheme="minorHAnsi"/>
+          <w:color w:val="000000"/>
+          <w:lang w:val="es-EC" w:eastAsia="es-EC"/>
+        </w:rPr>
+        <w:t xml:space="preserve"> </w:t>
+      </w:r>
+      <w:proofErr w:type="spellStart"/>
+      <w:r>
+        <w:rPr>
+          <w:rFonts w:eastAsia="Times New Roman" w:cstheme="minorHAnsi"/>
+          <w:color w:val="000000"/>
+          <w:lang w:val="es-EC" w:eastAsia="es-EC"/>
+        </w:rPr>
+        <w:t>the</w:t>
+      </w:r>
+      <w:proofErr w:type="spellEnd"/>
+      <w:r>
+        <w:rPr>
+          <w:rFonts w:eastAsia="Times New Roman" w:cstheme="minorHAnsi"/>
+          <w:color w:val="000000"/>
+          <w:lang w:val="es-EC" w:eastAsia="es-EC"/>
+        </w:rPr>
+        <w:t xml:space="preserve"> </w:t>
+      </w:r>
+      <w:proofErr w:type="spellStart"/>
+      <w:r>
+        <w:rPr>
+          <w:rFonts w:eastAsia="Times New Roman" w:cstheme="minorHAnsi"/>
+          <w:color w:val="000000"/>
+          <w:lang w:val="es-EC" w:eastAsia="es-EC"/>
+        </w:rPr>
+        <w:t>Popularity</w:t>
+      </w:r>
+      <w:proofErr w:type="spellEnd"/>
+      <w:r>
+        <w:rPr>
+          <w:rFonts w:eastAsia="Times New Roman" w:cstheme="minorHAnsi"/>
+          <w:color w:val="000000"/>
+          <w:lang w:val="es-EC" w:eastAsia="es-EC"/>
+        </w:rPr>
+        <w:t xml:space="preserve"> </w:t>
+      </w:r>
+      <w:proofErr w:type="spellStart"/>
+      <w:r>
+        <w:rPr>
+          <w:rFonts w:eastAsia="Times New Roman" w:cstheme="minorHAnsi"/>
+          <w:color w:val="000000"/>
+          <w:lang w:val="es-EC" w:eastAsia="es-EC"/>
+        </w:rPr>
+        <w:t>of</w:t>
+      </w:r>
+      <w:proofErr w:type="spellEnd"/>
+      <w:r>
+        <w:rPr>
+          <w:rFonts w:eastAsia="Times New Roman" w:cstheme="minorHAnsi"/>
+          <w:color w:val="000000"/>
+          <w:lang w:val="es-EC" w:eastAsia="es-EC"/>
+        </w:rPr>
+        <w:t xml:space="preserve"> Games </w:t>
+      </w:r>
+      <w:proofErr w:type="spellStart"/>
+      <w:r>
+        <w:rPr>
+          <w:rFonts w:eastAsia="Times New Roman" w:cstheme="minorHAnsi"/>
+          <w:color w:val="000000"/>
+          <w:lang w:val="es-EC" w:eastAsia="es-EC"/>
+        </w:rPr>
+        <w:t>on</w:t>
+      </w:r>
+      <w:proofErr w:type="spellEnd"/>
+      <w:r>
+        <w:rPr>
+          <w:rFonts w:eastAsia="Times New Roman" w:cstheme="minorHAnsi"/>
+          <w:color w:val="000000"/>
+          <w:lang w:val="es-EC" w:eastAsia="es-EC"/>
+        </w:rPr>
+        <w:t xml:space="preserve"> </w:t>
+      </w:r>
+      <w:proofErr w:type="spellStart"/>
+      <w:r>
+        <w:rPr>
+          <w:rFonts w:eastAsia="Times New Roman" w:cstheme="minorHAnsi"/>
+          <w:color w:val="000000"/>
+          <w:lang w:val="es-EC" w:eastAsia="es-EC"/>
+        </w:rPr>
+        <w:t>Steam</w:t>
+      </w:r>
+      <w:proofErr w:type="spellEnd"/>
+      <w:r>
+        <w:rPr>
+          <w:rFonts w:eastAsia="Times New Roman" w:cstheme="minorHAnsi"/>
+          <w:color w:val="000000"/>
+          <w:lang w:val="es-EC" w:eastAsia="es-EC"/>
+        </w:rPr>
+        <w:t xml:space="preserve">. </w:t>
+      </w:r>
+      <w:proofErr w:type="spellStart"/>
+      <w:r>
+        <w:rPr>
+          <w:rFonts w:eastAsia="Times New Roman" w:cstheme="minorHAnsi"/>
+          <w:color w:val="000000"/>
+          <w:lang w:val="es-EC" w:eastAsia="es-EC"/>
+        </w:rPr>
+        <w:t>arXiv</w:t>
+      </w:r>
+      <w:proofErr w:type="spellEnd"/>
+      <w:r>
+        <w:rPr>
+          <w:rFonts w:eastAsia="Times New Roman" w:cstheme="minorHAnsi"/>
+          <w:color w:val="000000"/>
+          <w:lang w:val="es-EC" w:eastAsia="es-EC"/>
+        </w:rPr>
+        <w:t xml:space="preserve"> </w:t>
+      </w:r>
+      <w:proofErr w:type="spellStart"/>
+      <w:r>
+        <w:rPr>
+          <w:rFonts w:eastAsia="Times New Roman" w:cstheme="minorHAnsi"/>
+          <w:color w:val="000000"/>
+          <w:lang w:val="es-EC" w:eastAsia="es-EC"/>
+        </w:rPr>
+        <w:t>preprint</w:t>
+      </w:r>
+      <w:proofErr w:type="spellEnd"/>
+      <w:r>
+        <w:rPr>
+          <w:rFonts w:eastAsia="Times New Roman" w:cstheme="minorHAnsi"/>
+          <w:color w:val="000000"/>
+          <w:lang w:val="es-EC" w:eastAsia="es-EC"/>
+        </w:rPr>
+        <w:t xml:space="preserve"> arXiv:2110.02896. https://doi.org/10.48550/arXiv.2110.02896</w:t>
+      </w:r>
+    </w:p>
+    <w:p>
+      <w:pPr>
+        <w:spacing w:after="0"/>
+        <w:jc w:val="both"/>
+        <w:rPr>
+          <w:rFonts w:eastAsia="Times New Roman" w:cstheme="minorHAnsi"/>
+          <w:color w:val="000000"/>
+          <w:lang w:val="es-EC" w:eastAsia="es-EC"/>
+        </w:rPr>
+      </w:pPr>
+    </w:p>
+    <w:p>
+      <w:pPr>
+        <w:spacing w:after="0"/>
+        <w:jc w:val="both"/>
+        <w:rPr>
+          <w:rFonts w:eastAsia="Times New Roman" w:cstheme="minorHAnsi"/>
+          <w:color w:val="000000"/>
+          <w:lang w:val="es-EC" w:eastAsia="es-EC"/>
+        </w:rPr>
+      </w:pPr>
+      <w:r>
+        <w:rPr>
+          <w:rFonts w:eastAsia="Times New Roman" w:cstheme="minorHAnsi"/>
+          <w:color w:val="000000"/>
+          <w:lang w:val="es-EC" w:eastAsia="es-EC"/>
+        </w:rPr>
+        <w:t xml:space="preserve">[7] Robinson, D. A. (2020). </w:t>
+      </w:r>
+      <w:proofErr w:type="spellStart"/>
+      <w:r>
+        <w:rPr>
+          <w:rFonts w:eastAsia="Times New Roman" w:cstheme="minorHAnsi"/>
+          <w:color w:val="000000"/>
+          <w:lang w:val="es-EC" w:eastAsia="es-EC"/>
+        </w:rPr>
+        <w:t>Predicting</w:t>
+      </w:r>
+      <w:proofErr w:type="spellEnd"/>
+      <w:r>
+        <w:rPr>
+          <w:rFonts w:eastAsia="Times New Roman" w:cstheme="minorHAnsi"/>
+          <w:color w:val="000000"/>
+          <w:lang w:val="es-EC" w:eastAsia="es-EC"/>
+        </w:rPr>
+        <w:t xml:space="preserve"> </w:t>
+      </w:r>
+      <w:proofErr w:type="spellStart"/>
+      <w:r>
+        <w:rPr>
+          <w:rFonts w:eastAsia="Times New Roman" w:cstheme="minorHAnsi"/>
+          <w:color w:val="000000"/>
+          <w:lang w:val="es-EC" w:eastAsia="es-EC"/>
+        </w:rPr>
+        <w:t>the</w:t>
+      </w:r>
+      <w:proofErr w:type="spellEnd"/>
+      <w:r>
+        <w:rPr>
+          <w:rFonts w:eastAsia="Times New Roman" w:cstheme="minorHAnsi"/>
+          <w:color w:val="000000"/>
+          <w:lang w:val="es-EC" w:eastAsia="es-EC"/>
+        </w:rPr>
+        <w:t xml:space="preserve"> </w:t>
+      </w:r>
+      <w:proofErr w:type="spellStart"/>
+      <w:r>
+        <w:rPr>
+          <w:rFonts w:eastAsia="Times New Roman" w:cstheme="minorHAnsi"/>
+          <w:color w:val="000000"/>
+          <w:lang w:val="es-EC" w:eastAsia="es-EC"/>
+        </w:rPr>
+        <w:t>Popularity</w:t>
+      </w:r>
+      <w:proofErr w:type="spellEnd"/>
+      <w:r>
+        <w:rPr>
+          <w:rFonts w:eastAsia="Times New Roman" w:cstheme="minorHAnsi"/>
+          <w:color w:val="000000"/>
+          <w:lang w:val="es-EC" w:eastAsia="es-EC"/>
+        </w:rPr>
+        <w:t xml:space="preserve"> </w:t>
+      </w:r>
+      <w:proofErr w:type="spellStart"/>
+      <w:r>
+        <w:rPr>
+          <w:rFonts w:eastAsia="Times New Roman" w:cstheme="minorHAnsi"/>
+          <w:color w:val="000000"/>
+          <w:lang w:val="es-EC" w:eastAsia="es-EC"/>
+        </w:rPr>
+        <w:t>of</w:t>
+      </w:r>
+      <w:proofErr w:type="spellEnd"/>
+      <w:r>
+        <w:rPr>
+          <w:rFonts w:eastAsia="Times New Roman" w:cstheme="minorHAnsi"/>
+          <w:color w:val="000000"/>
+          <w:lang w:val="es-EC" w:eastAsia="es-EC"/>
+        </w:rPr>
+        <w:t xml:space="preserve"> Independent Video Games </w:t>
+      </w:r>
+      <w:proofErr w:type="spellStart"/>
+      <w:r>
+        <w:rPr>
+          <w:rFonts w:eastAsia="Times New Roman" w:cstheme="minorHAnsi"/>
+          <w:color w:val="000000"/>
+          <w:lang w:val="es-EC" w:eastAsia="es-EC"/>
+        </w:rPr>
+        <w:t>on</w:t>
+      </w:r>
+      <w:proofErr w:type="spellEnd"/>
+      <w:r>
+        <w:rPr>
+          <w:rFonts w:eastAsia="Times New Roman" w:cstheme="minorHAnsi"/>
+          <w:color w:val="000000"/>
+          <w:lang w:val="es-EC" w:eastAsia="es-EC"/>
+        </w:rPr>
+        <w:t xml:space="preserve"> </w:t>
+      </w:r>
+      <w:proofErr w:type="spellStart"/>
+      <w:r>
+        <w:rPr>
+          <w:rFonts w:eastAsia="Times New Roman" w:cstheme="minorHAnsi"/>
+          <w:color w:val="000000"/>
+          <w:lang w:val="es-EC" w:eastAsia="es-EC"/>
+        </w:rPr>
+        <w:t>the</w:t>
+      </w:r>
+      <w:proofErr w:type="spellEnd"/>
+      <w:r>
+        <w:rPr>
+          <w:rFonts w:eastAsia="Times New Roman" w:cstheme="minorHAnsi"/>
+          <w:color w:val="000000"/>
+          <w:lang w:val="es-EC" w:eastAsia="es-EC"/>
+        </w:rPr>
+        <w:t xml:space="preserve"> </w:t>
+      </w:r>
+      <w:proofErr w:type="spellStart"/>
+      <w:r>
+        <w:rPr>
+          <w:rFonts w:eastAsia="Times New Roman" w:cstheme="minorHAnsi"/>
+          <w:color w:val="000000"/>
+          <w:lang w:val="es-EC" w:eastAsia="es-EC"/>
+        </w:rPr>
+        <w:t>Steam</w:t>
+      </w:r>
+      <w:proofErr w:type="spellEnd"/>
+      <w:r>
+        <w:rPr>
+          <w:rFonts w:eastAsia="Times New Roman" w:cstheme="minorHAnsi"/>
+          <w:color w:val="000000"/>
+          <w:lang w:val="es-EC" w:eastAsia="es-EC"/>
+        </w:rPr>
+        <w:t xml:space="preserve"> </w:t>
+      </w:r>
+      <w:proofErr w:type="spellStart"/>
+      <w:r>
+        <w:rPr>
+          <w:rFonts w:eastAsia="Times New Roman" w:cstheme="minorHAnsi"/>
+          <w:color w:val="000000"/>
+          <w:lang w:val="es-EC" w:eastAsia="es-EC"/>
+        </w:rPr>
+        <w:t>Platform</w:t>
+      </w:r>
+      <w:proofErr w:type="spellEnd"/>
+      <w:r>
+        <w:rPr>
+          <w:rFonts w:eastAsia="Times New Roman" w:cstheme="minorHAnsi"/>
+          <w:color w:val="000000"/>
+          <w:lang w:val="es-EC" w:eastAsia="es-EC"/>
+        </w:rPr>
+        <w:t xml:space="preserve"> (</w:t>
+      </w:r>
+      <w:proofErr w:type="spellStart"/>
+      <w:r>
+        <w:rPr>
+          <w:rFonts w:eastAsia="Times New Roman" w:cstheme="minorHAnsi"/>
+          <w:color w:val="000000"/>
+          <w:lang w:val="es-EC" w:eastAsia="es-EC"/>
+        </w:rPr>
+        <w:t>Master's</w:t>
+      </w:r>
+      <w:proofErr w:type="spellEnd"/>
+      <w:r>
+        <w:rPr>
+          <w:rFonts w:eastAsia="Times New Roman" w:cstheme="minorHAnsi"/>
+          <w:color w:val="000000"/>
+          <w:lang w:val="es-EC" w:eastAsia="es-EC"/>
+        </w:rPr>
+        <w:t xml:space="preserve"> </w:t>
+      </w:r>
+      <w:proofErr w:type="spellStart"/>
+      <w:r>
+        <w:rPr>
+          <w:rFonts w:eastAsia="Times New Roman" w:cstheme="minorHAnsi"/>
+          <w:color w:val="000000"/>
+          <w:lang w:val="es-EC" w:eastAsia="es-EC"/>
+        </w:rPr>
+        <w:t>thesis</w:t>
+      </w:r>
+      <w:proofErr w:type="spellEnd"/>
+      <w:r>
+        <w:rPr>
+          <w:rFonts w:eastAsia="Times New Roman" w:cstheme="minorHAnsi"/>
+          <w:color w:val="000000"/>
+          <w:lang w:val="es-EC" w:eastAsia="es-EC"/>
+        </w:rPr>
+        <w:t xml:space="preserve">, </w:t>
+      </w:r>
+      <w:proofErr w:type="spellStart"/>
+      <w:r>
+        <w:rPr>
+          <w:rFonts w:eastAsia="Times New Roman" w:cstheme="minorHAnsi"/>
+          <w:color w:val="000000"/>
+          <w:lang w:val="es-EC" w:eastAsia="es-EC"/>
+        </w:rPr>
+        <w:t>University</w:t>
+      </w:r>
+      <w:proofErr w:type="spellEnd"/>
+      <w:r>
+        <w:rPr>
+          <w:rFonts w:eastAsia="Times New Roman" w:cstheme="minorHAnsi"/>
+          <w:color w:val="000000"/>
+          <w:lang w:val="es-EC" w:eastAsia="es-EC"/>
+        </w:rPr>
+        <w:t xml:space="preserve"> </w:t>
+      </w:r>
+      <w:proofErr w:type="spellStart"/>
+      <w:r>
+        <w:rPr>
+          <w:rFonts w:eastAsia="Times New Roman" w:cstheme="minorHAnsi"/>
+          <w:color w:val="000000"/>
+          <w:lang w:val="es-EC" w:eastAsia="es-EC"/>
+        </w:rPr>
+        <w:t>of</w:t>
+      </w:r>
+      <w:proofErr w:type="spellEnd"/>
+      <w:r>
+        <w:rPr>
+          <w:rFonts w:eastAsia="Times New Roman" w:cstheme="minorHAnsi"/>
+          <w:color w:val="000000"/>
+          <w:lang w:val="es-EC" w:eastAsia="es-EC"/>
+        </w:rPr>
+        <w:t xml:space="preserve"> North Carolina at Chapel Hill). Carolina Digital </w:t>
+      </w:r>
+      <w:proofErr w:type="spellStart"/>
+      <w:r>
+        <w:rPr>
+          <w:rFonts w:eastAsia="Times New Roman" w:cstheme="minorHAnsi"/>
+          <w:color w:val="000000"/>
+          <w:lang w:val="es-EC" w:eastAsia="es-EC"/>
+        </w:rPr>
+        <w:t>Repository</w:t>
+      </w:r>
+      <w:proofErr w:type="spellEnd"/>
+      <w:r>
+        <w:rPr>
+          <w:rFonts w:eastAsia="Times New Roman" w:cstheme="minorHAnsi"/>
+          <w:color w:val="000000"/>
+          <w:lang w:val="es-EC" w:eastAsia="es-EC"/>
+        </w:rPr>
+        <w:t>. https://doi.org/10.17615/aaj0-x494</w:t>
       </w:r>
     </w:p>
     <w:bookmarkEnd w:id="0"/>
@@ -3907,7 +7614,7 @@
 </file>
 
 <file path=word/endnotes.xml><?xml version="1.0" encoding="utf-8"?>
-<w:endnotes xmlns:wpc="http://schemas.microsoft.com/office/word/2010/wordprocessingCanvas" xmlns:cx="http://schemas.microsoft.com/office/drawing/2014/chartex" xmlns:cx1="http://schemas.microsoft.com/office/drawing/2015/9/8/chartex" xmlns:cx2="http://schemas.microsoft.com/office/drawing/2015/10/21/chartex" xmlns:cx3="http://schemas.microsoft.com/office/drawing/2016/5/9/chartex" xmlns:cx4="http://schemas.microsoft.com/office/drawing/2016/5/10/chartex" xmlns:cx5="http://schemas.microsoft.com/office/drawing/2016/5/11/chartex" xmlns:cx6="http://schemas.microsoft.com/office/drawing/2016/5/12/chartex" xmlns:cx7="http://schemas.microsoft.com/office/drawing/2016/5/13/chartex" xmlns:cx8="http://schemas.microsoft.com/office/drawing/2016/5/14/chartex" xmlns:mc="http://schemas.openxmlformats.org/markup-compatibility/2006" xmlns:aink="http://schemas.microsoft.com/office/drawing/2016/ink" xmlns:am3d="http://schemas.microsoft.com/office/drawing/2017/model3d" xmlns:o="urn:schemas-microsoft-com:office:office" xmlns:r="http://schemas.openxmlformats.org/officeDocument/2006/relationships" xmlns:m="http://schemas.openxmlformats.org/officeDocument/2006/math" xmlns:v="urn:schemas-microsoft-com:vml" xmlns:wp14="http://schemas.microsoft.com/office/word/2010/wordprocessingDrawing" xmlns:wp="http://schemas.openxmlformats.org/drawingml/2006/wordprocessingDrawing" xmlns:w10="urn:schemas-microsoft-com:office:word" xmlns:w="http://schemas.openxmlformats.org/wordprocessingml/2006/main" xmlns:w14="http://schemas.microsoft.com/office/word/2010/wordml" xmlns:w15="http://schemas.microsoft.com/office/word/2012/wordml" xmlns:w16cex="http://schemas.microsoft.com/office/word/2018/wordml/cex" xmlns:w16cid="http://schemas.microsoft.com/office/word/2016/wordml/cid" xmlns:w16="http://schemas.microsoft.com/office/word/2018/wordml" xmlns:w16sdtdh="http://schemas.microsoft.com/office/word/2020/wordml/sdtdatahash" xmlns:w16se="http://schemas.microsoft.com/office/word/2015/wordml/symex" xmlns:wpg="http://schemas.microsoft.com/office/word/2010/wordprocessingGroup" xmlns:wpi="http://schemas.microsoft.com/office/word/2010/wordprocessingInk" xmlns:wne="http://schemas.microsoft.com/office/word/2006/wordml" xmlns:wps="http://schemas.microsoft.com/office/word/2010/wordprocessingShape" mc:Ignorable="w14 w15 w16se w16cid w16 w16cex w16sdtdh wp14">
+<w:endnotes xmlns:wpc="http://schemas.microsoft.com/office/word/2010/wordprocessingCanvas" xmlns:cx="http://schemas.microsoft.com/office/drawing/2014/chartex" xmlns:cx1="http://schemas.microsoft.com/office/drawing/2015/9/8/chartex" xmlns:cx2="http://schemas.microsoft.com/office/drawing/2015/10/21/chartex" xmlns:cx3="http://schemas.microsoft.com/office/drawing/2016/5/9/chartex" xmlns:cx4="http://schemas.microsoft.com/office/drawing/2016/5/10/chartex" xmlns:cx5="http://schemas.microsoft.com/office/drawing/2016/5/11/chartex" xmlns:cx6="http://schemas.microsoft.com/office/drawing/2016/5/12/chartex" xmlns:cx7="http://schemas.microsoft.com/office/drawing/2016/5/13/chartex" xmlns:cx8="http://schemas.microsoft.com/office/drawing/2016/5/14/chartex" xmlns:mc="http://schemas.openxmlformats.org/markup-compatibility/2006" xmlns:aink="http://schemas.microsoft.com/office/drawing/2016/ink" xmlns:am3d="http://schemas.microsoft.com/office/drawing/2017/model3d" xmlns:o="urn:schemas-microsoft-com:office:office" xmlns:oel="http://schemas.microsoft.com/office/2019/extlst" xmlns:r="http://schemas.openxmlformats.org/officeDocument/2006/relationships" xmlns:m="http://schemas.openxmlformats.org/officeDocument/2006/math" xmlns:v="urn:schemas-microsoft-com:vml" xmlns:wp14="http://schemas.microsoft.com/office/word/2010/wordprocessingDrawing" xmlns:wp="http://schemas.openxmlformats.org/drawingml/2006/wordprocessingDrawing" xmlns:w10="urn:schemas-microsoft-com:office:word" xmlns:w="http://schemas.openxmlformats.org/wordprocessingml/2006/main" xmlns:w14="http://schemas.microsoft.com/office/word/2010/wordml" xmlns:w15="http://schemas.microsoft.com/office/word/2012/wordml" xmlns:w16cex="http://schemas.microsoft.com/office/word/2018/wordml/cex" xmlns:w16cid="http://schemas.microsoft.com/office/word/2016/wordml/cid" xmlns:w16="http://schemas.microsoft.com/office/word/2018/wordml" xmlns:w16du="http://schemas.microsoft.com/office/word/2023/wordml/word16du" xmlns:w16sdtdh="http://schemas.microsoft.com/office/word/2020/wordml/sdtdatahash" xmlns:w16sdtfl="http://schemas.microsoft.com/office/word/2024/wordml/sdtformatlock" xmlns:w16se="http://schemas.microsoft.com/office/word/2015/wordml/symex" xmlns:wpg="http://schemas.microsoft.com/office/word/2010/wordprocessingGroup" xmlns:wpi="http://schemas.microsoft.com/office/word/2010/wordprocessingInk" xmlns:wne="http://schemas.microsoft.com/office/word/2006/wordml" xmlns:wps="http://schemas.microsoft.com/office/word/2010/wordprocessingShape" mc:Ignorable="w14 w15 w16se w16cid w16 w16cex w16sdtdh w16sdtfl w16du wp14">
   <w:endnote w:type="separator" w:id="-1">
     <w:p>
       <w:pPr>
@@ -3932,7 +7639,7 @@
 </file>
 
 <file path=word/footnotes.xml><?xml version="1.0" encoding="utf-8"?>
-<w:footnotes xmlns:wpc="http://schemas.microsoft.com/office/word/2010/wordprocessingCanvas" xmlns:cx="http://schemas.microsoft.com/office/drawing/2014/chartex" xmlns:cx1="http://schemas.microsoft.com/office/drawing/2015/9/8/chartex" xmlns:cx2="http://schemas.microsoft.com/office/drawing/2015/10/21/chartex" xmlns:cx3="http://schemas.microsoft.com/office/drawing/2016/5/9/chartex" xmlns:cx4="http://schemas.microsoft.com/office/drawing/2016/5/10/chartex" xmlns:cx5="http://schemas.microsoft.com/office/drawing/2016/5/11/chartex" xmlns:cx6="http://schemas.microsoft.com/office/drawing/2016/5/12/chartex" xmlns:cx7="http://schemas.microsoft.com/office/drawing/2016/5/13/chartex" xmlns:cx8="http://schemas.microsoft.com/office/drawing/2016/5/14/chartex" xmlns:mc="http://schemas.openxmlformats.org/markup-compatibility/2006" xmlns:aink="http://schemas.microsoft.com/office/drawing/2016/ink" xmlns:am3d="http://schemas.microsoft.com/office/drawing/2017/model3d" xmlns:o="urn:schemas-microsoft-com:office:office" xmlns:r="http://schemas.openxmlformats.org/officeDocument/2006/relationships" xmlns:m="http://schemas.openxmlformats.org/officeDocument/2006/math" xmlns:v="urn:schemas-microsoft-com:vml" xmlns:wp14="http://schemas.microsoft.com/office/word/2010/wordprocessingDrawing" xmlns:wp="http://schemas.openxmlformats.org/drawingml/2006/wordprocessingDrawing" xmlns:w10="urn:schemas-microsoft-com:office:word" xmlns:w="http://schemas.openxmlformats.org/wordprocessingml/2006/main" xmlns:w14="http://schemas.microsoft.com/office/word/2010/wordml" xmlns:w15="http://schemas.microsoft.com/office/word/2012/wordml" xmlns:w16cex="http://schemas.microsoft.com/office/word/2018/wordml/cex" xmlns:w16cid="http://schemas.microsoft.com/office/word/2016/wordml/cid" xmlns:w16="http://schemas.microsoft.com/office/word/2018/wordml" xmlns:w16sdtdh="http://schemas.microsoft.com/office/word/2020/wordml/sdtdatahash" xmlns:w16se="http://schemas.microsoft.com/office/word/2015/wordml/symex" xmlns:wpg="http://schemas.microsoft.com/office/word/2010/wordprocessingGroup" xmlns:wpi="http://schemas.microsoft.com/office/word/2010/wordprocessingInk" xmlns:wne="http://schemas.microsoft.com/office/word/2006/wordml" xmlns:wps="http://schemas.microsoft.com/office/word/2010/wordprocessingShape" mc:Ignorable="w14 w15 w16se w16cid w16 w16cex w16sdtdh wp14">
+<w:footnotes xmlns:wpc="http://schemas.microsoft.com/office/word/2010/wordprocessingCanvas" xmlns:cx="http://schemas.microsoft.com/office/drawing/2014/chartex" xmlns:cx1="http://schemas.microsoft.com/office/drawing/2015/9/8/chartex" xmlns:cx2="http://schemas.microsoft.com/office/drawing/2015/10/21/chartex" xmlns:cx3="http://schemas.microsoft.com/office/drawing/2016/5/9/chartex" xmlns:cx4="http://schemas.microsoft.com/office/drawing/2016/5/10/chartex" xmlns:cx5="http://schemas.microsoft.com/office/drawing/2016/5/11/chartex" xmlns:cx6="http://schemas.microsoft.com/office/drawing/2016/5/12/chartex" xmlns:cx7="http://schemas.microsoft.com/office/drawing/2016/5/13/chartex" xmlns:cx8="http://schemas.microsoft.com/office/drawing/2016/5/14/chartex" xmlns:mc="http://schemas.openxmlformats.org/markup-compatibility/2006" xmlns:aink="http://schemas.microsoft.com/office/drawing/2016/ink" xmlns:am3d="http://schemas.microsoft.com/office/drawing/2017/model3d" xmlns:o="urn:schemas-microsoft-com:office:office" xmlns:oel="http://schemas.microsoft.com/office/2019/extlst" xmlns:r="http://schemas.openxmlformats.org/officeDocument/2006/relationships" xmlns:m="http://schemas.openxmlformats.org/officeDocument/2006/math" xmlns:v="urn:schemas-microsoft-com:vml" xmlns:wp14="http://schemas.microsoft.com/office/word/2010/wordprocessingDrawing" xmlns:wp="http://schemas.openxmlformats.org/drawingml/2006/wordprocessingDrawing" xmlns:w10="urn:schemas-microsoft-com:office:word" xmlns:w="http://schemas.openxmlformats.org/wordprocessingml/2006/main" xmlns:w14="http://schemas.microsoft.com/office/word/2010/wordml" xmlns:w15="http://schemas.microsoft.com/office/word/2012/wordml" xmlns:w16cex="http://schemas.microsoft.com/office/word/2018/wordml/cex" xmlns:w16cid="http://schemas.microsoft.com/office/word/2016/wordml/cid" xmlns:w16="http://schemas.microsoft.com/office/word/2018/wordml" xmlns:w16du="http://schemas.microsoft.com/office/word/2023/wordml/word16du" xmlns:w16sdtdh="http://schemas.microsoft.com/office/word/2020/wordml/sdtdatahash" xmlns:w16sdtfl="http://schemas.microsoft.com/office/word/2024/wordml/sdtformatlock" xmlns:w16se="http://schemas.microsoft.com/office/word/2015/wordml/symex" xmlns:wpg="http://schemas.microsoft.com/office/word/2010/wordprocessingGroup" xmlns:wpi="http://schemas.microsoft.com/office/word/2010/wordprocessingInk" xmlns:wne="http://schemas.microsoft.com/office/word/2006/wordml" xmlns:wps="http://schemas.microsoft.com/office/word/2010/wordprocessingShape" mc:Ignorable="w14 w15 w16se w16cid w16 w16cex w16sdtdh w16sdtfl w16du wp14">
   <w:footnote w:type="separator" w:id="-1">
     <w:p>
       <w:pPr>
@@ -3957,7 +7664,7 @@
 </file>
 
 <file path=word/header1.xml><?xml version="1.0" encoding="utf-8"?>
-<w:hdr xmlns:wpc="http://schemas.microsoft.com/office/word/2010/wordprocessingCanvas" xmlns:cx="http://schemas.microsoft.com/office/drawing/2014/chartex" xmlns:cx1="http://schemas.microsoft.com/office/drawing/2015/9/8/chartex" xmlns:cx2="http://schemas.microsoft.com/office/drawing/2015/10/21/chartex" xmlns:cx3="http://schemas.microsoft.com/office/drawing/2016/5/9/chartex" xmlns:cx4="http://schemas.microsoft.com/office/drawing/2016/5/10/chartex" xmlns:cx5="http://schemas.microsoft.com/office/drawing/2016/5/11/chartex" xmlns:cx6="http://schemas.microsoft.com/office/drawing/2016/5/12/chartex" xmlns:cx7="http://schemas.microsoft.com/office/drawing/2016/5/13/chartex" xmlns:cx8="http://schemas.microsoft.com/office/drawing/2016/5/14/chartex" xmlns:mc="http://schemas.openxmlformats.org/markup-compatibility/2006" xmlns:aink="http://schemas.microsoft.com/office/drawing/2016/ink" xmlns:am3d="http://schemas.microsoft.com/office/drawing/2017/model3d" xmlns:o="urn:schemas-microsoft-com:office:office" xmlns:r="http://schemas.openxmlformats.org/officeDocument/2006/relationships" xmlns:m="http://schemas.openxmlformats.org/officeDocument/2006/math" xmlns:v="urn:schemas-microsoft-com:vml" xmlns:wp14="http://schemas.microsoft.com/office/word/2010/wordprocessingDrawing" xmlns:wp="http://schemas.openxmlformats.org/drawingml/2006/wordprocessingDrawing" xmlns:w10="urn:schemas-microsoft-com:office:word" xmlns:w="http://schemas.openxmlformats.org/wordprocessingml/2006/main" xmlns:w14="http://schemas.microsoft.com/office/word/2010/wordml" xmlns:w15="http://schemas.microsoft.com/office/word/2012/wordml" xmlns:w16cex="http://schemas.microsoft.com/office/word/2018/wordml/cex" xmlns:w16cid="http://schemas.microsoft.com/office/word/2016/wordml/cid" xmlns:w16="http://schemas.microsoft.com/office/word/2018/wordml" xmlns:w16sdtdh="http://schemas.microsoft.com/office/word/2020/wordml/sdtdatahash" xmlns:w16se="http://schemas.microsoft.com/office/word/2015/wordml/symex" xmlns:wpg="http://schemas.microsoft.com/office/word/2010/wordprocessingGroup" xmlns:wpi="http://schemas.microsoft.com/office/word/2010/wordprocessingInk" xmlns:wne="http://schemas.microsoft.com/office/word/2006/wordml" xmlns:wps="http://schemas.microsoft.com/office/word/2010/wordprocessingShape" mc:Ignorable="w14 w15 w16se w16cid w16 w16cex w16sdtdh wp14">
+<w:hdr xmlns:wpc="http://schemas.microsoft.com/office/word/2010/wordprocessingCanvas" xmlns:cx="http://schemas.microsoft.com/office/drawing/2014/chartex" xmlns:cx1="http://schemas.microsoft.com/office/drawing/2015/9/8/chartex" xmlns:cx2="http://schemas.microsoft.com/office/drawing/2015/10/21/chartex" xmlns:cx3="http://schemas.microsoft.com/office/drawing/2016/5/9/chartex" xmlns:cx4="http://schemas.microsoft.com/office/drawing/2016/5/10/chartex" xmlns:cx5="http://schemas.microsoft.com/office/drawing/2016/5/11/chartex" xmlns:cx6="http://schemas.microsoft.com/office/drawing/2016/5/12/chartex" xmlns:cx7="http://schemas.microsoft.com/office/drawing/2016/5/13/chartex" xmlns:cx8="http://schemas.microsoft.com/office/drawing/2016/5/14/chartex" xmlns:mc="http://schemas.openxmlformats.org/markup-compatibility/2006" xmlns:aink="http://schemas.microsoft.com/office/drawing/2016/ink" xmlns:am3d="http://schemas.microsoft.com/office/drawing/2017/model3d" xmlns:o="urn:schemas-microsoft-com:office:office" xmlns:oel="http://schemas.microsoft.com/office/2019/extlst" xmlns:r="http://schemas.openxmlformats.org/officeDocument/2006/relationships" xmlns:m="http://schemas.openxmlformats.org/officeDocument/2006/math" xmlns:v="urn:schemas-microsoft-com:vml" xmlns:wp14="http://schemas.microsoft.com/office/word/2010/wordprocessingDrawing" xmlns:wp="http://schemas.openxmlformats.org/drawingml/2006/wordprocessingDrawing" xmlns:w10="urn:schemas-microsoft-com:office:word" xmlns:w="http://schemas.openxmlformats.org/wordprocessingml/2006/main" xmlns:w14="http://schemas.microsoft.com/office/word/2010/wordml" xmlns:w15="http://schemas.microsoft.com/office/word/2012/wordml" xmlns:w16cex="http://schemas.microsoft.com/office/word/2018/wordml/cex" xmlns:w16cid="http://schemas.microsoft.com/office/word/2016/wordml/cid" xmlns:w16="http://schemas.microsoft.com/office/word/2018/wordml" xmlns:w16du="http://schemas.microsoft.com/office/word/2023/wordml/word16du" xmlns:w16sdtdh="http://schemas.microsoft.com/office/word/2020/wordml/sdtdatahash" xmlns:w16sdtfl="http://schemas.microsoft.com/office/word/2024/wordml/sdtformatlock" xmlns:w16se="http://schemas.microsoft.com/office/word/2015/wordml/symex" xmlns:wpg="http://schemas.microsoft.com/office/word/2010/wordprocessingGroup" xmlns:wpi="http://schemas.microsoft.com/office/word/2010/wordprocessingInk" xmlns:wne="http://schemas.microsoft.com/office/word/2006/wordml" xmlns:wps="http://schemas.microsoft.com/office/word/2010/wordprocessingShape" mc:Ignorable="w14 w15 w16se w16cid w16 w16cex w16sdtdh w16sdtfl w16du wp14">
   <w:p>
     <w:pPr>
       <w:pStyle w:val="Encabezado"/>
@@ -4071,7 +7778,7 @@
 </file>
 
 <file path=word/numbering.xml><?xml version="1.0" encoding="utf-8"?>
-<w:numbering xmlns:wpc="http://schemas.microsoft.com/office/word/2010/wordprocessingCanvas" xmlns:cx="http://schemas.microsoft.com/office/drawing/2014/chartex" xmlns:cx1="http://schemas.microsoft.com/office/drawing/2015/9/8/chartex" xmlns:cx2="http://schemas.microsoft.com/office/drawing/2015/10/21/chartex" xmlns:cx3="http://schemas.microsoft.com/office/drawing/2016/5/9/chartex" xmlns:cx4="http://schemas.microsoft.com/office/drawing/2016/5/10/chartex" xmlns:cx5="http://schemas.microsoft.com/office/drawing/2016/5/11/chartex" xmlns:cx6="http://schemas.microsoft.com/office/drawing/2016/5/12/chartex" xmlns:cx7="http://schemas.microsoft.com/office/drawing/2016/5/13/chartex" xmlns:cx8="http://schemas.microsoft.com/office/drawing/2016/5/14/chartex" xmlns:mc="http://schemas.openxmlformats.org/markup-compatibility/2006" xmlns:aink="http://schemas.microsoft.com/office/drawing/2016/ink" xmlns:am3d="http://schemas.microsoft.com/office/drawing/2017/model3d" xmlns:o="urn:schemas-microsoft-com:office:office" xmlns:r="http://schemas.openxmlformats.org/officeDocument/2006/relationships" xmlns:m="http://schemas.openxmlformats.org/officeDocument/2006/math" xmlns:v="urn:schemas-microsoft-com:vml" xmlns:wp14="http://schemas.microsoft.com/office/word/2010/wordprocessingDrawing" xmlns:wp="http://schemas.openxmlformats.org/drawingml/2006/wordprocessingDrawing" xmlns:w10="urn:schemas-microsoft-com:office:word" xmlns:w="http://schemas.openxmlformats.org/wordprocessingml/2006/main" xmlns:w14="http://schemas.microsoft.com/office/word/2010/wordml" xmlns:w15="http://schemas.microsoft.com/office/word/2012/wordml" xmlns:w16cex="http://schemas.microsoft.com/office/word/2018/wordml/cex" xmlns:w16cid="http://schemas.microsoft.com/office/word/2016/wordml/cid" xmlns:w16="http://schemas.microsoft.com/office/word/2018/wordml" xmlns:w16sdtdh="http://schemas.microsoft.com/office/word/2020/wordml/sdtdatahash" xmlns:w16se="http://schemas.microsoft.com/office/word/2015/wordml/symex" xmlns:wpg="http://schemas.microsoft.com/office/word/2010/wordprocessingGroup" xmlns:wpi="http://schemas.microsoft.com/office/word/2010/wordprocessingInk" xmlns:wne="http://schemas.microsoft.com/office/word/2006/wordml" xmlns:wps="http://schemas.microsoft.com/office/word/2010/wordprocessingShape" mc:Ignorable="w14 w15 w16se w16cid w16 w16cex w16sdtdh wp14">
+<w:numbering xmlns:wpc="http://schemas.microsoft.com/office/word/2010/wordprocessingCanvas" xmlns:cx="http://schemas.microsoft.com/office/drawing/2014/chartex" xmlns:cx1="http://schemas.microsoft.com/office/drawing/2015/9/8/chartex" xmlns:cx2="http://schemas.microsoft.com/office/drawing/2015/10/21/chartex" xmlns:cx3="http://schemas.microsoft.com/office/drawing/2016/5/9/chartex" xmlns:cx4="http://schemas.microsoft.com/office/drawing/2016/5/10/chartex" xmlns:cx5="http://schemas.microsoft.com/office/drawing/2016/5/11/chartex" xmlns:cx6="http://schemas.microsoft.com/office/drawing/2016/5/12/chartex" xmlns:cx7="http://schemas.microsoft.com/office/drawing/2016/5/13/chartex" xmlns:cx8="http://schemas.microsoft.com/office/drawing/2016/5/14/chartex" xmlns:mc="http://schemas.openxmlformats.org/markup-compatibility/2006" xmlns:aink="http://schemas.microsoft.com/office/drawing/2016/ink" xmlns:am3d="http://schemas.microsoft.com/office/drawing/2017/model3d" xmlns:o="urn:schemas-microsoft-com:office:office" xmlns:oel="http://schemas.microsoft.com/office/2019/extlst" xmlns:r="http://schemas.openxmlformats.org/officeDocument/2006/relationships" xmlns:m="http://schemas.openxmlformats.org/officeDocument/2006/math" xmlns:v="urn:schemas-microsoft-com:vml" xmlns:wp14="http://schemas.microsoft.com/office/word/2010/wordprocessingDrawing" xmlns:wp="http://schemas.openxmlformats.org/drawingml/2006/wordprocessingDrawing" xmlns:w10="urn:schemas-microsoft-com:office:word" xmlns:w="http://schemas.openxmlformats.org/wordprocessingml/2006/main" xmlns:w14="http://schemas.microsoft.com/office/word/2010/wordml" xmlns:w15="http://schemas.microsoft.com/office/word/2012/wordml" xmlns:w16cex="http://schemas.microsoft.com/office/word/2018/wordml/cex" xmlns:w16cid="http://schemas.microsoft.com/office/word/2016/wordml/cid" xmlns:w16="http://schemas.microsoft.com/office/word/2018/wordml" xmlns:w16du="http://schemas.microsoft.com/office/word/2023/wordml/word16du" xmlns:w16sdtdh="http://schemas.microsoft.com/office/word/2020/wordml/sdtdatahash" xmlns:w16sdtfl="http://schemas.microsoft.com/office/word/2024/wordml/sdtformatlock" xmlns:w16se="http://schemas.microsoft.com/office/word/2015/wordml/symex" xmlns:wpg="http://schemas.microsoft.com/office/word/2010/wordprocessingGroup" xmlns:wpi="http://schemas.microsoft.com/office/word/2010/wordprocessingInk" xmlns:wne="http://schemas.microsoft.com/office/word/2006/wordml" xmlns:wps="http://schemas.microsoft.com/office/word/2010/wordprocessingShape" mc:Ignorable="w14 w15 w16se w16cid w16 w16cex w16sdtdh w16sdtfl w16du wp14">
   <w:abstractNum w:abstractNumId="0" w15:restartNumberingAfterBreak="0">
     <w:nsid w:val="06C72EA2"/>
     <w:multiLevelType w:val="multilevel"/>
@@ -4746,6 +8453,119 @@
     </w:lvl>
   </w:abstractNum>
   <w:abstractNum w:abstractNumId="5" w15:restartNumberingAfterBreak="0">
+    <w:nsid w:val="191C0AEA"/>
+    <w:multiLevelType w:val="hybridMultilevel"/>
+    <w:tmpl w:val="AD7056C0"/>
+    <w:lvl w:ilvl="0" w:tplc="300A0001">
+      <w:start w:val="1"/>
+      <w:numFmt w:val="bullet"/>
+      <w:lvlText w:val=""/>
+      <w:lvlJc w:val="left"/>
+      <w:pPr>
+        <w:ind w:left="720" w:hanging="360"/>
+      </w:pPr>
+      <w:rPr>
+        <w:rFonts w:ascii="Symbol" w:hAnsi="Symbol" w:hint="default"/>
+      </w:rPr>
+    </w:lvl>
+    <w:lvl w:ilvl="1" w:tplc="300A0003" w:tentative="1">
+      <w:start w:val="1"/>
+      <w:numFmt w:val="bullet"/>
+      <w:lvlText w:val="o"/>
+      <w:lvlJc w:val="left"/>
+      <w:pPr>
+        <w:ind w:left="1440" w:hanging="360"/>
+      </w:pPr>
+      <w:rPr>
+        <w:rFonts w:ascii="Courier New" w:hAnsi="Courier New" w:cs="Courier New" w:hint="default"/>
+      </w:rPr>
+    </w:lvl>
+    <w:lvl w:ilvl="2" w:tplc="300A0005" w:tentative="1">
+      <w:start w:val="1"/>
+      <w:numFmt w:val="bullet"/>
+      <w:lvlText w:val=""/>
+      <w:lvlJc w:val="left"/>
+      <w:pPr>
+        <w:ind w:left="2160" w:hanging="360"/>
+      </w:pPr>
+      <w:rPr>
+        <w:rFonts w:ascii="Wingdings" w:hAnsi="Wingdings" w:hint="default"/>
+      </w:rPr>
+    </w:lvl>
+    <w:lvl w:ilvl="3" w:tplc="300A0001" w:tentative="1">
+      <w:start w:val="1"/>
+      <w:numFmt w:val="bullet"/>
+      <w:lvlText w:val=""/>
+      <w:lvlJc w:val="left"/>
+      <w:pPr>
+        <w:ind w:left="2880" w:hanging="360"/>
+      </w:pPr>
+      <w:rPr>
+        <w:rFonts w:ascii="Symbol" w:hAnsi="Symbol" w:hint="default"/>
+      </w:rPr>
+    </w:lvl>
+    <w:lvl w:ilvl="4" w:tplc="300A0003" w:tentative="1">
+      <w:start w:val="1"/>
+      <w:numFmt w:val="bullet"/>
+      <w:lvlText w:val="o"/>
+      <w:lvlJc w:val="left"/>
+      <w:pPr>
+        <w:ind w:left="3600" w:hanging="360"/>
+      </w:pPr>
+      <w:rPr>
+        <w:rFonts w:ascii="Courier New" w:hAnsi="Courier New" w:cs="Courier New" w:hint="default"/>
+      </w:rPr>
+    </w:lvl>
+    <w:lvl w:ilvl="5" w:tplc="300A0005" w:tentative="1">
+      <w:start w:val="1"/>
+      <w:numFmt w:val="bullet"/>
+      <w:lvlText w:val=""/>
+      <w:lvlJc w:val="left"/>
+      <w:pPr>
+        <w:ind w:left="4320" w:hanging="360"/>
+      </w:pPr>
+      <w:rPr>
+        <w:rFonts w:ascii="Wingdings" w:hAnsi="Wingdings" w:hint="default"/>
+      </w:rPr>
+    </w:lvl>
+    <w:lvl w:ilvl="6" w:tplc="300A0001" w:tentative="1">
+      <w:start w:val="1"/>
+      <w:numFmt w:val="bullet"/>
+      <w:lvlText w:val=""/>
+      <w:lvlJc w:val="left"/>
+      <w:pPr>
+        <w:ind w:left="5040" w:hanging="360"/>
+      </w:pPr>
+      <w:rPr>
+        <w:rFonts w:ascii="Symbol" w:hAnsi="Symbol" w:hint="default"/>
+      </w:rPr>
+    </w:lvl>
+    <w:lvl w:ilvl="7" w:tplc="300A0003" w:tentative="1">
+      <w:start w:val="1"/>
+      <w:numFmt w:val="bullet"/>
+      <w:lvlText w:val="o"/>
+      <w:lvlJc w:val="left"/>
+      <w:pPr>
+        <w:ind w:left="5760" w:hanging="360"/>
+      </w:pPr>
+      <w:rPr>
+        <w:rFonts w:ascii="Courier New" w:hAnsi="Courier New" w:cs="Courier New" w:hint="default"/>
+      </w:rPr>
+    </w:lvl>
+    <w:lvl w:ilvl="8" w:tplc="300A0005" w:tentative="1">
+      <w:start w:val="1"/>
+      <w:numFmt w:val="bullet"/>
+      <w:lvlText w:val=""/>
+      <w:lvlJc w:val="left"/>
+      <w:pPr>
+        <w:ind w:left="6480" w:hanging="360"/>
+      </w:pPr>
+      <w:rPr>
+        <w:rFonts w:ascii="Wingdings" w:hAnsi="Wingdings" w:hint="default"/>
+      </w:rPr>
+    </w:lvl>
+  </w:abstractNum>
+  <w:abstractNum w:abstractNumId="6" w15:restartNumberingAfterBreak="0">
     <w:nsid w:val="1A1E3079"/>
     <w:multiLevelType w:val="hybridMultilevel"/>
     <w:tmpl w:val="BD2A7CEC"/>
@@ -4858,7 +8678,7 @@
       </w:rPr>
     </w:lvl>
   </w:abstractNum>
-  <w:abstractNum w:abstractNumId="6" w15:restartNumberingAfterBreak="0">
+  <w:abstractNum w:abstractNumId="7" w15:restartNumberingAfterBreak="0">
     <w:nsid w:val="1CB45BC7"/>
     <w:multiLevelType w:val="hybridMultilevel"/>
     <w:tmpl w:val="3866307C"/>
@@ -4971,7 +8791,7 @@
       </w:rPr>
     </w:lvl>
   </w:abstractNum>
-  <w:abstractNum w:abstractNumId="7" w15:restartNumberingAfterBreak="0">
+  <w:abstractNum w:abstractNumId="8" w15:restartNumberingAfterBreak="0">
     <w:nsid w:val="1D1F6E16"/>
     <w:multiLevelType w:val="hybridMultilevel"/>
     <w:tmpl w:val="45C4BF4A"/>
@@ -5084,7 +8904,7 @@
       </w:rPr>
     </w:lvl>
   </w:abstractNum>
-  <w:abstractNum w:abstractNumId="8" w15:restartNumberingAfterBreak="0">
+  <w:abstractNum w:abstractNumId="9" w15:restartNumberingAfterBreak="0">
     <w:nsid w:val="24B907C9"/>
     <w:multiLevelType w:val="hybridMultilevel"/>
     <w:tmpl w:val="CA2E060E"/>
@@ -5196,7 +9016,7 @@
       </w:rPr>
     </w:lvl>
   </w:abstractNum>
-  <w:abstractNum w:abstractNumId="9" w15:restartNumberingAfterBreak="0">
+  <w:abstractNum w:abstractNumId="10" w15:restartNumberingAfterBreak="0">
     <w:nsid w:val="25310D77"/>
     <w:multiLevelType w:val="hybridMultilevel"/>
     <w:tmpl w:val="70CE30AC"/>
@@ -5309,7 +9129,7 @@
       </w:rPr>
     </w:lvl>
   </w:abstractNum>
-  <w:abstractNum w:abstractNumId="10" w15:restartNumberingAfterBreak="0">
+  <w:abstractNum w:abstractNumId="11" w15:restartNumberingAfterBreak="0">
     <w:nsid w:val="2E830628"/>
     <w:multiLevelType w:val="hybridMultilevel"/>
     <w:tmpl w:val="BEE015DC"/>
@@ -5422,7 +9242,7 @@
       </w:rPr>
     </w:lvl>
   </w:abstractNum>
-  <w:abstractNum w:abstractNumId="11" w15:restartNumberingAfterBreak="0">
+  <w:abstractNum w:abstractNumId="12" w15:restartNumberingAfterBreak="0">
     <w:nsid w:val="30C77D2A"/>
     <w:multiLevelType w:val="multilevel"/>
     <w:tmpl w:val="9DAC54D0"/>
@@ -5571,7 +9391,7 @@
       </w:rPr>
     </w:lvl>
   </w:abstractNum>
-  <w:abstractNum w:abstractNumId="12" w15:restartNumberingAfterBreak="0">
+  <w:abstractNum w:abstractNumId="13" w15:restartNumberingAfterBreak="0">
     <w:nsid w:val="340569CE"/>
     <w:multiLevelType w:val="multilevel"/>
     <w:tmpl w:val="92C876E6"/>
@@ -5720,7 +9540,7 @@
       </w:rPr>
     </w:lvl>
   </w:abstractNum>
-  <w:abstractNum w:abstractNumId="13" w15:restartNumberingAfterBreak="0">
+  <w:abstractNum w:abstractNumId="14" w15:restartNumberingAfterBreak="0">
     <w:nsid w:val="378E0F49"/>
     <w:multiLevelType w:val="hybridMultilevel"/>
     <w:tmpl w:val="028C12BA"/>
@@ -5809,7 +9629,7 @@
       </w:pPr>
     </w:lvl>
   </w:abstractNum>
-  <w:abstractNum w:abstractNumId="14" w15:restartNumberingAfterBreak="0">
+  <w:abstractNum w:abstractNumId="15" w15:restartNumberingAfterBreak="0">
     <w:nsid w:val="3DA519A7"/>
     <w:multiLevelType w:val="hybridMultilevel"/>
     <w:tmpl w:val="09FE932A"/>
@@ -5922,7 +9742,7 @@
       </w:rPr>
     </w:lvl>
   </w:abstractNum>
-  <w:abstractNum w:abstractNumId="15" w15:restartNumberingAfterBreak="0">
+  <w:abstractNum w:abstractNumId="16" w15:restartNumberingAfterBreak="0">
     <w:nsid w:val="42B0156C"/>
     <w:multiLevelType w:val="hybridMultilevel"/>
     <w:tmpl w:val="2FB80F36"/>
@@ -6035,7 +9855,7 @@
       </w:rPr>
     </w:lvl>
   </w:abstractNum>
-  <w:abstractNum w:abstractNumId="16" w15:restartNumberingAfterBreak="0">
+  <w:abstractNum w:abstractNumId="17" w15:restartNumberingAfterBreak="0">
     <w:nsid w:val="43BC497E"/>
     <w:multiLevelType w:val="hybridMultilevel"/>
     <w:tmpl w:val="82043534"/>
@@ -6148,7 +9968,7 @@
       </w:rPr>
     </w:lvl>
   </w:abstractNum>
-  <w:abstractNum w:abstractNumId="17" w15:restartNumberingAfterBreak="0">
+  <w:abstractNum w:abstractNumId="18" w15:restartNumberingAfterBreak="0">
     <w:nsid w:val="4CB5775E"/>
     <w:multiLevelType w:val="hybridMultilevel"/>
     <w:tmpl w:val="64766DE8"/>
@@ -6261,7 +10081,7 @@
       </w:rPr>
     </w:lvl>
   </w:abstractNum>
-  <w:abstractNum w:abstractNumId="18" w15:restartNumberingAfterBreak="0">
+  <w:abstractNum w:abstractNumId="19" w15:restartNumberingAfterBreak="0">
     <w:nsid w:val="539C61C1"/>
     <w:multiLevelType w:val="hybridMultilevel"/>
     <w:tmpl w:val="04AEDC62"/>
@@ -6374,7 +10194,7 @@
       </w:rPr>
     </w:lvl>
   </w:abstractNum>
-  <w:abstractNum w:abstractNumId="19" w15:restartNumberingAfterBreak="0">
+  <w:abstractNum w:abstractNumId="20" w15:restartNumberingAfterBreak="0">
     <w:nsid w:val="58101DD4"/>
     <w:multiLevelType w:val="hybridMultilevel"/>
     <w:tmpl w:val="7CB258DC"/>
@@ -6487,7 +10307,7 @@
       </w:rPr>
     </w:lvl>
   </w:abstractNum>
-  <w:abstractNum w:abstractNumId="20" w15:restartNumberingAfterBreak="0">
+  <w:abstractNum w:abstractNumId="21" w15:restartNumberingAfterBreak="0">
     <w:nsid w:val="5933460F"/>
     <w:multiLevelType w:val="hybridMultilevel"/>
     <w:tmpl w:val="CD8A9C02"/>
@@ -6573,7 +10393,7 @@
       </w:pPr>
     </w:lvl>
   </w:abstractNum>
-  <w:abstractNum w:abstractNumId="21" w15:restartNumberingAfterBreak="0">
+  <w:abstractNum w:abstractNumId="22" w15:restartNumberingAfterBreak="0">
     <w:nsid w:val="595A110B"/>
     <w:multiLevelType w:val="hybridMultilevel"/>
     <w:tmpl w:val="03BC84B8"/>
@@ -6686,7 +10506,7 @@
       </w:rPr>
     </w:lvl>
   </w:abstractNum>
-  <w:abstractNum w:abstractNumId="22" w15:restartNumberingAfterBreak="0">
+  <w:abstractNum w:abstractNumId="23" w15:restartNumberingAfterBreak="0">
     <w:nsid w:val="5C201352"/>
     <w:multiLevelType w:val="hybridMultilevel"/>
     <w:tmpl w:val="D22C7224"/>
@@ -6798,7 +10618,7 @@
       </w:rPr>
     </w:lvl>
   </w:abstractNum>
-  <w:abstractNum w:abstractNumId="23" w15:restartNumberingAfterBreak="0">
+  <w:abstractNum w:abstractNumId="24" w15:restartNumberingAfterBreak="0">
     <w:nsid w:val="64042AA5"/>
     <w:multiLevelType w:val="hybridMultilevel"/>
     <w:tmpl w:val="7750BBF6"/>
@@ -6911,7 +10731,120 @@
       </w:rPr>
     </w:lvl>
   </w:abstractNum>
-  <w:abstractNum w:abstractNumId="24" w15:restartNumberingAfterBreak="0">
+  <w:abstractNum w:abstractNumId="25" w15:restartNumberingAfterBreak="0">
+    <w:nsid w:val="75230080"/>
+    <w:multiLevelType w:val="hybridMultilevel"/>
+    <w:tmpl w:val="E15657AC"/>
+    <w:lvl w:ilvl="0" w:tplc="300A0001">
+      <w:start w:val="1"/>
+      <w:numFmt w:val="bullet"/>
+      <w:lvlText w:val=""/>
+      <w:lvlJc w:val="left"/>
+      <w:pPr>
+        <w:ind w:left="720" w:hanging="360"/>
+      </w:pPr>
+      <w:rPr>
+        <w:rFonts w:ascii="Symbol" w:hAnsi="Symbol" w:hint="default"/>
+      </w:rPr>
+    </w:lvl>
+    <w:lvl w:ilvl="1" w:tplc="300A0003" w:tentative="1">
+      <w:start w:val="1"/>
+      <w:numFmt w:val="bullet"/>
+      <w:lvlText w:val="o"/>
+      <w:lvlJc w:val="left"/>
+      <w:pPr>
+        <w:ind w:left="1440" w:hanging="360"/>
+      </w:pPr>
+      <w:rPr>
+        <w:rFonts w:ascii="Courier New" w:hAnsi="Courier New" w:cs="Courier New" w:hint="default"/>
+      </w:rPr>
+    </w:lvl>
+    <w:lvl w:ilvl="2" w:tplc="300A0005" w:tentative="1">
+      <w:start w:val="1"/>
+      <w:numFmt w:val="bullet"/>
+      <w:lvlText w:val=""/>
+      <w:lvlJc w:val="left"/>
+      <w:pPr>
+        <w:ind w:left="2160" w:hanging="360"/>
+      </w:pPr>
+      <w:rPr>
+        <w:rFonts w:ascii="Wingdings" w:hAnsi="Wingdings" w:hint="default"/>
+      </w:rPr>
+    </w:lvl>
+    <w:lvl w:ilvl="3" w:tplc="300A0001" w:tentative="1">
+      <w:start w:val="1"/>
+      <w:numFmt w:val="bullet"/>
+      <w:lvlText w:val=""/>
+      <w:lvlJc w:val="left"/>
+      <w:pPr>
+        <w:ind w:left="2880" w:hanging="360"/>
+      </w:pPr>
+      <w:rPr>
+        <w:rFonts w:ascii="Symbol" w:hAnsi="Symbol" w:hint="default"/>
+      </w:rPr>
+    </w:lvl>
+    <w:lvl w:ilvl="4" w:tplc="300A0003" w:tentative="1">
+      <w:start w:val="1"/>
+      <w:numFmt w:val="bullet"/>
+      <w:lvlText w:val="o"/>
+      <w:lvlJc w:val="left"/>
+      <w:pPr>
+        <w:ind w:left="3600" w:hanging="360"/>
+      </w:pPr>
+      <w:rPr>
+        <w:rFonts w:ascii="Courier New" w:hAnsi="Courier New" w:cs="Courier New" w:hint="default"/>
+      </w:rPr>
+    </w:lvl>
+    <w:lvl w:ilvl="5" w:tplc="300A0005" w:tentative="1">
+      <w:start w:val="1"/>
+      <w:numFmt w:val="bullet"/>
+      <w:lvlText w:val=""/>
+      <w:lvlJc w:val="left"/>
+      <w:pPr>
+        <w:ind w:left="4320" w:hanging="360"/>
+      </w:pPr>
+      <w:rPr>
+        <w:rFonts w:ascii="Wingdings" w:hAnsi="Wingdings" w:hint="default"/>
+      </w:rPr>
+    </w:lvl>
+    <w:lvl w:ilvl="6" w:tplc="300A0001" w:tentative="1">
+      <w:start w:val="1"/>
+      <w:numFmt w:val="bullet"/>
+      <w:lvlText w:val=""/>
+      <w:lvlJc w:val="left"/>
+      <w:pPr>
+        <w:ind w:left="5040" w:hanging="360"/>
+      </w:pPr>
+      <w:rPr>
+        <w:rFonts w:ascii="Symbol" w:hAnsi="Symbol" w:hint="default"/>
+      </w:rPr>
+    </w:lvl>
+    <w:lvl w:ilvl="7" w:tplc="300A0003" w:tentative="1">
+      <w:start w:val="1"/>
+      <w:numFmt w:val="bullet"/>
+      <w:lvlText w:val="o"/>
+      <w:lvlJc w:val="left"/>
+      <w:pPr>
+        <w:ind w:left="5760" w:hanging="360"/>
+      </w:pPr>
+      <w:rPr>
+        <w:rFonts w:ascii="Courier New" w:hAnsi="Courier New" w:cs="Courier New" w:hint="default"/>
+      </w:rPr>
+    </w:lvl>
+    <w:lvl w:ilvl="8" w:tplc="300A0005" w:tentative="1">
+      <w:start w:val="1"/>
+      <w:numFmt w:val="bullet"/>
+      <w:lvlText w:val=""/>
+      <w:lvlJc w:val="left"/>
+      <w:pPr>
+        <w:ind w:left="6480" w:hanging="360"/>
+      </w:pPr>
+      <w:rPr>
+        <w:rFonts w:ascii="Wingdings" w:hAnsi="Wingdings" w:hint="default"/>
+      </w:rPr>
+    </w:lvl>
+  </w:abstractNum>
+  <w:abstractNum w:abstractNumId="26" w15:restartNumberingAfterBreak="0">
     <w:nsid w:val="79F619D2"/>
     <w:multiLevelType w:val="hybridMultilevel"/>
     <w:tmpl w:val="D04EDB02"/>
@@ -7023,7 +10956,7 @@
       </w:rPr>
     </w:lvl>
   </w:abstractNum>
-  <w:abstractNum w:abstractNumId="25" w15:restartNumberingAfterBreak="0">
+  <w:abstractNum w:abstractNumId="27" w15:restartNumberingAfterBreak="0">
     <w:nsid w:val="7FA47A3F"/>
     <w:multiLevelType w:val="multilevel"/>
     <w:tmpl w:val="65886C66"/>
@@ -7112,8 +11045,8 @@
       </w:pPr>
     </w:lvl>
   </w:abstractNum>
-  <w:num w:numId="1">
-    <w:abstractNumId w:val="25"/>
+  <w:num w:numId="1" w16cid:durableId="1637489430">
+    <w:abstractNumId w:val="27"/>
     <w:lvlOverride w:ilvl="0">
       <w:startOverride w:val="1"/>
     </w:lvlOverride>
@@ -7142,86 +11075,92 @@
       <w:startOverride w:val="1"/>
     </w:lvlOverride>
   </w:num>
-  <w:num w:numId="2">
+  <w:num w:numId="2" w16cid:durableId="743988864">
+    <w:abstractNumId w:val="19"/>
+  </w:num>
+  <w:num w:numId="3" w16cid:durableId="784736638">
+    <w:abstractNumId w:val="2"/>
+  </w:num>
+  <w:num w:numId="4" w16cid:durableId="1662001304">
+    <w:abstractNumId w:val="13"/>
+  </w:num>
+  <w:num w:numId="5" w16cid:durableId="1600287151">
+    <w:abstractNumId w:val="7"/>
+  </w:num>
+  <w:num w:numId="6" w16cid:durableId="883368779">
+    <w:abstractNumId w:val="17"/>
+  </w:num>
+  <w:num w:numId="7" w16cid:durableId="909459718">
+    <w:abstractNumId w:val="1"/>
+  </w:num>
+  <w:num w:numId="8" w16cid:durableId="1877572376">
     <w:abstractNumId w:val="18"/>
   </w:num>
-  <w:num w:numId="3">
-    <w:abstractNumId w:val="2"/>
+  <w:num w:numId="9" w16cid:durableId="2009361673">
+    <w:abstractNumId w:val="11"/>
   </w:num>
-  <w:num w:numId="4">
+  <w:num w:numId="10" w16cid:durableId="153768278">
+    <w:abstractNumId w:val="6"/>
+  </w:num>
+  <w:num w:numId="11" w16cid:durableId="1598711036">
+    <w:abstractNumId w:val="24"/>
+  </w:num>
+  <w:num w:numId="12" w16cid:durableId="1406533926">
+    <w:abstractNumId w:val="15"/>
+  </w:num>
+  <w:num w:numId="13" w16cid:durableId="2063097164">
     <w:abstractNumId w:val="12"/>
   </w:num>
-  <w:num w:numId="5">
-    <w:abstractNumId w:val="6"/>
+  <w:num w:numId="14" w16cid:durableId="203713017">
+    <w:abstractNumId w:val="4"/>
   </w:num>
-  <w:num w:numId="6">
+  <w:num w:numId="15" w16cid:durableId="1587036683">
+    <w:abstractNumId w:val="26"/>
+  </w:num>
+  <w:num w:numId="16" w16cid:durableId="38936729">
+    <w:abstractNumId w:val="22"/>
+  </w:num>
+  <w:num w:numId="17" w16cid:durableId="1437213150">
+    <w:abstractNumId w:val="20"/>
+  </w:num>
+  <w:num w:numId="18" w16cid:durableId="709761711">
+    <w:abstractNumId w:val="0"/>
+  </w:num>
+  <w:num w:numId="19" w16cid:durableId="1318000238">
+    <w:abstractNumId w:val="3"/>
+  </w:num>
+  <w:num w:numId="20" w16cid:durableId="250897936">
+    <w:abstractNumId w:val="10"/>
+  </w:num>
+  <w:num w:numId="21" w16cid:durableId="169680021">
+    <w:abstractNumId w:val="23"/>
+  </w:num>
+  <w:num w:numId="22" w16cid:durableId="1015884450">
+    <w:abstractNumId w:val="21"/>
+  </w:num>
+  <w:num w:numId="23" w16cid:durableId="1576471956">
+    <w:abstractNumId w:val="14"/>
+  </w:num>
+  <w:num w:numId="24" w16cid:durableId="208535651">
+    <w:abstractNumId w:val="9"/>
+  </w:num>
+  <w:num w:numId="25" w16cid:durableId="23018850">
     <w:abstractNumId w:val="16"/>
   </w:num>
-  <w:num w:numId="7">
-    <w:abstractNumId w:val="1"/>
+  <w:num w:numId="26" w16cid:durableId="1723290059">
+    <w:abstractNumId w:val="8"/>
   </w:num>
-  <w:num w:numId="8">
-    <w:abstractNumId w:val="17"/>
-  </w:num>
-  <w:num w:numId="9">
-    <w:abstractNumId w:val="10"/>
-  </w:num>
-  <w:num w:numId="10">
+  <w:num w:numId="27" w16cid:durableId="1941597282">
     <w:abstractNumId w:val="5"/>
   </w:num>
-  <w:num w:numId="11">
-    <w:abstractNumId w:val="23"/>
-  </w:num>
-  <w:num w:numId="12">
-    <w:abstractNumId w:val="14"/>
-  </w:num>
-  <w:num w:numId="13">
-    <w:abstractNumId w:val="11"/>
-  </w:num>
-  <w:num w:numId="14">
-    <w:abstractNumId w:val="4"/>
-  </w:num>
-  <w:num w:numId="15">
-    <w:abstractNumId w:val="24"/>
-  </w:num>
-  <w:num w:numId="16">
-    <w:abstractNumId w:val="21"/>
-  </w:num>
-  <w:num w:numId="17">
-    <w:abstractNumId w:val="19"/>
-  </w:num>
-  <w:num w:numId="18">
-    <w:abstractNumId w:val="0"/>
-  </w:num>
-  <w:num w:numId="19">
-    <w:abstractNumId w:val="3"/>
-  </w:num>
-  <w:num w:numId="20">
-    <w:abstractNumId w:val="9"/>
-  </w:num>
-  <w:num w:numId="21">
-    <w:abstractNumId w:val="22"/>
-  </w:num>
-  <w:num w:numId="22">
-    <w:abstractNumId w:val="20"/>
-  </w:num>
-  <w:num w:numId="23">
-    <w:abstractNumId w:val="13"/>
-  </w:num>
-  <w:num w:numId="24">
-    <w:abstractNumId w:val="8"/>
-  </w:num>
-  <w:num w:numId="25">
-    <w:abstractNumId w:val="15"/>
-  </w:num>
-  <w:num w:numId="26">
-    <w:abstractNumId w:val="7"/>
+  <w:num w:numId="28" w16cid:durableId="256984284">
+    <w:abstractNumId w:val="25"/>
   </w:num>
 </w:numbering>
 </file>
 
 <file path=word/styles.xml><?xml version="1.0" encoding="utf-8"?>
-<w:styles xmlns:mc="http://schemas.openxmlformats.org/markup-compatibility/2006" xmlns:r="http://schemas.openxmlformats.org/officeDocument/2006/relationships" xmlns:w="http://schemas.openxmlformats.org/wordprocessingml/2006/main" xmlns:w14="http://schemas.microsoft.com/office/word/2010/wordml" xmlns:w15="http://schemas.microsoft.com/office/word/2012/wordml" xmlns:w16cex="http://schemas.microsoft.com/office/word/2018/wordml/cex" xmlns:w16cid="http://schemas.microsoft.com/office/word/2016/wordml/cid" xmlns:w16="http://schemas.microsoft.com/office/word/2018/wordml" xmlns:w16sdtdh="http://schemas.microsoft.com/office/word/2020/wordml/sdtdatahash" xmlns:w16se="http://schemas.microsoft.com/office/word/2015/wordml/symex" mc:Ignorable="w14 w15 w16se w16cid w16 w16cex w16sdtdh">
+<w:styles xmlns:mc="http://schemas.openxmlformats.org/markup-compatibility/2006" xmlns:r="http://schemas.openxmlformats.org/officeDocument/2006/relationships" xmlns:w="http://schemas.openxmlformats.org/wordprocessingml/2006/main" xmlns:w14="http://schemas.microsoft.com/office/word/2010/wordml" xmlns:w15="http://schemas.microsoft.com/office/word/2012/wordml" xmlns:w16cex="http://schemas.microsoft.com/office/word/2018/wordml/cex" xmlns:w16cid="http://schemas.microsoft.com/office/word/2016/wordml/cid" xmlns:w16="http://schemas.microsoft.com/office/word/2018/wordml" xmlns:w16du="http://schemas.microsoft.com/office/word/2023/wordml/word16du" xmlns:w16sdtdh="http://schemas.microsoft.com/office/word/2020/wordml/sdtdatahash" xmlns:w16sdtfl="http://schemas.microsoft.com/office/word/2024/wordml/sdtformatlock" xmlns:w16se="http://schemas.microsoft.com/office/word/2015/wordml/symex" mc:Ignorable="w14 w15 w16se w16cid w16 w16cex w16sdtdh w16sdtfl w16du">
   <w:docDefaults>
     <w:rPrDefault>
       <w:rPr>
@@ -7672,7 +11611,6 @@
   <w:style w:type="character" w:default="1" w:styleId="Fuentedeprrafopredeter">
     <w:name w:val="Default Paragraph Font"/>
     <w:uiPriority w:val="1"/>
-    <w:semiHidden/>
     <w:unhideWhenUsed/>
   </w:style>
   <w:style w:type="table" w:default="1" w:styleId="Tablanormal">
@@ -7819,7 +11757,7 @@
       <w:u w:val="single"/>
     </w:rPr>
   </w:style>
-  <w:style w:type="character" w:styleId="Textoennegrita">
+  <w:style w:type="character" w:styleId="Fuerte">
     <w:name w:val="Strong"/>
     <w:basedOn w:val="Fuentedeprrafopredeter"/>
     <w:uiPriority w:val="22"/>
@@ -8024,11 +11962,21 @@
       <w:ind w:left="220"/>
     </w:pPr>
   </w:style>
+  <w:style w:type="character" w:styleId="Textodelmarcadordeposicin">
+    <w:name w:val="Placeholder Text"/>
+    <w:basedOn w:val="Fuentedeprrafopredeter"/>
+    <w:uiPriority w:val="99"/>
+    <w:semiHidden/>
+    <w:rsid w:val="009D51B4"/>
+    <w:rPr>
+      <w:color w:val="808080"/>
+    </w:rPr>
+  </w:style>
 </w:styles>
 </file>
 
 <file path=word/glossary/document.xml><?xml version="1.0" encoding="utf-8"?>
-<w:glossaryDocument xmlns:wpc="http://schemas.microsoft.com/office/word/2010/wordprocessingCanvas" xmlns:cx="http://schemas.microsoft.com/office/drawing/2014/chartex" xmlns:cx1="http://schemas.microsoft.com/office/drawing/2015/9/8/chartex" xmlns:cx2="http://schemas.microsoft.com/office/drawing/2015/10/21/chartex" xmlns:cx3="http://schemas.microsoft.com/office/drawing/2016/5/9/chartex" xmlns:cx4="http://schemas.microsoft.com/office/drawing/2016/5/10/chartex" xmlns:cx5="http://schemas.microsoft.com/office/drawing/2016/5/11/chartex" xmlns:cx6="http://schemas.microsoft.com/office/drawing/2016/5/12/chartex" xmlns:cx7="http://schemas.microsoft.com/office/drawing/2016/5/13/chartex" xmlns:cx8="http://schemas.microsoft.com/office/drawing/2016/5/14/chartex" xmlns:mc="http://schemas.openxmlformats.org/markup-compatibility/2006" xmlns:aink="http://schemas.microsoft.com/office/drawing/2016/ink" xmlns:am3d="http://schemas.microsoft.com/office/drawing/2017/model3d" xmlns:o="urn:schemas-microsoft-com:office:office" xmlns:r="http://schemas.openxmlformats.org/officeDocument/2006/relationships" xmlns:m="http://schemas.openxmlformats.org/officeDocument/2006/math" xmlns:v="urn:schemas-microsoft-com:vml" xmlns:wp14="http://schemas.microsoft.com/office/word/2010/wordprocessingDrawing" xmlns:wp="http://schemas.openxmlformats.org/drawingml/2006/wordprocessingDrawing" xmlns:w10="urn:schemas-microsoft-com:office:word" xmlns:w="http://schemas.openxmlformats.org/wordprocessingml/2006/main" xmlns:w14="http://schemas.microsoft.com/office/word/2010/wordml" xmlns:w15="http://schemas.microsoft.com/office/word/2012/wordml" xmlns:w16cex="http://schemas.microsoft.com/office/word/2018/wordml/cex" xmlns:w16cid="http://schemas.microsoft.com/office/word/2016/wordml/cid" xmlns:w16="http://schemas.microsoft.com/office/word/2018/wordml" xmlns:w16sdtdh="http://schemas.microsoft.com/office/word/2020/wordml/sdtdatahash" xmlns:w16se="http://schemas.microsoft.com/office/word/2015/wordml/symex" xmlns:wpg="http://schemas.microsoft.com/office/word/2010/wordprocessingGroup" xmlns:wpi="http://schemas.microsoft.com/office/word/2010/wordprocessingInk" xmlns:wne="http://schemas.microsoft.com/office/word/2006/wordml" xmlns:wps="http://schemas.microsoft.com/office/word/2010/wordprocessingShape" mc:Ignorable="w14 w15 w16se w16cid w16 w16cex w16sdtdh wp14">
+<w:glossaryDocument xmlns:wpc="http://schemas.microsoft.com/office/word/2010/wordprocessingCanvas" xmlns:cx="http://schemas.microsoft.com/office/drawing/2014/chartex" xmlns:cx1="http://schemas.microsoft.com/office/drawing/2015/9/8/chartex" xmlns:cx2="http://schemas.microsoft.com/office/drawing/2015/10/21/chartex" xmlns:cx3="http://schemas.microsoft.com/office/drawing/2016/5/9/chartex" xmlns:cx4="http://schemas.microsoft.com/office/drawing/2016/5/10/chartex" xmlns:cx5="http://schemas.microsoft.com/office/drawing/2016/5/11/chartex" xmlns:cx6="http://schemas.microsoft.com/office/drawing/2016/5/12/chartex" xmlns:cx7="http://schemas.microsoft.com/office/drawing/2016/5/13/chartex" xmlns:cx8="http://schemas.microsoft.com/office/drawing/2016/5/14/chartex" xmlns:mc="http://schemas.openxmlformats.org/markup-compatibility/2006" xmlns:aink="http://schemas.microsoft.com/office/drawing/2016/ink" xmlns:am3d="http://schemas.microsoft.com/office/drawing/2017/model3d" xmlns:o="urn:schemas-microsoft-com:office:office" xmlns:oel="http://schemas.microsoft.com/office/2019/extlst" xmlns:r="http://schemas.openxmlformats.org/officeDocument/2006/relationships" xmlns:m="http://schemas.openxmlformats.org/officeDocument/2006/math" xmlns:v="urn:schemas-microsoft-com:vml" xmlns:wp14="http://schemas.microsoft.com/office/word/2010/wordprocessingDrawing" xmlns:wp="http://schemas.openxmlformats.org/drawingml/2006/wordprocessingDrawing" xmlns:w10="urn:schemas-microsoft-com:office:word" xmlns:w="http://schemas.openxmlformats.org/wordprocessingml/2006/main" xmlns:w14="http://schemas.microsoft.com/office/word/2010/wordml" xmlns:w15="http://schemas.microsoft.com/office/word/2012/wordml" xmlns:w16cex="http://schemas.microsoft.com/office/word/2018/wordml/cex" xmlns:w16cid="http://schemas.microsoft.com/office/word/2016/wordml/cid" xmlns:w16="http://schemas.microsoft.com/office/word/2018/wordml" xmlns:w16du="http://schemas.microsoft.com/office/word/2023/wordml/word16du" xmlns:w16sdtdh="http://schemas.microsoft.com/office/word/2020/wordml/sdtdatahash" xmlns:w16sdtfl="http://schemas.microsoft.com/office/word/2024/wordml/sdtformatlock" xmlns:w16se="http://schemas.microsoft.com/office/word/2015/wordml/symex" xmlns:wpg="http://schemas.microsoft.com/office/word/2010/wordprocessingGroup" xmlns:wpi="http://schemas.microsoft.com/office/word/2010/wordprocessingInk" xmlns:wne="http://schemas.microsoft.com/office/word/2006/wordml" xmlns:wps="http://schemas.microsoft.com/office/word/2010/wordprocessingShape" mc:Ignorable="w14 w15 w16se w16cid w16 w16cex w16sdtdh w16sdtfl w16du wp14">
   <w:docParts>
     <w:docPart>
       <w:docPartPr>
@@ -8054,7 +12002,7 @@
             <w:rPr>
               <w:rFonts w:asciiTheme="majorHAnsi" w:eastAsiaTheme="majorEastAsia" w:hAnsiTheme="majorHAnsi" w:cstheme="majorBidi"/>
               <w:caps/>
-              <w:color w:val="4472C4" w:themeColor="accent1"/>
+              <w:color w:val="156082" w:themeColor="accent1"/>
               <w:sz w:val="80"/>
               <w:szCs w:val="80"/>
               <w:lang w:val="es-ES"/>
@@ -8086,7 +12034,7 @@
           </w:pPr>
           <w:r>
             <w:rPr>
-              <w:color w:val="4472C4" w:themeColor="accent1"/>
+              <w:color w:val="156082" w:themeColor="accent1"/>
               <w:sz w:val="28"/>
               <w:szCs w:val="28"/>
               <w:lang w:val="es-ES"/>
@@ -8101,7 +12049,7 @@
 </file>
 
 <file path=word/glossary/fontTable.xml><?xml version="1.0" encoding="utf-8"?>
-<w:fonts xmlns:mc="http://schemas.openxmlformats.org/markup-compatibility/2006" xmlns:r="http://schemas.openxmlformats.org/officeDocument/2006/relationships" xmlns:w="http://schemas.openxmlformats.org/wordprocessingml/2006/main" xmlns:w14="http://schemas.microsoft.com/office/word/2010/wordml" xmlns:w15="http://schemas.microsoft.com/office/word/2012/wordml" xmlns:w16cex="http://schemas.microsoft.com/office/word/2018/wordml/cex" xmlns:w16cid="http://schemas.microsoft.com/office/word/2016/wordml/cid" xmlns:w16="http://schemas.microsoft.com/office/word/2018/wordml" xmlns:w16sdtdh="http://schemas.microsoft.com/office/word/2020/wordml/sdtdatahash" xmlns:w16se="http://schemas.microsoft.com/office/word/2015/wordml/symex" mc:Ignorable="w14 w15 w16se w16cid w16 w16cex w16sdtdh">
+<w:fonts xmlns:mc="http://schemas.openxmlformats.org/markup-compatibility/2006" xmlns:r="http://schemas.openxmlformats.org/officeDocument/2006/relationships" xmlns:w="http://schemas.openxmlformats.org/wordprocessingml/2006/main" xmlns:w14="http://schemas.microsoft.com/office/word/2010/wordml" xmlns:w15="http://schemas.microsoft.com/office/word/2012/wordml" xmlns:w16cex="http://schemas.microsoft.com/office/word/2018/wordml/cex" xmlns:w16cid="http://schemas.microsoft.com/office/word/2016/wordml/cid" xmlns:w16="http://schemas.microsoft.com/office/word/2018/wordml" xmlns:w16du="http://schemas.microsoft.com/office/word/2023/wordml/word16du" xmlns:w16sdtdh="http://schemas.microsoft.com/office/word/2020/wordml/sdtdatahash" xmlns:w16sdtfl="http://schemas.microsoft.com/office/word/2024/wordml/sdtformatlock" xmlns:w16se="http://schemas.microsoft.com/office/word/2015/wordml/symex" mc:Ignorable="w14 w15 w16se w16cid w16 w16cex w16sdtdh w16sdtfl w16du">
   <w:font w:name="Symbol">
     <w:panose1 w:val="05050102010706020507"/>
     <w:charset w:val="02"/>
@@ -8114,7 +12062,7 @@
     <w:charset w:val="00"/>
     <w:family w:val="roman"/>
     <w:pitch w:val="variable"/>
-    <w:sig w:usb0="E0002AFF" w:usb1="C0007843" w:usb2="00000009" w:usb3="00000000" w:csb0="000001FF" w:csb1="00000000"/>
+    <w:sig w:usb0="E0002EFF" w:usb1="C000785B" w:usb2="00000009" w:usb3="00000000" w:csb0="000001FF" w:csb1="00000000"/>
   </w:font>
   <w:font w:name="Courier New">
     <w:panose1 w:val="02070309020205020404"/>
@@ -8135,21 +12083,21 @@
     <w:charset w:val="00"/>
     <w:family w:val="swiss"/>
     <w:pitch w:val="variable"/>
-    <w:sig w:usb0="E0002AFF" w:usb1="4000ACFF" w:usb2="00000001" w:usb3="00000000" w:csb0="000001FF" w:csb1="00000000"/>
+    <w:sig w:usb0="E4002EFF" w:usb1="C000247B" w:usb2="00000009" w:usb3="00000000" w:csb0="000001FF" w:csb1="00000000"/>
   </w:font>
   <w:font w:name="Arial">
     <w:panose1 w:val="020B0604020202020204"/>
     <w:charset w:val="00"/>
     <w:family w:val="swiss"/>
     <w:pitch w:val="variable"/>
-    <w:sig w:usb0="E0002AFF" w:usb1="C0007843" w:usb2="00000009" w:usb3="00000000" w:csb0="000001FF" w:csb1="00000000"/>
+    <w:sig w:usb0="E0002EFF" w:usb1="C000785B" w:usb2="00000009" w:usb3="00000000" w:csb0="000001FF" w:csb1="00000000"/>
   </w:font>
   <w:font w:name="Calibri Light">
     <w:panose1 w:val="020F0302020204030204"/>
     <w:charset w:val="00"/>
     <w:family w:val="swiss"/>
     <w:pitch w:val="variable"/>
-    <w:sig w:usb0="A0002AEF" w:usb1="4000207B" w:usb2="00000000" w:usb3="00000000" w:csb0="000001FF" w:csb1="00000000"/>
+    <w:sig w:usb0="E4002EFF" w:usb1="C000247B" w:usb2="00000009" w:usb3="00000000" w:csb0="000001FF" w:csb1="00000000"/>
   </w:font>
   <w:font w:name="Yu Gothic Light">
     <w:altName w:val="游ゴシック Light"/>
@@ -8174,18 +12122,42 @@
     <w:sig w:usb0="E4002EFF" w:usb1="C000E47F" w:usb2="00000009" w:usb3="00000000" w:csb0="000001FF" w:csb1="00000000"/>
   </w:font>
   <w:font w:name="Yu Mincho">
-    <w:altName w:val="游明朝"/>
-    <w:panose1 w:val="02020400000000000000"/>
     <w:charset w:val="80"/>
     <w:family w:val="roman"/>
     <w:pitch w:val="variable"/>
     <w:sig w:usb0="800002E7" w:usb1="2AC7FCFF" w:usb2="00000012" w:usb3="00000000" w:csb0="0002009F" w:csb1="00000000"/>
   </w:font>
+  <w:font w:name="Georgia">
+    <w:panose1 w:val="02040502050405020303"/>
+    <w:charset w:val="00"/>
+    <w:family w:val="roman"/>
+    <w:pitch w:val="variable"/>
+    <w:sig w:usb0="00000287" w:usb1="00000000" w:usb2="00000000" w:usb3="00000000" w:csb0="0000009F" w:csb1="00000000"/>
+  </w:font>
+  <w:font w:name="Cambria Math">
+    <w:panose1 w:val="02040503050406030204"/>
+    <w:charset w:val="00"/>
+    <w:family w:val="roman"/>
+    <w:pitch w:val="variable"/>
+    <w:sig w:usb0="E00006FF" w:usb1="420024FF" w:usb2="02000000" w:usb3="00000000" w:csb0="0000019F" w:csb1="00000000"/>
+  </w:font>
+  <w:font w:name="Aptos">
+    <w:charset w:val="00"/>
+    <w:family w:val="swiss"/>
+    <w:pitch w:val="variable"/>
+    <w:sig w:usb0="20000287" w:usb1="00000003" w:usb2="00000000" w:usb3="00000000" w:csb0="0000019F" w:csb1="00000000"/>
+  </w:font>
+  <w:font w:name="Aptos Display">
+    <w:charset w:val="00"/>
+    <w:family w:val="swiss"/>
+    <w:pitch w:val="variable"/>
+    <w:sig w:usb0="20000287" w:usb1="00000003" w:usb2="00000000" w:usb3="00000000" w:csb0="0000019F" w:csb1="00000000"/>
+  </w:font>
 </w:fonts>
 </file>
 
 <file path=word/glossary/settings.xml><?xml version="1.0" encoding="utf-8"?>
-<w:settings xmlns:mc="http://schemas.openxmlformats.org/markup-compatibility/2006" xmlns:o="urn:schemas-microsoft-com:office:office" xmlns:r="http://schemas.openxmlformats.org/officeDocument/2006/relationships" xmlns:m="http://schemas.openxmlformats.org/officeDocument/2006/math" xmlns:v="urn:schemas-microsoft-com:vml" xmlns:w10="urn:schemas-microsoft-com:office:word" xmlns:w="http://schemas.openxmlformats.org/wordprocessingml/2006/main" xmlns:w14="http://schemas.microsoft.com/office/word/2010/wordml" xmlns:w15="http://schemas.microsoft.com/office/word/2012/wordml" xmlns:w16cex="http://schemas.microsoft.com/office/word/2018/wordml/cex" xmlns:w16cid="http://schemas.microsoft.com/office/word/2016/wordml/cid" xmlns:w16="http://schemas.microsoft.com/office/word/2018/wordml" xmlns:w16sdtdh="http://schemas.microsoft.com/office/word/2020/wordml/sdtdatahash" xmlns:w16se="http://schemas.microsoft.com/office/word/2015/wordml/symex" xmlns:sl="http://schemas.openxmlformats.org/schemaLibrary/2006/main" mc:Ignorable="w14 w15 w16se w16cid w16 w16cex w16sdtdh">
+<w:settings xmlns:mc="http://schemas.openxmlformats.org/markup-compatibility/2006" xmlns:o="urn:schemas-microsoft-com:office:office" xmlns:r="http://schemas.openxmlformats.org/officeDocument/2006/relationships" xmlns:m="http://schemas.openxmlformats.org/officeDocument/2006/math" xmlns:v="urn:schemas-microsoft-com:vml" xmlns:w10="urn:schemas-microsoft-com:office:word" xmlns:w="http://schemas.openxmlformats.org/wordprocessingml/2006/main" xmlns:w14="http://schemas.microsoft.com/office/word/2010/wordml" xmlns:w15="http://schemas.microsoft.com/office/word/2012/wordml" xmlns:w16cex="http://schemas.microsoft.com/office/word/2018/wordml/cex" xmlns:w16cid="http://schemas.microsoft.com/office/word/2016/wordml/cid" xmlns:w16="http://schemas.microsoft.com/office/word/2018/wordml" xmlns:w16du="http://schemas.microsoft.com/office/word/2023/wordml/word16du" xmlns:w16sdtdh="http://schemas.microsoft.com/office/word/2020/wordml/sdtdatahash" xmlns:w16sdtfl="http://schemas.microsoft.com/office/word/2024/wordml/sdtformatlock" xmlns:w16se="http://schemas.microsoft.com/office/word/2015/wordml/symex" xmlns:sl="http://schemas.openxmlformats.org/schemaLibrary/2006/main" mc:Ignorable="w14 w15 w16se w16cid w16 w16cex w16sdtdh w16sdtfl w16du">
   <w:view w:val="normal"/>
   <w:revisionView w:formatting="0"/>
   <w:defaultTabStop w:val="720"/>
@@ -8202,9 +12174,15 @@
   </w:compat>
   <w:rsids>
     <w:rsidRoot w:val="007F4F98"/>
+    <w:rsid w:val="00470ECB"/>
+    <w:rsid w:val="006826F7"/>
+    <w:rsid w:val="00720E82"/>
     <w:rsid w:val="007F4F98"/>
-    <w:rsid w:val="00A43AF9"/>
+    <w:rsid w:val="00976016"/>
     <w:rsid w:val="00A63BC3"/>
+    <w:rsid w:val="00B5050D"/>
+    <w:rsid w:val="00B90805"/>
+    <w:rsid w:val="00C633C3"/>
     <w:rsid w:val="00D96ED9"/>
     <w:rsid w:val="00E33887"/>
   </w:rsids>
@@ -8223,14 +12201,14 @@
   </m:mathPr>
   <w:themeFontLang w:val="en-US" w:eastAsia="ja-JP"/>
   <w:clrSchemeMapping w:bg1="light1" w:t1="dark1" w:bg2="light2" w:t2="dark2" w:accent1="accent1" w:accent2="accent2" w:accent3="accent3" w:accent4="accent4" w:accent5="accent5" w:accent6="accent6" w:hyperlink="hyperlink" w:followedHyperlink="followedHyperlink"/>
-  <w:decimalSymbol w:val=","/>
-  <w:listSeparator w:val=";"/>
+  <w:decimalSymbol w:val="."/>
+  <w:listSeparator w:val=","/>
   <w15:chartTrackingRefBased/>
 </w:settings>
 </file>
 
 <file path=word/glossary/styles.xml><?xml version="1.0" encoding="utf-8"?>
-<w:styles xmlns:mc="http://schemas.openxmlformats.org/markup-compatibility/2006" xmlns:r="http://schemas.openxmlformats.org/officeDocument/2006/relationships" xmlns:w="http://schemas.openxmlformats.org/wordprocessingml/2006/main" xmlns:w14="http://schemas.microsoft.com/office/word/2010/wordml" xmlns:w15="http://schemas.microsoft.com/office/word/2012/wordml" xmlns:w16cex="http://schemas.microsoft.com/office/word/2018/wordml/cex" xmlns:w16cid="http://schemas.microsoft.com/office/word/2016/wordml/cid" xmlns:w16="http://schemas.microsoft.com/office/word/2018/wordml" xmlns:w16sdtdh="http://schemas.microsoft.com/office/word/2020/wordml/sdtdatahash" xmlns:w16se="http://schemas.microsoft.com/office/word/2015/wordml/symex" mc:Ignorable="w14 w15 w16se w16cid w16 w16cex w16sdtdh">
+<w:styles xmlns:mc="http://schemas.openxmlformats.org/markup-compatibility/2006" xmlns:r="http://schemas.openxmlformats.org/officeDocument/2006/relationships" xmlns:w="http://schemas.openxmlformats.org/wordprocessingml/2006/main" xmlns:w14="http://schemas.microsoft.com/office/word/2010/wordml" xmlns:w15="http://schemas.microsoft.com/office/word/2012/wordml" xmlns:w16cex="http://schemas.microsoft.com/office/word/2018/wordml/cex" xmlns:w16cid="http://schemas.microsoft.com/office/word/2016/wordml/cid" xmlns:w16="http://schemas.microsoft.com/office/word/2018/wordml" xmlns:w16du="http://schemas.microsoft.com/office/word/2023/wordml/word16du" xmlns:w16sdtdh="http://schemas.microsoft.com/office/word/2020/wordml/sdtdatahash" xmlns:w16sdtfl="http://schemas.microsoft.com/office/word/2024/wordml/sdtformatlock" xmlns:w16se="http://schemas.microsoft.com/office/word/2015/wordml/symex" mc:Ignorable="w14 w15 w16se w16cid w16 w16cex w16sdtdh w16sdtfl w16du">
   <w:docDefaults>
     <w:rPrDefault>
       <w:rPr>
@@ -8665,11 +12643,21 @@
     <w:name w:val="4AC4869FBCE9490C8D50DEE99772F5F1"/>
     <w:rsid w:val="007F4F98"/>
   </w:style>
+  <w:style w:type="character" w:styleId="Textodelmarcadordeposicin">
+    <w:name w:val="Placeholder Text"/>
+    <w:basedOn w:val="Fuentedeprrafopredeter"/>
+    <w:uiPriority w:val="99"/>
+    <w:semiHidden/>
+    <w:rsid w:val="00B90805"/>
+    <w:rPr>
+      <w:color w:val="808080"/>
+    </w:rPr>
+  </w:style>
 </w:styles>
 </file>
 
 <file path=word/glossary/webSettings.xml><?xml version="1.0" encoding="utf-8"?>
-<w:webSettings xmlns:mc="http://schemas.openxmlformats.org/markup-compatibility/2006" xmlns:r="http://schemas.openxmlformats.org/officeDocument/2006/relationships" xmlns:w="http://schemas.openxmlformats.org/wordprocessingml/2006/main" xmlns:w14="http://schemas.microsoft.com/office/word/2010/wordml" xmlns:w15="http://schemas.microsoft.com/office/word/2012/wordml" xmlns:w16cex="http://schemas.microsoft.com/office/word/2018/wordml/cex" xmlns:w16cid="http://schemas.microsoft.com/office/word/2016/wordml/cid" xmlns:w16="http://schemas.microsoft.com/office/word/2018/wordml" xmlns:w16sdtdh="http://schemas.microsoft.com/office/word/2020/wordml/sdtdatahash" xmlns:w16se="http://schemas.microsoft.com/office/word/2015/wordml/symex" mc:Ignorable="w14 w15 w16se w16cid w16 w16cex w16sdtdh">
+<w:webSettings xmlns:mc="http://schemas.openxmlformats.org/markup-compatibility/2006" xmlns:r="http://schemas.openxmlformats.org/officeDocument/2006/relationships" xmlns:w="http://schemas.openxmlformats.org/wordprocessingml/2006/main" xmlns:w14="http://schemas.microsoft.com/office/word/2010/wordml" xmlns:w15="http://schemas.microsoft.com/office/word/2012/wordml" xmlns:w16cex="http://schemas.microsoft.com/office/word/2018/wordml/cex" xmlns:w16cid="http://schemas.microsoft.com/office/word/2016/wordml/cid" xmlns:w16="http://schemas.microsoft.com/office/word/2018/wordml" xmlns:w16du="http://schemas.microsoft.com/office/word/2023/wordml/word16du" xmlns:w16sdtdh="http://schemas.microsoft.com/office/word/2020/wordml/sdtdatahash" xmlns:w16sdtfl="http://schemas.microsoft.com/office/word/2024/wordml/sdtformatlock" xmlns:w16se="http://schemas.microsoft.com/office/word/2015/wordml/symex" mc:Ignorable="w14 w15 w16se w16cid w16 w16cex w16sdtdh w16sdtfl w16du">
   <w:optimizeForBrowser/>
   <w:allowPNG/>
 </w:webSettings>
